--- a/CÔNG TY TNHH PHỤ KIỆN MỘC NĂM HÙNG/NamHung_TangVon/NamHung_NghiQuyetHDTV.docx
+++ b/CÔNG TY TNHH PHỤ KIỆN MỘC NĂM HÙNG/NamHung_TangVon/NamHung_NghiQuyetHDTV.docx
@@ -48,7 +48,7 @@
                 <w:b/>
                 <w:sz w:val="24"/>
               </w:rPr>
-              <w:t>CÔNG TY TNHH VENUS MANUFACTURING</w:t>
+              <w:t>CÔNG TY TNHH PHỤ KIỆN MỘC NĂM HÙNG</w:t>
             </w:r>
             <w:r>
               <w:rPr>
@@ -203,7 +203,7 @@
                 <w:i/>
                 <w:sz w:val="24"/>
               </w:rPr>
-              <w:t xml:space="preserve">TP. Hồ Chí Minh, Ngày </w:t>
+              <w:t xml:space="preserve">TP. Hồ Chí Minh, </w:t>
             </w:r>
             <w:r>
               <w:rPr>
@@ -211,31 +211,7 @@
                 <w:i/>
                 <w:sz w:val="24"/>
               </w:rPr>
-              <w:t>18</w:t>
-            </w:r>
-            <w:r>
-              <w:rPr>
-                <w:rFonts w:ascii="Times New Roman" w:hAnsi="Times New Roman"/>
-                <w:i/>
-                <w:sz w:val="24"/>
-              </w:rPr>
-              <w:t xml:space="preserve"> tháng 0</w:t>
-            </w:r>
-            <w:r>
-              <w:rPr>
-                <w:rFonts w:ascii="Times New Roman" w:hAnsi="Times New Roman"/>
-                <w:i/>
-                <w:sz w:val="24"/>
-              </w:rPr>
-              <w:t>3</w:t>
-            </w:r>
-            <w:r>
-              <w:rPr>
-                <w:rFonts w:ascii="Times New Roman" w:hAnsi="Times New Roman"/>
-                <w:i/>
-                <w:sz w:val="24"/>
-              </w:rPr>
-              <w:t xml:space="preserve"> năm 2026</w:t>
+              <w:t>ngày 17 tháng 7 năm 2026</w:t>
             </w:r>
           </w:p>
         </w:tc>
@@ -343,7 +319,7 @@
           <w:i/>
           <w:sz w:val="24"/>
         </w:rPr>
-        <w:t>CÔNG TY TNHH VENUS MANUFACTURING</w:t>
+        <w:t>CÔNG TY TNHH PHỤ KIỆN MỘC NĂM HÙNG</w:t>
       </w:r>
     </w:p>
     <w:p>
@@ -432,14 +408,16 @@
         </w:rPr>
         <w:t xml:space="preserve">Căn cứ điều lệ của </w:t>
       </w:r>
+      <w:bookmarkStart w:id="0" w:name="_GoBack"/>
       <w:r>
         <w:rPr>
           <w:rFonts w:ascii="Times New Roman" w:hAnsi="Times New Roman"/>
           <w:i/>
           <w:sz w:val="24"/>
         </w:rPr>
-        <w:t>CÔNG TY TNHH VENUS MANUFACTURING</w:t>
-      </w:r>
+        <w:t>CÔNG TY TNHH PHỤ KIỆN MỘC NĂM HÙNG</w:t>
+      </w:r>
+      <w:bookmarkEnd w:id="0"/>
       <w:r>
         <w:rPr>
           <w:rFonts w:ascii="Times New Roman" w:hAnsi="Times New Roman"/>
@@ -2683,8 +2661,6 @@
               </w:rPr>
               <w:t>PHẠM CÔNG SANG</w:t>
             </w:r>
-            <w:bookmarkStart w:id="0" w:name="_GoBack"/>
-            <w:bookmarkEnd w:id="0"/>
           </w:p>
           <w:p>
             <w:pPr>

--- a/CÔNG TY TNHH PHỤ KIỆN MỘC NĂM HÙNG/NamHung_TangVon/NamHung_NghiQuyetHDTV.docx
+++ b/CÔNG TY TNHH PHỤ KIỆN MỘC NĂM HÙNG/NamHung_TangVon/NamHung_NghiQuyetHDTV.docx
@@ -340,7 +340,21 @@
           <w:sz w:val="24"/>
         </w:rPr>
         <w:br/>
-        <w:t>Về việc thay đổi thành viên, thay đổi ngành nghề kinh doanh</w:t>
+        <w:t xml:space="preserve">Về việc thay </w:t>
+      </w:r>
+      <w:r>
+        <w:rPr>
+          <w:rFonts w:ascii="Times New Roman" w:hAnsi="Times New Roman"/>
+          <w:sz w:val="24"/>
+        </w:rPr>
+        <w:t>tăng vốn điều lệ</w:t>
+      </w:r>
+      <w:r>
+        <w:rPr>
+          <w:rFonts w:ascii="Times New Roman" w:hAnsi="Times New Roman"/>
+          <w:sz w:val="24"/>
+        </w:rPr>
+        <w:t>, thay đổi ngành nghề kinh doanh</w:t>
       </w:r>
     </w:p>
     <w:p>
@@ -408,7 +422,6 @@
         </w:rPr>
         <w:t xml:space="preserve">Căn cứ điều lệ của </w:t>
       </w:r>
-      <w:bookmarkStart w:id="0" w:name="_GoBack"/>
       <w:r>
         <w:rPr>
           <w:rFonts w:ascii="Times New Roman" w:hAnsi="Times New Roman"/>
@@ -417,7 +430,6 @@
         </w:rPr>
         <w:t>CÔNG TY TNHH PHỤ KIỆN MỘC NĂM HÙNG</w:t>
       </w:r>
-      <w:bookmarkEnd w:id="0"/>
       <w:r>
         <w:rPr>
           <w:rFonts w:ascii="Times New Roman" w:hAnsi="Times New Roman"/>
@@ -600,9 +612,9 @@
         <w:spacing w:after="120" w:line="240" w:lineRule="auto"/>
         <w:ind w:right="0"/>
         <w:rPr>
-          <w:rFonts w:ascii="Times New Roman" w:hAnsi="Times New Roman" w:cs="Times New Roman"/>
-          <w:sz w:val="28"/>
-          <w:szCs w:val="28"/>
+          <w:rFonts w:ascii="Times New Roman" w:hAnsi="Times New Roman"/>
+          <w:sz w:val="26"/>
+          <w:szCs w:val="26"/>
         </w:rPr>
       </w:pPr>
       <w:r>
@@ -612,7 +624,16 @@
           <w:sz w:val="26"/>
           <w:szCs w:val="26"/>
         </w:rPr>
-        <w:t xml:space="preserve">Điều 1: </w:t>
+        <w:t>Điề</w:t>
+      </w:r>
+      <w:r>
+        <w:rPr>
+          <w:rFonts w:ascii="Times New Roman" w:hAnsi="Times New Roman"/>
+          <w:b/>
+          <w:sz w:val="26"/>
+          <w:szCs w:val="26"/>
+        </w:rPr>
+        <w:t xml:space="preserve">u 1: </w:t>
       </w:r>
       <w:r>
         <w:rPr>
@@ -620,144 +641,37 @@
           <w:sz w:val="26"/>
           <w:szCs w:val="26"/>
         </w:rPr>
-        <w:t xml:space="preserve">Thay đổi thành viên do chuyển nhượng vốn: Chấp thuận việc </w:t>
+        <w:t>Thông qua việc tăng vốn điều lệ do thành viên góp thêm vốn, cụ thể:</w:t>
       </w:r>
+    </w:p>
+    <w:p>
+      <w:pPr>
+        <w:spacing w:after="120" w:line="240" w:lineRule="auto"/>
+        <w:ind w:right="0"/>
+        <w:rPr>
+          <w:rFonts w:ascii="Times New Roman" w:hAnsi="Times New Roman" w:cs="Times New Roman"/>
+          <w:sz w:val="28"/>
+          <w:szCs w:val="28"/>
+        </w:rPr>
+      </w:pPr>
+      <w:r>
+        <w:rPr>
+          <w:rFonts w:ascii="Times New Roman" w:hAnsi="Times New Roman"/>
+          <w:b/>
+          <w:sz w:val="26"/>
+          <w:szCs w:val="26"/>
+        </w:rPr>
+        <w:tab/>
+      </w:r>
+      <w:bookmarkStart w:id="0" w:name="_GoBack"/>
+      <w:bookmarkEnd w:id="0"/>
       <w:r>
         <w:rPr>
           <w:rFonts w:ascii="Times New Roman" w:hAnsi="Times New Roman"/>
           <w:sz w:val="26"/>
           <w:szCs w:val="26"/>
         </w:rPr>
-        <w:t>ông/bà</w:t>
-      </w:r>
-      <w:r>
-        <w:rPr>
-          <w:rFonts w:ascii="Times New Roman" w:hAnsi="Times New Roman"/>
-          <w:sz w:val="26"/>
-          <w:szCs w:val="26"/>
-        </w:rPr>
-        <w:t xml:space="preserve"> </w:t>
-      </w:r>
-      <w:r>
-        <w:rPr>
-          <w:rFonts w:ascii="Times New Roman" w:eastAsia="Times New Roman" w:hAnsi="Times New Roman" w:cs="Times New Roman"/>
-          <w:sz w:val="24"/>
-          <w:szCs w:val="24"/>
-        </w:rPr>
-        <w:t>ĐẶNG NGỌC CHÂU</w:t>
-      </w:r>
-      <w:r>
-        <w:rPr>
-          <w:rFonts w:ascii="Times New Roman" w:hAnsi="Times New Roman"/>
-          <w:sz w:val="26"/>
-          <w:szCs w:val="26"/>
-        </w:rPr>
-        <w:t xml:space="preserve"> </w:t>
-      </w:r>
-      <w:r>
-        <w:rPr>
-          <w:rFonts w:ascii="Times New Roman" w:hAnsi="Times New Roman"/>
-          <w:sz w:val="26"/>
-          <w:szCs w:val="26"/>
-        </w:rPr>
-        <w:t xml:space="preserve">chuyển nhượng toàn bộ </w:t>
-      </w:r>
-      <w:r>
-        <w:rPr>
-          <w:rFonts w:ascii="Times New Roman" w:hAnsi="Times New Roman"/>
-          <w:sz w:val="26"/>
-          <w:szCs w:val="26"/>
-        </w:rPr>
-        <w:t>6</w:t>
-      </w:r>
-      <w:r>
-        <w:rPr>
-          <w:rFonts w:ascii="Times New Roman" w:hAnsi="Times New Roman"/>
-          <w:sz w:val="26"/>
-          <w:szCs w:val="26"/>
-        </w:rPr>
-        <w:t>0% vốn điều lệ (1.</w:t>
-      </w:r>
-      <w:r>
-        <w:rPr>
-          <w:rFonts w:ascii="Times New Roman" w:hAnsi="Times New Roman"/>
-          <w:sz w:val="26"/>
-          <w:szCs w:val="26"/>
-        </w:rPr>
-        <w:t>5</w:t>
-      </w:r>
-      <w:r>
-        <w:rPr>
-          <w:rFonts w:ascii="Times New Roman" w:hAnsi="Times New Roman"/>
-          <w:sz w:val="26"/>
-          <w:szCs w:val="26"/>
-        </w:rPr>
-        <w:t xml:space="preserve">00.000.000 VNĐ) cho ông </w:t>
-      </w:r>
-      <w:r>
-        <w:rPr>
-          <w:rFonts w:ascii="Times New Roman" w:eastAsia="Times New Roman" w:hAnsi="Times New Roman" w:cs="Times New Roman"/>
-          <w:bCs/>
-          <w:sz w:val="24"/>
-          <w:szCs w:val="24"/>
-        </w:rPr>
-        <w:t>PHẠM CÔNG SANG</w:t>
-      </w:r>
-      <w:r>
-        <w:rPr>
-          <w:rFonts w:ascii="Times New Roman" w:hAnsi="Times New Roman"/>
-          <w:sz w:val="26"/>
-          <w:szCs w:val="26"/>
-        </w:rPr>
-        <w:t xml:space="preserve">; đồng thời </w:t>
-      </w:r>
-      <w:r>
-        <w:rPr>
-          <w:rFonts w:ascii="Times New Roman" w:hAnsi="Times New Roman"/>
-          <w:sz w:val="26"/>
-          <w:szCs w:val="26"/>
-        </w:rPr>
-        <w:t>ông/bà</w:t>
-      </w:r>
-      <w:r>
-        <w:rPr>
-          <w:rFonts w:ascii="Times New Roman" w:hAnsi="Times New Roman"/>
-          <w:sz w:val="26"/>
-          <w:szCs w:val="26"/>
-        </w:rPr>
-        <w:t xml:space="preserve"> </w:t>
-      </w:r>
-      <w:r>
-        <w:rPr>
-          <w:rFonts w:ascii="Times New Roman" w:eastAsia="Times New Roman" w:hAnsi="Times New Roman" w:cs="Times New Roman"/>
-          <w:sz w:val="24"/>
-          <w:szCs w:val="24"/>
-        </w:rPr>
-        <w:t>ĐẶNG NGỌC CHÂU</w:t>
-      </w:r>
-      <w:r>
-        <w:rPr>
-          <w:rFonts w:ascii="Times New Roman" w:hAnsi="Times New Roman"/>
-          <w:sz w:val="26"/>
-          <w:szCs w:val="26"/>
-        </w:rPr>
-        <w:t xml:space="preserve"> </w:t>
-      </w:r>
-      <w:r>
-        <w:rPr>
-          <w:rFonts w:ascii="Times New Roman" w:hAnsi="Times New Roman"/>
-          <w:sz w:val="26"/>
-          <w:szCs w:val="26"/>
-        </w:rPr>
-        <w:t>không còn là thành viên của công ty</w:t>
-      </w:r>
-      <w:r>
-        <w:rPr>
-          <w:rFonts w:ascii="Times New Roman" w:hAnsi="Times New Roman"/>
-          <w:sz w:val="26"/>
-          <w:szCs w:val="26"/>
-        </w:rPr>
-        <w:t>.</w:t>
+        <w:br/>
       </w:r>
       <w:r>
         <w:rPr>
@@ -4852,15 +4766,6 @@
 </file>
 
 <file path=customXml/item2.xml><?xml version="1.0" encoding="utf-8"?>
-<?mso-contentType ?>
-<FormTemplates xmlns="http://schemas.microsoft.com/sharepoint/v3/contenttype/forms">
-  <Display>DocumentLibraryForm</Display>
-  <Edit>DocumentLibraryForm</Edit>
-  <New>DocumentLibraryForm</New>
-</FormTemplates>
-</file>
-
-<file path=customXml/item3.xml><?xml version="1.0" encoding="utf-8"?>
 <p:properties xmlns:p="http://schemas.microsoft.com/office/2006/metadata/properties" xmlns:xsi="http://www.w3.org/2001/XMLSchema-instance" xmlns:pc="http://schemas.microsoft.com/office/infopath/2007/PartnerControls">
   <documentManagement>
     <AlternateThumbnailUrl xmlns="http://schemas.microsoft.com/sharepoint/v3">
@@ -4873,6 +4778,15 @@
     <Description xmlns="http://schemas.microsoft.com/sharepoint/v3" xsi:nil="true"/>
   </documentManagement>
 </p:properties>
+</file>
+
+<file path=customXml/item3.xml><?xml version="1.0" encoding="utf-8"?>
+<?mso-contentType ?>
+<FormTemplates xmlns="http://schemas.microsoft.com/sharepoint/v3/contenttype/forms">
+  <Display>DocumentLibraryForm</Display>
+  <Edit>DocumentLibraryForm</Edit>
+  <New>DocumentLibraryForm</New>
+</FormTemplates>
 </file>
 
 <file path=customXml/itemProps1.xml><?xml version="1.0" encoding="utf-8"?>
@@ -4895,14 +4809,6 @@
 </file>
 
 <file path=customXml/itemProps2.xml><?xml version="1.0" encoding="utf-8"?>
-<ds:datastoreItem xmlns:ds="http://schemas.openxmlformats.org/officeDocument/2006/customXml" ds:itemID="{AFD07A8A-035B-44B3-8740-60045F8E4C9F}">
-  <ds:schemaRefs>
-    <ds:schemaRef ds:uri="http://schemas.microsoft.com/sharepoint/v3/contenttype/forms"/>
-  </ds:schemaRefs>
-</ds:datastoreItem>
-</file>
-
-<file path=customXml/itemProps3.xml><?xml version="1.0" encoding="utf-8"?>
 <ds:datastoreItem xmlns:ds="http://schemas.openxmlformats.org/officeDocument/2006/customXml" ds:itemID="{DFBF5159-804B-4563-9B15-6A0468B25410}">
   <ds:schemaRefs>
     <ds:schemaRef ds:uri="http://schemas.microsoft.com/office/2006/metadata/properties"/>
@@ -4911,4 +4817,12 @@
     <ds:schemaRef ds:uri="4ae7861e-4bff-47fb-9754-a3da037d4eb5"/>
   </ds:schemaRefs>
 </ds:datastoreItem>
+</file>
+
+<file path=customXml/itemProps3.xml><?xml version="1.0" encoding="utf-8"?>
+<ds:datastoreItem xmlns:ds="http://schemas.openxmlformats.org/officeDocument/2006/customXml" ds:itemID="{AFD07A8A-035B-44B3-8740-60045F8E4C9F}">
+  <ds:schemaRefs>
+    <ds:schemaRef ds:uri="http://schemas.microsoft.com/sharepoint/v3/contenttype/forms"/>
+  </ds:schemaRefs>
+</ds:datastoreItem>
 </file>
--- a/CÔNG TY TNHH PHỤ KIỆN MỘC NĂM HÙNG/NamHung_TangVon/NamHung_NghiQuyetHDTV.docx
+++ b/CÔNG TY TNHH PHỤ KIỆN MỘC NĂM HÙNG/NamHung_TangVon/NamHung_NghiQuyetHDTV.docx
@@ -464,7 +464,7 @@
           <w:i/>
           <w:sz w:val="24"/>
         </w:rPr>
-        <w:t>18</w:t>
+        <w:t>17</w:t>
       </w:r>
       <w:r>
         <w:rPr>
@@ -472,7 +472,7 @@
           <w:i/>
           <w:sz w:val="24"/>
         </w:rPr>
-        <w:t>/0</w:t>
+        <w:t>/</w:t>
       </w:r>
       <w:r>
         <w:rPr>
@@ -480,7 +480,7 @@
           <w:i/>
           <w:sz w:val="24"/>
         </w:rPr>
-        <w:t>3</w:t>
+        <w:t>07</w:t>
       </w:r>
       <w:r>
         <w:rPr>
@@ -641,19 +641,285 @@
           <w:sz w:val="26"/>
           <w:szCs w:val="26"/>
         </w:rPr>
-        <w:t>Thông qua việc tăng vốn điều lệ do thành viên góp thêm vốn, cụ thể:</w:t>
+        <w:t xml:space="preserve">Thông qua việc </w:t>
+      </w:r>
+      <w:r>
+        <w:rPr>
+          <w:rFonts w:ascii="Times New Roman" w:hAnsi="Times New Roman"/>
+          <w:sz w:val="26"/>
+          <w:szCs w:val="26"/>
+        </w:rPr>
+        <w:t>c</w:t>
+      </w:r>
+      <w:r>
+        <w:rPr>
+          <w:rFonts w:ascii="Times New Roman" w:hAnsi="Times New Roman"/>
+          <w:sz w:val="26"/>
+          <w:szCs w:val="26"/>
+        </w:rPr>
+        <w:t>ông ty thực hiện tăng vốn điều lệ từ 100.000.000 đồng lên 250.000.000 đồng, tương ứng số vốn tăng thêm là 150.000.000 đồng. Cụ thể:</w:t>
       </w:r>
     </w:p>
     <w:p>
       <w:pPr>
-        <w:spacing w:after="120" w:line="240" w:lineRule="auto"/>
+        <w:numPr>
+          <w:ilvl w:val="0"/>
+          <w:numId w:val="9"/>
+        </w:numPr>
+        <w:spacing w:before="100" w:beforeAutospacing="1" w:after="100" w:afterAutospacing="1" w:line="240" w:lineRule="auto"/>
         <w:ind w:right="0"/>
+        <w:rPr>
+          <w:rFonts w:ascii="Times New Roman" w:eastAsia="Times New Roman" w:hAnsi="Times New Roman" w:cs="Times New Roman"/>
+          <w:sz w:val="24"/>
+          <w:szCs w:val="24"/>
+        </w:rPr>
+      </w:pPr>
+      <w:r>
+        <w:rPr>
+          <w:rFonts w:ascii="Times New Roman" w:eastAsia="Times New Roman" w:hAnsi="Times New Roman" w:cs="Times New Roman"/>
+          <w:sz w:val="24"/>
+          <w:szCs w:val="24"/>
+        </w:rPr>
+        <w:t xml:space="preserve">Bà </w:t>
+      </w:r>
+      <w:r>
+        <w:rPr>
+          <w:rFonts w:ascii="Times New Roman" w:eastAsia="Times New Roman" w:hAnsi="Times New Roman" w:cs="Times New Roman"/>
+          <w:sz w:val="24"/>
+          <w:szCs w:val="24"/>
+        </w:rPr>
+        <w:t>NGUYỄN THỊ THANH THÚY</w:t>
+      </w:r>
+      <w:r>
+        <w:rPr>
+          <w:rFonts w:ascii="Times New Roman" w:eastAsia="Times New Roman" w:hAnsi="Times New Roman" w:cs="Times New Roman"/>
+          <w:sz w:val="24"/>
+          <w:szCs w:val="24"/>
+        </w:rPr>
+        <w:t xml:space="preserve"> góp thêm </w:t>
+      </w:r>
+      <w:r>
+        <w:rPr>
+          <w:rFonts w:ascii="Times New Roman" w:eastAsia="Times New Roman" w:hAnsi="Times New Roman" w:cs="Times New Roman"/>
+          <w:b/>
+          <w:bCs/>
+          <w:sz w:val="24"/>
+          <w:szCs w:val="24"/>
+        </w:rPr>
+        <w:t>110.000.000 đồng</w:t>
+      </w:r>
+      <w:r>
+        <w:rPr>
+          <w:rFonts w:ascii="Times New Roman" w:eastAsia="Times New Roman" w:hAnsi="Times New Roman" w:cs="Times New Roman"/>
+          <w:sz w:val="24"/>
+          <w:szCs w:val="24"/>
+        </w:rPr>
+        <w:t xml:space="preserve">, nâng phần vốn góp từ </w:t>
+      </w:r>
+      <w:r>
+        <w:rPr>
+          <w:rFonts w:ascii="Times New Roman" w:eastAsia="Times New Roman" w:hAnsi="Times New Roman" w:cs="Times New Roman"/>
+          <w:b/>
+          <w:bCs/>
+          <w:sz w:val="24"/>
+          <w:szCs w:val="24"/>
+        </w:rPr>
+        <w:t>60.000.000 đồng</w:t>
+      </w:r>
+      <w:r>
+        <w:rPr>
+          <w:rFonts w:ascii="Times New Roman" w:eastAsia="Times New Roman" w:hAnsi="Times New Roman" w:cs="Times New Roman"/>
+          <w:sz w:val="24"/>
+          <w:szCs w:val="24"/>
+        </w:rPr>
+        <w:t xml:space="preserve"> lên </w:t>
+      </w:r>
+      <w:r>
+        <w:rPr>
+          <w:rFonts w:ascii="Times New Roman" w:eastAsia="Times New Roman" w:hAnsi="Times New Roman" w:cs="Times New Roman"/>
+          <w:b/>
+          <w:bCs/>
+          <w:sz w:val="24"/>
+          <w:szCs w:val="24"/>
+        </w:rPr>
+        <w:t>170.000.000 đồng</w:t>
+      </w:r>
+      <w:r>
+        <w:rPr>
+          <w:rFonts w:ascii="Times New Roman" w:eastAsia="Times New Roman" w:hAnsi="Times New Roman" w:cs="Times New Roman"/>
+          <w:sz w:val="24"/>
+          <w:szCs w:val="24"/>
+        </w:rPr>
+        <w:t xml:space="preserve">, chiếm </w:t>
+      </w:r>
+      <w:r>
+        <w:rPr>
+          <w:rFonts w:ascii="Times New Roman" w:eastAsia="Times New Roman" w:hAnsi="Times New Roman" w:cs="Times New Roman"/>
+          <w:b/>
+          <w:bCs/>
+          <w:sz w:val="24"/>
+          <w:szCs w:val="24"/>
+        </w:rPr>
+        <w:t>68% vốn điều lệ</w:t>
+      </w:r>
+      <w:r>
+        <w:rPr>
+          <w:rFonts w:ascii="Times New Roman" w:eastAsia="Times New Roman" w:hAnsi="Times New Roman" w:cs="Times New Roman"/>
+          <w:sz w:val="24"/>
+          <w:szCs w:val="24"/>
+        </w:rPr>
+        <w:t xml:space="preserve">. </w:t>
+      </w:r>
+    </w:p>
+    <w:p>
+      <w:pPr>
+        <w:numPr>
+          <w:ilvl w:val="0"/>
+          <w:numId w:val="9"/>
+        </w:numPr>
+        <w:spacing w:before="100" w:beforeAutospacing="1" w:after="100" w:afterAutospacing="1" w:line="240" w:lineRule="auto"/>
+        <w:ind w:right="0"/>
+        <w:rPr>
+          <w:rFonts w:ascii="Times New Roman" w:eastAsia="Times New Roman" w:hAnsi="Times New Roman" w:cs="Times New Roman"/>
+          <w:sz w:val="24"/>
+          <w:szCs w:val="24"/>
+        </w:rPr>
+      </w:pPr>
+      <w:r>
+        <w:rPr>
+          <w:rFonts w:ascii="Times New Roman" w:eastAsia="Times New Roman" w:hAnsi="Times New Roman" w:cs="Times New Roman"/>
+          <w:sz w:val="24"/>
+          <w:szCs w:val="24"/>
+        </w:rPr>
+        <w:t xml:space="preserve">Ông </w:t>
+      </w:r>
+      <w:r>
+        <w:rPr>
+          <w:rFonts w:ascii="Times New Roman" w:eastAsia="Times New Roman" w:hAnsi="Times New Roman" w:cs="Times New Roman"/>
+          <w:sz w:val="24"/>
+          <w:szCs w:val="24"/>
+        </w:rPr>
+        <w:t>TRẦN NGỌC HÙNG</w:t>
+      </w:r>
+      <w:r>
+        <w:rPr>
+          <w:rFonts w:ascii="Times New Roman" w:eastAsia="Times New Roman" w:hAnsi="Times New Roman" w:cs="Times New Roman"/>
+          <w:sz w:val="24"/>
+          <w:szCs w:val="24"/>
+        </w:rPr>
+        <w:t xml:space="preserve"> góp thêm </w:t>
+      </w:r>
+      <w:r>
+        <w:rPr>
+          <w:rFonts w:ascii="Times New Roman" w:eastAsia="Times New Roman" w:hAnsi="Times New Roman" w:cs="Times New Roman"/>
+          <w:b/>
+          <w:bCs/>
+          <w:sz w:val="24"/>
+          <w:szCs w:val="24"/>
+        </w:rPr>
+        <w:t>40.000.000 đồng</w:t>
+      </w:r>
+      <w:r>
+        <w:rPr>
+          <w:rFonts w:ascii="Times New Roman" w:eastAsia="Times New Roman" w:hAnsi="Times New Roman" w:cs="Times New Roman"/>
+          <w:sz w:val="24"/>
+          <w:szCs w:val="24"/>
+        </w:rPr>
+        <w:t xml:space="preserve">, nâng phần vốn góp từ </w:t>
+      </w:r>
+      <w:r>
+        <w:rPr>
+          <w:rFonts w:ascii="Times New Roman" w:eastAsia="Times New Roman" w:hAnsi="Times New Roman" w:cs="Times New Roman"/>
+          <w:b/>
+          <w:bCs/>
+          <w:sz w:val="24"/>
+          <w:szCs w:val="24"/>
+        </w:rPr>
+        <w:t>40.000.000 đồng</w:t>
+      </w:r>
+      <w:r>
+        <w:rPr>
+          <w:rFonts w:ascii="Times New Roman" w:eastAsia="Times New Roman" w:hAnsi="Times New Roman" w:cs="Times New Roman"/>
+          <w:sz w:val="24"/>
+          <w:szCs w:val="24"/>
+        </w:rPr>
+        <w:t xml:space="preserve"> lên </w:t>
+      </w:r>
+      <w:r>
+        <w:rPr>
+          <w:rFonts w:ascii="Times New Roman" w:eastAsia="Times New Roman" w:hAnsi="Times New Roman" w:cs="Times New Roman"/>
+          <w:b/>
+          <w:bCs/>
+          <w:sz w:val="24"/>
+          <w:szCs w:val="24"/>
+        </w:rPr>
+        <w:t>80.000.000 đồng</w:t>
+      </w:r>
+      <w:r>
+        <w:rPr>
+          <w:rFonts w:ascii="Times New Roman" w:eastAsia="Times New Roman" w:hAnsi="Times New Roman" w:cs="Times New Roman"/>
+          <w:sz w:val="24"/>
+          <w:szCs w:val="24"/>
+        </w:rPr>
+        <w:t xml:space="preserve">, chiếm </w:t>
+      </w:r>
+      <w:r>
+        <w:rPr>
+          <w:rFonts w:ascii="Times New Roman" w:eastAsia="Times New Roman" w:hAnsi="Times New Roman" w:cs="Times New Roman"/>
+          <w:b/>
+          <w:bCs/>
+          <w:sz w:val="24"/>
+          <w:szCs w:val="24"/>
+        </w:rPr>
+        <w:t>32% vốn điều lệ</w:t>
+      </w:r>
+      <w:r>
+        <w:rPr>
+          <w:rFonts w:ascii="Times New Roman" w:eastAsia="Times New Roman" w:hAnsi="Times New Roman" w:cs="Times New Roman"/>
+          <w:sz w:val="24"/>
+          <w:szCs w:val="24"/>
+        </w:rPr>
+        <w:t xml:space="preserve">. </w:t>
+      </w:r>
+    </w:p>
+    <w:p>
+      <w:pPr>
+        <w:spacing w:before="100" w:beforeAutospacing="1" w:after="100" w:afterAutospacing="1" w:line="240" w:lineRule="auto"/>
+        <w:ind w:left="0" w:right="0"/>
         <w:rPr>
           <w:rFonts w:ascii="Times New Roman" w:hAnsi="Times New Roman" w:cs="Times New Roman"/>
           <w:sz w:val="28"/>
           <w:szCs w:val="28"/>
         </w:rPr>
       </w:pPr>
+      <w:r>
+        <w:rPr>
+          <w:rFonts w:ascii="Times New Roman" w:eastAsia="Times New Roman" w:hAnsi="Times New Roman" w:cs="Times New Roman"/>
+          <w:sz w:val="24"/>
+          <w:szCs w:val="24"/>
+        </w:rPr>
+        <w:t xml:space="preserve">Sau khi hoàn tất việc góp vốn tăng thêm, tổng vốn điều lệ của công ty là </w:t>
+      </w:r>
+      <w:r>
+        <w:rPr>
+          <w:rFonts w:ascii="Times New Roman" w:eastAsia="Times New Roman" w:hAnsi="Times New Roman" w:cs="Times New Roman"/>
+          <w:b/>
+          <w:bCs/>
+          <w:sz w:val="24"/>
+          <w:szCs w:val="24"/>
+        </w:rPr>
+        <w:t>250.000.000 đồng</w:t>
+      </w:r>
+      <w:r>
+        <w:rPr>
+          <w:rFonts w:ascii="Times New Roman" w:eastAsia="Times New Roman" w:hAnsi="Times New Roman" w:cs="Times New Roman"/>
+          <w:sz w:val="24"/>
+          <w:szCs w:val="24"/>
+        </w:rPr>
+        <w:t>.</w:t>
+      </w:r>
+      <w:bookmarkStart w:id="0" w:name="_GoBack"/>
+      <w:bookmarkEnd w:id="0"/>
       <w:r>
         <w:rPr>
           <w:rFonts w:ascii="Times New Roman" w:hAnsi="Times New Roman"/>
@@ -663,8 +929,6 @@
         </w:rPr>
         <w:tab/>
       </w:r>
-      <w:bookmarkStart w:id="0" w:name="_GoBack"/>
-      <w:bookmarkEnd w:id="0"/>
       <w:r>
         <w:rPr>
           <w:rFonts w:ascii="Times New Roman" w:hAnsi="Times New Roman"/>
@@ -738,6 +1002,20 @@
           <w:sz w:val="26"/>
         </w:rPr>
         <w:t>doanh</w:t>
+      </w:r>
+      <w:r>
+        <w:rPr>
+          <w:rFonts w:ascii="Times New Roman" w:eastAsia="Times New Roman" w:hAnsi="Times New Roman" w:cs="Times New Roman"/>
+          <w:sz w:val="26"/>
+        </w:rPr>
+        <w:t xml:space="preserve"> </w:t>
+      </w:r>
+      <w:r>
+        <w:rPr>
+          <w:rFonts w:ascii="Times New Roman" w:eastAsia="Times New Roman" w:hAnsi="Times New Roman" w:cs="Times New Roman"/>
+          <w:sz w:val="26"/>
+        </w:rPr>
+        <w:t>bị thay đổi theo Quyết định số 36/2025/QĐ-TTg</w:t>
       </w:r>
       <w:r>
         <w:rPr>
@@ -782,45 +1060,40 @@
     </w:p>
     <w:tbl>
       <w:tblPr>
-        <w:tblW w:w="9214" w:type="dxa"/>
-        <w:tblInd w:w="108" w:type="dxa"/>
-        <w:tblBorders>
-          <w:top w:val="single" w:sz="4" w:space="0" w:color="000000"/>
-          <w:left w:val="single" w:sz="4" w:space="0" w:color="000000"/>
-          <w:bottom w:val="single" w:sz="4" w:space="0" w:color="000000"/>
-          <w:right w:val="single" w:sz="4" w:space="0" w:color="000000"/>
-          <w:insideH w:val="single" w:sz="4" w:space="0" w:color="000000"/>
-          <w:insideV w:val="single" w:sz="4" w:space="0" w:color="000000"/>
-        </w:tblBorders>
+        <w:tblStyle w:val="TableGrid1"/>
+        <w:tblW w:w="0" w:type="auto"/>
+        <w:jc w:val="center"/>
         <w:tblLook w:val="04A0" w:firstRow="1" w:lastRow="0" w:firstColumn="1" w:lastColumn="0" w:noHBand="0" w:noVBand="1"/>
       </w:tblPr>
       <w:tblGrid>
-        <w:gridCol w:w="1478"/>
-        <w:gridCol w:w="4309"/>
-        <w:gridCol w:w="1808"/>
-        <w:gridCol w:w="1619"/>
+        <w:gridCol w:w="632"/>
+        <w:gridCol w:w="5016"/>
+        <w:gridCol w:w="1176"/>
+        <w:gridCol w:w="1421"/>
       </w:tblGrid>
       <w:tr>
+        <w:trPr>
+          <w:jc w:val="center"/>
+        </w:trPr>
         <w:tc>
           <w:tcPr>
-            <w:tcW w:w="1478" w:type="dxa"/>
+            <w:tcW w:w="0" w:type="auto"/>
+            <w:shd w:val="clear" w:color="auto" w:fill="D9EAF7"/>
+            <w:vAlign w:val="center"/>
           </w:tcPr>
           <w:p>
             <w:pPr>
-              <w:spacing w:before="120" w:after="0" w:line="340" w:lineRule="exact"/>
+              <w:spacing w:after="0" w:line="240" w:lineRule="auto"/>
               <w:ind w:left="0" w:right="0"/>
               <w:jc w:val="center"/>
               <w:rPr>
-                <w:rFonts w:ascii="Times New Roman" w:hAnsi="Times New Roman" w:cs="Times New Roman"/>
-                <w:sz w:val="24"/>
-                <w:szCs w:val="24"/>
-              </w:rPr>
-            </w:pPr>
-            <w:r>
-              <w:rPr>
-                <w:rFonts w:ascii="Times New Roman" w:hAnsi="Times New Roman" w:cs="Times New Roman"/>
-                <w:sz w:val="24"/>
-                <w:szCs w:val="24"/>
+                <w:rFonts w:ascii="Times New Roman" w:eastAsia="Times New Roman" w:hAnsi="Times New Roman" w:cs="Times New Roman"/>
+              </w:rPr>
+            </w:pPr>
+            <w:r>
+              <w:rPr>
+                <w:rFonts w:ascii="Times New Roman" w:eastAsia="Times New Roman" w:hAnsi="Times New Roman" w:cs="Times New Roman"/>
+                <w:b/>
               </w:rPr>
               <w:t>STT</w:t>
             </w:r>
@@ -828,69 +1101,47 @@
         </w:tc>
         <w:tc>
           <w:tcPr>
-            <w:tcW w:w="5072" w:type="dxa"/>
+            <w:tcW w:w="0" w:type="auto"/>
+            <w:shd w:val="clear" w:color="auto" w:fill="D9EAF7"/>
+            <w:vAlign w:val="center"/>
           </w:tcPr>
           <w:p>
             <w:pPr>
-              <w:spacing w:before="120" w:after="0" w:line="340" w:lineRule="exact"/>
+              <w:spacing w:after="0" w:line="240" w:lineRule="auto"/>
               <w:ind w:left="0" w:right="0"/>
               <w:jc w:val="center"/>
               <w:rPr>
-                <w:rFonts w:ascii="Times New Roman" w:hAnsi="Times New Roman" w:cs="Times New Roman"/>
-                <w:sz w:val="24"/>
-                <w:szCs w:val="24"/>
-              </w:rPr>
-            </w:pPr>
-            <w:r>
-              <w:rPr>
-                <w:rFonts w:ascii="Times New Roman" w:hAnsi="Times New Roman" w:cs="Times New Roman"/>
-                <w:sz w:val="24"/>
-                <w:szCs w:val="24"/>
-              </w:rPr>
-              <w:t xml:space="preserve">Tên ngành, nghề kinh doanh </w:t>
-            </w:r>
-          </w:p>
-          <w:p>
-            <w:pPr>
-              <w:spacing w:after="0" w:line="340" w:lineRule="exact"/>
-              <w:ind w:left="0" w:right="0"/>
-              <w:jc w:val="center"/>
-              <w:rPr>
-                <w:rFonts w:ascii="Times New Roman" w:hAnsi="Times New Roman" w:cs="Times New Roman"/>
-                <w:sz w:val="24"/>
-                <w:szCs w:val="24"/>
-              </w:rPr>
-            </w:pPr>
-            <w:r>
-              <w:rPr>
-                <w:rFonts w:ascii="Times New Roman" w:hAnsi="Times New Roman" w:cs="Times New Roman"/>
-                <w:sz w:val="24"/>
-                <w:szCs w:val="24"/>
-              </w:rPr>
-              <w:t>được bổ sung</w:t>
+                <w:rFonts w:ascii="Times New Roman" w:eastAsia="Times New Roman" w:hAnsi="Times New Roman" w:cs="Times New Roman"/>
+              </w:rPr>
+            </w:pPr>
+            <w:r>
+              <w:rPr>
+                <w:rFonts w:ascii="Times New Roman" w:eastAsia="Times New Roman" w:hAnsi="Times New Roman" w:cs="Times New Roman"/>
+                <w:b/>
+              </w:rPr>
+              <w:t>Tên ngành</w:t>
             </w:r>
           </w:p>
         </w:tc>
         <w:tc>
           <w:tcPr>
-            <w:tcW w:w="1013" w:type="dxa"/>
+            <w:tcW w:w="0" w:type="auto"/>
+            <w:shd w:val="clear" w:color="auto" w:fill="D9EAF7"/>
+            <w:vAlign w:val="center"/>
           </w:tcPr>
           <w:p>
             <w:pPr>
-              <w:spacing w:before="120" w:after="0" w:line="340" w:lineRule="exact"/>
+              <w:spacing w:after="0" w:line="240" w:lineRule="auto"/>
               <w:ind w:left="0" w:right="0"/>
               <w:jc w:val="center"/>
               <w:rPr>
-                <w:rFonts w:ascii="Times New Roman" w:hAnsi="Times New Roman" w:cs="Times New Roman"/>
-                <w:sz w:val="24"/>
-                <w:szCs w:val="24"/>
-              </w:rPr>
-            </w:pPr>
-            <w:r>
-              <w:rPr>
-                <w:rFonts w:ascii="Times New Roman" w:hAnsi="Times New Roman" w:cs="Times New Roman"/>
-                <w:sz w:val="24"/>
-                <w:szCs w:val="24"/>
+                <w:rFonts w:ascii="Times New Roman" w:eastAsia="Times New Roman" w:hAnsi="Times New Roman" w:cs="Times New Roman"/>
+              </w:rPr>
+            </w:pPr>
+            <w:r>
+              <w:rPr>
+                <w:rFonts w:ascii="Times New Roman" w:eastAsia="Times New Roman" w:hAnsi="Times New Roman" w:cs="Times New Roman"/>
+                <w:b/>
               </w:rPr>
               <w:t>Mã ngành</w:t>
             </w:r>
@@ -898,45 +1149,51 @@
         </w:tc>
         <w:tc>
           <w:tcPr>
-            <w:tcW w:w="1651" w:type="dxa"/>
+            <w:tcW w:w="0" w:type="auto"/>
+            <w:shd w:val="clear" w:color="auto" w:fill="D9EAF7"/>
+            <w:vAlign w:val="center"/>
           </w:tcPr>
           <w:p>
             <w:pPr>
-              <w:spacing w:before="120" w:after="0" w:line="340" w:lineRule="exact"/>
+              <w:spacing w:after="0" w:line="240" w:lineRule="auto"/>
               <w:ind w:left="0" w:right="0"/>
               <w:jc w:val="center"/>
               <w:rPr>
-                <w:rFonts w:ascii="Times New Roman" w:hAnsi="Times New Roman" w:cs="Times New Roman"/>
-                <w:sz w:val="24"/>
-                <w:szCs w:val="24"/>
-              </w:rPr>
-            </w:pPr>
-            <w:r>
-              <w:rPr>
-                <w:rFonts w:ascii="Times New Roman" w:eastAsia="Times New Roman" w:hAnsi="Times New Roman" w:cs="Times New Roman"/>
-                <w:sz w:val="24"/>
-                <w:szCs w:val="24"/>
-                <w:lang w:eastAsia="zh-CN"/>
-              </w:rPr>
-              <w:t>Ngành, nghề kinh doanh chính</w:t>
+                <w:rFonts w:ascii="Times New Roman" w:eastAsia="Times New Roman" w:hAnsi="Times New Roman" w:cs="Times New Roman"/>
+              </w:rPr>
+            </w:pPr>
+            <w:r>
+              <w:rPr>
+                <w:rFonts w:ascii="Times New Roman" w:eastAsia="Times New Roman" w:hAnsi="Times New Roman" w:cs="Times New Roman"/>
+                <w:b/>
+              </w:rPr>
+              <w:t>Ngành chính</w:t>
             </w:r>
           </w:p>
         </w:tc>
       </w:tr>
       <w:tr>
+        <w:trPr>
+          <w:jc w:val="center"/>
+        </w:trPr>
         <w:tc>
           <w:tcPr>
-            <w:tcW w:w="1478" w:type="dxa"/>
+            <w:tcW w:w="0" w:type="auto"/>
+            <w:vAlign w:val="center"/>
           </w:tcPr>
           <w:p>
             <w:pPr>
-              <w:rPr>
-                <w:rFonts w:ascii="Times New Roman" w:hAnsi="Times New Roman" w:cs="Times New Roman"/>
-              </w:rPr>
-            </w:pPr>
-            <w:r>
-              <w:rPr>
-                <w:rFonts w:ascii="Times New Roman" w:hAnsi="Times New Roman" w:cs="Times New Roman"/>
+              <w:spacing w:after="0" w:line="240" w:lineRule="auto"/>
+              <w:ind w:left="0" w:right="0"/>
+              <w:jc w:val="center"/>
+              <w:rPr>
+                <w:rFonts w:ascii="Times New Roman" w:eastAsia="Times New Roman" w:hAnsi="Times New Roman" w:cs="Times New Roman"/>
+              </w:rPr>
+            </w:pPr>
+            <w:r>
+              <w:rPr>
+                <w:rFonts w:ascii="Times New Roman" w:eastAsia="Times New Roman" w:hAnsi="Times New Roman" w:cs="Times New Roman"/>
+                <w:sz w:val="21"/>
               </w:rPr>
               <w:t>1</w:t>
             </w:r>
@@ -944,50 +1201,42 @@
         </w:tc>
         <w:tc>
           <w:tcPr>
-            <w:tcW w:w="5072" w:type="dxa"/>
+            <w:tcW w:w="0" w:type="auto"/>
+            <w:vAlign w:val="center"/>
           </w:tcPr>
           <w:p>
             <w:pPr>
-              <w:rPr>
-                <w:rFonts w:ascii="Times New Roman" w:hAnsi="Times New Roman" w:cs="Times New Roman"/>
-                <w:b/>
-              </w:rPr>
-            </w:pPr>
-            <w:r>
-              <w:rPr>
-                <w:rFonts w:ascii="Times New Roman" w:hAnsi="Times New Roman" w:cs="Times New Roman"/>
-                <w:b/>
+              <w:spacing w:after="0" w:line="240" w:lineRule="auto"/>
+              <w:ind w:left="0" w:right="0"/>
+              <w:rPr>
+                <w:rFonts w:ascii="Times New Roman" w:eastAsia="Times New Roman" w:hAnsi="Times New Roman" w:cs="Times New Roman"/>
+              </w:rPr>
+            </w:pPr>
+            <w:r>
+              <w:rPr>
+                <w:rFonts w:ascii="Times New Roman" w:eastAsia="Times New Roman" w:hAnsi="Times New Roman" w:cs="Times New Roman"/>
               </w:rPr>
               <w:t>Sản xuất giường, tủ, bàn, ghế bằng gỗ</w:t>
-            </w:r>
-          </w:p>
-          <w:p>
-            <w:pPr>
-              <w:rPr>
-                <w:rFonts w:ascii="Times New Roman" w:hAnsi="Times New Roman" w:cs="Times New Roman"/>
-              </w:rPr>
-            </w:pPr>
-            <w:r>
-              <w:rPr>
-                <w:rFonts w:ascii="Times New Roman" w:hAnsi="Times New Roman" w:cs="Times New Roman"/>
-              </w:rPr>
-              <w:t>Chi tiết: Sản xuất giường, tủ, bàn, ghế bằng gỗ, hàng nội thất và ngoại thất bằng gỗ</w:t>
             </w:r>
           </w:p>
         </w:tc>
         <w:tc>
           <w:tcPr>
-            <w:tcW w:w="1013" w:type="dxa"/>
+            <w:tcW w:w="0" w:type="auto"/>
+            <w:vAlign w:val="center"/>
           </w:tcPr>
           <w:p>
             <w:pPr>
-              <w:rPr>
-                <w:rFonts w:ascii="Times New Roman" w:hAnsi="Times New Roman" w:cs="Times New Roman"/>
-              </w:rPr>
-            </w:pPr>
-            <w:r>
-              <w:rPr>
-                <w:rFonts w:ascii="Times New Roman" w:hAnsi="Times New Roman" w:cs="Times New Roman"/>
+              <w:spacing w:after="0" w:line="240" w:lineRule="auto"/>
+              <w:ind w:left="0" w:right="0"/>
+              <w:jc w:val="center"/>
+              <w:rPr>
+                <w:rFonts w:ascii="Times New Roman" w:eastAsia="Times New Roman" w:hAnsi="Times New Roman" w:cs="Times New Roman"/>
+              </w:rPr>
+            </w:pPr>
+            <w:r>
+              <w:rPr>
+                <w:rFonts w:ascii="Times New Roman" w:eastAsia="Times New Roman" w:hAnsi="Times New Roman" w:cs="Times New Roman"/>
               </w:rPr>
               <w:t>3101</w:t>
             </w:r>
@@ -995,37 +1244,44 @@
         </w:tc>
         <w:tc>
           <w:tcPr>
-            <w:tcW w:w="1651" w:type="dxa"/>
+            <w:tcW w:w="0" w:type="auto"/>
+            <w:vAlign w:val="center"/>
           </w:tcPr>
           <w:p>
             <w:pPr>
-              <w:rPr>
-                <w:rFonts w:ascii="Times New Roman" w:hAnsi="Times New Roman" w:cs="Times New Roman"/>
-              </w:rPr>
-            </w:pPr>
-            <w:r>
-              <w:rPr>
-                <w:rFonts w:ascii="Times New Roman" w:hAnsi="Times New Roman" w:cs="Times New Roman"/>
-              </w:rPr>
-              <w:t>X</w:t>
-            </w:r>
+              <w:spacing w:after="0" w:line="240" w:lineRule="auto"/>
+              <w:ind w:left="0" w:right="0"/>
+              <w:jc w:val="center"/>
+              <w:rPr>
+                <w:rFonts w:ascii="Times New Roman" w:eastAsia="Times New Roman" w:hAnsi="Times New Roman" w:cs="Times New Roman"/>
+              </w:rPr>
+            </w:pPr>
           </w:p>
         </w:tc>
       </w:tr>
       <w:tr>
+        <w:trPr>
+          <w:jc w:val="center"/>
+        </w:trPr>
         <w:tc>
           <w:tcPr>
-            <w:tcW w:w="1478" w:type="dxa"/>
+            <w:tcW w:w="0" w:type="auto"/>
+            <w:vAlign w:val="center"/>
           </w:tcPr>
           <w:p>
             <w:pPr>
-              <w:rPr>
-                <w:rFonts w:ascii="Times New Roman" w:hAnsi="Times New Roman" w:cs="Times New Roman"/>
-              </w:rPr>
-            </w:pPr>
-            <w:r>
-              <w:rPr>
-                <w:rFonts w:ascii="Times New Roman" w:hAnsi="Times New Roman" w:cs="Times New Roman"/>
+              <w:spacing w:after="0" w:line="240" w:lineRule="auto"/>
+              <w:ind w:left="0" w:right="0"/>
+              <w:jc w:val="center"/>
+              <w:rPr>
+                <w:rFonts w:ascii="Times New Roman" w:eastAsia="Times New Roman" w:hAnsi="Times New Roman" w:cs="Times New Roman"/>
+                <w:sz w:val="21"/>
+              </w:rPr>
+            </w:pPr>
+            <w:r>
+              <w:rPr>
+                <w:rFonts w:ascii="Times New Roman" w:eastAsia="Times New Roman" w:hAnsi="Times New Roman" w:cs="Times New Roman"/>
+                <w:sz w:val="21"/>
               </w:rPr>
               <w:t>2</w:t>
             </w:r>
@@ -1033,273 +1289,65 @@
         </w:tc>
         <w:tc>
           <w:tcPr>
-            <w:tcW w:w="5072" w:type="dxa"/>
+            <w:tcW w:w="0" w:type="auto"/>
+            <w:vAlign w:val="center"/>
           </w:tcPr>
           <w:p>
             <w:pPr>
-              <w:rPr>
-                <w:rFonts w:ascii="Times New Roman" w:hAnsi="Times New Roman" w:cs="Times New Roman"/>
-              </w:rPr>
-            </w:pPr>
-            <w:r>
-              <w:rPr>
-                <w:rFonts w:ascii="Times New Roman" w:hAnsi="Times New Roman" w:cs="Times New Roman"/>
-                <w:b/>
-              </w:rPr>
-              <w:t>Bán buôn chuyên doanh khác chưa được phân vào đâu</w:t>
-            </w:r>
-            <w:r>
-              <w:rPr>
-                <w:rFonts w:ascii="Times New Roman" w:hAnsi="Times New Roman" w:cs="Times New Roman"/>
-              </w:rPr>
-              <w:br/>
-              <w:t>Chi tiết: Bán buôn nguyên phụ liệu ngành gỗ gia dụng: gỗ, sơn, mút xốp, bao bì , thùng carton</w:t>
+              <w:spacing w:after="0" w:line="240" w:lineRule="auto"/>
+              <w:ind w:left="0" w:right="0"/>
+              <w:rPr>
+                <w:rFonts w:ascii="Times New Roman" w:eastAsia="Times New Roman" w:hAnsi="Times New Roman" w:cs="Times New Roman"/>
+              </w:rPr>
+            </w:pPr>
+            <w:r>
+              <w:rPr>
+                <w:rFonts w:ascii="Times New Roman" w:eastAsia="Times New Roman" w:hAnsi="Times New Roman" w:cs="Times New Roman"/>
+              </w:rPr>
+              <w:t>Bán buôn vật liệu, thiết bị lắp đặt khác trong xây dựng</w:t>
             </w:r>
           </w:p>
         </w:tc>
         <w:tc>
           <w:tcPr>
-            <w:tcW w:w="1013" w:type="dxa"/>
+            <w:tcW w:w="0" w:type="auto"/>
+            <w:vAlign w:val="center"/>
           </w:tcPr>
           <w:p>
             <w:pPr>
-              <w:rPr>
-                <w:rFonts w:ascii="Times New Roman" w:hAnsi="Times New Roman" w:cs="Times New Roman"/>
-              </w:rPr>
-            </w:pPr>
-            <w:r>
-              <w:rPr>
-                <w:rFonts w:ascii="Times New Roman" w:hAnsi="Times New Roman" w:cs="Times New Roman"/>
-              </w:rPr>
-              <w:t>4679</w:t>
+              <w:spacing w:after="0" w:line="240" w:lineRule="auto"/>
+              <w:ind w:left="0" w:right="0"/>
+              <w:jc w:val="center"/>
+              <w:rPr>
+                <w:rFonts w:ascii="Times New Roman" w:eastAsia="Times New Roman" w:hAnsi="Times New Roman" w:cs="Times New Roman"/>
+              </w:rPr>
+            </w:pPr>
+            <w:r>
+              <w:rPr>
+                <w:rFonts w:ascii="Times New Roman" w:eastAsia="Times New Roman" w:hAnsi="Times New Roman" w:cs="Times New Roman"/>
+              </w:rPr>
+              <w:t>4673</w:t>
             </w:r>
           </w:p>
         </w:tc>
         <w:tc>
           <w:tcPr>
-            <w:tcW w:w="1651" w:type="dxa"/>
+            <w:tcW w:w="0" w:type="auto"/>
+            <w:vAlign w:val="center"/>
           </w:tcPr>
           <w:p>
             <w:pPr>
-              <w:rPr>
-                <w:rFonts w:ascii="Times New Roman" w:hAnsi="Times New Roman" w:cs="Times New Roman"/>
-              </w:rPr>
-            </w:pPr>
-          </w:p>
-        </w:tc>
-      </w:tr>
-      <w:tr>
-        <w:tc>
-          <w:tcPr>
-            <w:tcW w:w="1478" w:type="dxa"/>
-          </w:tcPr>
-          <w:p>
-            <w:pPr>
-              <w:rPr>
-                <w:rFonts w:ascii="Times New Roman" w:hAnsi="Times New Roman" w:cs="Times New Roman"/>
-              </w:rPr>
-            </w:pPr>
-            <w:r>
-              <w:rPr>
-                <w:rFonts w:ascii="Times New Roman" w:hAnsi="Times New Roman" w:cs="Times New Roman"/>
-              </w:rPr>
-              <w:t>3</w:t>
-            </w:r>
-          </w:p>
-        </w:tc>
-        <w:tc>
-          <w:tcPr>
-            <w:tcW w:w="5072" w:type="dxa"/>
-          </w:tcPr>
-          <w:p>
-            <w:pPr>
-              <w:rPr>
-                <w:rFonts w:ascii="Times New Roman" w:hAnsi="Times New Roman" w:cs="Times New Roman"/>
-                <w:b/>
-              </w:rPr>
-            </w:pPr>
-            <w:r>
-              <w:rPr>
-                <w:rFonts w:ascii="Times New Roman" w:hAnsi="Times New Roman" w:cs="Times New Roman"/>
-                <w:b/>
-              </w:rPr>
-              <w:t>Bán buôn vật liệu, thiết bị lắp đặt khác trong xây dựng</w:t>
-            </w:r>
-          </w:p>
-          <w:p>
-            <w:pPr>
-              <w:spacing w:after="160" w:line="259" w:lineRule="auto"/>
-              <w:ind w:left="0" w:right="0"/>
-              <w:rPr>
-                <w:rFonts w:ascii="Times New Roman" w:hAnsi="Times New Roman" w:cs="Times New Roman"/>
-              </w:rPr>
-            </w:pPr>
-            <w:r>
-              <w:rPr>
-                <w:rFonts w:ascii="Times New Roman" w:hAnsi="Times New Roman" w:cs="Times New Roman"/>
-              </w:rPr>
-              <w:lastRenderedPageBreak/>
-              <w:t xml:space="preserve">Chi tiết: </w:t>
-            </w:r>
-          </w:p>
-          <w:p>
-            <w:pPr>
-              <w:spacing w:after="160" w:line="259" w:lineRule="auto"/>
-              <w:ind w:left="0" w:right="0"/>
-              <w:rPr>
-                <w:rFonts w:ascii="Times New Roman" w:hAnsi="Times New Roman" w:cs="Times New Roman"/>
-              </w:rPr>
-            </w:pPr>
-            <w:r>
-              <w:rPr>
-                <w:rFonts w:ascii="Times New Roman" w:hAnsi="Times New Roman" w:cs="Times New Roman"/>
-              </w:rPr>
-              <w:t xml:space="preserve"> - Bán buôn ván lạng, ván MDF, ván tạp, ván PB - Bán buôn gỗ các loại: gỗ tròn, gỗ xẻ, ván, gỗ ngành xây dựng - Bán buôn ngũ kim công nghiệp</w:t>
-            </w:r>
-          </w:p>
-          <w:p>
-            <w:pPr>
-              <w:rPr>
-                <w:rFonts w:ascii="Times New Roman" w:hAnsi="Times New Roman" w:cs="Times New Roman"/>
-              </w:rPr>
-            </w:pPr>
-            <w:r>
-              <w:rPr>
-                <w:rFonts w:ascii="Times New Roman" w:hAnsi="Times New Roman" w:cs="Times New Roman"/>
-              </w:rPr>
-              <w:t>-Thực hiện quyền xuất khẩu, quyền nhập khẩu, quyền phân phối bán buôn các hàng hóa không thuộc danh mục hàng hóa cấm xuất khẩu, cấm nhập khẩu và danh mục hàng hóa không được phân phối theo quy định của pháp luật Việt Nam hoặc không thuộc diện hạn chế theo cam kết quốc tế trong các điều ước quốc tế mà Việt Nam là thành viên (CPC 622).</w:t>
-            </w:r>
-          </w:p>
-        </w:tc>
-        <w:tc>
-          <w:tcPr>
-            <w:tcW w:w="1013" w:type="dxa"/>
-          </w:tcPr>
-          <w:p>
-            <w:pPr>
-              <w:rPr>
-                <w:rFonts w:ascii="Times New Roman" w:hAnsi="Times New Roman" w:cs="Times New Roman"/>
-              </w:rPr>
-            </w:pPr>
-            <w:r>
-              <w:rPr>
-                <w:rFonts w:ascii="Times New Roman" w:hAnsi="Times New Roman" w:cs="Times New Roman"/>
-              </w:rPr>
-              <w:lastRenderedPageBreak/>
-              <w:t>4673</w:t>
-            </w:r>
-          </w:p>
-        </w:tc>
-        <w:tc>
-          <w:tcPr>
-            <w:tcW w:w="1651" w:type="dxa"/>
-          </w:tcPr>
-          <w:p>
-            <w:pPr>
-              <w:rPr>
-                <w:rFonts w:ascii="Times New Roman" w:hAnsi="Times New Roman" w:cs="Times New Roman"/>
-              </w:rPr>
-            </w:pPr>
-          </w:p>
-        </w:tc>
-      </w:tr>
-      <w:tr>
-        <w:tc>
-          <w:tcPr>
-            <w:tcW w:w="1478" w:type="dxa"/>
-          </w:tcPr>
-          <w:p>
-            <w:pPr>
-              <w:rPr>
-                <w:rFonts w:ascii="Times New Roman" w:hAnsi="Times New Roman" w:cs="Times New Roman"/>
-              </w:rPr>
-            </w:pPr>
-            <w:r>
-              <w:rPr>
-                <w:rFonts w:ascii="Times New Roman" w:hAnsi="Times New Roman" w:cs="Times New Roman"/>
-              </w:rPr>
-              <w:t>4</w:t>
-            </w:r>
-          </w:p>
-        </w:tc>
-        <w:tc>
-          <w:tcPr>
-            <w:tcW w:w="5072" w:type="dxa"/>
-          </w:tcPr>
-          <w:p>
-            <w:pPr>
-              <w:rPr>
-                <w:rFonts w:ascii="Times New Roman" w:hAnsi="Times New Roman" w:cs="Times New Roman"/>
-                <w:b/>
-              </w:rPr>
-            </w:pPr>
-            <w:r>
-              <w:rPr>
-                <w:rFonts w:ascii="Times New Roman" w:hAnsi="Times New Roman" w:cs="Times New Roman"/>
-                <w:b/>
-              </w:rPr>
-              <w:t>Kiểm tra và phân tích kỹ thuật</w:t>
-            </w:r>
-          </w:p>
-          <w:p>
-            <w:pPr>
-              <w:rPr>
-                <w:rFonts w:ascii="Times New Roman" w:hAnsi="Times New Roman" w:cs="Times New Roman"/>
-                <w:b/>
-              </w:rPr>
-            </w:pPr>
-            <w:r>
-              <w:rPr>
-                <w:rFonts w:ascii="Times New Roman" w:hAnsi="Times New Roman" w:cs="Times New Roman"/>
-              </w:rPr>
-              <w:t>Chi tiết: kiểm tra lý, hóa và các phân tích khác của tất cả các loại vật liệu và sản phẩm</w:t>
-            </w:r>
-          </w:p>
-        </w:tc>
-        <w:tc>
-          <w:tcPr>
-            <w:tcW w:w="1013" w:type="dxa"/>
-          </w:tcPr>
-          <w:p>
-            <w:pPr>
-              <w:rPr>
-                <w:rFonts w:ascii="Times New Roman" w:hAnsi="Times New Roman" w:cs="Times New Roman"/>
-              </w:rPr>
-            </w:pPr>
-            <w:r>
-              <w:rPr>
-                <w:rFonts w:ascii="Times New Roman" w:hAnsi="Times New Roman" w:cs="Times New Roman"/>
-              </w:rPr>
-              <w:t>7120</w:t>
-            </w:r>
-          </w:p>
-        </w:tc>
-        <w:tc>
-          <w:tcPr>
-            <w:tcW w:w="1651" w:type="dxa"/>
-          </w:tcPr>
-          <w:p>
-            <w:pPr>
-              <w:rPr>
-                <w:rFonts w:ascii="Times New Roman" w:hAnsi="Times New Roman" w:cs="Times New Roman"/>
+              <w:spacing w:after="0" w:line="240" w:lineRule="auto"/>
+              <w:ind w:left="0" w:right="0"/>
+              <w:jc w:val="center"/>
+              <w:rPr>
+                <w:rFonts w:ascii="Times New Roman" w:eastAsia="Times New Roman" w:hAnsi="Times New Roman" w:cs="Times New Roman"/>
               </w:rPr>
             </w:pPr>
           </w:p>
         </w:tc>
       </w:tr>
     </w:tbl>
-    <w:p>
-      <w:pPr>
-        <w:spacing w:after="120" w:line="240" w:lineRule="auto"/>
-        <w:ind w:left="720" w:right="0"/>
-        <w:contextualSpacing/>
-        <w:jc w:val="both"/>
-        <w:rPr>
-          <w:rFonts w:ascii="Times New Roman" w:eastAsia="Times New Roman" w:hAnsi="Times New Roman" w:cs="Times New Roman"/>
-          <w:sz w:val="26"/>
-        </w:rPr>
-      </w:pPr>
-    </w:p>
     <w:p>
       <w:pPr>
         <w:spacing w:after="120" w:line="240" w:lineRule="auto"/>
@@ -1335,45 +1383,40 @@
     </w:p>
     <w:tbl>
       <w:tblPr>
-        <w:tblW w:w="9214" w:type="dxa"/>
-        <w:tblInd w:w="108" w:type="dxa"/>
-        <w:tblBorders>
-          <w:top w:val="single" w:sz="4" w:space="0" w:color="000000"/>
-          <w:left w:val="single" w:sz="4" w:space="0" w:color="000000"/>
-          <w:bottom w:val="single" w:sz="4" w:space="0" w:color="000000"/>
-          <w:right w:val="single" w:sz="4" w:space="0" w:color="000000"/>
-          <w:insideH w:val="single" w:sz="4" w:space="0" w:color="000000"/>
-          <w:insideV w:val="single" w:sz="4" w:space="0" w:color="000000"/>
-        </w:tblBorders>
+        <w:tblStyle w:val="TableGrid1"/>
+        <w:tblW w:w="0" w:type="auto"/>
+        <w:jc w:val="center"/>
         <w:tblLook w:val="04A0" w:firstRow="1" w:lastRow="0" w:firstColumn="1" w:lastColumn="0" w:noHBand="0" w:noVBand="1"/>
       </w:tblPr>
       <w:tblGrid>
-        <w:gridCol w:w="1478"/>
-        <w:gridCol w:w="4029"/>
-        <w:gridCol w:w="2189"/>
-        <w:gridCol w:w="1518"/>
+        <w:gridCol w:w="632"/>
+        <w:gridCol w:w="4798"/>
+        <w:gridCol w:w="1176"/>
+        <w:gridCol w:w="1421"/>
       </w:tblGrid>
       <w:tr>
+        <w:trPr>
+          <w:jc w:val="center"/>
+        </w:trPr>
         <w:tc>
           <w:tcPr>
-            <w:tcW w:w="810" w:type="dxa"/>
+            <w:tcW w:w="0" w:type="auto"/>
+            <w:shd w:val="clear" w:color="auto" w:fill="D9EAF7"/>
+            <w:vAlign w:val="center"/>
           </w:tcPr>
           <w:p>
             <w:pPr>
-              <w:spacing w:before="120" w:after="0" w:line="340" w:lineRule="exact"/>
+              <w:spacing w:after="0" w:line="240" w:lineRule="auto"/>
               <w:ind w:left="0" w:right="0"/>
               <w:jc w:val="center"/>
               <w:rPr>
-                <w:rFonts w:ascii="Times New Roman" w:hAnsi="Times New Roman" w:cs="Times New Roman"/>
-                <w:sz w:val="28"/>
-                <w:szCs w:val="28"/>
-              </w:rPr>
-            </w:pPr>
-            <w:r>
-              <w:rPr>
-                <w:rFonts w:ascii="Times New Roman" w:hAnsi="Times New Roman" w:cs="Times New Roman"/>
-                <w:sz w:val="28"/>
-                <w:szCs w:val="28"/>
+                <w:rFonts w:ascii="Times New Roman" w:eastAsia="Times New Roman" w:hAnsi="Times New Roman" w:cs="Times New Roman"/>
+              </w:rPr>
+            </w:pPr>
+            <w:r>
+              <w:rPr>
+                <w:rFonts w:ascii="Times New Roman" w:eastAsia="Times New Roman" w:hAnsi="Times New Roman" w:cs="Times New Roman"/>
+                <w:b/>
               </w:rPr>
               <w:t>STT</w:t>
             </w:r>
@@ -1381,69 +1424,47 @@
         </w:tc>
         <w:tc>
           <w:tcPr>
-            <w:tcW w:w="4435" w:type="dxa"/>
+            <w:tcW w:w="0" w:type="auto"/>
+            <w:shd w:val="clear" w:color="auto" w:fill="D9EAF7"/>
+            <w:vAlign w:val="center"/>
           </w:tcPr>
           <w:p>
             <w:pPr>
-              <w:spacing w:before="120" w:after="0" w:line="340" w:lineRule="exact"/>
+              <w:spacing w:after="0" w:line="240" w:lineRule="auto"/>
               <w:ind w:left="0" w:right="0"/>
               <w:jc w:val="center"/>
               <w:rPr>
-                <w:rFonts w:ascii="Times New Roman" w:hAnsi="Times New Roman" w:cs="Times New Roman"/>
-                <w:sz w:val="28"/>
-                <w:szCs w:val="28"/>
-              </w:rPr>
-            </w:pPr>
-            <w:r>
-              <w:rPr>
-                <w:rFonts w:ascii="Times New Roman" w:hAnsi="Times New Roman" w:cs="Times New Roman"/>
-                <w:sz w:val="28"/>
-                <w:szCs w:val="28"/>
-              </w:rPr>
-              <w:t xml:space="preserve">Tên ngành, nghề kinh doanh </w:t>
-            </w:r>
-          </w:p>
-          <w:p>
-            <w:pPr>
-              <w:spacing w:after="0" w:line="340" w:lineRule="exact"/>
-              <w:ind w:left="0" w:right="0"/>
-              <w:jc w:val="center"/>
-              <w:rPr>
-                <w:rFonts w:ascii="Times New Roman" w:hAnsi="Times New Roman" w:cs="Times New Roman"/>
-                <w:sz w:val="28"/>
-                <w:szCs w:val="28"/>
-              </w:rPr>
-            </w:pPr>
-            <w:r>
-              <w:rPr>
-                <w:rFonts w:ascii="Times New Roman" w:hAnsi="Times New Roman" w:cs="Times New Roman"/>
-                <w:sz w:val="28"/>
-                <w:szCs w:val="28"/>
-              </w:rPr>
-              <w:t>được bỏ khỏi danh sách đã đăng ký</w:t>
+                <w:rFonts w:ascii="Times New Roman" w:eastAsia="Times New Roman" w:hAnsi="Times New Roman" w:cs="Times New Roman"/>
+              </w:rPr>
+            </w:pPr>
+            <w:r>
+              <w:rPr>
+                <w:rFonts w:ascii="Times New Roman" w:eastAsia="Times New Roman" w:hAnsi="Times New Roman" w:cs="Times New Roman"/>
+                <w:b/>
+              </w:rPr>
+              <w:t>Tên ngành</w:t>
             </w:r>
           </w:p>
         </w:tc>
         <w:tc>
           <w:tcPr>
-            <w:tcW w:w="2268" w:type="dxa"/>
+            <w:tcW w:w="0" w:type="auto"/>
+            <w:shd w:val="clear" w:color="auto" w:fill="D9EAF7"/>
+            <w:vAlign w:val="center"/>
           </w:tcPr>
           <w:p>
             <w:pPr>
-              <w:spacing w:before="120" w:after="0" w:line="340" w:lineRule="exact"/>
+              <w:spacing w:after="0" w:line="240" w:lineRule="auto"/>
               <w:ind w:left="0" w:right="0"/>
               <w:jc w:val="center"/>
               <w:rPr>
-                <w:rFonts w:ascii="Times New Roman" w:hAnsi="Times New Roman" w:cs="Times New Roman"/>
-                <w:sz w:val="28"/>
-                <w:szCs w:val="28"/>
-              </w:rPr>
-            </w:pPr>
-            <w:r>
-              <w:rPr>
-                <w:rFonts w:ascii="Times New Roman" w:hAnsi="Times New Roman" w:cs="Times New Roman"/>
-                <w:sz w:val="28"/>
-                <w:szCs w:val="28"/>
+                <w:rFonts w:ascii="Times New Roman" w:eastAsia="Times New Roman" w:hAnsi="Times New Roman" w:cs="Times New Roman"/>
+              </w:rPr>
+            </w:pPr>
+            <w:r>
+              <w:rPr>
+                <w:rFonts w:ascii="Times New Roman" w:eastAsia="Times New Roman" w:hAnsi="Times New Roman" w:cs="Times New Roman"/>
+                <w:b/>
               </w:rPr>
               <w:t>Mã ngành</w:t>
             </w:r>
@@ -1451,45 +1472,51 @@
         </w:tc>
         <w:tc>
           <w:tcPr>
-            <w:tcW w:w="1701" w:type="dxa"/>
+            <w:tcW w:w="0" w:type="auto"/>
+            <w:shd w:val="clear" w:color="auto" w:fill="D9EAF7"/>
+            <w:vAlign w:val="center"/>
           </w:tcPr>
           <w:p>
             <w:pPr>
-              <w:spacing w:before="120" w:after="0" w:line="340" w:lineRule="exact"/>
+              <w:spacing w:after="0" w:line="240" w:lineRule="auto"/>
               <w:ind w:left="0" w:right="0"/>
               <w:jc w:val="center"/>
               <w:rPr>
-                <w:rFonts w:ascii="Times New Roman" w:hAnsi="Times New Roman" w:cs="Times New Roman"/>
-                <w:sz w:val="28"/>
-                <w:szCs w:val="28"/>
-              </w:rPr>
-            </w:pPr>
-            <w:r>
-              <w:rPr>
-                <w:rFonts w:ascii="Times New Roman" w:eastAsia="Times New Roman" w:hAnsi="Times New Roman" w:cs="Times New Roman"/>
-                <w:sz w:val="28"/>
-                <w:szCs w:val="28"/>
-                <w:lang w:eastAsia="zh-CN"/>
-              </w:rPr>
-              <w:t>Ghi chú</w:t>
+                <w:rFonts w:ascii="Times New Roman" w:eastAsia="Times New Roman" w:hAnsi="Times New Roman" w:cs="Times New Roman"/>
+              </w:rPr>
+            </w:pPr>
+            <w:r>
+              <w:rPr>
+                <w:rFonts w:ascii="Times New Roman" w:eastAsia="Times New Roman" w:hAnsi="Times New Roman" w:cs="Times New Roman"/>
+                <w:b/>
+              </w:rPr>
+              <w:t>Ngành chính</w:t>
             </w:r>
           </w:p>
         </w:tc>
       </w:tr>
       <w:tr>
+        <w:trPr>
+          <w:jc w:val="center"/>
+        </w:trPr>
         <w:tc>
           <w:tcPr>
-            <w:tcW w:w="810" w:type="dxa"/>
+            <w:tcW w:w="0" w:type="auto"/>
+            <w:vAlign w:val="center"/>
           </w:tcPr>
           <w:p>
             <w:pPr>
-              <w:rPr>
-                <w:rFonts w:ascii="Times New Roman" w:hAnsi="Times New Roman" w:cs="Times New Roman"/>
-              </w:rPr>
-            </w:pPr>
-            <w:r>
-              <w:rPr>
-                <w:rFonts w:ascii="Times New Roman" w:hAnsi="Times New Roman" w:cs="Times New Roman"/>
+              <w:spacing w:after="0" w:line="240" w:lineRule="auto"/>
+              <w:ind w:left="0" w:right="0"/>
+              <w:jc w:val="center"/>
+              <w:rPr>
+                <w:rFonts w:ascii="Times New Roman" w:eastAsia="Times New Roman" w:hAnsi="Times New Roman" w:cs="Times New Roman"/>
+              </w:rPr>
+            </w:pPr>
+            <w:r>
+              <w:rPr>
+                <w:rFonts w:ascii="Times New Roman" w:eastAsia="Times New Roman" w:hAnsi="Times New Roman" w:cs="Times New Roman"/>
+                <w:sz w:val="21"/>
               </w:rPr>
               <w:t>1</w:t>
             </w:r>
@@ -1497,122 +1524,105 @@
         </w:tc>
         <w:tc>
           <w:tcPr>
-            <w:tcW w:w="4435" w:type="dxa"/>
+            <w:tcW w:w="0" w:type="auto"/>
+            <w:vAlign w:val="center"/>
           </w:tcPr>
           <w:p>
             <w:pPr>
-              <w:spacing w:after="160" w:line="259" w:lineRule="auto"/>
-              <w:ind w:left="0" w:right="0"/>
-              <w:rPr>
-                <w:rFonts w:ascii="Times New Roman" w:hAnsi="Times New Roman" w:cs="Times New Roman"/>
-                <w:b/>
-              </w:rPr>
-            </w:pPr>
-            <w:r>
-              <w:rPr>
-                <w:rFonts w:ascii="Times New Roman" w:hAnsi="Times New Roman" w:cs="Times New Roman"/>
-                <w:b/>
-              </w:rPr>
-              <w:t>Bán buôn vật liệu, thiết bị lắp đặt khác trong xây dựng</w:t>
-            </w:r>
-          </w:p>
-          <w:p>
-            <w:pPr>
-              <w:spacing w:after="160" w:line="259" w:lineRule="auto"/>
-              <w:ind w:left="0" w:right="0"/>
-              <w:rPr>
-                <w:rFonts w:ascii="Times New Roman" w:hAnsi="Times New Roman" w:cs="Times New Roman"/>
-              </w:rPr>
-            </w:pPr>
-            <w:r>
-              <w:rPr>
-                <w:rFonts w:ascii="Times New Roman" w:hAnsi="Times New Roman" w:cs="Times New Roman"/>
-              </w:rPr>
-              <w:t xml:space="preserve">Chi tiết: </w:t>
-            </w:r>
-          </w:p>
-          <w:p>
-            <w:pPr>
-              <w:spacing w:after="160" w:line="259" w:lineRule="auto"/>
-              <w:ind w:left="0" w:right="0"/>
-              <w:rPr>
-                <w:rFonts w:ascii="Times New Roman" w:hAnsi="Times New Roman" w:cs="Times New Roman"/>
-              </w:rPr>
-            </w:pPr>
-            <w:r>
-              <w:rPr>
-                <w:rFonts w:ascii="Times New Roman" w:hAnsi="Times New Roman" w:cs="Times New Roman"/>
-              </w:rPr>
-              <w:t>- Bán buôn ván lạng, ván MDF, ván tạp, ván PB - Bán buôn gỗ các loại: gỗ tròn, gỗ xẻ, ván, gỗ ngành xây dựng - Bán buôn ngũ kim công nghiệp</w:t>
-            </w:r>
-          </w:p>
-          <w:p>
-            <w:pPr>
-              <w:rPr>
-                <w:rFonts w:ascii="Times New Roman" w:hAnsi="Times New Roman" w:cs="Times New Roman"/>
-              </w:rPr>
-            </w:pPr>
-            <w:r>
-              <w:rPr>
-                <w:rFonts w:ascii="Times New Roman" w:hAnsi="Times New Roman" w:cs="Times New Roman"/>
-              </w:rPr>
-              <w:t xml:space="preserve">-Thực hiện quyền xuất khẩu, quyền nhập khẩu, quyền phân phối bán buôn các hàng hóa không thuộc danh mục hàng hóa cấm xuất khẩu, cấm nhập khẩu và danh mục hàng hóa không được phân phối theo quy định của pháp luật Việt </w:t>
-            </w:r>
-            <w:r>
-              <w:rPr>
-                <w:rFonts w:ascii="Times New Roman" w:hAnsi="Times New Roman" w:cs="Times New Roman"/>
-              </w:rPr>
-              <w:lastRenderedPageBreak/>
-              <w:t>Nam hoặc không thuộc diện hạn chế theo cam kết quốc tế trong các điều ước quốc tế mà Việt Nam là thành viên (CPC 622).</w:t>
+              <w:spacing w:after="0" w:line="240" w:lineRule="auto"/>
+              <w:ind w:left="0" w:right="0"/>
+              <w:rPr>
+                <w:rFonts w:ascii="Times New Roman" w:eastAsia="Times New Roman" w:hAnsi="Times New Roman" w:cs="Times New Roman"/>
+                <w:sz w:val="21"/>
+              </w:rPr>
+            </w:pPr>
+            <w:r>
+              <w:rPr>
+                <w:rFonts w:ascii="Times New Roman" w:eastAsia="Times New Roman" w:hAnsi="Times New Roman" w:cs="Times New Roman"/>
+                <w:sz w:val="21"/>
+              </w:rPr>
+              <w:t>Sản xuất giường, tủ, bàn, ghế</w:t>
+            </w:r>
+          </w:p>
+          <w:p>
+            <w:pPr>
+              <w:spacing w:after="0" w:line="240" w:lineRule="auto"/>
+              <w:ind w:left="0" w:right="0"/>
+              <w:rPr>
+                <w:rFonts w:ascii="Times New Roman" w:eastAsia="Times New Roman" w:hAnsi="Times New Roman" w:cs="Times New Roman"/>
+              </w:rPr>
+            </w:pPr>
+            <w:r>
+              <w:rPr>
+                <w:rFonts w:ascii="Times New Roman" w:eastAsia="Times New Roman" w:hAnsi="Times New Roman" w:cs="Times New Roman"/>
+              </w:rPr>
+              <w:t>(không hoạt động tại trụ sở)</w:t>
             </w:r>
           </w:p>
         </w:tc>
         <w:tc>
           <w:tcPr>
-            <w:tcW w:w="2268" w:type="dxa"/>
+            <w:tcW w:w="0" w:type="auto"/>
+            <w:vAlign w:val="center"/>
           </w:tcPr>
           <w:p>
             <w:pPr>
-              <w:rPr>
-                <w:rFonts w:ascii="Times New Roman" w:hAnsi="Times New Roman" w:cs="Times New Roman"/>
-              </w:rPr>
-            </w:pPr>
-            <w:r>
-              <w:rPr>
-                <w:rFonts w:ascii="Times New Roman" w:hAnsi="Times New Roman" w:cs="Times New Roman"/>
-              </w:rPr>
-              <w:lastRenderedPageBreak/>
-              <w:t>4663</w:t>
+              <w:spacing w:after="0" w:line="240" w:lineRule="auto"/>
+              <w:ind w:left="0" w:right="0"/>
+              <w:jc w:val="center"/>
+              <w:rPr>
+                <w:rFonts w:ascii="Times New Roman" w:eastAsia="Times New Roman" w:hAnsi="Times New Roman" w:cs="Times New Roman"/>
+              </w:rPr>
+            </w:pPr>
+            <w:r>
+              <w:rPr>
+                <w:rFonts w:ascii="Times New Roman" w:eastAsia="Times New Roman" w:hAnsi="Times New Roman" w:cs="Times New Roman"/>
+                <w:sz w:val="21"/>
+              </w:rPr>
+              <w:t>3100</w:t>
             </w:r>
           </w:p>
         </w:tc>
         <w:tc>
           <w:tcPr>
-            <w:tcW w:w="1701" w:type="dxa"/>
+            <w:tcW w:w="0" w:type="auto"/>
+            <w:vAlign w:val="center"/>
           </w:tcPr>
           <w:p>
             <w:pPr>
-              <w:rPr>
-                <w:rFonts w:ascii="Times New Roman" w:hAnsi="Times New Roman" w:cs="Times New Roman"/>
+              <w:spacing w:after="0" w:line="240" w:lineRule="auto"/>
+              <w:ind w:left="0" w:right="0"/>
+              <w:jc w:val="center"/>
+              <w:rPr>
+                <w:rFonts w:ascii="Times New Roman" w:eastAsia="Times New Roman" w:hAnsi="Times New Roman" w:cs="Times New Roman"/>
               </w:rPr>
             </w:pPr>
           </w:p>
         </w:tc>
       </w:tr>
       <w:tr>
+        <w:trPr>
+          <w:jc w:val="center"/>
+        </w:trPr>
         <w:tc>
           <w:tcPr>
-            <w:tcW w:w="810" w:type="dxa"/>
+            <w:tcW w:w="0" w:type="auto"/>
+            <w:vAlign w:val="center"/>
           </w:tcPr>
           <w:p>
             <w:pPr>
-              <w:rPr>
-                <w:rFonts w:ascii="Times New Roman" w:hAnsi="Times New Roman" w:cs="Times New Roman"/>
-              </w:rPr>
-            </w:pPr>
-            <w:r>
-              <w:rPr>
-                <w:rFonts w:ascii="Times New Roman" w:hAnsi="Times New Roman" w:cs="Times New Roman"/>
+              <w:spacing w:after="0" w:line="240" w:lineRule="auto"/>
+              <w:ind w:left="0" w:right="0"/>
+              <w:jc w:val="center"/>
+              <w:rPr>
+                <w:rFonts w:ascii="Times New Roman" w:eastAsia="Times New Roman" w:hAnsi="Times New Roman" w:cs="Times New Roman"/>
+                <w:sz w:val="21"/>
+              </w:rPr>
+            </w:pPr>
+            <w:r>
+              <w:rPr>
+                <w:rFonts w:ascii="Times New Roman" w:eastAsia="Times New Roman" w:hAnsi="Times New Roman" w:cs="Times New Roman"/>
+                <w:sz w:val="21"/>
               </w:rPr>
               <w:t>2</w:t>
             </w:r>
@@ -1620,139 +1630,80 @@
         </w:tc>
         <w:tc>
           <w:tcPr>
-            <w:tcW w:w="4435" w:type="dxa"/>
+            <w:tcW w:w="0" w:type="auto"/>
+            <w:vAlign w:val="center"/>
           </w:tcPr>
           <w:p>
             <w:pPr>
-              <w:rPr>
-                <w:rFonts w:ascii="Times New Roman" w:hAnsi="Times New Roman" w:cs="Times New Roman"/>
-              </w:rPr>
-            </w:pPr>
-            <w:r>
-              <w:rPr>
-                <w:rFonts w:ascii="Times New Roman" w:hAnsi="Times New Roman" w:cs="Times New Roman"/>
-                <w:b/>
-              </w:rPr>
-              <w:t>Bán buôn chuyên doanh khác chưa được phân vào đâu</w:t>
-            </w:r>
-            <w:r>
-              <w:rPr>
-                <w:rFonts w:ascii="Times New Roman" w:hAnsi="Times New Roman" w:cs="Times New Roman"/>
-              </w:rPr>
-              <w:br/>
-              <w:t>Chi tiết: Bán buôn nguyên phụ liệu ngành gỗ gia dụng: gỗ, sơn, mút xốp, bao bì , thùng carton</w:t>
+              <w:spacing w:after="0" w:line="240" w:lineRule="auto"/>
+              <w:ind w:left="0" w:right="0"/>
+              <w:rPr>
+                <w:rFonts w:ascii="Times New Roman" w:eastAsia="Times New Roman" w:hAnsi="Times New Roman" w:cs="Times New Roman"/>
+                <w:sz w:val="21"/>
+              </w:rPr>
+            </w:pPr>
+            <w:r>
+              <w:rPr>
+                <w:rFonts w:ascii="Times New Roman" w:eastAsia="Times New Roman" w:hAnsi="Times New Roman" w:cs="Times New Roman"/>
+                <w:sz w:val="21"/>
+              </w:rPr>
+              <w:t>Bán buôn vật liệu, thiết bị lắp đặt khác trong xây dựng</w:t>
+            </w:r>
+          </w:p>
+          <w:p>
+            <w:pPr>
+              <w:spacing w:after="0" w:line="240" w:lineRule="auto"/>
+              <w:ind w:left="0" w:right="0"/>
+              <w:rPr>
+                <w:rFonts w:ascii="Times New Roman" w:eastAsia="Times New Roman" w:hAnsi="Times New Roman" w:cs="Times New Roman"/>
+                <w:sz w:val="21"/>
+              </w:rPr>
+            </w:pPr>
+            <w:r>
+              <w:rPr>
+                <w:rFonts w:ascii="Times New Roman" w:eastAsia="Times New Roman" w:hAnsi="Times New Roman" w:cs="Times New Roman"/>
+                <w:sz w:val="21"/>
+              </w:rPr>
+              <w:t>(không hoạt động tại trụ sở)</w:t>
             </w:r>
           </w:p>
         </w:tc>
         <w:tc>
           <w:tcPr>
-            <w:tcW w:w="2268" w:type="dxa"/>
+            <w:tcW w:w="0" w:type="auto"/>
+            <w:vAlign w:val="center"/>
           </w:tcPr>
           <w:p>
             <w:pPr>
-              <w:rPr>
-                <w:rFonts w:ascii="Times New Roman" w:hAnsi="Times New Roman" w:cs="Times New Roman"/>
-              </w:rPr>
-            </w:pPr>
-            <w:r>
-              <w:rPr>
-                <w:rFonts w:ascii="Times New Roman" w:hAnsi="Times New Roman" w:cs="Times New Roman"/>
-              </w:rPr>
-              <w:t>4669</w:t>
+              <w:spacing w:after="0" w:line="240" w:lineRule="auto"/>
+              <w:ind w:left="0" w:right="0"/>
+              <w:jc w:val="center"/>
+              <w:rPr>
+                <w:rFonts w:ascii="Times New Roman" w:eastAsia="Times New Roman" w:hAnsi="Times New Roman" w:cs="Times New Roman"/>
+                <w:sz w:val="21"/>
+              </w:rPr>
+            </w:pPr>
+            <w:r>
+              <w:rPr>
+                <w:rFonts w:ascii="Times New Roman" w:eastAsia="Times New Roman" w:hAnsi="Times New Roman" w:cs="Times New Roman"/>
+                <w:sz w:val="21"/>
+              </w:rPr>
+              <w:t>4663</w:t>
             </w:r>
           </w:p>
         </w:tc>
         <w:tc>
           <w:tcPr>
-            <w:tcW w:w="1701" w:type="dxa"/>
+            <w:tcW w:w="0" w:type="auto"/>
+            <w:vAlign w:val="center"/>
           </w:tcPr>
           <w:p>
             <w:pPr>
-              <w:rPr>
-                <w:rFonts w:ascii="Times New Roman" w:hAnsi="Times New Roman" w:cs="Times New Roman"/>
-              </w:rPr>
-            </w:pPr>
-          </w:p>
-        </w:tc>
-      </w:tr>
-      <w:tr>
-        <w:tc>
-          <w:tcPr>
-            <w:tcW w:w="810" w:type="dxa"/>
-          </w:tcPr>
-          <w:p>
-            <w:pPr>
-              <w:rPr>
-                <w:rFonts w:ascii="Times New Roman" w:hAnsi="Times New Roman" w:cs="Times New Roman"/>
-              </w:rPr>
-            </w:pPr>
-            <w:r>
-              <w:rPr>
-                <w:rFonts w:ascii="Times New Roman" w:hAnsi="Times New Roman" w:cs="Times New Roman"/>
-              </w:rPr>
-              <w:t>3</w:t>
-            </w:r>
-          </w:p>
-        </w:tc>
-        <w:tc>
-          <w:tcPr>
-            <w:tcW w:w="4435" w:type="dxa"/>
-          </w:tcPr>
-          <w:p>
-            <w:pPr>
-              <w:rPr>
-                <w:rFonts w:ascii="Times New Roman" w:hAnsi="Times New Roman" w:cs="Times New Roman"/>
-                <w:b/>
-              </w:rPr>
-            </w:pPr>
-            <w:r>
-              <w:rPr>
-                <w:rFonts w:ascii="Times New Roman" w:hAnsi="Times New Roman" w:cs="Times New Roman"/>
-                <w:b/>
-              </w:rPr>
-              <w:t>Sản xuất giường, tủ, bàn, ghế</w:t>
-            </w:r>
-          </w:p>
-          <w:p>
-            <w:pPr>
-              <w:rPr>
-                <w:rFonts w:ascii="Times New Roman" w:hAnsi="Times New Roman" w:cs="Times New Roman"/>
-              </w:rPr>
-            </w:pPr>
-            <w:r>
-              <w:rPr>
-                <w:rFonts w:ascii="Times New Roman" w:hAnsi="Times New Roman" w:cs="Times New Roman"/>
-              </w:rPr>
-              <w:t>Chi tiết: Sản xuất giường, tủ, bàn, ghế bằng gỗ, hàng nội thất và ngoại thất bằng gỗ</w:t>
-            </w:r>
-          </w:p>
-        </w:tc>
-        <w:tc>
-          <w:tcPr>
-            <w:tcW w:w="2268" w:type="dxa"/>
-          </w:tcPr>
-          <w:p>
-            <w:pPr>
-              <w:rPr>
-                <w:rFonts w:ascii="Times New Roman" w:hAnsi="Times New Roman" w:cs="Times New Roman"/>
-              </w:rPr>
-            </w:pPr>
-            <w:r>
-              <w:rPr>
-                <w:rFonts w:ascii="Times New Roman" w:hAnsi="Times New Roman" w:cs="Times New Roman"/>
-              </w:rPr>
-              <w:t>3100</w:t>
-            </w:r>
-          </w:p>
-        </w:tc>
-        <w:tc>
-          <w:tcPr>
-            <w:tcW w:w="1701" w:type="dxa"/>
-          </w:tcPr>
-          <w:p>
-            <w:pPr>
-              <w:rPr>
-                <w:rFonts w:ascii="Times New Roman" w:hAnsi="Times New Roman" w:cs="Times New Roman"/>
+              <w:spacing w:after="0" w:line="240" w:lineRule="auto"/>
+              <w:ind w:left="0" w:right="0"/>
+              <w:jc w:val="center"/>
+              <w:rPr>
+                <w:rFonts w:ascii="Times New Roman" w:eastAsia="Times New Roman" w:hAnsi="Times New Roman" w:cs="Times New Roman"/>
               </w:rPr>
             </w:pPr>
           </w:p>
@@ -1787,50 +1738,46 @@
           <w:rFonts w:ascii="Times New Roman" w:eastAsia="Times New Roman" w:hAnsi="Times New Roman" w:cs="Times New Roman"/>
           <w:sz w:val="26"/>
         </w:rPr>
+        <w:lastRenderedPageBreak/>
         <w:t>Cập nhật các ngành nghề kinh doanh sau:</w:t>
       </w:r>
     </w:p>
     <w:tbl>
       <w:tblPr>
-        <w:tblW w:w="9214" w:type="dxa"/>
-        <w:tblInd w:w="108" w:type="dxa"/>
-        <w:tblBorders>
-          <w:top w:val="single" w:sz="4" w:space="0" w:color="000000"/>
-          <w:left w:val="single" w:sz="4" w:space="0" w:color="000000"/>
-          <w:bottom w:val="single" w:sz="4" w:space="0" w:color="000000"/>
-          <w:right w:val="single" w:sz="4" w:space="0" w:color="000000"/>
-          <w:insideH w:val="single" w:sz="4" w:space="0" w:color="000000"/>
-          <w:insideV w:val="single" w:sz="4" w:space="0" w:color="000000"/>
-        </w:tblBorders>
+        <w:tblStyle w:val="TableGrid1"/>
+        <w:tblW w:w="0" w:type="auto"/>
+        <w:jc w:val="center"/>
         <w:tblLook w:val="04A0" w:firstRow="1" w:lastRow="0" w:firstColumn="1" w:lastColumn="0" w:noHBand="0" w:noVBand="1"/>
       </w:tblPr>
       <w:tblGrid>
-        <w:gridCol w:w="1478"/>
-        <w:gridCol w:w="4029"/>
-        <w:gridCol w:w="2189"/>
-        <w:gridCol w:w="1518"/>
+        <w:gridCol w:w="632"/>
+        <w:gridCol w:w="6267"/>
+        <w:gridCol w:w="989"/>
+        <w:gridCol w:w="1128"/>
       </w:tblGrid>
       <w:tr>
+        <w:trPr>
+          <w:jc w:val="center"/>
+        </w:trPr>
         <w:tc>
           <w:tcPr>
-            <w:tcW w:w="1478" w:type="dxa"/>
+            <w:tcW w:w="0" w:type="auto"/>
+            <w:shd w:val="clear" w:color="auto" w:fill="D9EAF7"/>
+            <w:vAlign w:val="center"/>
           </w:tcPr>
           <w:p>
             <w:pPr>
-              <w:spacing w:before="120" w:after="0" w:line="340" w:lineRule="exact"/>
+              <w:spacing w:after="0" w:line="240" w:lineRule="auto"/>
               <w:ind w:left="0" w:right="0"/>
               <w:jc w:val="center"/>
               <w:rPr>
-                <w:rFonts w:ascii="Times New Roman" w:hAnsi="Times New Roman" w:cs="Times New Roman"/>
-                <w:sz w:val="28"/>
-                <w:szCs w:val="28"/>
-              </w:rPr>
-            </w:pPr>
-            <w:r>
-              <w:rPr>
-                <w:rFonts w:ascii="Times New Roman" w:hAnsi="Times New Roman" w:cs="Times New Roman"/>
-                <w:sz w:val="28"/>
-                <w:szCs w:val="28"/>
+                <w:rFonts w:ascii="Times New Roman" w:eastAsia="Times New Roman" w:hAnsi="Times New Roman" w:cs="Times New Roman"/>
+              </w:rPr>
+            </w:pPr>
+            <w:r>
+              <w:rPr>
+                <w:rFonts w:ascii="Times New Roman" w:eastAsia="Times New Roman" w:hAnsi="Times New Roman" w:cs="Times New Roman"/>
+                <w:b/>
               </w:rPr>
               <w:t>STT</w:t>
             </w:r>
@@ -1838,48 +1785,47 @@
         </w:tc>
         <w:tc>
           <w:tcPr>
-            <w:tcW w:w="4029" w:type="dxa"/>
+            <w:tcW w:w="0" w:type="auto"/>
+            <w:shd w:val="clear" w:color="auto" w:fill="D9EAF7"/>
+            <w:vAlign w:val="center"/>
           </w:tcPr>
           <w:p>
             <w:pPr>
-              <w:spacing w:before="120" w:after="0" w:line="340" w:lineRule="exact"/>
-              <w:ind w:left="0"/>
-              <w:rPr>
-                <w:rFonts w:ascii="Times New Roman" w:hAnsi="Times New Roman" w:cs="Times New Roman"/>
-                <w:sz w:val="28"/>
-                <w:szCs w:val="28"/>
-              </w:rPr>
-            </w:pPr>
-            <w:r>
-              <w:rPr>
-                <w:rFonts w:ascii="Times New Roman" w:hAnsi="Times New Roman" w:cs="Times New Roman"/>
-                <w:sz w:val="28"/>
-                <w:szCs w:val="28"/>
-              </w:rPr>
-              <w:t>Tên ngành, nghề kinh doanh được sửa đổi chi tiết</w:t>
+              <w:spacing w:after="0" w:line="240" w:lineRule="auto"/>
+              <w:ind w:left="0" w:right="0"/>
+              <w:jc w:val="center"/>
+              <w:rPr>
+                <w:rFonts w:ascii="Times New Roman" w:eastAsia="Times New Roman" w:hAnsi="Times New Roman" w:cs="Times New Roman"/>
+              </w:rPr>
+            </w:pPr>
+            <w:r>
+              <w:rPr>
+                <w:rFonts w:ascii="Times New Roman" w:eastAsia="Times New Roman" w:hAnsi="Times New Roman" w:cs="Times New Roman"/>
+                <w:b/>
+              </w:rPr>
+              <w:t>Tên ngành</w:t>
             </w:r>
           </w:p>
         </w:tc>
         <w:tc>
           <w:tcPr>
-            <w:tcW w:w="2189" w:type="dxa"/>
+            <w:tcW w:w="0" w:type="auto"/>
+            <w:shd w:val="clear" w:color="auto" w:fill="D9EAF7"/>
+            <w:vAlign w:val="center"/>
           </w:tcPr>
           <w:p>
             <w:pPr>
-              <w:spacing w:before="120" w:after="0" w:line="340" w:lineRule="exact"/>
+              <w:spacing w:after="0" w:line="240" w:lineRule="auto"/>
               <w:ind w:left="0" w:right="0"/>
               <w:jc w:val="center"/>
               <w:rPr>
-                <w:rFonts w:ascii="Times New Roman" w:hAnsi="Times New Roman" w:cs="Times New Roman"/>
-                <w:sz w:val="28"/>
-                <w:szCs w:val="28"/>
-              </w:rPr>
-            </w:pPr>
-            <w:r>
-              <w:rPr>
-                <w:rFonts w:ascii="Times New Roman" w:hAnsi="Times New Roman" w:cs="Times New Roman"/>
-                <w:sz w:val="28"/>
-                <w:szCs w:val="28"/>
+                <w:rFonts w:ascii="Times New Roman" w:eastAsia="Times New Roman" w:hAnsi="Times New Roman" w:cs="Times New Roman"/>
+              </w:rPr>
+            </w:pPr>
+            <w:r>
+              <w:rPr>
+                <w:rFonts w:ascii="Times New Roman" w:eastAsia="Times New Roman" w:hAnsi="Times New Roman" w:cs="Times New Roman"/>
+                <w:b/>
               </w:rPr>
               <w:t>Mã ngành</w:t>
             </w:r>
@@ -1887,45 +1833,51 @@
         </w:tc>
         <w:tc>
           <w:tcPr>
-            <w:tcW w:w="1518" w:type="dxa"/>
+            <w:tcW w:w="0" w:type="auto"/>
+            <w:shd w:val="clear" w:color="auto" w:fill="D9EAF7"/>
+            <w:vAlign w:val="center"/>
           </w:tcPr>
           <w:p>
             <w:pPr>
-              <w:spacing w:before="120" w:after="0" w:line="340" w:lineRule="exact"/>
+              <w:spacing w:after="0" w:line="240" w:lineRule="auto"/>
               <w:ind w:left="0" w:right="0"/>
               <w:jc w:val="center"/>
               <w:rPr>
-                <w:rFonts w:ascii="Times New Roman" w:hAnsi="Times New Roman" w:cs="Times New Roman"/>
-                <w:sz w:val="28"/>
-                <w:szCs w:val="28"/>
-              </w:rPr>
-            </w:pPr>
-            <w:r>
-              <w:rPr>
-                <w:rFonts w:ascii="Times New Roman" w:eastAsia="Times New Roman" w:hAnsi="Times New Roman" w:cs="Times New Roman"/>
-                <w:sz w:val="28"/>
-                <w:szCs w:val="28"/>
-                <w:lang w:eastAsia="zh-CN"/>
-              </w:rPr>
-              <w:t>Ghi chú</w:t>
+                <w:rFonts w:ascii="Times New Roman" w:eastAsia="Times New Roman" w:hAnsi="Times New Roman" w:cs="Times New Roman"/>
+              </w:rPr>
+            </w:pPr>
+            <w:r>
+              <w:rPr>
+                <w:rFonts w:ascii="Times New Roman" w:eastAsia="Times New Roman" w:hAnsi="Times New Roman" w:cs="Times New Roman"/>
+                <w:b/>
+              </w:rPr>
+              <w:t>Ngành chính</w:t>
             </w:r>
           </w:p>
         </w:tc>
       </w:tr>
       <w:tr>
+        <w:trPr>
+          <w:jc w:val="center"/>
+        </w:trPr>
         <w:tc>
           <w:tcPr>
-            <w:tcW w:w="1478" w:type="dxa"/>
+            <w:tcW w:w="0" w:type="auto"/>
+            <w:vAlign w:val="center"/>
           </w:tcPr>
           <w:p>
             <w:pPr>
-              <w:rPr>
-                <w:rFonts w:ascii="Times New Roman" w:hAnsi="Times New Roman" w:cs="Times New Roman"/>
-              </w:rPr>
-            </w:pPr>
-            <w:r>
-              <w:rPr>
-                <w:rFonts w:ascii="Times New Roman" w:hAnsi="Times New Roman" w:cs="Times New Roman"/>
+              <w:spacing w:after="0" w:line="240" w:lineRule="auto"/>
+              <w:ind w:left="0" w:right="0"/>
+              <w:jc w:val="center"/>
+              <w:rPr>
+                <w:rFonts w:ascii="Times New Roman" w:eastAsia="Times New Roman" w:hAnsi="Times New Roman" w:cs="Times New Roman"/>
+              </w:rPr>
+            </w:pPr>
+            <w:r>
+              <w:rPr>
+                <w:rFonts w:ascii="Times New Roman" w:eastAsia="Times New Roman" w:hAnsi="Times New Roman" w:cs="Times New Roman"/>
+                <w:sz w:val="21"/>
               </w:rPr>
               <w:t>1</w:t>
             </w:r>
@@ -1933,69 +1885,343 @@
         </w:tc>
         <w:tc>
           <w:tcPr>
-            <w:tcW w:w="4029" w:type="dxa"/>
+            <w:tcW w:w="0" w:type="auto"/>
+            <w:vAlign w:val="center"/>
           </w:tcPr>
           <w:p>
             <w:pPr>
-              <w:rPr>
-                <w:rFonts w:ascii="Times New Roman" w:hAnsi="Times New Roman" w:cs="Times New Roman"/>
-                <w:b/>
-              </w:rPr>
-            </w:pPr>
-            <w:r>
-              <w:rPr>
-                <w:rFonts w:ascii="Times New Roman" w:hAnsi="Times New Roman" w:cs="Times New Roman"/>
-                <w:b/>
-              </w:rPr>
-              <w:t>Bán lẻ đồ điện gia dụng, giường, tủ, bàn, ghế và đồ nội thất tương tự, đèn và bộ đèn điện, đồ dùng gia đình khác chưa được phân vào đâu</w:t>
-            </w:r>
-          </w:p>
-          <w:p>
-            <w:pPr>
-              <w:rPr>
-                <w:rFonts w:ascii="Times New Roman" w:hAnsi="Times New Roman" w:cs="Times New Roman"/>
-              </w:rPr>
-            </w:pPr>
-            <w:r>
-              <w:rPr>
-                <w:rFonts w:ascii="Times New Roman" w:hAnsi="Times New Roman" w:cs="Times New Roman"/>
-              </w:rPr>
-              <w:t>Chi tiết: Bán lẻ giường, tủ, bàn, ghế và đồ dùng nội thất tương tự trong các cửa hàng chuyên doanh</w:t>
-            </w:r>
-            <w:r>
-              <w:rPr>
-                <w:rFonts w:ascii="Times New Roman" w:hAnsi="Times New Roman" w:cs="Times New Roman"/>
-              </w:rPr>
-              <w:br/>
+              <w:spacing w:after="0" w:line="240" w:lineRule="auto"/>
+              <w:ind w:left="0" w:right="0"/>
+              <w:rPr>
+                <w:rFonts w:ascii="Times New Roman" w:eastAsia="Times New Roman" w:hAnsi="Times New Roman" w:cs="Times New Roman"/>
+              </w:rPr>
+            </w:pPr>
+            <w:r>
+              <w:rPr>
+                <w:rFonts w:ascii="Times New Roman" w:eastAsia="Times New Roman" w:hAnsi="Times New Roman" w:cs="Times New Roman"/>
+                <w:sz w:val="21"/>
+              </w:rPr>
+              <w:t>Sửa chữa, bảo dưỡng máy móc, thiết bị</w:t>
             </w:r>
           </w:p>
         </w:tc>
         <w:tc>
           <w:tcPr>
-            <w:tcW w:w="2189" w:type="dxa"/>
+            <w:tcW w:w="0" w:type="auto"/>
+            <w:vAlign w:val="center"/>
           </w:tcPr>
           <w:p>
             <w:pPr>
-              <w:rPr>
-                <w:rFonts w:ascii="Times New Roman" w:hAnsi="Times New Roman" w:cs="Times New Roman"/>
-              </w:rPr>
-            </w:pPr>
-            <w:r>
-              <w:rPr>
-                <w:rFonts w:ascii="Times New Roman" w:hAnsi="Times New Roman" w:cs="Times New Roman"/>
-              </w:rPr>
-              <w:t>4759</w:t>
+              <w:spacing w:after="0" w:line="240" w:lineRule="auto"/>
+              <w:ind w:left="0" w:right="0"/>
+              <w:jc w:val="center"/>
+              <w:rPr>
+                <w:rFonts w:ascii="Times New Roman" w:eastAsia="Times New Roman" w:hAnsi="Times New Roman" w:cs="Times New Roman"/>
+              </w:rPr>
+            </w:pPr>
+            <w:r>
+              <w:rPr>
+                <w:rFonts w:ascii="Times New Roman" w:eastAsia="Times New Roman" w:hAnsi="Times New Roman" w:cs="Times New Roman"/>
+                <w:sz w:val="21"/>
+              </w:rPr>
+              <w:t>3312</w:t>
             </w:r>
           </w:p>
         </w:tc>
         <w:tc>
           <w:tcPr>
-            <w:tcW w:w="1518" w:type="dxa"/>
+            <w:tcW w:w="0" w:type="auto"/>
+            <w:vAlign w:val="center"/>
           </w:tcPr>
           <w:p>
             <w:pPr>
-              <w:rPr>
-                <w:rFonts w:ascii="Times New Roman" w:hAnsi="Times New Roman" w:cs="Times New Roman"/>
+              <w:spacing w:after="0" w:line="240" w:lineRule="auto"/>
+              <w:ind w:left="0" w:right="0"/>
+              <w:jc w:val="center"/>
+              <w:rPr>
+                <w:rFonts w:ascii="Times New Roman" w:eastAsia="Times New Roman" w:hAnsi="Times New Roman" w:cs="Times New Roman"/>
+              </w:rPr>
+            </w:pPr>
+          </w:p>
+        </w:tc>
+      </w:tr>
+      <w:tr>
+        <w:trPr>
+          <w:jc w:val="center"/>
+        </w:trPr>
+        <w:tc>
+          <w:tcPr>
+            <w:tcW w:w="0" w:type="auto"/>
+            <w:vAlign w:val="center"/>
+          </w:tcPr>
+          <w:p>
+            <w:pPr>
+              <w:spacing w:after="0" w:line="240" w:lineRule="auto"/>
+              <w:ind w:left="0" w:right="0"/>
+              <w:jc w:val="center"/>
+              <w:rPr>
+                <w:rFonts w:ascii="Times New Roman" w:eastAsia="Times New Roman" w:hAnsi="Times New Roman" w:cs="Times New Roman"/>
+                <w:sz w:val="21"/>
+              </w:rPr>
+            </w:pPr>
+            <w:r>
+              <w:rPr>
+                <w:rFonts w:ascii="Times New Roman" w:eastAsia="Times New Roman" w:hAnsi="Times New Roman" w:cs="Times New Roman"/>
+                <w:sz w:val="21"/>
+              </w:rPr>
+              <w:t>2</w:t>
+            </w:r>
+          </w:p>
+        </w:tc>
+        <w:tc>
+          <w:tcPr>
+            <w:tcW w:w="0" w:type="auto"/>
+            <w:vAlign w:val="center"/>
+          </w:tcPr>
+          <w:p>
+            <w:pPr>
+              <w:spacing w:after="0" w:line="240" w:lineRule="auto"/>
+              <w:ind w:left="0" w:right="0"/>
+              <w:rPr>
+                <w:rFonts w:ascii="Times New Roman" w:eastAsia="Times New Roman" w:hAnsi="Times New Roman" w:cs="Times New Roman"/>
+                <w:sz w:val="21"/>
+              </w:rPr>
+            </w:pPr>
+            <w:r>
+              <w:rPr>
+                <w:rFonts w:ascii="Times New Roman" w:eastAsia="Times New Roman" w:hAnsi="Times New Roman" w:cs="Times New Roman"/>
+                <w:sz w:val="21"/>
+              </w:rPr>
+              <w:t>Bán lẻ đồ ngũ kim, sơn, kính, vật liệu và thiết bị lắp đặt khác trong xây dựng</w:t>
+            </w:r>
+          </w:p>
+        </w:tc>
+        <w:tc>
+          <w:tcPr>
+            <w:tcW w:w="0" w:type="auto"/>
+            <w:vAlign w:val="center"/>
+          </w:tcPr>
+          <w:p>
+            <w:pPr>
+              <w:spacing w:after="0" w:line="240" w:lineRule="auto"/>
+              <w:ind w:left="0" w:right="0"/>
+              <w:jc w:val="center"/>
+              <w:rPr>
+                <w:rFonts w:ascii="Times New Roman" w:eastAsia="Times New Roman" w:hAnsi="Times New Roman" w:cs="Times New Roman"/>
+                <w:sz w:val="21"/>
+              </w:rPr>
+            </w:pPr>
+            <w:r>
+              <w:rPr>
+                <w:rFonts w:ascii="Times New Roman" w:eastAsia="Times New Roman" w:hAnsi="Times New Roman" w:cs="Times New Roman"/>
+                <w:sz w:val="21"/>
+              </w:rPr>
+              <w:t>4752</w:t>
+            </w:r>
+          </w:p>
+        </w:tc>
+        <w:tc>
+          <w:tcPr>
+            <w:tcW w:w="0" w:type="auto"/>
+            <w:vAlign w:val="center"/>
+          </w:tcPr>
+          <w:p>
+            <w:pPr>
+              <w:spacing w:after="0" w:line="240" w:lineRule="auto"/>
+              <w:ind w:left="0" w:right="0"/>
+              <w:jc w:val="center"/>
+              <w:rPr>
+                <w:rFonts w:ascii="Times New Roman" w:eastAsia="Times New Roman" w:hAnsi="Times New Roman" w:cs="Times New Roman"/>
+              </w:rPr>
+            </w:pPr>
+            <w:r>
+              <w:rPr>
+                <w:rFonts w:ascii="Times New Roman" w:eastAsia="Times New Roman" w:hAnsi="Times New Roman" w:cs="Times New Roman"/>
+              </w:rPr>
+              <w:t>X</w:t>
+            </w:r>
+          </w:p>
+        </w:tc>
+      </w:tr>
+      <w:tr>
+        <w:trPr>
+          <w:jc w:val="center"/>
+        </w:trPr>
+        <w:tc>
+          <w:tcPr>
+            <w:tcW w:w="0" w:type="auto"/>
+            <w:vAlign w:val="center"/>
+          </w:tcPr>
+          <w:p>
+            <w:pPr>
+              <w:spacing w:after="0" w:line="240" w:lineRule="auto"/>
+              <w:ind w:left="0" w:right="0"/>
+              <w:jc w:val="center"/>
+              <w:rPr>
+                <w:rFonts w:ascii="Times New Roman" w:eastAsia="Times New Roman" w:hAnsi="Times New Roman" w:cs="Times New Roman"/>
+                <w:sz w:val="21"/>
+              </w:rPr>
+            </w:pPr>
+            <w:r>
+              <w:rPr>
+                <w:rFonts w:ascii="Times New Roman" w:eastAsia="Times New Roman" w:hAnsi="Times New Roman" w:cs="Times New Roman"/>
+                <w:sz w:val="21"/>
+              </w:rPr>
+              <w:t>3</w:t>
+            </w:r>
+          </w:p>
+        </w:tc>
+        <w:tc>
+          <w:tcPr>
+            <w:tcW w:w="0" w:type="auto"/>
+            <w:vAlign w:val="center"/>
+          </w:tcPr>
+          <w:p>
+            <w:pPr>
+              <w:spacing w:after="0" w:line="240" w:lineRule="auto"/>
+              <w:ind w:left="0" w:right="0"/>
+              <w:rPr>
+                <w:rFonts w:ascii="Times New Roman" w:eastAsia="Times New Roman" w:hAnsi="Times New Roman" w:cs="Times New Roman"/>
+                <w:sz w:val="21"/>
+              </w:rPr>
+            </w:pPr>
+            <w:r>
+              <w:rPr>
+                <w:rFonts w:ascii="Times New Roman" w:eastAsia="Times New Roman" w:hAnsi="Times New Roman" w:cs="Times New Roman"/>
+                <w:sz w:val="21"/>
+              </w:rPr>
+              <w:t>Bán lẻ đồ điện gia dụng, giường, tủ, bàn, ghế và đồ nội thất tương tự, đèn và bộ đèn điện, đồ dùng gia đình khác chưa được phân vào đâu</w:t>
+            </w:r>
+          </w:p>
+        </w:tc>
+        <w:tc>
+          <w:tcPr>
+            <w:tcW w:w="0" w:type="auto"/>
+            <w:vAlign w:val="center"/>
+          </w:tcPr>
+          <w:p>
+            <w:pPr>
+              <w:spacing w:after="0" w:line="240" w:lineRule="auto"/>
+              <w:ind w:left="0" w:right="0"/>
+              <w:jc w:val="center"/>
+              <w:rPr>
+                <w:rFonts w:ascii="Times New Roman" w:eastAsia="Times New Roman" w:hAnsi="Times New Roman" w:cs="Times New Roman"/>
+                <w:sz w:val="21"/>
+              </w:rPr>
+            </w:pPr>
+            <w:r>
+              <w:rPr>
+                <w:rFonts w:ascii="Times New Roman" w:eastAsia="Times New Roman" w:hAnsi="Times New Roman" w:cs="Times New Roman"/>
+                <w:sz w:val="21"/>
+              </w:rPr>
+              <w:t>4759</w:t>
+            </w:r>
+          </w:p>
+        </w:tc>
+        <w:tc>
+          <w:tcPr>
+            <w:tcW w:w="0" w:type="auto"/>
+            <w:vAlign w:val="center"/>
+          </w:tcPr>
+          <w:p>
+            <w:pPr>
+              <w:spacing w:after="0" w:line="240" w:lineRule="auto"/>
+              <w:ind w:left="0" w:right="0"/>
+              <w:jc w:val="center"/>
+              <w:rPr>
+                <w:rFonts w:ascii="Times New Roman" w:eastAsia="Times New Roman" w:hAnsi="Times New Roman" w:cs="Times New Roman"/>
+              </w:rPr>
+            </w:pPr>
+          </w:p>
+        </w:tc>
+      </w:tr>
+      <w:tr>
+        <w:trPr>
+          <w:jc w:val="center"/>
+        </w:trPr>
+        <w:tc>
+          <w:tcPr>
+            <w:tcW w:w="0" w:type="auto"/>
+            <w:vAlign w:val="center"/>
+          </w:tcPr>
+          <w:p>
+            <w:pPr>
+              <w:spacing w:after="0" w:line="240" w:lineRule="auto"/>
+              <w:ind w:left="0" w:right="0"/>
+              <w:jc w:val="center"/>
+              <w:rPr>
+                <w:rFonts w:ascii="Times New Roman" w:eastAsia="Times New Roman" w:hAnsi="Times New Roman" w:cs="Times New Roman"/>
+                <w:sz w:val="21"/>
+              </w:rPr>
+            </w:pPr>
+            <w:r>
+              <w:rPr>
+                <w:rFonts w:ascii="Times New Roman" w:eastAsia="Times New Roman" w:hAnsi="Times New Roman" w:cs="Times New Roman"/>
+                <w:sz w:val="21"/>
+              </w:rPr>
+              <w:t>3</w:t>
+            </w:r>
+          </w:p>
+        </w:tc>
+        <w:tc>
+          <w:tcPr>
+            <w:tcW w:w="0" w:type="auto"/>
+            <w:vAlign w:val="center"/>
+          </w:tcPr>
+          <w:p>
+            <w:pPr>
+              <w:spacing w:after="0" w:line="240" w:lineRule="auto"/>
+              <w:ind w:left="0" w:right="0"/>
+              <w:rPr>
+                <w:rFonts w:ascii="Times New Roman" w:eastAsia="Times New Roman" w:hAnsi="Times New Roman" w:cs="Times New Roman"/>
+                <w:sz w:val="21"/>
+              </w:rPr>
+            </w:pPr>
+            <w:r>
+              <w:rPr>
+                <w:rFonts w:ascii="Times New Roman" w:eastAsia="Times New Roman" w:hAnsi="Times New Roman" w:cs="Times New Roman"/>
+                <w:sz w:val="21"/>
+              </w:rPr>
+              <w:t>Sửa chữa, bảo dưỡng giường, tủ, bàn, ghế và đồ nội thất tương tự</w:t>
+            </w:r>
+          </w:p>
+        </w:tc>
+        <w:tc>
+          <w:tcPr>
+            <w:tcW w:w="0" w:type="auto"/>
+            <w:vAlign w:val="center"/>
+          </w:tcPr>
+          <w:p>
+            <w:pPr>
+              <w:spacing w:after="0" w:line="240" w:lineRule="auto"/>
+              <w:ind w:left="0" w:right="0"/>
+              <w:jc w:val="center"/>
+              <w:rPr>
+                <w:rFonts w:ascii="Times New Roman" w:eastAsia="Times New Roman" w:hAnsi="Times New Roman" w:cs="Times New Roman"/>
+                <w:sz w:val="21"/>
+              </w:rPr>
+            </w:pPr>
+            <w:r>
+              <w:rPr>
+                <w:rFonts w:ascii="Times New Roman" w:eastAsia="Times New Roman" w:hAnsi="Times New Roman" w:cs="Times New Roman"/>
+                <w:sz w:val="21"/>
+              </w:rPr>
+              <w:t>9524</w:t>
+            </w:r>
+          </w:p>
+        </w:tc>
+        <w:tc>
+          <w:tcPr>
+            <w:tcW w:w="0" w:type="auto"/>
+            <w:vAlign w:val="center"/>
+          </w:tcPr>
+          <w:p>
+            <w:pPr>
+              <w:spacing w:after="0" w:line="240" w:lineRule="auto"/>
+              <w:ind w:left="0" w:right="0"/>
+              <w:jc w:val="center"/>
+              <w:rPr>
+                <w:rFonts w:ascii="Times New Roman" w:eastAsia="Times New Roman" w:hAnsi="Times New Roman" w:cs="Times New Roman"/>
               </w:rPr>
             </w:pPr>
           </w:p>
@@ -2114,15 +2340,6 @@
           <w:szCs w:val="28"/>
         </w:rPr>
         <w:t>Quyết định này có hiệu lực kể từ ngày ký.</w:t>
-      </w:r>
-      <w:r>
-        <w:rPr>
-          <w:rFonts w:ascii="Times New Roman" w:eastAsia="DengXian" w:hAnsi="Times New Roman" w:cs="Times New Roman"/>
-          <w:sz w:val="24"/>
-          <w:szCs w:val="24"/>
-          <w:lang w:eastAsia="zh-CN"/>
-        </w:rPr>
-        <w:br w:type="page"/>
       </w:r>
     </w:p>
     <w:p>
@@ -2569,11 +2786,10 @@
             <w:r>
               <w:rPr>
                 <w:rFonts w:ascii="Times New Roman" w:eastAsia="Times New Roman" w:hAnsi="Times New Roman" w:cs="Times New Roman"/>
-                <w:bCs/>
                 <w:sz w:val="24"/>
                 <w:szCs w:val="24"/>
               </w:rPr>
-              <w:t>PHẠM CÔNG SANG</w:t>
+              <w:t>NGUYỄN THỊ THANH THÚY</w:t>
             </w:r>
           </w:p>
           <w:p>
@@ -3638,6 +3854,155 @@
       </w:pPr>
       <w:rPr>
         <w:rFonts w:ascii="Wingdings" w:hAnsi="Wingdings" w:hint="default"/>
+      </w:rPr>
+    </w:lvl>
+  </w:abstractNum>
+  <w:abstractNum w:abstractNumId="8" w15:restartNumberingAfterBreak="0">
+    <w:nsid w:val="7BB92AAA"/>
+    <w:multiLevelType w:val="multilevel"/>
+    <w:tmpl w:val="FDC4D246"/>
+    <w:lvl w:ilvl="0">
+      <w:start w:val="1"/>
+      <w:numFmt w:val="bullet"/>
+      <w:lvlText w:val=""/>
+      <w:lvlJc w:val="left"/>
+      <w:pPr>
+        <w:tabs>
+          <w:tab w:val="num" w:pos="720"/>
+        </w:tabs>
+        <w:ind w:left="720" w:hanging="360"/>
+      </w:pPr>
+      <w:rPr>
+        <w:rFonts w:ascii="Symbol" w:hAnsi="Symbol" w:hint="default"/>
+        <w:sz w:val="20"/>
+      </w:rPr>
+    </w:lvl>
+    <w:lvl w:ilvl="1" w:tentative="1">
+      <w:start w:val="1"/>
+      <w:numFmt w:val="bullet"/>
+      <w:lvlText w:val="o"/>
+      <w:lvlJc w:val="left"/>
+      <w:pPr>
+        <w:tabs>
+          <w:tab w:val="num" w:pos="1440"/>
+        </w:tabs>
+        <w:ind w:left="1440" w:hanging="360"/>
+      </w:pPr>
+      <w:rPr>
+        <w:rFonts w:ascii="Courier New" w:hAnsi="Courier New" w:hint="default"/>
+        <w:sz w:val="20"/>
+      </w:rPr>
+    </w:lvl>
+    <w:lvl w:ilvl="2" w:tentative="1">
+      <w:start w:val="1"/>
+      <w:numFmt w:val="bullet"/>
+      <w:lvlText w:val=""/>
+      <w:lvlJc w:val="left"/>
+      <w:pPr>
+        <w:tabs>
+          <w:tab w:val="num" w:pos="2160"/>
+        </w:tabs>
+        <w:ind w:left="2160" w:hanging="360"/>
+      </w:pPr>
+      <w:rPr>
+        <w:rFonts w:ascii="Wingdings" w:hAnsi="Wingdings" w:hint="default"/>
+        <w:sz w:val="20"/>
+      </w:rPr>
+    </w:lvl>
+    <w:lvl w:ilvl="3" w:tentative="1">
+      <w:start w:val="1"/>
+      <w:numFmt w:val="bullet"/>
+      <w:lvlText w:val=""/>
+      <w:lvlJc w:val="left"/>
+      <w:pPr>
+        <w:tabs>
+          <w:tab w:val="num" w:pos="2880"/>
+        </w:tabs>
+        <w:ind w:left="2880" w:hanging="360"/>
+      </w:pPr>
+      <w:rPr>
+        <w:rFonts w:ascii="Wingdings" w:hAnsi="Wingdings" w:hint="default"/>
+        <w:sz w:val="20"/>
+      </w:rPr>
+    </w:lvl>
+    <w:lvl w:ilvl="4" w:tentative="1">
+      <w:start w:val="1"/>
+      <w:numFmt w:val="bullet"/>
+      <w:lvlText w:val=""/>
+      <w:lvlJc w:val="left"/>
+      <w:pPr>
+        <w:tabs>
+          <w:tab w:val="num" w:pos="3600"/>
+        </w:tabs>
+        <w:ind w:left="3600" w:hanging="360"/>
+      </w:pPr>
+      <w:rPr>
+        <w:rFonts w:ascii="Wingdings" w:hAnsi="Wingdings" w:hint="default"/>
+        <w:sz w:val="20"/>
+      </w:rPr>
+    </w:lvl>
+    <w:lvl w:ilvl="5" w:tentative="1">
+      <w:start w:val="1"/>
+      <w:numFmt w:val="bullet"/>
+      <w:lvlText w:val=""/>
+      <w:lvlJc w:val="left"/>
+      <w:pPr>
+        <w:tabs>
+          <w:tab w:val="num" w:pos="4320"/>
+        </w:tabs>
+        <w:ind w:left="4320" w:hanging="360"/>
+      </w:pPr>
+      <w:rPr>
+        <w:rFonts w:ascii="Wingdings" w:hAnsi="Wingdings" w:hint="default"/>
+        <w:sz w:val="20"/>
+      </w:rPr>
+    </w:lvl>
+    <w:lvl w:ilvl="6" w:tentative="1">
+      <w:start w:val="1"/>
+      <w:numFmt w:val="bullet"/>
+      <w:lvlText w:val=""/>
+      <w:lvlJc w:val="left"/>
+      <w:pPr>
+        <w:tabs>
+          <w:tab w:val="num" w:pos="5040"/>
+        </w:tabs>
+        <w:ind w:left="5040" w:hanging="360"/>
+      </w:pPr>
+      <w:rPr>
+        <w:rFonts w:ascii="Wingdings" w:hAnsi="Wingdings" w:hint="default"/>
+        <w:sz w:val="20"/>
+      </w:rPr>
+    </w:lvl>
+    <w:lvl w:ilvl="7" w:tentative="1">
+      <w:start w:val="1"/>
+      <w:numFmt w:val="bullet"/>
+      <w:lvlText w:val=""/>
+      <w:lvlJc w:val="left"/>
+      <w:pPr>
+        <w:tabs>
+          <w:tab w:val="num" w:pos="5760"/>
+        </w:tabs>
+        <w:ind w:left="5760" w:hanging="360"/>
+      </w:pPr>
+      <w:rPr>
+        <w:rFonts w:ascii="Wingdings" w:hAnsi="Wingdings" w:hint="default"/>
+        <w:sz w:val="20"/>
+      </w:rPr>
+    </w:lvl>
+    <w:lvl w:ilvl="8" w:tentative="1">
+      <w:start w:val="1"/>
+      <w:numFmt w:val="bullet"/>
+      <w:lvlText w:val=""/>
+      <w:lvlJc w:val="left"/>
+      <w:pPr>
+        <w:tabs>
+          <w:tab w:val="num" w:pos="6480"/>
+        </w:tabs>
+        <w:ind w:left="6480" w:hanging="360"/>
+      </w:pPr>
+      <w:rPr>
+        <w:rFonts w:ascii="Wingdings" w:hAnsi="Wingdings" w:hint="default"/>
+        <w:sz w:val="20"/>
       </w:rPr>
     </w:lvl>
   </w:abstractNum>
@@ -3664,6 +4029,9 @@
   </w:num>
   <w:num w:numId="8">
     <w:abstractNumId w:val="5"/>
+  </w:num>
+  <w:num w:numId="9">
+    <w:abstractNumId w:val="8"/>
   </w:num>
 </w:numbering>
 </file>
@@ -4313,6 +4681,28 @@
       <w:bCs/>
     </w:rPr>
   </w:style>
+  <w:style w:type="table" w:customStyle="1" w:styleId="TableGrid1">
+    <w:name w:val="Table Grid1"/>
+    <w:basedOn w:val="TableNormal"/>
+    <w:next w:val="TableGrid"/>
+    <w:uiPriority w:val="59"/>
+    <w:rsid w:val="00856817"/>
+    <w:rPr>
+      <w:rFonts w:ascii="Cambria" w:eastAsia="MS Mincho" w:hAnsi="Cambria"/>
+      <w:sz w:val="22"/>
+      <w:szCs w:val="22"/>
+    </w:rPr>
+    <w:tblPr>
+      <w:tblBorders>
+        <w:top w:val="single" w:sz="4" w:space="0" w:color="auto"/>
+        <w:left w:val="single" w:sz="4" w:space="0" w:color="auto"/>
+        <w:bottom w:val="single" w:sz="4" w:space="0" w:color="auto"/>
+        <w:right w:val="single" w:sz="4" w:space="0" w:color="auto"/>
+        <w:insideH w:val="single" w:sz="4" w:space="0" w:color="auto"/>
+        <w:insideV w:val="single" w:sz="4" w:space="0" w:color="auto"/>
+      </w:tblBorders>
+    </w:tblPr>
+  </w:style>
 </w:styles>
 </file>
 

--- a/CÔNG TY TNHH PHỤ KIỆN MỘC NĂM HÙNG/NamHung_TangVon/NamHung_NghiQuyetHDTV.docx
+++ b/CÔNG TY TNHH PHỤ KIỆN MỘC NĂM HÙNG/NamHung_TangVon/NamHung_NghiQuyetHDTV.docx
@@ -1,6 +1,6 @@
 
 <file path=word/document.xml><?xml version="1.0" encoding="utf-8"?>
-<w:document xmlns:wpc="http://schemas.microsoft.com/office/word/2010/wordprocessingCanvas" xmlns:cx="http://schemas.microsoft.com/office/drawing/2014/chartex" xmlns:cx1="http://schemas.microsoft.com/office/drawing/2015/9/8/chartex" xmlns:mc="http://schemas.openxmlformats.org/markup-compatibility/2006" xmlns:o="urn:schemas-microsoft-com:office:office" xmlns:r="http://schemas.openxmlformats.org/officeDocument/2006/relationships" xmlns:m="http://schemas.openxmlformats.org/officeDocument/2006/math" xmlns:v="urn:schemas-microsoft-com:vml" xmlns:wp14="http://schemas.microsoft.com/office/word/2010/wordprocessingDrawing" xmlns:wp="http://schemas.openxmlformats.org/drawingml/2006/wordprocessingDrawing" xmlns:w10="urn:schemas-microsoft-com:office:word" xmlns:w="http://schemas.openxmlformats.org/wordprocessingml/2006/main" xmlns:w14="http://schemas.microsoft.com/office/word/2010/wordml" xmlns:w15="http://schemas.microsoft.com/office/word/2012/wordml" xmlns:w16se="http://schemas.microsoft.com/office/word/2015/wordml/symex" xmlns:wpg="http://schemas.microsoft.com/office/word/2010/wordprocessingGroup" xmlns:wpi="http://schemas.microsoft.com/office/word/2010/wordprocessingInk" xmlns:wne="http://schemas.microsoft.com/office/word/2006/wordml" xmlns:wps="http://schemas.microsoft.com/office/word/2010/wordprocessingShape" mc:Ignorable="w14 w15 w16se wp14">
+<w:document xmlns:wpc="http://schemas.microsoft.com/office/word/2010/wordprocessingCanvas" xmlns:cx="http://schemas.microsoft.com/office/drawing/2014/chartex" xmlns:cx1="http://schemas.microsoft.com/office/drawing/2015/9/8/chartex" xmlns:cx2="http://schemas.microsoft.com/office/drawing/2015/10/21/chartex" xmlns:cx3="http://schemas.microsoft.com/office/drawing/2016/5/9/chartex" xmlns:cx4="http://schemas.microsoft.com/office/drawing/2016/5/10/chartex" xmlns:cx5="http://schemas.microsoft.com/office/drawing/2016/5/11/chartex" xmlns:cx6="http://schemas.microsoft.com/office/drawing/2016/5/12/chartex" xmlns:cx7="http://schemas.microsoft.com/office/drawing/2016/5/13/chartex" xmlns:cx8="http://schemas.microsoft.com/office/drawing/2016/5/14/chartex" xmlns:mc="http://schemas.openxmlformats.org/markup-compatibility/2006" xmlns:aink="http://schemas.microsoft.com/office/drawing/2016/ink" xmlns:am3d="http://schemas.microsoft.com/office/drawing/2017/model3d" xmlns:o="urn:schemas-microsoft-com:office:office" xmlns:oel="http://schemas.microsoft.com/office/2019/extlst" xmlns:r="http://schemas.openxmlformats.org/officeDocument/2006/relationships" xmlns:m="http://schemas.openxmlformats.org/officeDocument/2006/math" xmlns:v="urn:schemas-microsoft-com:vml" xmlns:wp14="http://schemas.microsoft.com/office/word/2010/wordprocessingDrawing" xmlns:wp="http://schemas.openxmlformats.org/drawingml/2006/wordprocessingDrawing" xmlns:w10="urn:schemas-microsoft-com:office:word" xmlns:w="http://schemas.openxmlformats.org/wordprocessingml/2006/main" xmlns:w14="http://schemas.microsoft.com/office/word/2010/wordml" xmlns:w15="http://schemas.microsoft.com/office/word/2012/wordml" xmlns:w16cex="http://schemas.microsoft.com/office/word/2018/wordml/cex" xmlns:w16cid="http://schemas.microsoft.com/office/word/2016/wordml/cid" xmlns:w16="http://schemas.microsoft.com/office/word/2018/wordml" xmlns:w16du="http://schemas.microsoft.com/office/word/2023/wordml/word16du" xmlns:w16sdtdh="http://schemas.microsoft.com/office/word/2020/wordml/sdtdatahash" xmlns:w16sdtfl="http://schemas.microsoft.com/office/word/2024/wordml/sdtformatlock" xmlns:w16se="http://schemas.microsoft.com/office/word/2015/wordml/symex" xmlns:wpg="http://schemas.microsoft.com/office/word/2010/wordprocessingGroup" xmlns:wpi="http://schemas.microsoft.com/office/word/2010/wordprocessingInk" xmlns:wne="http://schemas.microsoft.com/office/word/2006/wordml" xmlns:wps="http://schemas.microsoft.com/office/word/2010/wordprocessingShape" mc:Ignorable="w14 w15 w16se w16cid w16 w16cex w16sdtdh w16sdtfl w16du wp14">
   <w:body>
     <w:tbl>
       <w:tblPr>
@@ -918,8 +918,6 @@
         </w:rPr>
         <w:t>.</w:t>
       </w:r>
-      <w:bookmarkStart w:id="0" w:name="_GoBack"/>
-      <w:bookmarkEnd w:id="0"/>
       <w:r>
         <w:rPr>
           <w:rFonts w:ascii="Times New Roman" w:hAnsi="Times New Roman"/>
@@ -2159,7 +2157,7 @@
                 <w:rFonts w:ascii="Times New Roman" w:eastAsia="Times New Roman" w:hAnsi="Times New Roman" w:cs="Times New Roman"/>
                 <w:sz w:val="21"/>
               </w:rPr>
-              <w:t>3</w:t>
+              <w:t>4</w:t>
             </w:r>
           </w:p>
         </w:tc>
@@ -3010,7 +3008,7 @@
 </file>
 
 <file path=word/numbering.xml><?xml version="1.0" encoding="utf-8"?>
-<w:numbering xmlns:wpc="http://schemas.microsoft.com/office/word/2010/wordprocessingCanvas" xmlns:cx="http://schemas.microsoft.com/office/drawing/2014/chartex" xmlns:cx1="http://schemas.microsoft.com/office/drawing/2015/9/8/chartex" xmlns:mc="http://schemas.openxmlformats.org/markup-compatibility/2006" xmlns:o="urn:schemas-microsoft-com:office:office" xmlns:r="http://schemas.openxmlformats.org/officeDocument/2006/relationships" xmlns:m="http://schemas.openxmlformats.org/officeDocument/2006/math" xmlns:v="urn:schemas-microsoft-com:vml" xmlns:wp14="http://schemas.microsoft.com/office/word/2010/wordprocessingDrawing" xmlns:wp="http://schemas.openxmlformats.org/drawingml/2006/wordprocessingDrawing" xmlns:w10="urn:schemas-microsoft-com:office:word" xmlns:w="http://schemas.openxmlformats.org/wordprocessingml/2006/main" xmlns:w14="http://schemas.microsoft.com/office/word/2010/wordml" xmlns:w15="http://schemas.microsoft.com/office/word/2012/wordml" xmlns:w16se="http://schemas.microsoft.com/office/word/2015/wordml/symex" xmlns:wpg="http://schemas.microsoft.com/office/word/2010/wordprocessingGroup" xmlns:wpi="http://schemas.microsoft.com/office/word/2010/wordprocessingInk" xmlns:wne="http://schemas.microsoft.com/office/word/2006/wordml" xmlns:wps="http://schemas.microsoft.com/office/word/2010/wordprocessingShape" mc:Ignorable="w14 w15 w16se wp14">
+<w:numbering xmlns:wpc="http://schemas.microsoft.com/office/word/2010/wordprocessingCanvas" xmlns:cx="http://schemas.microsoft.com/office/drawing/2014/chartex" xmlns:cx1="http://schemas.microsoft.com/office/drawing/2015/9/8/chartex" xmlns:cx2="http://schemas.microsoft.com/office/drawing/2015/10/21/chartex" xmlns:cx3="http://schemas.microsoft.com/office/drawing/2016/5/9/chartex" xmlns:cx4="http://schemas.microsoft.com/office/drawing/2016/5/10/chartex" xmlns:cx5="http://schemas.microsoft.com/office/drawing/2016/5/11/chartex" xmlns:cx6="http://schemas.microsoft.com/office/drawing/2016/5/12/chartex" xmlns:cx7="http://schemas.microsoft.com/office/drawing/2016/5/13/chartex" xmlns:cx8="http://schemas.microsoft.com/office/drawing/2016/5/14/chartex" xmlns:mc="http://schemas.openxmlformats.org/markup-compatibility/2006" xmlns:aink="http://schemas.microsoft.com/office/drawing/2016/ink" xmlns:am3d="http://schemas.microsoft.com/office/drawing/2017/model3d" xmlns:o="urn:schemas-microsoft-com:office:office" xmlns:oel="http://schemas.microsoft.com/office/2019/extlst" xmlns:r="http://schemas.openxmlformats.org/officeDocument/2006/relationships" xmlns:m="http://schemas.openxmlformats.org/officeDocument/2006/math" xmlns:v="urn:schemas-microsoft-com:vml" xmlns:wp14="http://schemas.microsoft.com/office/word/2010/wordprocessingDrawing" xmlns:wp="http://schemas.openxmlformats.org/drawingml/2006/wordprocessingDrawing" xmlns:w10="urn:schemas-microsoft-com:office:word" xmlns:w="http://schemas.openxmlformats.org/wordprocessingml/2006/main" xmlns:w14="http://schemas.microsoft.com/office/word/2010/wordml" xmlns:w15="http://schemas.microsoft.com/office/word/2012/wordml" xmlns:w16cex="http://schemas.microsoft.com/office/word/2018/wordml/cex" xmlns:w16cid="http://schemas.microsoft.com/office/word/2016/wordml/cid" xmlns:w16="http://schemas.microsoft.com/office/word/2018/wordml" xmlns:w16du="http://schemas.microsoft.com/office/word/2023/wordml/word16du" xmlns:w16sdtdh="http://schemas.microsoft.com/office/word/2020/wordml/sdtdatahash" xmlns:w16sdtfl="http://schemas.microsoft.com/office/word/2024/wordml/sdtformatlock" xmlns:w16se="http://schemas.microsoft.com/office/word/2015/wordml/symex" xmlns:wpg="http://schemas.microsoft.com/office/word/2010/wordprocessingGroup" xmlns:wpi="http://schemas.microsoft.com/office/word/2010/wordprocessingInk" xmlns:wne="http://schemas.microsoft.com/office/word/2006/wordml" xmlns:wps="http://schemas.microsoft.com/office/word/2010/wordprocessingShape" mc:Ignorable="w14 w15 w16se w16cid w16 w16cex w16sdtdh w16sdtfl w16du wp14">
   <w:abstractNum w:abstractNumId="0" w15:restartNumberingAfterBreak="0">
     <w:nsid w:val="2DD33241"/>
     <w:multiLevelType w:val="hybridMultilevel"/>
@@ -4006,38 +4004,38 @@
       </w:rPr>
     </w:lvl>
   </w:abstractNum>
-  <w:num w:numId="1">
+  <w:num w:numId="1" w16cid:durableId="7098460">
     <w:abstractNumId w:val="1"/>
   </w:num>
-  <w:num w:numId="2">
+  <w:num w:numId="2" w16cid:durableId="46076617">
     <w:abstractNumId w:val="6"/>
   </w:num>
-  <w:num w:numId="3">
+  <w:num w:numId="3" w16cid:durableId="154345474">
     <w:abstractNumId w:val="7"/>
   </w:num>
-  <w:num w:numId="4">
+  <w:num w:numId="4" w16cid:durableId="217713727">
     <w:abstractNumId w:val="2"/>
   </w:num>
-  <w:num w:numId="5">
+  <w:num w:numId="5" w16cid:durableId="1496262897">
     <w:abstractNumId w:val="0"/>
   </w:num>
-  <w:num w:numId="6">
+  <w:num w:numId="6" w16cid:durableId="1345668970">
     <w:abstractNumId w:val="3"/>
   </w:num>
-  <w:num w:numId="7">
+  <w:num w:numId="7" w16cid:durableId="1832135737">
     <w:abstractNumId w:val="4"/>
   </w:num>
-  <w:num w:numId="8">
+  <w:num w:numId="8" w16cid:durableId="1760710387">
     <w:abstractNumId w:val="5"/>
   </w:num>
-  <w:num w:numId="9">
+  <w:num w:numId="9" w16cid:durableId="1547445200">
     <w:abstractNumId w:val="8"/>
   </w:num>
 </w:numbering>
 </file>
 
 <file path=word/styles.xml><?xml version="1.0" encoding="utf-8"?>
-<w:styles xmlns:mc="http://schemas.openxmlformats.org/markup-compatibility/2006" xmlns:r="http://schemas.openxmlformats.org/officeDocument/2006/relationships" xmlns:w="http://schemas.openxmlformats.org/wordprocessingml/2006/main" xmlns:w14="http://schemas.microsoft.com/office/word/2010/wordml" xmlns:w15="http://schemas.microsoft.com/office/word/2012/wordml" xmlns:w16se="http://schemas.microsoft.com/office/word/2015/wordml/symex" mc:Ignorable="w14 w15 w16se">
+<w:styles xmlns:mc="http://schemas.openxmlformats.org/markup-compatibility/2006" xmlns:r="http://schemas.openxmlformats.org/officeDocument/2006/relationships" xmlns:w="http://schemas.openxmlformats.org/wordprocessingml/2006/main" xmlns:w14="http://schemas.microsoft.com/office/word/2010/wordml" xmlns:w15="http://schemas.microsoft.com/office/word/2012/wordml" xmlns:w16cex="http://schemas.microsoft.com/office/word/2018/wordml/cex" xmlns:w16cid="http://schemas.microsoft.com/office/word/2016/wordml/cid" xmlns:w16="http://schemas.microsoft.com/office/word/2018/wordml" xmlns:w16du="http://schemas.microsoft.com/office/word/2023/wordml/word16du" xmlns:w16sdtdh="http://schemas.microsoft.com/office/word/2020/wordml/sdtdatahash" xmlns:w16sdtfl="http://schemas.microsoft.com/office/word/2024/wordml/sdtformatlock" xmlns:w16se="http://schemas.microsoft.com/office/word/2015/wordml/symex" mc:Ignorable="w14 w15 w16se w16cid w16 w16cex w16sdtdh w16sdtfl w16du">
   <w:docDefaults>
     <w:rPrDefault>
       <w:rPr>
@@ -4047,7 +4045,7 @@
     </w:rPrDefault>
     <w:pPrDefault/>
   </w:docDefaults>
-  <w:latentStyles w:defLockedState="0" w:defUIPriority="99" w:defSemiHidden="0" w:defUnhideWhenUsed="0" w:defQFormat="0" w:count="371">
+  <w:latentStyles w:defLockedState="0" w:defUIPriority="99" w:defSemiHidden="0" w:defUnhideWhenUsed="0" w:defQFormat="0" w:count="376">
     <w:lsdException w:name="Normal" w:locked="1" w:uiPriority="0" w:qFormat="1"/>
     <w:lsdException w:name="heading 1" w:locked="1" w:uiPriority="0" w:qFormat="1"/>
     <w:lsdException w:name="heading 2" w:locked="1" w:uiPriority="0" w:qFormat="1"/>
@@ -4419,6 +4417,11 @@
     <w:lsdException w:name="List Table 5 Dark Accent 6" w:uiPriority="50"/>
     <w:lsdException w:name="List Table 6 Colorful Accent 6" w:uiPriority="51"/>
     <w:lsdException w:name="List Table 7 Colorful Accent 6" w:uiPriority="52"/>
+    <w:lsdException w:name="Mention" w:semiHidden="1" w:unhideWhenUsed="1"/>
+    <w:lsdException w:name="Smart Hyperlink" w:semiHidden="1" w:unhideWhenUsed="1"/>
+    <w:lsdException w:name="Hashtag" w:semiHidden="1" w:unhideWhenUsed="1"/>
+    <w:lsdException w:name="Unresolved Mention" w:semiHidden="1" w:unhideWhenUsed="1"/>
+    <w:lsdException w:name="Smart Link" w:semiHidden="1" w:unhideWhenUsed="1"/>
   </w:latentStyles>
   <w:style w:type="paragraph" w:default="1" w:styleId="Normal">
     <w:name w:val="Normal"/>
@@ -4968,6 +4971,30 @@
 </file>
 
 <file path=customXml/item1.xml><?xml version="1.0" encoding="utf-8"?>
+<?mso-contentType ?>
+<FormTemplates xmlns="http://schemas.microsoft.com/sharepoint/v3/contenttype/forms">
+  <Display>DocumentLibraryForm</Display>
+  <Edit>DocumentLibraryForm</Edit>
+  <New>DocumentLibraryForm</New>
+</FormTemplates>
+</file>
+
+<file path=customXml/item2.xml><?xml version="1.0" encoding="utf-8"?>
+<p:properties xmlns:p="http://schemas.microsoft.com/office/2006/metadata/properties" xmlns:xsi="http://www.w3.org/2001/XMLSchema-instance" xmlns:pc="http://schemas.microsoft.com/office/infopath/2007/PartnerControls">
+  <documentManagement>
+    <AlternateThumbnailUrl xmlns="http://schemas.microsoft.com/sharepoint/v3">
+      <Url xsi:nil="true"/>
+      <Description xsi:nil="true"/>
+    </AlternateThumbnailUrl>
+    <VideoThumbnail xmlns="4ae7861e-4bff-47fb-9754-a3da037d4eb5" xsi:nil="true"/>
+    <ImageCreateDate xmlns="http://schemas.microsoft.com/sharepoint/v3" xsi:nil="true"/>
+    <GetImgForVideo xmlns="4ae7861e-4bff-47fb-9754-a3da037d4eb5" xsi:nil="true"/>
+    <Description xmlns="http://schemas.microsoft.com/sharepoint/v3" xsi:nil="true"/>
+  </documentManagement>
+</p:properties>
+</file>
+
+<file path=customXml/item3.xml><?xml version="1.0" encoding="utf-8"?>
 <ct:contentTypeSchema xmlns:ct="http://schemas.microsoft.com/office/2006/metadata/contentType" xmlns:ma="http://schemas.microsoft.com/office/2006/metadata/properties/metaAttributes" ct:_="" ma:_="" ma:contentTypeName="Picture" ma:contentTypeID="0x0101020088C615AFA6081A4EAC6D0C7B5DE5004C" ma:contentTypeVersion="3" ma:contentTypeDescription="Upload an image or a photograph." ma:contentTypeScope="" ma:versionID="8a358c36b680c6236bc77b7a1286c80c">
   <xsd:schema xmlns:xsd="http://www.w3.org/2001/XMLSchema" xmlns:xs="http://www.w3.org/2001/XMLSchema" xmlns:p="http://schemas.microsoft.com/office/2006/metadata/properties" xmlns:ns1="http://schemas.microsoft.com/sharepoint/v3" xmlns:ns2="4ae7861e-4bff-47fb-9754-a3da037d4eb5" targetNamespace="http://schemas.microsoft.com/office/2006/metadata/properties" ma:root="true" ma:fieldsID="1315e3235dfc98430f19347398624d38" ns1:_="" ns2:_="">
     <xsd:import namespace="http://schemas.microsoft.com/sharepoint/v3"/>
@@ -5155,31 +5182,26 @@
 </ct:contentTypeSchema>
 </file>
 
-<file path=customXml/item2.xml><?xml version="1.0" encoding="utf-8"?>
-<p:properties xmlns:p="http://schemas.microsoft.com/office/2006/metadata/properties" xmlns:xsi="http://www.w3.org/2001/XMLSchema-instance" xmlns:pc="http://schemas.microsoft.com/office/infopath/2007/PartnerControls">
-  <documentManagement>
-    <AlternateThumbnailUrl xmlns="http://schemas.microsoft.com/sharepoint/v3">
-      <Url xsi:nil="true"/>
-      <Description xsi:nil="true"/>
-    </AlternateThumbnailUrl>
-    <VideoThumbnail xmlns="4ae7861e-4bff-47fb-9754-a3da037d4eb5" xsi:nil="true"/>
-    <ImageCreateDate xmlns="http://schemas.microsoft.com/sharepoint/v3" xsi:nil="true"/>
-    <GetImgForVideo xmlns="4ae7861e-4bff-47fb-9754-a3da037d4eb5" xsi:nil="true"/>
-    <Description xmlns="http://schemas.microsoft.com/sharepoint/v3" xsi:nil="true"/>
-  </documentManagement>
-</p:properties>
+<file path=customXml/itemProps1.xml><?xml version="1.0" encoding="utf-8"?>
+<ds:datastoreItem xmlns:ds="http://schemas.openxmlformats.org/officeDocument/2006/customXml" ds:itemID="{AFD07A8A-035B-44B3-8740-60045F8E4C9F}">
+  <ds:schemaRefs>
+    <ds:schemaRef ds:uri="http://schemas.microsoft.com/sharepoint/v3/contenttype/forms"/>
+  </ds:schemaRefs>
+</ds:datastoreItem>
 </file>
 
-<file path=customXml/item3.xml><?xml version="1.0" encoding="utf-8"?>
-<?mso-contentType ?>
-<FormTemplates xmlns="http://schemas.microsoft.com/sharepoint/v3/contenttype/forms">
-  <Display>DocumentLibraryForm</Display>
-  <Edit>DocumentLibraryForm</Edit>
-  <New>DocumentLibraryForm</New>
-</FormTemplates>
+<file path=customXml/itemProps2.xml><?xml version="1.0" encoding="utf-8"?>
+<ds:datastoreItem xmlns:ds="http://schemas.openxmlformats.org/officeDocument/2006/customXml" ds:itemID="{DFBF5159-804B-4563-9B15-6A0468B25410}">
+  <ds:schemaRefs>
+    <ds:schemaRef ds:uri="http://schemas.microsoft.com/office/2006/metadata/properties"/>
+    <ds:schemaRef ds:uri="http://schemas.microsoft.com/office/infopath/2007/PartnerControls"/>
+    <ds:schemaRef ds:uri="http://schemas.microsoft.com/sharepoint/v3"/>
+    <ds:schemaRef ds:uri="4ae7861e-4bff-47fb-9754-a3da037d4eb5"/>
+  </ds:schemaRefs>
+</ds:datastoreItem>
 </file>
 
-<file path=customXml/itemProps1.xml><?xml version="1.0" encoding="utf-8"?>
+<file path=customXml/itemProps3.xml><?xml version="1.0" encoding="utf-8"?>
 <ds:datastoreItem xmlns:ds="http://schemas.openxmlformats.org/officeDocument/2006/customXml" ds:itemID="{8032CC91-C47F-435F-963C-35AB8945FB24}">
   <ds:schemaRefs>
     <ds:schemaRef ds:uri="http://schemas.microsoft.com/office/2006/metadata/contentType"/>
@@ -5196,23 +5218,4 @@
     <ds:schemaRef ds:uri="http://schemas.microsoft.com/internal/obd"/>
   </ds:schemaRefs>
 </ds:datastoreItem>
-</file>
-
-<file path=customXml/itemProps2.xml><?xml version="1.0" encoding="utf-8"?>
-<ds:datastoreItem xmlns:ds="http://schemas.openxmlformats.org/officeDocument/2006/customXml" ds:itemID="{DFBF5159-804B-4563-9B15-6A0468B25410}">
-  <ds:schemaRefs>
-    <ds:schemaRef ds:uri="http://schemas.microsoft.com/office/2006/metadata/properties"/>
-    <ds:schemaRef ds:uri="http://schemas.microsoft.com/office/infopath/2007/PartnerControls"/>
-    <ds:schemaRef ds:uri="http://schemas.microsoft.com/sharepoint/v3"/>
-    <ds:schemaRef ds:uri="4ae7861e-4bff-47fb-9754-a3da037d4eb5"/>
-  </ds:schemaRefs>
-</ds:datastoreItem>
-</file>
-
-<file path=customXml/itemProps3.xml><?xml version="1.0" encoding="utf-8"?>
-<ds:datastoreItem xmlns:ds="http://schemas.openxmlformats.org/officeDocument/2006/customXml" ds:itemID="{AFD07A8A-035B-44B3-8740-60045F8E4C9F}">
-  <ds:schemaRefs>
-    <ds:schemaRef ds:uri="http://schemas.microsoft.com/sharepoint/v3/contenttype/forms"/>
-  </ds:schemaRefs>
-</ds:datastoreItem>
 </file>
--- a/CÔNG TY TNHH PHỤ KIỆN MỘC NĂM HÙNG/NamHung_TangVon/NamHung_NghiQuyetHDTV.docx
+++ b/CÔNG TY TNHH PHỤ KIỆN MỘC NĂM HÙNG/NamHung_TangVon/NamHung_NghiQuyetHDTV.docx
@@ -1,6 +1,6 @@
 
 <file path=word/document.xml><?xml version="1.0" encoding="utf-8"?>
-<w:document xmlns:wpc="http://schemas.microsoft.com/office/word/2010/wordprocessingCanvas" xmlns:cx="http://schemas.microsoft.com/office/drawing/2014/chartex" xmlns:cx1="http://schemas.microsoft.com/office/drawing/2015/9/8/chartex" xmlns:cx2="http://schemas.microsoft.com/office/drawing/2015/10/21/chartex" xmlns:cx3="http://schemas.microsoft.com/office/drawing/2016/5/9/chartex" xmlns:cx4="http://schemas.microsoft.com/office/drawing/2016/5/10/chartex" xmlns:cx5="http://schemas.microsoft.com/office/drawing/2016/5/11/chartex" xmlns:cx6="http://schemas.microsoft.com/office/drawing/2016/5/12/chartex" xmlns:cx7="http://schemas.microsoft.com/office/drawing/2016/5/13/chartex" xmlns:cx8="http://schemas.microsoft.com/office/drawing/2016/5/14/chartex" xmlns:mc="http://schemas.openxmlformats.org/markup-compatibility/2006" xmlns:aink="http://schemas.microsoft.com/office/drawing/2016/ink" xmlns:am3d="http://schemas.microsoft.com/office/drawing/2017/model3d" xmlns:o="urn:schemas-microsoft-com:office:office" xmlns:oel="http://schemas.microsoft.com/office/2019/extlst" xmlns:r="http://schemas.openxmlformats.org/officeDocument/2006/relationships" xmlns:m="http://schemas.openxmlformats.org/officeDocument/2006/math" xmlns:v="urn:schemas-microsoft-com:vml" xmlns:wp14="http://schemas.microsoft.com/office/word/2010/wordprocessingDrawing" xmlns:wp="http://schemas.openxmlformats.org/drawingml/2006/wordprocessingDrawing" xmlns:w10="urn:schemas-microsoft-com:office:word" xmlns:w="http://schemas.openxmlformats.org/wordprocessingml/2006/main" xmlns:w14="http://schemas.microsoft.com/office/word/2010/wordml" xmlns:w15="http://schemas.microsoft.com/office/word/2012/wordml" xmlns:w16cex="http://schemas.microsoft.com/office/word/2018/wordml/cex" xmlns:w16cid="http://schemas.microsoft.com/office/word/2016/wordml/cid" xmlns:w16="http://schemas.microsoft.com/office/word/2018/wordml" xmlns:w16du="http://schemas.microsoft.com/office/word/2023/wordml/word16du" xmlns:w16sdtdh="http://schemas.microsoft.com/office/word/2020/wordml/sdtdatahash" xmlns:w16sdtfl="http://schemas.microsoft.com/office/word/2024/wordml/sdtformatlock" xmlns:w16se="http://schemas.microsoft.com/office/word/2015/wordml/symex" xmlns:wpg="http://schemas.microsoft.com/office/word/2010/wordprocessingGroup" xmlns:wpi="http://schemas.microsoft.com/office/word/2010/wordprocessingInk" xmlns:wne="http://schemas.microsoft.com/office/word/2006/wordml" xmlns:wps="http://schemas.microsoft.com/office/word/2010/wordprocessingShape" mc:Ignorable="w14 w15 w16se w16cid w16 w16cex w16sdtdh w16sdtfl w16du wp14">
+<w:document xmlns:wpc="http://schemas.microsoft.com/office/word/2010/wordprocessingCanvas" xmlns:cx="http://schemas.microsoft.com/office/drawing/2014/chartex" xmlns:cx1="http://schemas.microsoft.com/office/drawing/2015/9/8/chartex" xmlns:mc="http://schemas.openxmlformats.org/markup-compatibility/2006" xmlns:o="urn:schemas-microsoft-com:office:office" xmlns:r="http://schemas.openxmlformats.org/officeDocument/2006/relationships" xmlns:m="http://schemas.openxmlformats.org/officeDocument/2006/math" xmlns:v="urn:schemas-microsoft-com:vml" xmlns:wp14="http://schemas.microsoft.com/office/word/2010/wordprocessingDrawing" xmlns:wp="http://schemas.openxmlformats.org/drawingml/2006/wordprocessingDrawing" xmlns:w10="urn:schemas-microsoft-com:office:word" xmlns:w="http://schemas.openxmlformats.org/wordprocessingml/2006/main" xmlns:w14="http://schemas.microsoft.com/office/word/2010/wordml" xmlns:w15="http://schemas.microsoft.com/office/word/2012/wordml" xmlns:w16se="http://schemas.microsoft.com/office/word/2015/wordml/symex" xmlns:wpg="http://schemas.microsoft.com/office/word/2010/wordprocessingGroup" xmlns:wpi="http://schemas.microsoft.com/office/word/2010/wordprocessingInk" xmlns:wne="http://schemas.microsoft.com/office/word/2006/wordml" xmlns:wps="http://schemas.microsoft.com/office/word/2010/wordprocessingShape" mc:Ignorable="w14 w15 w16se wp14">
   <w:body>
     <w:tbl>
       <w:tblPr>
@@ -211,7 +211,23 @@
                 <w:i/>
                 <w:sz w:val="24"/>
               </w:rPr>
-              <w:t>ngày 17 tháng 7 năm 2026</w:t>
+              <w:t xml:space="preserve">ngày </w:t>
+            </w:r>
+            <w:r>
+              <w:rPr>
+                <w:rFonts w:ascii="Times New Roman" w:hAnsi="Times New Roman"/>
+                <w:i/>
+                <w:sz w:val="24"/>
+              </w:rPr>
+              <w:t>29</w:t>
+            </w:r>
+            <w:r>
+              <w:rPr>
+                <w:rFonts w:ascii="Times New Roman" w:hAnsi="Times New Roman"/>
+                <w:i/>
+                <w:sz w:val="24"/>
+              </w:rPr>
+              <w:t xml:space="preserve"> tháng 7 năm 2026</w:t>
             </w:r>
           </w:p>
         </w:tc>
@@ -464,8 +480,10 @@
           <w:i/>
           <w:sz w:val="24"/>
         </w:rPr>
-        <w:t>17</w:t>
-      </w:r>
+        <w:t>29</w:t>
+      </w:r>
+      <w:bookmarkStart w:id="0" w:name="_GoBack"/>
+      <w:bookmarkEnd w:id="0"/>
       <w:r>
         <w:rPr>
           <w:rFonts w:ascii="Times New Roman" w:hAnsi="Times New Roman"/>
@@ -3008,7 +3026,7 @@
 </file>
 
 <file path=word/numbering.xml><?xml version="1.0" encoding="utf-8"?>
-<w:numbering xmlns:wpc="http://schemas.microsoft.com/office/word/2010/wordprocessingCanvas" xmlns:cx="http://schemas.microsoft.com/office/drawing/2014/chartex" xmlns:cx1="http://schemas.microsoft.com/office/drawing/2015/9/8/chartex" xmlns:cx2="http://schemas.microsoft.com/office/drawing/2015/10/21/chartex" xmlns:cx3="http://schemas.microsoft.com/office/drawing/2016/5/9/chartex" xmlns:cx4="http://schemas.microsoft.com/office/drawing/2016/5/10/chartex" xmlns:cx5="http://schemas.microsoft.com/office/drawing/2016/5/11/chartex" xmlns:cx6="http://schemas.microsoft.com/office/drawing/2016/5/12/chartex" xmlns:cx7="http://schemas.microsoft.com/office/drawing/2016/5/13/chartex" xmlns:cx8="http://schemas.microsoft.com/office/drawing/2016/5/14/chartex" xmlns:mc="http://schemas.openxmlformats.org/markup-compatibility/2006" xmlns:aink="http://schemas.microsoft.com/office/drawing/2016/ink" xmlns:am3d="http://schemas.microsoft.com/office/drawing/2017/model3d" xmlns:o="urn:schemas-microsoft-com:office:office" xmlns:oel="http://schemas.microsoft.com/office/2019/extlst" xmlns:r="http://schemas.openxmlformats.org/officeDocument/2006/relationships" xmlns:m="http://schemas.openxmlformats.org/officeDocument/2006/math" xmlns:v="urn:schemas-microsoft-com:vml" xmlns:wp14="http://schemas.microsoft.com/office/word/2010/wordprocessingDrawing" xmlns:wp="http://schemas.openxmlformats.org/drawingml/2006/wordprocessingDrawing" xmlns:w10="urn:schemas-microsoft-com:office:word" xmlns:w="http://schemas.openxmlformats.org/wordprocessingml/2006/main" xmlns:w14="http://schemas.microsoft.com/office/word/2010/wordml" xmlns:w15="http://schemas.microsoft.com/office/word/2012/wordml" xmlns:w16cex="http://schemas.microsoft.com/office/word/2018/wordml/cex" xmlns:w16cid="http://schemas.microsoft.com/office/word/2016/wordml/cid" xmlns:w16="http://schemas.microsoft.com/office/word/2018/wordml" xmlns:w16du="http://schemas.microsoft.com/office/word/2023/wordml/word16du" xmlns:w16sdtdh="http://schemas.microsoft.com/office/word/2020/wordml/sdtdatahash" xmlns:w16sdtfl="http://schemas.microsoft.com/office/word/2024/wordml/sdtformatlock" xmlns:w16se="http://schemas.microsoft.com/office/word/2015/wordml/symex" xmlns:wpg="http://schemas.microsoft.com/office/word/2010/wordprocessingGroup" xmlns:wpi="http://schemas.microsoft.com/office/word/2010/wordprocessingInk" xmlns:wne="http://schemas.microsoft.com/office/word/2006/wordml" xmlns:wps="http://schemas.microsoft.com/office/word/2010/wordprocessingShape" mc:Ignorable="w14 w15 w16se w16cid w16 w16cex w16sdtdh w16sdtfl w16du wp14">
+<w:numbering xmlns:wpc="http://schemas.microsoft.com/office/word/2010/wordprocessingCanvas" xmlns:cx="http://schemas.microsoft.com/office/drawing/2014/chartex" xmlns:cx1="http://schemas.microsoft.com/office/drawing/2015/9/8/chartex" xmlns:mc="http://schemas.openxmlformats.org/markup-compatibility/2006" xmlns:o="urn:schemas-microsoft-com:office:office" xmlns:r="http://schemas.openxmlformats.org/officeDocument/2006/relationships" xmlns:m="http://schemas.openxmlformats.org/officeDocument/2006/math" xmlns:v="urn:schemas-microsoft-com:vml" xmlns:wp14="http://schemas.microsoft.com/office/word/2010/wordprocessingDrawing" xmlns:wp="http://schemas.openxmlformats.org/drawingml/2006/wordprocessingDrawing" xmlns:w10="urn:schemas-microsoft-com:office:word" xmlns:w="http://schemas.openxmlformats.org/wordprocessingml/2006/main" xmlns:w14="http://schemas.microsoft.com/office/word/2010/wordml" xmlns:w15="http://schemas.microsoft.com/office/word/2012/wordml" xmlns:w16se="http://schemas.microsoft.com/office/word/2015/wordml/symex" xmlns:wpg="http://schemas.microsoft.com/office/word/2010/wordprocessingGroup" xmlns:wpi="http://schemas.microsoft.com/office/word/2010/wordprocessingInk" xmlns:wne="http://schemas.microsoft.com/office/word/2006/wordml" xmlns:wps="http://schemas.microsoft.com/office/word/2010/wordprocessingShape" mc:Ignorable="w14 w15 w16se wp14">
   <w:abstractNum w:abstractNumId="0" w15:restartNumberingAfterBreak="0">
     <w:nsid w:val="2DD33241"/>
     <w:multiLevelType w:val="hybridMultilevel"/>
@@ -4004,38 +4022,38 @@
       </w:rPr>
     </w:lvl>
   </w:abstractNum>
-  <w:num w:numId="1" w16cid:durableId="7098460">
+  <w:num w:numId="1">
     <w:abstractNumId w:val="1"/>
   </w:num>
-  <w:num w:numId="2" w16cid:durableId="46076617">
+  <w:num w:numId="2">
     <w:abstractNumId w:val="6"/>
   </w:num>
-  <w:num w:numId="3" w16cid:durableId="154345474">
+  <w:num w:numId="3">
     <w:abstractNumId w:val="7"/>
   </w:num>
-  <w:num w:numId="4" w16cid:durableId="217713727">
+  <w:num w:numId="4">
     <w:abstractNumId w:val="2"/>
   </w:num>
-  <w:num w:numId="5" w16cid:durableId="1496262897">
+  <w:num w:numId="5">
     <w:abstractNumId w:val="0"/>
   </w:num>
-  <w:num w:numId="6" w16cid:durableId="1345668970">
+  <w:num w:numId="6">
     <w:abstractNumId w:val="3"/>
   </w:num>
-  <w:num w:numId="7" w16cid:durableId="1832135737">
+  <w:num w:numId="7">
     <w:abstractNumId w:val="4"/>
   </w:num>
-  <w:num w:numId="8" w16cid:durableId="1760710387">
+  <w:num w:numId="8">
     <w:abstractNumId w:val="5"/>
   </w:num>
-  <w:num w:numId="9" w16cid:durableId="1547445200">
+  <w:num w:numId="9">
     <w:abstractNumId w:val="8"/>
   </w:num>
 </w:numbering>
 </file>
 
 <file path=word/styles.xml><?xml version="1.0" encoding="utf-8"?>
-<w:styles xmlns:mc="http://schemas.openxmlformats.org/markup-compatibility/2006" xmlns:r="http://schemas.openxmlformats.org/officeDocument/2006/relationships" xmlns:w="http://schemas.openxmlformats.org/wordprocessingml/2006/main" xmlns:w14="http://schemas.microsoft.com/office/word/2010/wordml" xmlns:w15="http://schemas.microsoft.com/office/word/2012/wordml" xmlns:w16cex="http://schemas.microsoft.com/office/word/2018/wordml/cex" xmlns:w16cid="http://schemas.microsoft.com/office/word/2016/wordml/cid" xmlns:w16="http://schemas.microsoft.com/office/word/2018/wordml" xmlns:w16du="http://schemas.microsoft.com/office/word/2023/wordml/word16du" xmlns:w16sdtdh="http://schemas.microsoft.com/office/word/2020/wordml/sdtdatahash" xmlns:w16sdtfl="http://schemas.microsoft.com/office/word/2024/wordml/sdtformatlock" xmlns:w16se="http://schemas.microsoft.com/office/word/2015/wordml/symex" mc:Ignorable="w14 w15 w16se w16cid w16 w16cex w16sdtdh w16sdtfl w16du">
+<w:styles xmlns:mc="http://schemas.openxmlformats.org/markup-compatibility/2006" xmlns:r="http://schemas.openxmlformats.org/officeDocument/2006/relationships" xmlns:w="http://schemas.openxmlformats.org/wordprocessingml/2006/main" xmlns:w14="http://schemas.microsoft.com/office/word/2010/wordml" xmlns:w15="http://schemas.microsoft.com/office/word/2012/wordml" xmlns:w16se="http://schemas.microsoft.com/office/word/2015/wordml/symex" mc:Ignorable="w14 w15 w16se">
   <w:docDefaults>
     <w:rPrDefault>
       <w:rPr>
@@ -4045,7 +4063,7 @@
     </w:rPrDefault>
     <w:pPrDefault/>
   </w:docDefaults>
-  <w:latentStyles w:defLockedState="0" w:defUIPriority="99" w:defSemiHidden="0" w:defUnhideWhenUsed="0" w:defQFormat="0" w:count="376">
+  <w:latentStyles w:defLockedState="0" w:defUIPriority="99" w:defSemiHidden="0" w:defUnhideWhenUsed="0" w:defQFormat="0" w:count="371">
     <w:lsdException w:name="Normal" w:locked="1" w:uiPriority="0" w:qFormat="1"/>
     <w:lsdException w:name="heading 1" w:locked="1" w:uiPriority="0" w:qFormat="1"/>
     <w:lsdException w:name="heading 2" w:locked="1" w:uiPriority="0" w:qFormat="1"/>
@@ -4417,11 +4435,6 @@
     <w:lsdException w:name="List Table 5 Dark Accent 6" w:uiPriority="50"/>
     <w:lsdException w:name="List Table 6 Colorful Accent 6" w:uiPriority="51"/>
     <w:lsdException w:name="List Table 7 Colorful Accent 6" w:uiPriority="52"/>
-    <w:lsdException w:name="Mention" w:semiHidden="1" w:unhideWhenUsed="1"/>
-    <w:lsdException w:name="Smart Hyperlink" w:semiHidden="1" w:unhideWhenUsed="1"/>
-    <w:lsdException w:name="Hashtag" w:semiHidden="1" w:unhideWhenUsed="1"/>
-    <w:lsdException w:name="Unresolved Mention" w:semiHidden="1" w:unhideWhenUsed="1"/>
-    <w:lsdException w:name="Smart Link" w:semiHidden="1" w:unhideWhenUsed="1"/>
   </w:latentStyles>
   <w:style w:type="paragraph" w:default="1" w:styleId="Normal">
     <w:name w:val="Normal"/>
@@ -4971,30 +4984,6 @@
 </file>
 
 <file path=customXml/item1.xml><?xml version="1.0" encoding="utf-8"?>
-<?mso-contentType ?>
-<FormTemplates xmlns="http://schemas.microsoft.com/sharepoint/v3/contenttype/forms">
-  <Display>DocumentLibraryForm</Display>
-  <Edit>DocumentLibraryForm</Edit>
-  <New>DocumentLibraryForm</New>
-</FormTemplates>
-</file>
-
-<file path=customXml/item2.xml><?xml version="1.0" encoding="utf-8"?>
-<p:properties xmlns:p="http://schemas.microsoft.com/office/2006/metadata/properties" xmlns:xsi="http://www.w3.org/2001/XMLSchema-instance" xmlns:pc="http://schemas.microsoft.com/office/infopath/2007/PartnerControls">
-  <documentManagement>
-    <AlternateThumbnailUrl xmlns="http://schemas.microsoft.com/sharepoint/v3">
-      <Url xsi:nil="true"/>
-      <Description xsi:nil="true"/>
-    </AlternateThumbnailUrl>
-    <VideoThumbnail xmlns="4ae7861e-4bff-47fb-9754-a3da037d4eb5" xsi:nil="true"/>
-    <ImageCreateDate xmlns="http://schemas.microsoft.com/sharepoint/v3" xsi:nil="true"/>
-    <GetImgForVideo xmlns="4ae7861e-4bff-47fb-9754-a3da037d4eb5" xsi:nil="true"/>
-    <Description xmlns="http://schemas.microsoft.com/sharepoint/v3" xsi:nil="true"/>
-  </documentManagement>
-</p:properties>
-</file>
-
-<file path=customXml/item3.xml><?xml version="1.0" encoding="utf-8"?>
 <ct:contentTypeSchema xmlns:ct="http://schemas.microsoft.com/office/2006/metadata/contentType" xmlns:ma="http://schemas.microsoft.com/office/2006/metadata/properties/metaAttributes" ct:_="" ma:_="" ma:contentTypeName="Picture" ma:contentTypeID="0x0101020088C615AFA6081A4EAC6D0C7B5DE5004C" ma:contentTypeVersion="3" ma:contentTypeDescription="Upload an image or a photograph." ma:contentTypeScope="" ma:versionID="8a358c36b680c6236bc77b7a1286c80c">
   <xsd:schema xmlns:xsd="http://www.w3.org/2001/XMLSchema" xmlns:xs="http://www.w3.org/2001/XMLSchema" xmlns:p="http://schemas.microsoft.com/office/2006/metadata/properties" xmlns:ns1="http://schemas.microsoft.com/sharepoint/v3" xmlns:ns2="4ae7861e-4bff-47fb-9754-a3da037d4eb5" targetNamespace="http://schemas.microsoft.com/office/2006/metadata/properties" ma:root="true" ma:fieldsID="1315e3235dfc98430f19347398624d38" ns1:_="" ns2:_="">
     <xsd:import namespace="http://schemas.microsoft.com/sharepoint/v3"/>
@@ -5182,10 +5171,45 @@
 </ct:contentTypeSchema>
 </file>
 
+<file path=customXml/item2.xml><?xml version="1.0" encoding="utf-8"?>
+<p:properties xmlns:p="http://schemas.microsoft.com/office/2006/metadata/properties" xmlns:xsi="http://www.w3.org/2001/XMLSchema-instance" xmlns:pc="http://schemas.microsoft.com/office/infopath/2007/PartnerControls">
+  <documentManagement>
+    <AlternateThumbnailUrl xmlns="http://schemas.microsoft.com/sharepoint/v3">
+      <Url xsi:nil="true"/>
+      <Description xsi:nil="true"/>
+    </AlternateThumbnailUrl>
+    <VideoThumbnail xmlns="4ae7861e-4bff-47fb-9754-a3da037d4eb5" xsi:nil="true"/>
+    <ImageCreateDate xmlns="http://schemas.microsoft.com/sharepoint/v3" xsi:nil="true"/>
+    <GetImgForVideo xmlns="4ae7861e-4bff-47fb-9754-a3da037d4eb5" xsi:nil="true"/>
+    <Description xmlns="http://schemas.microsoft.com/sharepoint/v3" xsi:nil="true"/>
+  </documentManagement>
+</p:properties>
+</file>
+
+<file path=customXml/item3.xml><?xml version="1.0" encoding="utf-8"?>
+<?mso-contentType ?>
+<FormTemplates xmlns="http://schemas.microsoft.com/sharepoint/v3/contenttype/forms">
+  <Display>DocumentLibraryForm</Display>
+  <Edit>DocumentLibraryForm</Edit>
+  <New>DocumentLibraryForm</New>
+</FormTemplates>
+</file>
+
 <file path=customXml/itemProps1.xml><?xml version="1.0" encoding="utf-8"?>
-<ds:datastoreItem xmlns:ds="http://schemas.openxmlformats.org/officeDocument/2006/customXml" ds:itemID="{AFD07A8A-035B-44B3-8740-60045F8E4C9F}">
+<ds:datastoreItem xmlns:ds="http://schemas.openxmlformats.org/officeDocument/2006/customXml" ds:itemID="{8032CC91-C47F-435F-963C-35AB8945FB24}">
   <ds:schemaRefs>
-    <ds:schemaRef ds:uri="http://schemas.microsoft.com/sharepoint/v3/contenttype/forms"/>
+    <ds:schemaRef ds:uri="http://schemas.microsoft.com/office/2006/metadata/contentType"/>
+    <ds:schemaRef ds:uri="http://schemas.microsoft.com/office/2006/metadata/properties/metaAttributes"/>
+    <ds:schemaRef ds:uri="http://www.w3.org/2001/XMLSchema"/>
+    <ds:schemaRef ds:uri="http://schemas.microsoft.com/office/2006/metadata/properties"/>
+    <ds:schemaRef ds:uri="http://schemas.microsoft.com/sharepoint/v3"/>
+    <ds:schemaRef ds:uri="4ae7861e-4bff-47fb-9754-a3da037d4eb5"/>
+    <ds:schemaRef ds:uri="http://schemas.microsoft.com/office/2006/documentManagement/types"/>
+    <ds:schemaRef ds:uri="http://schemas.microsoft.com/office/infopath/2007/PartnerControls"/>
+    <ds:schemaRef ds:uri="http://schemas.openxmlformats.org/package/2006/metadata/core-properties"/>
+    <ds:schemaRef ds:uri="http://purl.org/dc/elements/1.1/"/>
+    <ds:schemaRef ds:uri="http://purl.org/dc/terms/"/>
+    <ds:schemaRef ds:uri="http://schemas.microsoft.com/internal/obd"/>
   </ds:schemaRefs>
 </ds:datastoreItem>
 </file>
@@ -5202,20 +5226,9 @@
 </file>
 
 <file path=customXml/itemProps3.xml><?xml version="1.0" encoding="utf-8"?>
-<ds:datastoreItem xmlns:ds="http://schemas.openxmlformats.org/officeDocument/2006/customXml" ds:itemID="{8032CC91-C47F-435F-963C-35AB8945FB24}">
+<ds:datastoreItem xmlns:ds="http://schemas.openxmlformats.org/officeDocument/2006/customXml" ds:itemID="{AFD07A8A-035B-44B3-8740-60045F8E4C9F}">
   <ds:schemaRefs>
-    <ds:schemaRef ds:uri="http://schemas.microsoft.com/office/2006/metadata/contentType"/>
-    <ds:schemaRef ds:uri="http://schemas.microsoft.com/office/2006/metadata/properties/metaAttributes"/>
-    <ds:schemaRef ds:uri="http://www.w3.org/2001/XMLSchema"/>
-    <ds:schemaRef ds:uri="http://schemas.microsoft.com/office/2006/metadata/properties"/>
-    <ds:schemaRef ds:uri="http://schemas.microsoft.com/sharepoint/v3"/>
-    <ds:schemaRef ds:uri="4ae7861e-4bff-47fb-9754-a3da037d4eb5"/>
-    <ds:schemaRef ds:uri="http://schemas.microsoft.com/office/2006/documentManagement/types"/>
-    <ds:schemaRef ds:uri="http://schemas.microsoft.com/office/infopath/2007/PartnerControls"/>
-    <ds:schemaRef ds:uri="http://schemas.openxmlformats.org/package/2006/metadata/core-properties"/>
-    <ds:schemaRef ds:uri="http://purl.org/dc/elements/1.1/"/>
-    <ds:schemaRef ds:uri="http://purl.org/dc/terms/"/>
-    <ds:schemaRef ds:uri="http://schemas.microsoft.com/internal/obd"/>
+    <ds:schemaRef ds:uri="http://schemas.microsoft.com/sharepoint/v3/contenttype/forms"/>
   </ds:schemaRefs>
 </ds:datastoreItem>
 </file>
--- a/CÔNG TY TNHH PHỤ KIỆN MỘC NĂM HÙNG/NamHung_TangVon/NamHung_NghiQuyetHDTV.docx
+++ b/CÔNG TY TNHH PHỤ KIỆN MỘC NĂM HÙNG/NamHung_TangVon/NamHung_NghiQuyetHDTV.docx
@@ -1,6 +1,6 @@
 
 <file path=word/document.xml><?xml version="1.0" encoding="utf-8"?>
-<w:document xmlns:wpc="http://schemas.microsoft.com/office/word/2010/wordprocessingCanvas" xmlns:cx="http://schemas.microsoft.com/office/drawing/2014/chartex" xmlns:cx1="http://schemas.microsoft.com/office/drawing/2015/9/8/chartex" xmlns:mc="http://schemas.openxmlformats.org/markup-compatibility/2006" xmlns:o="urn:schemas-microsoft-com:office:office" xmlns:r="http://schemas.openxmlformats.org/officeDocument/2006/relationships" xmlns:m="http://schemas.openxmlformats.org/officeDocument/2006/math" xmlns:v="urn:schemas-microsoft-com:vml" xmlns:wp14="http://schemas.microsoft.com/office/word/2010/wordprocessingDrawing" xmlns:wp="http://schemas.openxmlformats.org/drawingml/2006/wordprocessingDrawing" xmlns:w10="urn:schemas-microsoft-com:office:word" xmlns:w="http://schemas.openxmlformats.org/wordprocessingml/2006/main" xmlns:w14="http://schemas.microsoft.com/office/word/2010/wordml" xmlns:w15="http://schemas.microsoft.com/office/word/2012/wordml" xmlns:w16se="http://schemas.microsoft.com/office/word/2015/wordml/symex" xmlns:wpg="http://schemas.microsoft.com/office/word/2010/wordprocessingGroup" xmlns:wpi="http://schemas.microsoft.com/office/word/2010/wordprocessingInk" xmlns:wne="http://schemas.microsoft.com/office/word/2006/wordml" xmlns:wps="http://schemas.microsoft.com/office/word/2010/wordprocessingShape" mc:Ignorable="w14 w15 w16se wp14">
+<w:document xmlns:wpc="http://schemas.microsoft.com/office/word/2010/wordprocessingCanvas" xmlns:cx="http://schemas.microsoft.com/office/drawing/2014/chartex" xmlns:cx1="http://schemas.microsoft.com/office/drawing/2015/9/8/chartex" xmlns:cx2="http://schemas.microsoft.com/office/drawing/2015/10/21/chartex" xmlns:cx3="http://schemas.microsoft.com/office/drawing/2016/5/9/chartex" xmlns:cx4="http://schemas.microsoft.com/office/drawing/2016/5/10/chartex" xmlns:cx5="http://schemas.microsoft.com/office/drawing/2016/5/11/chartex" xmlns:cx6="http://schemas.microsoft.com/office/drawing/2016/5/12/chartex" xmlns:cx7="http://schemas.microsoft.com/office/drawing/2016/5/13/chartex" xmlns:cx8="http://schemas.microsoft.com/office/drawing/2016/5/14/chartex" xmlns:mc="http://schemas.openxmlformats.org/markup-compatibility/2006" xmlns:aink="http://schemas.microsoft.com/office/drawing/2016/ink" xmlns:am3d="http://schemas.microsoft.com/office/drawing/2017/model3d" xmlns:o="urn:schemas-microsoft-com:office:office" xmlns:oel="http://schemas.microsoft.com/office/2019/extlst" xmlns:r="http://schemas.openxmlformats.org/officeDocument/2006/relationships" xmlns:m="http://schemas.openxmlformats.org/officeDocument/2006/math" xmlns:v="urn:schemas-microsoft-com:vml" xmlns:wp14="http://schemas.microsoft.com/office/word/2010/wordprocessingDrawing" xmlns:wp="http://schemas.openxmlformats.org/drawingml/2006/wordprocessingDrawing" xmlns:w10="urn:schemas-microsoft-com:office:word" xmlns:w="http://schemas.openxmlformats.org/wordprocessingml/2006/main" xmlns:w14="http://schemas.microsoft.com/office/word/2010/wordml" xmlns:w15="http://schemas.microsoft.com/office/word/2012/wordml" xmlns:w16cex="http://schemas.microsoft.com/office/word/2018/wordml/cex" xmlns:w16cid="http://schemas.microsoft.com/office/word/2016/wordml/cid" xmlns:w16="http://schemas.microsoft.com/office/word/2018/wordml" xmlns:w16du="http://schemas.microsoft.com/office/word/2023/wordml/word16du" xmlns:w16sdtdh="http://schemas.microsoft.com/office/word/2020/wordml/sdtdatahash" xmlns:w16sdtfl="http://schemas.microsoft.com/office/word/2024/wordml/sdtformatlock" xmlns:w16se="http://schemas.microsoft.com/office/word/2015/wordml/symex" xmlns:wpg="http://schemas.microsoft.com/office/word/2010/wordprocessingGroup" xmlns:wpi="http://schemas.microsoft.com/office/word/2010/wordprocessingInk" xmlns:wne="http://schemas.microsoft.com/office/word/2006/wordml" xmlns:wps="http://schemas.microsoft.com/office/word/2010/wordprocessingShape" mc:Ignorable="w14 w15 w16se w16cid w16 w16cex w16sdtdh w16sdtfl w16du wp14">
   <w:body>
     <w:tbl>
       <w:tblPr>
@@ -104,6 +104,7 @@
               </w:rPr>
               <w:br/>
             </w:r>
+            <w:proofErr w:type="spellStart"/>
             <w:r>
               <w:rPr>
                 <w:rFonts w:ascii="Times New Roman" w:eastAsia="DengXian" w:hAnsi="Times New Roman" w:cs="Times New Roman"/>
@@ -113,7 +114,115 @@
                 <w:szCs w:val="24"/>
                 <w:lang w:eastAsia="zh-CN"/>
               </w:rPr>
-              <w:t xml:space="preserve">Độc lập - Tự do - Hạnh phúc </w:t>
+              <w:t>Độc</w:t>
+            </w:r>
+            <w:proofErr w:type="spellEnd"/>
+            <w:r>
+              <w:rPr>
+                <w:rFonts w:ascii="Times New Roman" w:eastAsia="DengXian" w:hAnsi="Times New Roman" w:cs="Times New Roman"/>
+                <w:b/>
+                <w:bCs/>
+                <w:sz w:val="24"/>
+                <w:szCs w:val="24"/>
+                <w:lang w:eastAsia="zh-CN"/>
+              </w:rPr>
+              <w:t xml:space="preserve"> </w:t>
+            </w:r>
+            <w:proofErr w:type="spellStart"/>
+            <w:r>
+              <w:rPr>
+                <w:rFonts w:ascii="Times New Roman" w:eastAsia="DengXian" w:hAnsi="Times New Roman" w:cs="Times New Roman"/>
+                <w:b/>
+                <w:bCs/>
+                <w:sz w:val="24"/>
+                <w:szCs w:val="24"/>
+                <w:lang w:eastAsia="zh-CN"/>
+              </w:rPr>
+              <w:t>lập</w:t>
+            </w:r>
+            <w:proofErr w:type="spellEnd"/>
+            <w:r>
+              <w:rPr>
+                <w:rFonts w:ascii="Times New Roman" w:eastAsia="DengXian" w:hAnsi="Times New Roman" w:cs="Times New Roman"/>
+                <w:b/>
+                <w:bCs/>
+                <w:sz w:val="24"/>
+                <w:szCs w:val="24"/>
+                <w:lang w:eastAsia="zh-CN"/>
+              </w:rPr>
+              <w:t xml:space="preserve"> - </w:t>
+            </w:r>
+            <w:proofErr w:type="spellStart"/>
+            <w:r>
+              <w:rPr>
+                <w:rFonts w:ascii="Times New Roman" w:eastAsia="DengXian" w:hAnsi="Times New Roman" w:cs="Times New Roman"/>
+                <w:b/>
+                <w:bCs/>
+                <w:sz w:val="24"/>
+                <w:szCs w:val="24"/>
+                <w:lang w:eastAsia="zh-CN"/>
+              </w:rPr>
+              <w:t>Tự</w:t>
+            </w:r>
+            <w:proofErr w:type="spellEnd"/>
+            <w:r>
+              <w:rPr>
+                <w:rFonts w:ascii="Times New Roman" w:eastAsia="DengXian" w:hAnsi="Times New Roman" w:cs="Times New Roman"/>
+                <w:b/>
+                <w:bCs/>
+                <w:sz w:val="24"/>
+                <w:szCs w:val="24"/>
+                <w:lang w:eastAsia="zh-CN"/>
+              </w:rPr>
+              <w:t xml:space="preserve"> do - </w:t>
+            </w:r>
+            <w:proofErr w:type="spellStart"/>
+            <w:r>
+              <w:rPr>
+                <w:rFonts w:ascii="Times New Roman" w:eastAsia="DengXian" w:hAnsi="Times New Roman" w:cs="Times New Roman"/>
+                <w:b/>
+                <w:bCs/>
+                <w:sz w:val="24"/>
+                <w:szCs w:val="24"/>
+                <w:lang w:eastAsia="zh-CN"/>
+              </w:rPr>
+              <w:t>Hạnh</w:t>
+            </w:r>
+            <w:proofErr w:type="spellEnd"/>
+            <w:r>
+              <w:rPr>
+                <w:rFonts w:ascii="Times New Roman" w:eastAsia="DengXian" w:hAnsi="Times New Roman" w:cs="Times New Roman"/>
+                <w:b/>
+                <w:bCs/>
+                <w:sz w:val="24"/>
+                <w:szCs w:val="24"/>
+                <w:lang w:eastAsia="zh-CN"/>
+              </w:rPr>
+              <w:t xml:space="preserve"> </w:t>
+            </w:r>
+            <w:proofErr w:type="spellStart"/>
+            <w:r>
+              <w:rPr>
+                <w:rFonts w:ascii="Times New Roman" w:eastAsia="DengXian" w:hAnsi="Times New Roman" w:cs="Times New Roman"/>
+                <w:b/>
+                <w:bCs/>
+                <w:sz w:val="24"/>
+                <w:szCs w:val="24"/>
+                <w:lang w:eastAsia="zh-CN"/>
+              </w:rPr>
+              <w:t>phúc</w:t>
+            </w:r>
+            <w:proofErr w:type="spellEnd"/>
+            <w:r>
+              <w:rPr>
+                <w:rFonts w:ascii="Times New Roman" w:eastAsia="DengXian" w:hAnsi="Times New Roman" w:cs="Times New Roman"/>
+                <w:b/>
+                <w:bCs/>
+                <w:sz w:val="24"/>
+                <w:szCs w:val="24"/>
+                <w:lang w:eastAsia="zh-CN"/>
+              </w:rPr>
+              <w:t xml:space="preserve"> </w:t>
             </w:r>
             <w:r>
               <w:rPr>
@@ -165,12 +274,21 @@
                 <w:lang w:eastAsia="zh-CN"/>
               </w:rPr>
             </w:pPr>
+            <w:proofErr w:type="spellStart"/>
             <w:r>
               <w:rPr>
                 <w:rFonts w:ascii="Times New Roman" w:hAnsi="Times New Roman"/>
                 <w:sz w:val="24"/>
               </w:rPr>
-              <w:t>Số: 01/2026/NQ-HĐTV</w:t>
+              <w:t>Số</w:t>
+            </w:r>
+            <w:proofErr w:type="spellEnd"/>
+            <w:r>
+              <w:rPr>
+                <w:rFonts w:ascii="Times New Roman" w:hAnsi="Times New Roman"/>
+                <w:sz w:val="24"/>
+              </w:rPr>
+              <w:t>: 01/2026/NQ-HĐTV</w:t>
             </w:r>
           </w:p>
         </w:tc>
@@ -203,31 +321,95 @@
                 <w:i/>
                 <w:sz w:val="24"/>
               </w:rPr>
-              <w:t xml:space="preserve">TP. Hồ Chí Minh, </w:t>
-            </w:r>
+              <w:t xml:space="preserve">TP. </w:t>
+            </w:r>
+            <w:proofErr w:type="spellStart"/>
             <w:r>
               <w:rPr>
                 <w:rFonts w:ascii="Times New Roman" w:hAnsi="Times New Roman"/>
                 <w:i/>
                 <w:sz w:val="24"/>
               </w:rPr>
-              <w:t xml:space="preserve">ngày </w:t>
-            </w:r>
+              <w:t>Hồ</w:t>
+            </w:r>
+            <w:proofErr w:type="spellEnd"/>
             <w:r>
               <w:rPr>
                 <w:rFonts w:ascii="Times New Roman" w:hAnsi="Times New Roman"/>
                 <w:i/>
                 <w:sz w:val="24"/>
               </w:rPr>
-              <w:t>29</w:t>
-            </w:r>
+              <w:t xml:space="preserve"> Chí Minh, </w:t>
+            </w:r>
+            <w:proofErr w:type="spellStart"/>
             <w:r>
               <w:rPr>
                 <w:rFonts w:ascii="Times New Roman" w:hAnsi="Times New Roman"/>
                 <w:i/>
                 <w:sz w:val="24"/>
               </w:rPr>
-              <w:t xml:space="preserve"> tháng 7 năm 2026</w:t>
+              <w:t>ngày</w:t>
+            </w:r>
+            <w:proofErr w:type="spellEnd"/>
+            <w:r>
+              <w:rPr>
+                <w:rFonts w:ascii="Times New Roman" w:hAnsi="Times New Roman"/>
+                <w:i/>
+                <w:sz w:val="24"/>
+              </w:rPr>
+              <w:t xml:space="preserve"> </w:t>
+            </w:r>
+            <w:r>
+              <w:rPr>
+                <w:rFonts w:ascii="Times New Roman" w:hAnsi="Times New Roman"/>
+                <w:i/>
+                <w:sz w:val="24"/>
+              </w:rPr>
+              <w:t>29</w:t>
+            </w:r>
+            <w:r>
+              <w:rPr>
+                <w:rFonts w:ascii="Times New Roman" w:hAnsi="Times New Roman"/>
+                <w:i/>
+                <w:sz w:val="24"/>
+              </w:rPr>
+              <w:t xml:space="preserve"> </w:t>
+            </w:r>
+            <w:proofErr w:type="spellStart"/>
+            <w:r>
+              <w:rPr>
+                <w:rFonts w:ascii="Times New Roman" w:hAnsi="Times New Roman"/>
+                <w:i/>
+                <w:sz w:val="24"/>
+              </w:rPr>
+              <w:t>tháng</w:t>
+            </w:r>
+            <w:proofErr w:type="spellEnd"/>
+            <w:r>
+              <w:rPr>
+                <w:rFonts w:ascii="Times New Roman" w:hAnsi="Times New Roman"/>
+                <w:i/>
+                <w:sz w:val="24"/>
+              </w:rPr>
+              <w:t xml:space="preserve"> 7 </w:t>
+            </w:r>
+            <w:proofErr w:type="spellStart"/>
+            <w:r>
+              <w:rPr>
+                <w:rFonts w:ascii="Times New Roman" w:hAnsi="Times New Roman"/>
+                <w:i/>
+                <w:sz w:val="24"/>
+              </w:rPr>
+              <w:t>năm</w:t>
+            </w:r>
+            <w:proofErr w:type="spellEnd"/>
+            <w:r>
+              <w:rPr>
+                <w:rFonts w:ascii="Times New Roman" w:hAnsi="Times New Roman"/>
+                <w:i/>
+                <w:sz w:val="24"/>
+              </w:rPr>
+              <w:t xml:space="preserve"> 2026</w:t>
             </w:r>
           </w:p>
         </w:tc>
@@ -356,22 +538,208 @@
           <w:sz w:val="24"/>
         </w:rPr>
         <w:br/>
-        <w:t xml:space="preserve">Về việc thay </w:t>
-      </w:r>
-      <w:r>
-        <w:rPr>
-          <w:rFonts w:ascii="Times New Roman" w:hAnsi="Times New Roman"/>
-          <w:sz w:val="24"/>
-        </w:rPr>
-        <w:t>tăng vốn điều lệ</w:t>
-      </w:r>
-      <w:r>
-        <w:rPr>
-          <w:rFonts w:ascii="Times New Roman" w:hAnsi="Times New Roman"/>
-          <w:sz w:val="24"/>
-        </w:rPr>
-        <w:t>, thay đổi ngành nghề kinh doanh</w:t>
-      </w:r>
+      </w:r>
+      <w:proofErr w:type="spellStart"/>
+      <w:r>
+        <w:rPr>
+          <w:rFonts w:ascii="Times New Roman" w:hAnsi="Times New Roman"/>
+          <w:sz w:val="24"/>
+        </w:rPr>
+        <w:t>Về</w:t>
+      </w:r>
+      <w:proofErr w:type="spellEnd"/>
+      <w:r>
+        <w:rPr>
+          <w:rFonts w:ascii="Times New Roman" w:hAnsi="Times New Roman"/>
+          <w:sz w:val="24"/>
+        </w:rPr>
+        <w:t xml:space="preserve"> </w:t>
+      </w:r>
+      <w:proofErr w:type="spellStart"/>
+      <w:r>
+        <w:rPr>
+          <w:rFonts w:ascii="Times New Roman" w:hAnsi="Times New Roman"/>
+          <w:sz w:val="24"/>
+        </w:rPr>
+        <w:t>việc</w:t>
+      </w:r>
+      <w:proofErr w:type="spellEnd"/>
+      <w:r>
+        <w:rPr>
+          <w:rFonts w:ascii="Times New Roman" w:hAnsi="Times New Roman"/>
+          <w:sz w:val="24"/>
+        </w:rPr>
+        <w:t xml:space="preserve"> </w:t>
+      </w:r>
+      <w:proofErr w:type="spellStart"/>
+      <w:r>
+        <w:rPr>
+          <w:rFonts w:ascii="Times New Roman" w:hAnsi="Times New Roman"/>
+          <w:sz w:val="24"/>
+        </w:rPr>
+        <w:t>thay</w:t>
+      </w:r>
+      <w:proofErr w:type="spellEnd"/>
+      <w:r>
+        <w:rPr>
+          <w:rFonts w:ascii="Times New Roman" w:hAnsi="Times New Roman"/>
+          <w:sz w:val="24"/>
+        </w:rPr>
+        <w:t xml:space="preserve"> </w:t>
+      </w:r>
+      <w:proofErr w:type="spellStart"/>
+      <w:r>
+        <w:rPr>
+          <w:rFonts w:ascii="Times New Roman" w:hAnsi="Times New Roman"/>
+          <w:sz w:val="24"/>
+        </w:rPr>
+        <w:t>tăng</w:t>
+      </w:r>
+      <w:proofErr w:type="spellEnd"/>
+      <w:r>
+        <w:rPr>
+          <w:rFonts w:ascii="Times New Roman" w:hAnsi="Times New Roman"/>
+          <w:sz w:val="24"/>
+        </w:rPr>
+        <w:t xml:space="preserve"> </w:t>
+      </w:r>
+      <w:proofErr w:type="spellStart"/>
+      <w:r>
+        <w:rPr>
+          <w:rFonts w:ascii="Times New Roman" w:hAnsi="Times New Roman"/>
+          <w:sz w:val="24"/>
+        </w:rPr>
+        <w:t>vốn</w:t>
+      </w:r>
+      <w:proofErr w:type="spellEnd"/>
+      <w:r>
+        <w:rPr>
+          <w:rFonts w:ascii="Times New Roman" w:hAnsi="Times New Roman"/>
+          <w:sz w:val="24"/>
+        </w:rPr>
+        <w:t xml:space="preserve"> </w:t>
+      </w:r>
+      <w:proofErr w:type="spellStart"/>
+      <w:r>
+        <w:rPr>
+          <w:rFonts w:ascii="Times New Roman" w:hAnsi="Times New Roman"/>
+          <w:sz w:val="24"/>
+        </w:rPr>
+        <w:t>điều</w:t>
+      </w:r>
+      <w:proofErr w:type="spellEnd"/>
+      <w:r>
+        <w:rPr>
+          <w:rFonts w:ascii="Times New Roman" w:hAnsi="Times New Roman"/>
+          <w:sz w:val="24"/>
+        </w:rPr>
+        <w:t xml:space="preserve"> </w:t>
+      </w:r>
+      <w:proofErr w:type="spellStart"/>
+      <w:r>
+        <w:rPr>
+          <w:rFonts w:ascii="Times New Roman" w:hAnsi="Times New Roman"/>
+          <w:sz w:val="24"/>
+        </w:rPr>
+        <w:t>lệ</w:t>
+      </w:r>
+      <w:proofErr w:type="spellEnd"/>
+      <w:r>
+        <w:rPr>
+          <w:rFonts w:ascii="Times New Roman" w:hAnsi="Times New Roman"/>
+          <w:sz w:val="24"/>
+        </w:rPr>
+        <w:t xml:space="preserve">, </w:t>
+      </w:r>
+      <w:proofErr w:type="spellStart"/>
+      <w:r>
+        <w:rPr>
+          <w:rFonts w:ascii="Times New Roman" w:hAnsi="Times New Roman"/>
+          <w:sz w:val="24"/>
+        </w:rPr>
+        <w:t>thay</w:t>
+      </w:r>
+      <w:proofErr w:type="spellEnd"/>
+      <w:r>
+        <w:rPr>
+          <w:rFonts w:ascii="Times New Roman" w:hAnsi="Times New Roman"/>
+          <w:sz w:val="24"/>
+        </w:rPr>
+        <w:t xml:space="preserve"> </w:t>
+      </w:r>
+      <w:proofErr w:type="spellStart"/>
+      <w:r>
+        <w:rPr>
+          <w:rFonts w:ascii="Times New Roman" w:hAnsi="Times New Roman"/>
+          <w:sz w:val="24"/>
+        </w:rPr>
+        <w:t>đổi</w:t>
+      </w:r>
+      <w:proofErr w:type="spellEnd"/>
+      <w:r>
+        <w:rPr>
+          <w:rFonts w:ascii="Times New Roman" w:hAnsi="Times New Roman"/>
+          <w:sz w:val="24"/>
+        </w:rPr>
+        <w:t xml:space="preserve"> </w:t>
+      </w:r>
+      <w:proofErr w:type="spellStart"/>
+      <w:r>
+        <w:rPr>
+          <w:rFonts w:ascii="Times New Roman" w:hAnsi="Times New Roman"/>
+          <w:sz w:val="24"/>
+        </w:rPr>
+        <w:t>ngành</w:t>
+      </w:r>
+      <w:proofErr w:type="spellEnd"/>
+      <w:r>
+        <w:rPr>
+          <w:rFonts w:ascii="Times New Roman" w:hAnsi="Times New Roman"/>
+          <w:sz w:val="24"/>
+        </w:rPr>
+        <w:t xml:space="preserve"> </w:t>
+      </w:r>
+      <w:proofErr w:type="spellStart"/>
+      <w:r>
+        <w:rPr>
+          <w:rFonts w:ascii="Times New Roman" w:hAnsi="Times New Roman"/>
+          <w:sz w:val="24"/>
+        </w:rPr>
+        <w:t>nghề</w:t>
+      </w:r>
+      <w:proofErr w:type="spellEnd"/>
+      <w:r>
+        <w:rPr>
+          <w:rFonts w:ascii="Times New Roman" w:hAnsi="Times New Roman"/>
+          <w:sz w:val="24"/>
+        </w:rPr>
+        <w:t xml:space="preserve"> </w:t>
+      </w:r>
+      <w:proofErr w:type="spellStart"/>
+      <w:r>
+        <w:rPr>
+          <w:rFonts w:ascii="Times New Roman" w:hAnsi="Times New Roman"/>
+          <w:sz w:val="24"/>
+        </w:rPr>
+        <w:t>kinh</w:t>
+      </w:r>
+      <w:proofErr w:type="spellEnd"/>
+      <w:r>
+        <w:rPr>
+          <w:rFonts w:ascii="Times New Roman" w:hAnsi="Times New Roman"/>
+          <w:sz w:val="24"/>
+        </w:rPr>
+        <w:t xml:space="preserve"> </w:t>
+      </w:r>
+      <w:proofErr w:type="spellStart"/>
+      <w:r>
+        <w:rPr>
+          <w:rFonts w:ascii="Times New Roman" w:hAnsi="Times New Roman"/>
+          <w:sz w:val="24"/>
+        </w:rPr>
+        <w:t>doanh</w:t>
+      </w:r>
+      <w:proofErr w:type="spellEnd"/>
     </w:p>
     <w:p>
       <w:pPr>
@@ -407,6 +775,7 @@
           <w:lang w:eastAsia="zh-CN"/>
         </w:rPr>
       </w:pPr>
+      <w:proofErr w:type="spellStart"/>
       <w:r>
         <w:rPr>
           <w:rFonts w:ascii="Times New Roman" w:eastAsia="DengXian" w:hAnsi="Times New Roman" w:cs="Times New Roman"/>
@@ -416,103 +785,10 @@
           <w:szCs w:val="24"/>
           <w:lang w:eastAsia="zh-CN"/>
         </w:rPr>
-        <w:t>Căn cứ Luật Doanh nghiệp số 59/2020/QH14 ban hành ngày 17/06/2020;</w:t>
-      </w:r>
-    </w:p>
-    <w:p>
-      <w:pPr>
-        <w:spacing w:after="0" w:line="240" w:lineRule="auto"/>
-        <w:ind w:left="0" w:right="0"/>
-        <w:rPr>
-          <w:rFonts w:ascii="Times New Roman" w:eastAsia="DengXian" w:hAnsi="Times New Roman" w:cs="Times New Roman"/>
-          <w:sz w:val="24"/>
-          <w:szCs w:val="24"/>
-          <w:lang w:eastAsia="zh-CN"/>
-        </w:rPr>
-      </w:pPr>
-      <w:r>
-        <w:rPr>
-          <w:rFonts w:ascii="Times New Roman" w:hAnsi="Times New Roman"/>
-          <w:i/>
-          <w:sz w:val="24"/>
-        </w:rPr>
-        <w:t xml:space="preserve">Căn cứ điều lệ của </w:t>
-      </w:r>
-      <w:r>
-        <w:rPr>
-          <w:rFonts w:ascii="Times New Roman" w:hAnsi="Times New Roman"/>
-          <w:i/>
-          <w:sz w:val="24"/>
-        </w:rPr>
-        <w:t>CÔNG TY TNHH PHỤ KIỆN MỘC NĂM HÙNG</w:t>
-      </w:r>
-      <w:r>
-        <w:rPr>
-          <w:rFonts w:ascii="Times New Roman" w:hAnsi="Times New Roman"/>
-          <w:i/>
-          <w:sz w:val="24"/>
-        </w:rPr>
-        <w:t>;</w:t>
-      </w:r>
-    </w:p>
-    <w:p>
-      <w:pPr>
-        <w:spacing w:after="0" w:line="240" w:lineRule="auto"/>
-        <w:ind w:left="0" w:right="0"/>
-        <w:rPr>
-          <w:rFonts w:ascii="Times New Roman" w:eastAsia="DengXian" w:hAnsi="Times New Roman" w:cs="Times New Roman"/>
-          <w:sz w:val="24"/>
-          <w:szCs w:val="24"/>
-          <w:lang w:eastAsia="zh-CN"/>
-        </w:rPr>
-      </w:pPr>
-      <w:r>
-        <w:rPr>
-          <w:rFonts w:ascii="Times New Roman" w:hAnsi="Times New Roman"/>
-          <w:i/>
-          <w:sz w:val="24"/>
-        </w:rPr>
-        <w:t xml:space="preserve">Căn cứ biên bản họp Hội đồng thành viên ngày </w:t>
-      </w:r>
-      <w:r>
-        <w:rPr>
-          <w:rFonts w:ascii="Times New Roman" w:hAnsi="Times New Roman"/>
-          <w:i/>
-          <w:sz w:val="24"/>
-        </w:rPr>
-        <w:t>29</w:t>
-      </w:r>
-      <w:bookmarkStart w:id="0" w:name="_GoBack"/>
-      <w:bookmarkEnd w:id="0"/>
-      <w:r>
-        <w:rPr>
-          <w:rFonts w:ascii="Times New Roman" w:hAnsi="Times New Roman"/>
-          <w:i/>
-          <w:sz w:val="24"/>
-        </w:rPr>
-        <w:t>/</w:t>
-      </w:r>
-      <w:r>
-        <w:rPr>
-          <w:rFonts w:ascii="Times New Roman" w:hAnsi="Times New Roman"/>
-          <w:i/>
-          <w:sz w:val="24"/>
-        </w:rPr>
-        <w:t>07</w:t>
-      </w:r>
-      <w:r>
-        <w:rPr>
-          <w:rFonts w:ascii="Times New Roman" w:hAnsi="Times New Roman"/>
-          <w:i/>
-          <w:sz w:val="24"/>
-        </w:rPr>
-        <w:t>/2026;</w:t>
-      </w:r>
-    </w:p>
-    <w:p>
-      <w:pPr>
-        <w:spacing w:after="0" w:line="240" w:lineRule="auto"/>
-        <w:ind w:left="0" w:right="0"/>
+        <w:t>Căn</w:t>
+      </w:r>
+      <w:proofErr w:type="spellEnd"/>
+      <w:r>
         <w:rPr>
           <w:rFonts w:ascii="Times New Roman" w:eastAsia="DengXian" w:hAnsi="Times New Roman" w:cs="Times New Roman"/>
           <w:i/>
@@ -521,7 +797,9 @@
           <w:szCs w:val="24"/>
           <w:lang w:eastAsia="zh-CN"/>
         </w:rPr>
-      </w:pPr>
+        <w:t xml:space="preserve"> </w:t>
+      </w:r>
+      <w:proofErr w:type="spellStart"/>
       <w:r>
         <w:rPr>
           <w:rFonts w:ascii="Times New Roman" w:eastAsia="DengXian" w:hAnsi="Times New Roman" w:cs="Times New Roman"/>
@@ -531,7 +809,687 @@
           <w:szCs w:val="24"/>
           <w:lang w:eastAsia="zh-CN"/>
         </w:rPr>
-        <w:t>Căn cứ tình hình hoạt động của công ty.</w:t>
+        <w:t>cứ</w:t>
+      </w:r>
+      <w:proofErr w:type="spellEnd"/>
+      <w:r>
+        <w:rPr>
+          <w:rFonts w:ascii="Times New Roman" w:eastAsia="DengXian" w:hAnsi="Times New Roman" w:cs="Times New Roman"/>
+          <w:i/>
+          <w:iCs/>
+          <w:sz w:val="24"/>
+          <w:szCs w:val="24"/>
+          <w:lang w:eastAsia="zh-CN"/>
+        </w:rPr>
+        <w:t xml:space="preserve"> </w:t>
+      </w:r>
+      <w:proofErr w:type="spellStart"/>
+      <w:r>
+        <w:rPr>
+          <w:rFonts w:ascii="Times New Roman" w:eastAsia="DengXian" w:hAnsi="Times New Roman" w:cs="Times New Roman"/>
+          <w:i/>
+          <w:iCs/>
+          <w:sz w:val="24"/>
+          <w:szCs w:val="24"/>
+          <w:lang w:eastAsia="zh-CN"/>
+        </w:rPr>
+        <w:t>Luật</w:t>
+      </w:r>
+      <w:proofErr w:type="spellEnd"/>
+      <w:r>
+        <w:rPr>
+          <w:rFonts w:ascii="Times New Roman" w:eastAsia="DengXian" w:hAnsi="Times New Roman" w:cs="Times New Roman"/>
+          <w:i/>
+          <w:iCs/>
+          <w:sz w:val="24"/>
+          <w:szCs w:val="24"/>
+          <w:lang w:eastAsia="zh-CN"/>
+        </w:rPr>
+        <w:t xml:space="preserve"> Doanh </w:t>
+      </w:r>
+      <w:proofErr w:type="spellStart"/>
+      <w:r>
+        <w:rPr>
+          <w:rFonts w:ascii="Times New Roman" w:eastAsia="DengXian" w:hAnsi="Times New Roman" w:cs="Times New Roman"/>
+          <w:i/>
+          <w:iCs/>
+          <w:sz w:val="24"/>
+          <w:szCs w:val="24"/>
+          <w:lang w:eastAsia="zh-CN"/>
+        </w:rPr>
+        <w:t>nghiệp</w:t>
+      </w:r>
+      <w:proofErr w:type="spellEnd"/>
+      <w:r>
+        <w:rPr>
+          <w:rFonts w:ascii="Times New Roman" w:eastAsia="DengXian" w:hAnsi="Times New Roman" w:cs="Times New Roman"/>
+          <w:i/>
+          <w:iCs/>
+          <w:sz w:val="24"/>
+          <w:szCs w:val="24"/>
+          <w:lang w:eastAsia="zh-CN"/>
+        </w:rPr>
+        <w:t xml:space="preserve"> </w:t>
+      </w:r>
+      <w:proofErr w:type="spellStart"/>
+      <w:r>
+        <w:rPr>
+          <w:rFonts w:ascii="Times New Roman" w:eastAsia="DengXian" w:hAnsi="Times New Roman" w:cs="Times New Roman"/>
+          <w:i/>
+          <w:iCs/>
+          <w:sz w:val="24"/>
+          <w:szCs w:val="24"/>
+          <w:lang w:eastAsia="zh-CN"/>
+        </w:rPr>
+        <w:t>số</w:t>
+      </w:r>
+      <w:proofErr w:type="spellEnd"/>
+      <w:r>
+        <w:rPr>
+          <w:rFonts w:ascii="Times New Roman" w:eastAsia="DengXian" w:hAnsi="Times New Roman" w:cs="Times New Roman"/>
+          <w:i/>
+          <w:iCs/>
+          <w:sz w:val="24"/>
+          <w:szCs w:val="24"/>
+          <w:lang w:eastAsia="zh-CN"/>
+        </w:rPr>
+        <w:t xml:space="preserve"> 59/2020/QH14 ban </w:t>
+      </w:r>
+      <w:proofErr w:type="spellStart"/>
+      <w:r>
+        <w:rPr>
+          <w:rFonts w:ascii="Times New Roman" w:eastAsia="DengXian" w:hAnsi="Times New Roman" w:cs="Times New Roman"/>
+          <w:i/>
+          <w:iCs/>
+          <w:sz w:val="24"/>
+          <w:szCs w:val="24"/>
+          <w:lang w:eastAsia="zh-CN"/>
+        </w:rPr>
+        <w:t>hành</w:t>
+      </w:r>
+      <w:proofErr w:type="spellEnd"/>
+      <w:r>
+        <w:rPr>
+          <w:rFonts w:ascii="Times New Roman" w:eastAsia="DengXian" w:hAnsi="Times New Roman" w:cs="Times New Roman"/>
+          <w:i/>
+          <w:iCs/>
+          <w:sz w:val="24"/>
+          <w:szCs w:val="24"/>
+          <w:lang w:eastAsia="zh-CN"/>
+        </w:rPr>
+        <w:t xml:space="preserve"> </w:t>
+      </w:r>
+      <w:proofErr w:type="spellStart"/>
+      <w:r>
+        <w:rPr>
+          <w:rFonts w:ascii="Times New Roman" w:eastAsia="DengXian" w:hAnsi="Times New Roman" w:cs="Times New Roman"/>
+          <w:i/>
+          <w:iCs/>
+          <w:sz w:val="24"/>
+          <w:szCs w:val="24"/>
+          <w:lang w:eastAsia="zh-CN"/>
+        </w:rPr>
+        <w:t>ngày</w:t>
+      </w:r>
+      <w:proofErr w:type="spellEnd"/>
+      <w:r>
+        <w:rPr>
+          <w:rFonts w:ascii="Times New Roman" w:eastAsia="DengXian" w:hAnsi="Times New Roman" w:cs="Times New Roman"/>
+          <w:i/>
+          <w:iCs/>
+          <w:sz w:val="24"/>
+          <w:szCs w:val="24"/>
+          <w:lang w:eastAsia="zh-CN"/>
+        </w:rPr>
+        <w:t xml:space="preserve"> 17/06/2020;</w:t>
+      </w:r>
+    </w:p>
+    <w:p>
+      <w:pPr>
+        <w:spacing w:after="0" w:line="240" w:lineRule="auto"/>
+        <w:ind w:left="0" w:right="0"/>
+        <w:rPr>
+          <w:rFonts w:ascii="Times New Roman" w:eastAsia="DengXian" w:hAnsi="Times New Roman" w:cs="Times New Roman"/>
+          <w:sz w:val="24"/>
+          <w:szCs w:val="24"/>
+          <w:lang w:eastAsia="zh-CN"/>
+        </w:rPr>
+      </w:pPr>
+      <w:proofErr w:type="spellStart"/>
+      <w:r>
+        <w:rPr>
+          <w:rFonts w:ascii="Times New Roman" w:hAnsi="Times New Roman"/>
+          <w:i/>
+          <w:sz w:val="24"/>
+        </w:rPr>
+        <w:t>Căn</w:t>
+      </w:r>
+      <w:proofErr w:type="spellEnd"/>
+      <w:r>
+        <w:rPr>
+          <w:rFonts w:ascii="Times New Roman" w:hAnsi="Times New Roman"/>
+          <w:i/>
+          <w:sz w:val="24"/>
+        </w:rPr>
+        <w:t xml:space="preserve"> </w:t>
+      </w:r>
+      <w:proofErr w:type="spellStart"/>
+      <w:r>
+        <w:rPr>
+          <w:rFonts w:ascii="Times New Roman" w:hAnsi="Times New Roman"/>
+          <w:i/>
+          <w:sz w:val="24"/>
+        </w:rPr>
+        <w:t>cứ</w:t>
+      </w:r>
+      <w:proofErr w:type="spellEnd"/>
+      <w:r>
+        <w:rPr>
+          <w:rFonts w:ascii="Times New Roman" w:hAnsi="Times New Roman"/>
+          <w:i/>
+          <w:sz w:val="24"/>
+        </w:rPr>
+        <w:t xml:space="preserve"> </w:t>
+      </w:r>
+      <w:proofErr w:type="spellStart"/>
+      <w:r>
+        <w:rPr>
+          <w:rFonts w:ascii="Times New Roman" w:hAnsi="Times New Roman"/>
+          <w:i/>
+          <w:sz w:val="24"/>
+        </w:rPr>
+        <w:t>điều</w:t>
+      </w:r>
+      <w:proofErr w:type="spellEnd"/>
+      <w:r>
+        <w:rPr>
+          <w:rFonts w:ascii="Times New Roman" w:hAnsi="Times New Roman"/>
+          <w:i/>
+          <w:sz w:val="24"/>
+        </w:rPr>
+        <w:t xml:space="preserve"> </w:t>
+      </w:r>
+      <w:proofErr w:type="spellStart"/>
+      <w:r>
+        <w:rPr>
+          <w:rFonts w:ascii="Times New Roman" w:hAnsi="Times New Roman"/>
+          <w:i/>
+          <w:sz w:val="24"/>
+        </w:rPr>
+        <w:t>lệ</w:t>
+      </w:r>
+      <w:proofErr w:type="spellEnd"/>
+      <w:r>
+        <w:rPr>
+          <w:rFonts w:ascii="Times New Roman" w:hAnsi="Times New Roman"/>
+          <w:i/>
+          <w:sz w:val="24"/>
+        </w:rPr>
+        <w:t xml:space="preserve"> </w:t>
+      </w:r>
+      <w:proofErr w:type="spellStart"/>
+      <w:r>
+        <w:rPr>
+          <w:rFonts w:ascii="Times New Roman" w:hAnsi="Times New Roman"/>
+          <w:i/>
+          <w:sz w:val="24"/>
+        </w:rPr>
+        <w:t>của</w:t>
+      </w:r>
+      <w:proofErr w:type="spellEnd"/>
+      <w:r>
+        <w:rPr>
+          <w:rFonts w:ascii="Times New Roman" w:hAnsi="Times New Roman"/>
+          <w:i/>
+          <w:sz w:val="24"/>
+        </w:rPr>
+        <w:t xml:space="preserve"> </w:t>
+      </w:r>
+      <w:r>
+        <w:rPr>
+          <w:rFonts w:ascii="Times New Roman" w:hAnsi="Times New Roman"/>
+          <w:i/>
+          <w:sz w:val="24"/>
+        </w:rPr>
+        <w:t>CÔNG TY TNHH PHỤ KIỆN MỘC NĂM HÙNG</w:t>
+      </w:r>
+      <w:r>
+        <w:rPr>
+          <w:rFonts w:ascii="Times New Roman" w:hAnsi="Times New Roman"/>
+          <w:i/>
+          <w:sz w:val="24"/>
+        </w:rPr>
+        <w:t>;</w:t>
+      </w:r>
+    </w:p>
+    <w:p>
+      <w:pPr>
+        <w:spacing w:after="0" w:line="240" w:lineRule="auto"/>
+        <w:ind w:left="0" w:right="0"/>
+        <w:rPr>
+          <w:rFonts w:ascii="Times New Roman" w:eastAsia="DengXian" w:hAnsi="Times New Roman" w:cs="Times New Roman"/>
+          <w:sz w:val="24"/>
+          <w:szCs w:val="24"/>
+          <w:lang w:eastAsia="zh-CN"/>
+        </w:rPr>
+      </w:pPr>
+      <w:proofErr w:type="spellStart"/>
+      <w:r>
+        <w:rPr>
+          <w:rFonts w:ascii="Times New Roman" w:hAnsi="Times New Roman"/>
+          <w:i/>
+          <w:sz w:val="24"/>
+        </w:rPr>
+        <w:t>Căn</w:t>
+      </w:r>
+      <w:proofErr w:type="spellEnd"/>
+      <w:r>
+        <w:rPr>
+          <w:rFonts w:ascii="Times New Roman" w:hAnsi="Times New Roman"/>
+          <w:i/>
+          <w:sz w:val="24"/>
+        </w:rPr>
+        <w:t xml:space="preserve"> </w:t>
+      </w:r>
+      <w:proofErr w:type="spellStart"/>
+      <w:r>
+        <w:rPr>
+          <w:rFonts w:ascii="Times New Roman" w:hAnsi="Times New Roman"/>
+          <w:i/>
+          <w:sz w:val="24"/>
+        </w:rPr>
+        <w:t>cứ</w:t>
+      </w:r>
+      <w:proofErr w:type="spellEnd"/>
+      <w:r>
+        <w:rPr>
+          <w:rFonts w:ascii="Times New Roman" w:hAnsi="Times New Roman"/>
+          <w:i/>
+          <w:sz w:val="24"/>
+        </w:rPr>
+        <w:t xml:space="preserve"> </w:t>
+      </w:r>
+      <w:proofErr w:type="spellStart"/>
+      <w:r>
+        <w:rPr>
+          <w:rFonts w:ascii="Times New Roman" w:hAnsi="Times New Roman"/>
+          <w:i/>
+          <w:sz w:val="24"/>
+        </w:rPr>
+        <w:t>biên</w:t>
+      </w:r>
+      <w:proofErr w:type="spellEnd"/>
+      <w:r>
+        <w:rPr>
+          <w:rFonts w:ascii="Times New Roman" w:hAnsi="Times New Roman"/>
+          <w:i/>
+          <w:sz w:val="24"/>
+        </w:rPr>
+        <w:t xml:space="preserve"> </w:t>
+      </w:r>
+      <w:proofErr w:type="spellStart"/>
+      <w:r>
+        <w:rPr>
+          <w:rFonts w:ascii="Times New Roman" w:hAnsi="Times New Roman"/>
+          <w:i/>
+          <w:sz w:val="24"/>
+        </w:rPr>
+        <w:t>bản</w:t>
+      </w:r>
+      <w:proofErr w:type="spellEnd"/>
+      <w:r>
+        <w:rPr>
+          <w:rFonts w:ascii="Times New Roman" w:hAnsi="Times New Roman"/>
+          <w:i/>
+          <w:sz w:val="24"/>
+        </w:rPr>
+        <w:t xml:space="preserve"> </w:t>
+      </w:r>
+      <w:proofErr w:type="spellStart"/>
+      <w:r>
+        <w:rPr>
+          <w:rFonts w:ascii="Times New Roman" w:hAnsi="Times New Roman"/>
+          <w:i/>
+          <w:sz w:val="24"/>
+        </w:rPr>
+        <w:t>họp</w:t>
+      </w:r>
+      <w:proofErr w:type="spellEnd"/>
+      <w:r>
+        <w:rPr>
+          <w:rFonts w:ascii="Times New Roman" w:hAnsi="Times New Roman"/>
+          <w:i/>
+          <w:sz w:val="24"/>
+        </w:rPr>
+        <w:t xml:space="preserve"> </w:t>
+      </w:r>
+      <w:proofErr w:type="spellStart"/>
+      <w:r>
+        <w:rPr>
+          <w:rFonts w:ascii="Times New Roman" w:hAnsi="Times New Roman"/>
+          <w:i/>
+          <w:sz w:val="24"/>
+        </w:rPr>
+        <w:t>Hội</w:t>
+      </w:r>
+      <w:proofErr w:type="spellEnd"/>
+      <w:r>
+        <w:rPr>
+          <w:rFonts w:ascii="Times New Roman" w:hAnsi="Times New Roman"/>
+          <w:i/>
+          <w:sz w:val="24"/>
+        </w:rPr>
+        <w:t xml:space="preserve"> </w:t>
+      </w:r>
+      <w:proofErr w:type="spellStart"/>
+      <w:r>
+        <w:rPr>
+          <w:rFonts w:ascii="Times New Roman" w:hAnsi="Times New Roman"/>
+          <w:i/>
+          <w:sz w:val="24"/>
+        </w:rPr>
+        <w:t>đồng</w:t>
+      </w:r>
+      <w:proofErr w:type="spellEnd"/>
+      <w:r>
+        <w:rPr>
+          <w:rFonts w:ascii="Times New Roman" w:hAnsi="Times New Roman"/>
+          <w:i/>
+          <w:sz w:val="24"/>
+        </w:rPr>
+        <w:t xml:space="preserve"> </w:t>
+      </w:r>
+      <w:proofErr w:type="spellStart"/>
+      <w:r>
+        <w:rPr>
+          <w:rFonts w:ascii="Times New Roman" w:hAnsi="Times New Roman"/>
+          <w:i/>
+          <w:sz w:val="24"/>
+        </w:rPr>
+        <w:t>thành</w:t>
+      </w:r>
+      <w:proofErr w:type="spellEnd"/>
+      <w:r>
+        <w:rPr>
+          <w:rFonts w:ascii="Times New Roman" w:hAnsi="Times New Roman"/>
+          <w:i/>
+          <w:sz w:val="24"/>
+        </w:rPr>
+        <w:t xml:space="preserve"> </w:t>
+      </w:r>
+      <w:proofErr w:type="spellStart"/>
+      <w:r>
+        <w:rPr>
+          <w:rFonts w:ascii="Times New Roman" w:hAnsi="Times New Roman"/>
+          <w:i/>
+          <w:sz w:val="24"/>
+        </w:rPr>
+        <w:t>viên</w:t>
+      </w:r>
+      <w:proofErr w:type="spellEnd"/>
+      <w:r>
+        <w:rPr>
+          <w:rFonts w:ascii="Times New Roman" w:hAnsi="Times New Roman"/>
+          <w:i/>
+          <w:sz w:val="24"/>
+        </w:rPr>
+        <w:t xml:space="preserve"> </w:t>
+      </w:r>
+      <w:proofErr w:type="spellStart"/>
+      <w:r>
+        <w:rPr>
+          <w:rFonts w:ascii="Times New Roman" w:hAnsi="Times New Roman"/>
+          <w:i/>
+          <w:sz w:val="24"/>
+        </w:rPr>
+        <w:t>ngày</w:t>
+      </w:r>
+      <w:proofErr w:type="spellEnd"/>
+      <w:r>
+        <w:rPr>
+          <w:rFonts w:ascii="Times New Roman" w:hAnsi="Times New Roman"/>
+          <w:i/>
+          <w:sz w:val="24"/>
+        </w:rPr>
+        <w:t xml:space="preserve"> </w:t>
+      </w:r>
+      <w:r>
+        <w:rPr>
+          <w:rFonts w:ascii="Times New Roman" w:hAnsi="Times New Roman"/>
+          <w:i/>
+          <w:sz w:val="24"/>
+        </w:rPr>
+        <w:t>29</w:t>
+      </w:r>
+      <w:r>
+        <w:rPr>
+          <w:rFonts w:ascii="Times New Roman" w:hAnsi="Times New Roman"/>
+          <w:i/>
+          <w:sz w:val="24"/>
+        </w:rPr>
+        <w:t>/</w:t>
+      </w:r>
+      <w:r>
+        <w:rPr>
+          <w:rFonts w:ascii="Times New Roman" w:hAnsi="Times New Roman"/>
+          <w:i/>
+          <w:sz w:val="24"/>
+        </w:rPr>
+        <w:t>07</w:t>
+      </w:r>
+      <w:r>
+        <w:rPr>
+          <w:rFonts w:ascii="Times New Roman" w:hAnsi="Times New Roman"/>
+          <w:i/>
+          <w:sz w:val="24"/>
+        </w:rPr>
+        <w:t>/2026;</w:t>
+      </w:r>
+    </w:p>
+    <w:p>
+      <w:pPr>
+        <w:spacing w:after="0" w:line="240" w:lineRule="auto"/>
+        <w:ind w:left="0" w:right="0"/>
+        <w:rPr>
+          <w:rFonts w:ascii="Times New Roman" w:eastAsia="DengXian" w:hAnsi="Times New Roman" w:cs="Times New Roman"/>
+          <w:i/>
+          <w:iCs/>
+          <w:sz w:val="24"/>
+          <w:szCs w:val="24"/>
+          <w:lang w:eastAsia="zh-CN"/>
+        </w:rPr>
+      </w:pPr>
+      <w:proofErr w:type="spellStart"/>
+      <w:r>
+        <w:rPr>
+          <w:rFonts w:ascii="Times New Roman" w:eastAsia="DengXian" w:hAnsi="Times New Roman" w:cs="Times New Roman"/>
+          <w:i/>
+          <w:iCs/>
+          <w:sz w:val="24"/>
+          <w:szCs w:val="24"/>
+          <w:lang w:eastAsia="zh-CN"/>
+        </w:rPr>
+        <w:t>Căn</w:t>
+      </w:r>
+      <w:proofErr w:type="spellEnd"/>
+      <w:r>
+        <w:rPr>
+          <w:rFonts w:ascii="Times New Roman" w:eastAsia="DengXian" w:hAnsi="Times New Roman" w:cs="Times New Roman"/>
+          <w:i/>
+          <w:iCs/>
+          <w:sz w:val="24"/>
+          <w:szCs w:val="24"/>
+          <w:lang w:eastAsia="zh-CN"/>
+        </w:rPr>
+        <w:t xml:space="preserve"> </w:t>
+      </w:r>
+      <w:proofErr w:type="spellStart"/>
+      <w:r>
+        <w:rPr>
+          <w:rFonts w:ascii="Times New Roman" w:eastAsia="DengXian" w:hAnsi="Times New Roman" w:cs="Times New Roman"/>
+          <w:i/>
+          <w:iCs/>
+          <w:sz w:val="24"/>
+          <w:szCs w:val="24"/>
+          <w:lang w:eastAsia="zh-CN"/>
+        </w:rPr>
+        <w:t>cứ</w:t>
+      </w:r>
+      <w:proofErr w:type="spellEnd"/>
+      <w:r>
+        <w:rPr>
+          <w:rFonts w:ascii="Times New Roman" w:eastAsia="DengXian" w:hAnsi="Times New Roman" w:cs="Times New Roman"/>
+          <w:i/>
+          <w:iCs/>
+          <w:sz w:val="24"/>
+          <w:szCs w:val="24"/>
+          <w:lang w:eastAsia="zh-CN"/>
+        </w:rPr>
+        <w:t xml:space="preserve"> </w:t>
+      </w:r>
+      <w:proofErr w:type="spellStart"/>
+      <w:r>
+        <w:rPr>
+          <w:rFonts w:ascii="Times New Roman" w:eastAsia="DengXian" w:hAnsi="Times New Roman" w:cs="Times New Roman"/>
+          <w:i/>
+          <w:iCs/>
+          <w:sz w:val="24"/>
+          <w:szCs w:val="24"/>
+          <w:lang w:eastAsia="zh-CN"/>
+        </w:rPr>
+        <w:t>tình</w:t>
+      </w:r>
+      <w:proofErr w:type="spellEnd"/>
+      <w:r>
+        <w:rPr>
+          <w:rFonts w:ascii="Times New Roman" w:eastAsia="DengXian" w:hAnsi="Times New Roman" w:cs="Times New Roman"/>
+          <w:i/>
+          <w:iCs/>
+          <w:sz w:val="24"/>
+          <w:szCs w:val="24"/>
+          <w:lang w:eastAsia="zh-CN"/>
+        </w:rPr>
+        <w:t xml:space="preserve"> </w:t>
+      </w:r>
+      <w:proofErr w:type="spellStart"/>
+      <w:r>
+        <w:rPr>
+          <w:rFonts w:ascii="Times New Roman" w:eastAsia="DengXian" w:hAnsi="Times New Roman" w:cs="Times New Roman"/>
+          <w:i/>
+          <w:iCs/>
+          <w:sz w:val="24"/>
+          <w:szCs w:val="24"/>
+          <w:lang w:eastAsia="zh-CN"/>
+        </w:rPr>
+        <w:t>hình</w:t>
+      </w:r>
+      <w:proofErr w:type="spellEnd"/>
+      <w:r>
+        <w:rPr>
+          <w:rFonts w:ascii="Times New Roman" w:eastAsia="DengXian" w:hAnsi="Times New Roman" w:cs="Times New Roman"/>
+          <w:i/>
+          <w:iCs/>
+          <w:sz w:val="24"/>
+          <w:szCs w:val="24"/>
+          <w:lang w:eastAsia="zh-CN"/>
+        </w:rPr>
+        <w:t xml:space="preserve"> </w:t>
+      </w:r>
+      <w:proofErr w:type="spellStart"/>
+      <w:r>
+        <w:rPr>
+          <w:rFonts w:ascii="Times New Roman" w:eastAsia="DengXian" w:hAnsi="Times New Roman" w:cs="Times New Roman"/>
+          <w:i/>
+          <w:iCs/>
+          <w:sz w:val="24"/>
+          <w:szCs w:val="24"/>
+          <w:lang w:eastAsia="zh-CN"/>
+        </w:rPr>
+        <w:t>hoạt</w:t>
+      </w:r>
+      <w:proofErr w:type="spellEnd"/>
+      <w:r>
+        <w:rPr>
+          <w:rFonts w:ascii="Times New Roman" w:eastAsia="DengXian" w:hAnsi="Times New Roman" w:cs="Times New Roman"/>
+          <w:i/>
+          <w:iCs/>
+          <w:sz w:val="24"/>
+          <w:szCs w:val="24"/>
+          <w:lang w:eastAsia="zh-CN"/>
+        </w:rPr>
+        <w:t xml:space="preserve"> </w:t>
+      </w:r>
+      <w:proofErr w:type="spellStart"/>
+      <w:r>
+        <w:rPr>
+          <w:rFonts w:ascii="Times New Roman" w:eastAsia="DengXian" w:hAnsi="Times New Roman" w:cs="Times New Roman"/>
+          <w:i/>
+          <w:iCs/>
+          <w:sz w:val="24"/>
+          <w:szCs w:val="24"/>
+          <w:lang w:eastAsia="zh-CN"/>
+        </w:rPr>
+        <w:t>động</w:t>
+      </w:r>
+      <w:proofErr w:type="spellEnd"/>
+      <w:r>
+        <w:rPr>
+          <w:rFonts w:ascii="Times New Roman" w:eastAsia="DengXian" w:hAnsi="Times New Roman" w:cs="Times New Roman"/>
+          <w:i/>
+          <w:iCs/>
+          <w:sz w:val="24"/>
+          <w:szCs w:val="24"/>
+          <w:lang w:eastAsia="zh-CN"/>
+        </w:rPr>
+        <w:t xml:space="preserve"> </w:t>
+      </w:r>
+      <w:proofErr w:type="spellStart"/>
+      <w:r>
+        <w:rPr>
+          <w:rFonts w:ascii="Times New Roman" w:eastAsia="DengXian" w:hAnsi="Times New Roman" w:cs="Times New Roman"/>
+          <w:i/>
+          <w:iCs/>
+          <w:sz w:val="24"/>
+          <w:szCs w:val="24"/>
+          <w:lang w:eastAsia="zh-CN"/>
+        </w:rPr>
+        <w:t>của</w:t>
+      </w:r>
+      <w:proofErr w:type="spellEnd"/>
+      <w:r>
+        <w:rPr>
+          <w:rFonts w:ascii="Times New Roman" w:eastAsia="DengXian" w:hAnsi="Times New Roman" w:cs="Times New Roman"/>
+          <w:i/>
+          <w:iCs/>
+          <w:sz w:val="24"/>
+          <w:szCs w:val="24"/>
+          <w:lang w:eastAsia="zh-CN"/>
+        </w:rPr>
+        <w:t xml:space="preserve"> </w:t>
+      </w:r>
+      <w:proofErr w:type="spellStart"/>
+      <w:r>
+        <w:rPr>
+          <w:rFonts w:ascii="Times New Roman" w:eastAsia="DengXian" w:hAnsi="Times New Roman" w:cs="Times New Roman"/>
+          <w:i/>
+          <w:iCs/>
+          <w:sz w:val="24"/>
+          <w:szCs w:val="24"/>
+          <w:lang w:eastAsia="zh-CN"/>
+        </w:rPr>
+        <w:t>công</w:t>
+      </w:r>
+      <w:proofErr w:type="spellEnd"/>
+      <w:r>
+        <w:rPr>
+          <w:rFonts w:ascii="Times New Roman" w:eastAsia="DengXian" w:hAnsi="Times New Roman" w:cs="Times New Roman"/>
+          <w:i/>
+          <w:iCs/>
+          <w:sz w:val="24"/>
+          <w:szCs w:val="24"/>
+          <w:lang w:eastAsia="zh-CN"/>
+        </w:rPr>
+        <w:t xml:space="preserve"> ty.</w:t>
       </w:r>
     </w:p>
     <w:p>
@@ -635,6 +1593,7 @@
           <w:szCs w:val="26"/>
         </w:rPr>
       </w:pPr>
+      <w:proofErr w:type="spellStart"/>
       <w:r>
         <w:rPr>
           <w:rFonts w:ascii="Times New Roman" w:hAnsi="Times New Roman"/>
@@ -651,15 +1610,17 @@
           <w:sz w:val="26"/>
           <w:szCs w:val="26"/>
         </w:rPr>
-        <w:t xml:space="preserve">u 1: </w:t>
-      </w:r>
-      <w:r>
-        <w:rPr>
-          <w:rFonts w:ascii="Times New Roman" w:hAnsi="Times New Roman"/>
+        <w:t>u</w:t>
+      </w:r>
+      <w:proofErr w:type="spellEnd"/>
+      <w:r>
+        <w:rPr>
+          <w:rFonts w:ascii="Times New Roman" w:hAnsi="Times New Roman"/>
+          <w:b/>
           <w:sz w:val="26"/>
           <w:szCs w:val="26"/>
         </w:rPr>
-        <w:t xml:space="preserve">Thông qua việc </w:t>
+        <w:t xml:space="preserve"> 1: </w:t>
       </w:r>
       <w:r>
         <w:rPr>
@@ -667,6 +1628,33 @@
           <w:sz w:val="26"/>
           <w:szCs w:val="26"/>
         </w:rPr>
+        <w:t xml:space="preserve">Thông qua </w:t>
+      </w:r>
+      <w:proofErr w:type="spellStart"/>
+      <w:r>
+        <w:rPr>
+          <w:rFonts w:ascii="Times New Roman" w:hAnsi="Times New Roman"/>
+          <w:sz w:val="26"/>
+          <w:szCs w:val="26"/>
+        </w:rPr>
+        <w:t>việc</w:t>
+      </w:r>
+      <w:proofErr w:type="spellEnd"/>
+      <w:r>
+        <w:rPr>
+          <w:rFonts w:ascii="Times New Roman" w:hAnsi="Times New Roman"/>
+          <w:sz w:val="26"/>
+          <w:szCs w:val="26"/>
+        </w:rPr>
+        <w:t xml:space="preserve"> </w:t>
+      </w:r>
+      <w:proofErr w:type="spellStart"/>
+      <w:r>
+        <w:rPr>
+          <w:rFonts w:ascii="Times New Roman" w:hAnsi="Times New Roman"/>
+          <w:sz w:val="26"/>
+          <w:szCs w:val="26"/>
+        </w:rPr>
         <w:t>c</w:t>
       </w:r>
       <w:r>
@@ -675,7 +1663,376 @@
           <w:sz w:val="26"/>
           <w:szCs w:val="26"/>
         </w:rPr>
-        <w:t>ông ty thực hiện tăng vốn điều lệ từ 100.000.000 đồng lên 250.000.000 đồng, tương ứng số vốn tăng thêm là 150.000.000 đồng. Cụ thể:</w:t>
+        <w:t>ông</w:t>
+      </w:r>
+      <w:proofErr w:type="spellEnd"/>
+      <w:r>
+        <w:rPr>
+          <w:rFonts w:ascii="Times New Roman" w:hAnsi="Times New Roman"/>
+          <w:sz w:val="26"/>
+          <w:szCs w:val="26"/>
+        </w:rPr>
+        <w:t xml:space="preserve"> ty </w:t>
+      </w:r>
+      <w:proofErr w:type="spellStart"/>
+      <w:r>
+        <w:rPr>
+          <w:rFonts w:ascii="Times New Roman" w:hAnsi="Times New Roman"/>
+          <w:sz w:val="26"/>
+          <w:szCs w:val="26"/>
+        </w:rPr>
+        <w:t>thực</w:t>
+      </w:r>
+      <w:proofErr w:type="spellEnd"/>
+      <w:r>
+        <w:rPr>
+          <w:rFonts w:ascii="Times New Roman" w:hAnsi="Times New Roman"/>
+          <w:sz w:val="26"/>
+          <w:szCs w:val="26"/>
+        </w:rPr>
+        <w:t xml:space="preserve"> </w:t>
+      </w:r>
+      <w:proofErr w:type="spellStart"/>
+      <w:r>
+        <w:rPr>
+          <w:rFonts w:ascii="Times New Roman" w:hAnsi="Times New Roman"/>
+          <w:sz w:val="26"/>
+          <w:szCs w:val="26"/>
+        </w:rPr>
+        <w:t>hiện</w:t>
+      </w:r>
+      <w:proofErr w:type="spellEnd"/>
+      <w:r>
+        <w:rPr>
+          <w:rFonts w:ascii="Times New Roman" w:hAnsi="Times New Roman"/>
+          <w:sz w:val="26"/>
+          <w:szCs w:val="26"/>
+        </w:rPr>
+        <w:t xml:space="preserve"> </w:t>
+      </w:r>
+      <w:proofErr w:type="spellStart"/>
+      <w:r>
+        <w:rPr>
+          <w:rFonts w:ascii="Times New Roman" w:hAnsi="Times New Roman"/>
+          <w:sz w:val="26"/>
+          <w:szCs w:val="26"/>
+        </w:rPr>
+        <w:t>tăng</w:t>
+      </w:r>
+      <w:proofErr w:type="spellEnd"/>
+      <w:r>
+        <w:rPr>
+          <w:rFonts w:ascii="Times New Roman" w:hAnsi="Times New Roman"/>
+          <w:sz w:val="26"/>
+          <w:szCs w:val="26"/>
+        </w:rPr>
+        <w:t xml:space="preserve"> </w:t>
+      </w:r>
+      <w:proofErr w:type="spellStart"/>
+      <w:r>
+        <w:rPr>
+          <w:rFonts w:ascii="Times New Roman" w:hAnsi="Times New Roman"/>
+          <w:sz w:val="26"/>
+          <w:szCs w:val="26"/>
+        </w:rPr>
+        <w:t>vốn</w:t>
+      </w:r>
+      <w:proofErr w:type="spellEnd"/>
+      <w:r>
+        <w:rPr>
+          <w:rFonts w:ascii="Times New Roman" w:hAnsi="Times New Roman"/>
+          <w:sz w:val="26"/>
+          <w:szCs w:val="26"/>
+        </w:rPr>
+        <w:t xml:space="preserve"> </w:t>
+      </w:r>
+      <w:proofErr w:type="spellStart"/>
+      <w:r>
+        <w:rPr>
+          <w:rFonts w:ascii="Times New Roman" w:hAnsi="Times New Roman"/>
+          <w:sz w:val="26"/>
+          <w:szCs w:val="26"/>
+        </w:rPr>
+        <w:t>điều</w:t>
+      </w:r>
+      <w:proofErr w:type="spellEnd"/>
+      <w:r>
+        <w:rPr>
+          <w:rFonts w:ascii="Times New Roman" w:hAnsi="Times New Roman"/>
+          <w:sz w:val="26"/>
+          <w:szCs w:val="26"/>
+        </w:rPr>
+        <w:t xml:space="preserve"> </w:t>
+      </w:r>
+      <w:proofErr w:type="spellStart"/>
+      <w:r>
+        <w:rPr>
+          <w:rFonts w:ascii="Times New Roman" w:hAnsi="Times New Roman"/>
+          <w:sz w:val="26"/>
+          <w:szCs w:val="26"/>
+        </w:rPr>
+        <w:t>lệ</w:t>
+      </w:r>
+      <w:proofErr w:type="spellEnd"/>
+      <w:r>
+        <w:rPr>
+          <w:rFonts w:ascii="Times New Roman" w:hAnsi="Times New Roman"/>
+          <w:sz w:val="26"/>
+          <w:szCs w:val="26"/>
+        </w:rPr>
+        <w:t xml:space="preserve"> </w:t>
+      </w:r>
+      <w:proofErr w:type="spellStart"/>
+      <w:r>
+        <w:rPr>
+          <w:rFonts w:ascii="Times New Roman" w:hAnsi="Times New Roman"/>
+          <w:sz w:val="26"/>
+          <w:szCs w:val="26"/>
+        </w:rPr>
+        <w:t>từ</w:t>
+      </w:r>
+      <w:proofErr w:type="spellEnd"/>
+      <w:r>
+        <w:rPr>
+          <w:rFonts w:ascii="Times New Roman" w:hAnsi="Times New Roman"/>
+          <w:sz w:val="26"/>
+          <w:szCs w:val="26"/>
+        </w:rPr>
+        <w:t xml:space="preserve"> 100.000.000 </w:t>
+      </w:r>
+      <w:proofErr w:type="spellStart"/>
+      <w:r>
+        <w:rPr>
+          <w:rFonts w:ascii="Times New Roman" w:hAnsi="Times New Roman"/>
+          <w:sz w:val="26"/>
+          <w:szCs w:val="26"/>
+        </w:rPr>
+        <w:t>đồng</w:t>
+      </w:r>
+      <w:proofErr w:type="spellEnd"/>
+      <w:r>
+        <w:rPr>
+          <w:rFonts w:ascii="Times New Roman" w:hAnsi="Times New Roman"/>
+          <w:sz w:val="26"/>
+          <w:szCs w:val="26"/>
+        </w:rPr>
+        <w:t xml:space="preserve"> </w:t>
+      </w:r>
+      <w:proofErr w:type="spellStart"/>
+      <w:r>
+        <w:rPr>
+          <w:rFonts w:ascii="Times New Roman" w:hAnsi="Times New Roman"/>
+          <w:sz w:val="26"/>
+          <w:szCs w:val="26"/>
+        </w:rPr>
+        <w:t>lên</w:t>
+      </w:r>
+      <w:proofErr w:type="spellEnd"/>
+      <w:r>
+        <w:rPr>
+          <w:rFonts w:ascii="Times New Roman" w:hAnsi="Times New Roman"/>
+          <w:sz w:val="26"/>
+          <w:szCs w:val="26"/>
+        </w:rPr>
+        <w:t xml:space="preserve"> 250.000.000 </w:t>
+      </w:r>
+      <w:proofErr w:type="spellStart"/>
+      <w:r>
+        <w:rPr>
+          <w:rFonts w:ascii="Times New Roman" w:hAnsi="Times New Roman"/>
+          <w:sz w:val="26"/>
+          <w:szCs w:val="26"/>
+        </w:rPr>
+        <w:t>đồng</w:t>
+      </w:r>
+      <w:proofErr w:type="spellEnd"/>
+      <w:r>
+        <w:rPr>
+          <w:rFonts w:ascii="Times New Roman" w:hAnsi="Times New Roman"/>
+          <w:sz w:val="26"/>
+          <w:szCs w:val="26"/>
+        </w:rPr>
+        <w:t xml:space="preserve">, </w:t>
+      </w:r>
+      <w:proofErr w:type="spellStart"/>
+      <w:r>
+        <w:rPr>
+          <w:rFonts w:ascii="Times New Roman" w:hAnsi="Times New Roman"/>
+          <w:sz w:val="26"/>
+          <w:szCs w:val="26"/>
+        </w:rPr>
+        <w:t>tương</w:t>
+      </w:r>
+      <w:proofErr w:type="spellEnd"/>
+      <w:r>
+        <w:rPr>
+          <w:rFonts w:ascii="Times New Roman" w:hAnsi="Times New Roman"/>
+          <w:sz w:val="26"/>
+          <w:szCs w:val="26"/>
+        </w:rPr>
+        <w:t xml:space="preserve"> </w:t>
+      </w:r>
+      <w:proofErr w:type="spellStart"/>
+      <w:r>
+        <w:rPr>
+          <w:rFonts w:ascii="Times New Roman" w:hAnsi="Times New Roman"/>
+          <w:sz w:val="26"/>
+          <w:szCs w:val="26"/>
+        </w:rPr>
+        <w:t>ứng</w:t>
+      </w:r>
+      <w:proofErr w:type="spellEnd"/>
+      <w:r>
+        <w:rPr>
+          <w:rFonts w:ascii="Times New Roman" w:hAnsi="Times New Roman"/>
+          <w:sz w:val="26"/>
+          <w:szCs w:val="26"/>
+        </w:rPr>
+        <w:t xml:space="preserve"> </w:t>
+      </w:r>
+      <w:proofErr w:type="spellStart"/>
+      <w:r>
+        <w:rPr>
+          <w:rFonts w:ascii="Times New Roman" w:hAnsi="Times New Roman"/>
+          <w:sz w:val="26"/>
+          <w:szCs w:val="26"/>
+        </w:rPr>
+        <w:t>số</w:t>
+      </w:r>
+      <w:proofErr w:type="spellEnd"/>
+      <w:r>
+        <w:rPr>
+          <w:rFonts w:ascii="Times New Roman" w:hAnsi="Times New Roman"/>
+          <w:sz w:val="26"/>
+          <w:szCs w:val="26"/>
+        </w:rPr>
+        <w:t xml:space="preserve"> </w:t>
+      </w:r>
+      <w:proofErr w:type="spellStart"/>
+      <w:r>
+        <w:rPr>
+          <w:rFonts w:ascii="Times New Roman" w:hAnsi="Times New Roman"/>
+          <w:sz w:val="26"/>
+          <w:szCs w:val="26"/>
+        </w:rPr>
+        <w:t>vốn</w:t>
+      </w:r>
+      <w:proofErr w:type="spellEnd"/>
+      <w:r>
+        <w:rPr>
+          <w:rFonts w:ascii="Times New Roman" w:hAnsi="Times New Roman"/>
+          <w:sz w:val="26"/>
+          <w:szCs w:val="26"/>
+        </w:rPr>
+        <w:t xml:space="preserve"> </w:t>
+      </w:r>
+      <w:proofErr w:type="spellStart"/>
+      <w:r>
+        <w:rPr>
+          <w:rFonts w:ascii="Times New Roman" w:hAnsi="Times New Roman"/>
+          <w:sz w:val="26"/>
+          <w:szCs w:val="26"/>
+        </w:rPr>
+        <w:t>tăng</w:t>
+      </w:r>
+      <w:proofErr w:type="spellEnd"/>
+      <w:r>
+        <w:rPr>
+          <w:rFonts w:ascii="Times New Roman" w:hAnsi="Times New Roman"/>
+          <w:sz w:val="26"/>
+          <w:szCs w:val="26"/>
+        </w:rPr>
+        <w:t xml:space="preserve"> </w:t>
+      </w:r>
+      <w:proofErr w:type="spellStart"/>
+      <w:r>
+        <w:rPr>
+          <w:rFonts w:ascii="Times New Roman" w:hAnsi="Times New Roman"/>
+          <w:sz w:val="26"/>
+          <w:szCs w:val="26"/>
+        </w:rPr>
+        <w:t>thêm</w:t>
+      </w:r>
+      <w:proofErr w:type="spellEnd"/>
+      <w:r>
+        <w:rPr>
+          <w:rFonts w:ascii="Times New Roman" w:hAnsi="Times New Roman"/>
+          <w:sz w:val="26"/>
+          <w:szCs w:val="26"/>
+        </w:rPr>
+        <w:t xml:space="preserve"> </w:t>
+      </w:r>
+      <w:proofErr w:type="spellStart"/>
+      <w:r>
+        <w:rPr>
+          <w:rFonts w:ascii="Times New Roman" w:hAnsi="Times New Roman"/>
+          <w:sz w:val="26"/>
+          <w:szCs w:val="26"/>
+        </w:rPr>
+        <w:t>là</w:t>
+      </w:r>
+      <w:proofErr w:type="spellEnd"/>
+      <w:r>
+        <w:rPr>
+          <w:rFonts w:ascii="Times New Roman" w:hAnsi="Times New Roman"/>
+          <w:sz w:val="26"/>
+          <w:szCs w:val="26"/>
+        </w:rPr>
+        <w:t xml:space="preserve"> 150.000.000 </w:t>
+      </w:r>
+      <w:proofErr w:type="spellStart"/>
+      <w:r>
+        <w:rPr>
+          <w:rFonts w:ascii="Times New Roman" w:hAnsi="Times New Roman"/>
+          <w:sz w:val="26"/>
+          <w:szCs w:val="26"/>
+        </w:rPr>
+        <w:t>đồng</w:t>
+      </w:r>
+      <w:proofErr w:type="spellEnd"/>
+      <w:r>
+        <w:rPr>
+          <w:rFonts w:ascii="Times New Roman" w:hAnsi="Times New Roman"/>
+          <w:sz w:val="26"/>
+          <w:szCs w:val="26"/>
+        </w:rPr>
+        <w:t xml:space="preserve">. </w:t>
+      </w:r>
+      <w:proofErr w:type="spellStart"/>
+      <w:r>
+        <w:rPr>
+          <w:rFonts w:ascii="Times New Roman" w:hAnsi="Times New Roman"/>
+          <w:sz w:val="26"/>
+          <w:szCs w:val="26"/>
+        </w:rPr>
+        <w:t>Cụ</w:t>
+      </w:r>
+      <w:proofErr w:type="spellEnd"/>
+      <w:r>
+        <w:rPr>
+          <w:rFonts w:ascii="Times New Roman" w:hAnsi="Times New Roman"/>
+          <w:sz w:val="26"/>
+          <w:szCs w:val="26"/>
+        </w:rPr>
+        <w:t xml:space="preserve"> </w:t>
+      </w:r>
+      <w:proofErr w:type="spellStart"/>
+      <w:r>
+        <w:rPr>
+          <w:rFonts w:ascii="Times New Roman" w:hAnsi="Times New Roman"/>
+          <w:sz w:val="26"/>
+          <w:szCs w:val="26"/>
+        </w:rPr>
+        <w:t>thể</w:t>
+      </w:r>
+      <w:proofErr w:type="spellEnd"/>
+      <w:r>
+        <w:rPr>
+          <w:rFonts w:ascii="Times New Roman" w:hAnsi="Times New Roman"/>
+          <w:sz w:val="26"/>
+          <w:szCs w:val="26"/>
+        </w:rPr>
+        <w:t>:</w:t>
       </w:r>
     </w:p>
     <w:p>
@@ -692,13 +2049,23 @@
           <w:szCs w:val="24"/>
         </w:rPr>
       </w:pPr>
-      <w:r>
-        <w:rPr>
-          <w:rFonts w:ascii="Times New Roman" w:eastAsia="Times New Roman" w:hAnsi="Times New Roman" w:cs="Times New Roman"/>
-          <w:sz w:val="24"/>
-          <w:szCs w:val="24"/>
-        </w:rPr>
-        <w:t xml:space="preserve">Bà </w:t>
+      <w:proofErr w:type="spellStart"/>
+      <w:r>
+        <w:rPr>
+          <w:rFonts w:ascii="Times New Roman" w:eastAsia="Times New Roman" w:hAnsi="Times New Roman" w:cs="Times New Roman"/>
+          <w:sz w:val="24"/>
+          <w:szCs w:val="24"/>
+        </w:rPr>
+        <w:t>Bà</w:t>
+      </w:r>
+      <w:proofErr w:type="spellEnd"/>
+      <w:r>
+        <w:rPr>
+          <w:rFonts w:ascii="Times New Roman" w:eastAsia="Times New Roman" w:hAnsi="Times New Roman" w:cs="Times New Roman"/>
+          <w:sz w:val="24"/>
+          <w:szCs w:val="24"/>
+        </w:rPr>
+        <w:t xml:space="preserve"> </w:t>
       </w:r>
       <w:r>
         <w:rPr>
@@ -714,7 +2081,43 @@
           <w:sz w:val="24"/>
           <w:szCs w:val="24"/>
         </w:rPr>
-        <w:t xml:space="preserve"> góp thêm </w:t>
+        <w:t xml:space="preserve"> </w:t>
+      </w:r>
+      <w:proofErr w:type="spellStart"/>
+      <w:r>
+        <w:rPr>
+          <w:rFonts w:ascii="Times New Roman" w:eastAsia="Times New Roman" w:hAnsi="Times New Roman" w:cs="Times New Roman"/>
+          <w:sz w:val="24"/>
+          <w:szCs w:val="24"/>
+        </w:rPr>
+        <w:t>góp</w:t>
+      </w:r>
+      <w:proofErr w:type="spellEnd"/>
+      <w:r>
+        <w:rPr>
+          <w:rFonts w:ascii="Times New Roman" w:eastAsia="Times New Roman" w:hAnsi="Times New Roman" w:cs="Times New Roman"/>
+          <w:sz w:val="24"/>
+          <w:szCs w:val="24"/>
+        </w:rPr>
+        <w:t xml:space="preserve"> </w:t>
+      </w:r>
+      <w:proofErr w:type="spellStart"/>
+      <w:r>
+        <w:rPr>
+          <w:rFonts w:ascii="Times New Roman" w:eastAsia="Times New Roman" w:hAnsi="Times New Roman" w:cs="Times New Roman"/>
+          <w:sz w:val="24"/>
+          <w:szCs w:val="24"/>
+        </w:rPr>
+        <w:t>thêm</w:t>
+      </w:r>
+      <w:proofErr w:type="spellEnd"/>
+      <w:r>
+        <w:rPr>
+          <w:rFonts w:ascii="Times New Roman" w:eastAsia="Times New Roman" w:hAnsi="Times New Roman" w:cs="Times New Roman"/>
+          <w:sz w:val="24"/>
+          <w:szCs w:val="24"/>
+        </w:rPr>
+        <w:t xml:space="preserve"> </w:t>
       </w:r>
       <w:r>
         <w:rPr>
@@ -724,16 +2127,9 @@
           <w:sz w:val="24"/>
           <w:szCs w:val="24"/>
         </w:rPr>
-        <w:t>110.000.000 đồng</w:t>
-      </w:r>
-      <w:r>
-        <w:rPr>
-          <w:rFonts w:ascii="Times New Roman" w:eastAsia="Times New Roman" w:hAnsi="Times New Roman" w:cs="Times New Roman"/>
-          <w:sz w:val="24"/>
-          <w:szCs w:val="24"/>
-        </w:rPr>
-        <w:t xml:space="preserve">, nâng phần vốn góp từ </w:t>
-      </w:r>
+        <w:t xml:space="preserve">110.000.000 </w:t>
+      </w:r>
+      <w:proofErr w:type="spellStart"/>
       <w:r>
         <w:rPr>
           <w:rFonts w:ascii="Times New Roman" w:eastAsia="Times New Roman" w:hAnsi="Times New Roman" w:cs="Times New Roman"/>
@@ -742,15 +2138,106 @@
           <w:sz w:val="24"/>
           <w:szCs w:val="24"/>
         </w:rPr>
-        <w:t>60.000.000 đồng</w:t>
-      </w:r>
-      <w:r>
-        <w:rPr>
-          <w:rFonts w:ascii="Times New Roman" w:eastAsia="Times New Roman" w:hAnsi="Times New Roman" w:cs="Times New Roman"/>
-          <w:sz w:val="24"/>
-          <w:szCs w:val="24"/>
-        </w:rPr>
-        <w:t xml:space="preserve"> lên </w:t>
+        <w:t>đồng</w:t>
+      </w:r>
+      <w:proofErr w:type="spellEnd"/>
+      <w:r>
+        <w:rPr>
+          <w:rFonts w:ascii="Times New Roman" w:eastAsia="Times New Roman" w:hAnsi="Times New Roman" w:cs="Times New Roman"/>
+          <w:sz w:val="24"/>
+          <w:szCs w:val="24"/>
+        </w:rPr>
+        <w:t xml:space="preserve">, </w:t>
+      </w:r>
+      <w:proofErr w:type="spellStart"/>
+      <w:r>
+        <w:rPr>
+          <w:rFonts w:ascii="Times New Roman" w:eastAsia="Times New Roman" w:hAnsi="Times New Roman" w:cs="Times New Roman"/>
+          <w:sz w:val="24"/>
+          <w:szCs w:val="24"/>
+        </w:rPr>
+        <w:t>nâng</w:t>
+      </w:r>
+      <w:proofErr w:type="spellEnd"/>
+      <w:r>
+        <w:rPr>
+          <w:rFonts w:ascii="Times New Roman" w:eastAsia="Times New Roman" w:hAnsi="Times New Roman" w:cs="Times New Roman"/>
+          <w:sz w:val="24"/>
+          <w:szCs w:val="24"/>
+        </w:rPr>
+        <w:t xml:space="preserve"> </w:t>
+      </w:r>
+      <w:proofErr w:type="spellStart"/>
+      <w:r>
+        <w:rPr>
+          <w:rFonts w:ascii="Times New Roman" w:eastAsia="Times New Roman" w:hAnsi="Times New Roman" w:cs="Times New Roman"/>
+          <w:sz w:val="24"/>
+          <w:szCs w:val="24"/>
+        </w:rPr>
+        <w:t>phần</w:t>
+      </w:r>
+      <w:proofErr w:type="spellEnd"/>
+      <w:r>
+        <w:rPr>
+          <w:rFonts w:ascii="Times New Roman" w:eastAsia="Times New Roman" w:hAnsi="Times New Roman" w:cs="Times New Roman"/>
+          <w:sz w:val="24"/>
+          <w:szCs w:val="24"/>
+        </w:rPr>
+        <w:t xml:space="preserve"> </w:t>
+      </w:r>
+      <w:proofErr w:type="spellStart"/>
+      <w:r>
+        <w:rPr>
+          <w:rFonts w:ascii="Times New Roman" w:eastAsia="Times New Roman" w:hAnsi="Times New Roman" w:cs="Times New Roman"/>
+          <w:sz w:val="24"/>
+          <w:szCs w:val="24"/>
+        </w:rPr>
+        <w:t>vốn</w:t>
+      </w:r>
+      <w:proofErr w:type="spellEnd"/>
+      <w:r>
+        <w:rPr>
+          <w:rFonts w:ascii="Times New Roman" w:eastAsia="Times New Roman" w:hAnsi="Times New Roman" w:cs="Times New Roman"/>
+          <w:sz w:val="24"/>
+          <w:szCs w:val="24"/>
+        </w:rPr>
+        <w:t xml:space="preserve"> </w:t>
+      </w:r>
+      <w:proofErr w:type="spellStart"/>
+      <w:r>
+        <w:rPr>
+          <w:rFonts w:ascii="Times New Roman" w:eastAsia="Times New Roman" w:hAnsi="Times New Roman" w:cs="Times New Roman"/>
+          <w:sz w:val="24"/>
+          <w:szCs w:val="24"/>
+        </w:rPr>
+        <w:t>góp</w:t>
+      </w:r>
+      <w:proofErr w:type="spellEnd"/>
+      <w:r>
+        <w:rPr>
+          <w:rFonts w:ascii="Times New Roman" w:eastAsia="Times New Roman" w:hAnsi="Times New Roman" w:cs="Times New Roman"/>
+          <w:sz w:val="24"/>
+          <w:szCs w:val="24"/>
+        </w:rPr>
+        <w:t xml:space="preserve"> </w:t>
+      </w:r>
+      <w:proofErr w:type="spellStart"/>
+      <w:r>
+        <w:rPr>
+          <w:rFonts w:ascii="Times New Roman" w:eastAsia="Times New Roman" w:hAnsi="Times New Roman" w:cs="Times New Roman"/>
+          <w:sz w:val="24"/>
+          <w:szCs w:val="24"/>
+        </w:rPr>
+        <w:t>từ</w:t>
+      </w:r>
+      <w:proofErr w:type="spellEnd"/>
+      <w:r>
+        <w:rPr>
+          <w:rFonts w:ascii="Times New Roman" w:eastAsia="Times New Roman" w:hAnsi="Times New Roman" w:cs="Times New Roman"/>
+          <w:sz w:val="24"/>
+          <w:szCs w:val="24"/>
+        </w:rPr>
+        <w:t xml:space="preserve"> </w:t>
       </w:r>
       <w:r>
         <w:rPr>
@@ -760,16 +2247,9 @@
           <w:sz w:val="24"/>
           <w:szCs w:val="24"/>
         </w:rPr>
-        <w:t>170.000.000 đồng</w:t>
-      </w:r>
-      <w:r>
-        <w:rPr>
-          <w:rFonts w:ascii="Times New Roman" w:eastAsia="Times New Roman" w:hAnsi="Times New Roman" w:cs="Times New Roman"/>
-          <w:sz w:val="24"/>
-          <w:szCs w:val="24"/>
-        </w:rPr>
-        <w:t xml:space="preserve">, chiếm </w:t>
-      </w:r>
+        <w:t xml:space="preserve">60.000.000 </w:t>
+      </w:r>
+      <w:proofErr w:type="spellStart"/>
       <w:r>
         <w:rPr>
           <w:rFonts w:ascii="Times New Roman" w:eastAsia="Times New Roman" w:hAnsi="Times New Roman" w:cs="Times New Roman"/>
@@ -778,8 +2258,149 @@
           <w:sz w:val="24"/>
           <w:szCs w:val="24"/>
         </w:rPr>
-        <w:t>68% vốn điều lệ</w:t>
-      </w:r>
+        <w:t>đồng</w:t>
+      </w:r>
+      <w:proofErr w:type="spellEnd"/>
+      <w:r>
+        <w:rPr>
+          <w:rFonts w:ascii="Times New Roman" w:eastAsia="Times New Roman" w:hAnsi="Times New Roman" w:cs="Times New Roman"/>
+          <w:sz w:val="24"/>
+          <w:szCs w:val="24"/>
+        </w:rPr>
+        <w:t xml:space="preserve"> </w:t>
+      </w:r>
+      <w:proofErr w:type="spellStart"/>
+      <w:r>
+        <w:rPr>
+          <w:rFonts w:ascii="Times New Roman" w:eastAsia="Times New Roman" w:hAnsi="Times New Roman" w:cs="Times New Roman"/>
+          <w:sz w:val="24"/>
+          <w:szCs w:val="24"/>
+        </w:rPr>
+        <w:t>lên</w:t>
+      </w:r>
+      <w:proofErr w:type="spellEnd"/>
+      <w:r>
+        <w:rPr>
+          <w:rFonts w:ascii="Times New Roman" w:eastAsia="Times New Roman" w:hAnsi="Times New Roman" w:cs="Times New Roman"/>
+          <w:sz w:val="24"/>
+          <w:szCs w:val="24"/>
+        </w:rPr>
+        <w:t xml:space="preserve"> </w:t>
+      </w:r>
+      <w:r>
+        <w:rPr>
+          <w:rFonts w:ascii="Times New Roman" w:eastAsia="Times New Roman" w:hAnsi="Times New Roman" w:cs="Times New Roman"/>
+          <w:b/>
+          <w:bCs/>
+          <w:sz w:val="24"/>
+          <w:szCs w:val="24"/>
+        </w:rPr>
+        <w:t xml:space="preserve">170.000.000 </w:t>
+      </w:r>
+      <w:proofErr w:type="spellStart"/>
+      <w:r>
+        <w:rPr>
+          <w:rFonts w:ascii="Times New Roman" w:eastAsia="Times New Roman" w:hAnsi="Times New Roman" w:cs="Times New Roman"/>
+          <w:b/>
+          <w:bCs/>
+          <w:sz w:val="24"/>
+          <w:szCs w:val="24"/>
+        </w:rPr>
+        <w:t>đồng</w:t>
+      </w:r>
+      <w:proofErr w:type="spellEnd"/>
+      <w:r>
+        <w:rPr>
+          <w:rFonts w:ascii="Times New Roman" w:eastAsia="Times New Roman" w:hAnsi="Times New Roman" w:cs="Times New Roman"/>
+          <w:sz w:val="24"/>
+          <w:szCs w:val="24"/>
+        </w:rPr>
+        <w:t xml:space="preserve">, </w:t>
+      </w:r>
+      <w:proofErr w:type="spellStart"/>
+      <w:r>
+        <w:rPr>
+          <w:rFonts w:ascii="Times New Roman" w:eastAsia="Times New Roman" w:hAnsi="Times New Roman" w:cs="Times New Roman"/>
+          <w:sz w:val="24"/>
+          <w:szCs w:val="24"/>
+        </w:rPr>
+        <w:t>chiếm</w:t>
+      </w:r>
+      <w:proofErr w:type="spellEnd"/>
+      <w:r>
+        <w:rPr>
+          <w:rFonts w:ascii="Times New Roman" w:eastAsia="Times New Roman" w:hAnsi="Times New Roman" w:cs="Times New Roman"/>
+          <w:sz w:val="24"/>
+          <w:szCs w:val="24"/>
+        </w:rPr>
+        <w:t xml:space="preserve"> </w:t>
+      </w:r>
+      <w:r>
+        <w:rPr>
+          <w:rFonts w:ascii="Times New Roman" w:eastAsia="Times New Roman" w:hAnsi="Times New Roman" w:cs="Times New Roman"/>
+          <w:b/>
+          <w:bCs/>
+          <w:sz w:val="24"/>
+          <w:szCs w:val="24"/>
+        </w:rPr>
+        <w:t xml:space="preserve">68% </w:t>
+      </w:r>
+      <w:proofErr w:type="spellStart"/>
+      <w:r>
+        <w:rPr>
+          <w:rFonts w:ascii="Times New Roman" w:eastAsia="Times New Roman" w:hAnsi="Times New Roman" w:cs="Times New Roman"/>
+          <w:b/>
+          <w:bCs/>
+          <w:sz w:val="24"/>
+          <w:szCs w:val="24"/>
+        </w:rPr>
+        <w:t>vốn</w:t>
+      </w:r>
+      <w:proofErr w:type="spellEnd"/>
+      <w:r>
+        <w:rPr>
+          <w:rFonts w:ascii="Times New Roman" w:eastAsia="Times New Roman" w:hAnsi="Times New Roman" w:cs="Times New Roman"/>
+          <w:b/>
+          <w:bCs/>
+          <w:sz w:val="24"/>
+          <w:szCs w:val="24"/>
+        </w:rPr>
+        <w:t xml:space="preserve"> </w:t>
+      </w:r>
+      <w:proofErr w:type="spellStart"/>
+      <w:r>
+        <w:rPr>
+          <w:rFonts w:ascii="Times New Roman" w:eastAsia="Times New Roman" w:hAnsi="Times New Roman" w:cs="Times New Roman"/>
+          <w:b/>
+          <w:bCs/>
+          <w:sz w:val="24"/>
+          <w:szCs w:val="24"/>
+        </w:rPr>
+        <w:t>điều</w:t>
+      </w:r>
+      <w:proofErr w:type="spellEnd"/>
+      <w:r>
+        <w:rPr>
+          <w:rFonts w:ascii="Times New Roman" w:eastAsia="Times New Roman" w:hAnsi="Times New Roman" w:cs="Times New Roman"/>
+          <w:b/>
+          <w:bCs/>
+          <w:sz w:val="24"/>
+          <w:szCs w:val="24"/>
+        </w:rPr>
+        <w:t xml:space="preserve"> </w:t>
+      </w:r>
+      <w:proofErr w:type="spellStart"/>
+      <w:r>
+        <w:rPr>
+          <w:rFonts w:ascii="Times New Roman" w:eastAsia="Times New Roman" w:hAnsi="Times New Roman" w:cs="Times New Roman"/>
+          <w:b/>
+          <w:bCs/>
+          <w:sz w:val="24"/>
+          <w:szCs w:val="24"/>
+        </w:rPr>
+        <w:t>lệ</w:t>
+      </w:r>
+      <w:proofErr w:type="spellEnd"/>
       <w:r>
         <w:rPr>
           <w:rFonts w:ascii="Times New Roman" w:eastAsia="Times New Roman" w:hAnsi="Times New Roman" w:cs="Times New Roman"/>
@@ -803,13 +2424,23 @@
           <w:szCs w:val="24"/>
         </w:rPr>
       </w:pPr>
-      <w:r>
-        <w:rPr>
-          <w:rFonts w:ascii="Times New Roman" w:eastAsia="Times New Roman" w:hAnsi="Times New Roman" w:cs="Times New Roman"/>
-          <w:sz w:val="24"/>
-          <w:szCs w:val="24"/>
-        </w:rPr>
-        <w:t xml:space="preserve">Ông </w:t>
+      <w:proofErr w:type="spellStart"/>
+      <w:r>
+        <w:rPr>
+          <w:rFonts w:ascii="Times New Roman" w:eastAsia="Times New Roman" w:hAnsi="Times New Roman" w:cs="Times New Roman"/>
+          <w:sz w:val="24"/>
+          <w:szCs w:val="24"/>
+        </w:rPr>
+        <w:t>Ông</w:t>
+      </w:r>
+      <w:proofErr w:type="spellEnd"/>
+      <w:r>
+        <w:rPr>
+          <w:rFonts w:ascii="Times New Roman" w:eastAsia="Times New Roman" w:hAnsi="Times New Roman" w:cs="Times New Roman"/>
+          <w:sz w:val="24"/>
+          <w:szCs w:val="24"/>
+        </w:rPr>
+        <w:t xml:space="preserve"> </w:t>
       </w:r>
       <w:r>
         <w:rPr>
@@ -825,7 +2456,43 @@
           <w:sz w:val="24"/>
           <w:szCs w:val="24"/>
         </w:rPr>
-        <w:t xml:space="preserve"> góp thêm </w:t>
+        <w:t xml:space="preserve"> </w:t>
+      </w:r>
+      <w:proofErr w:type="spellStart"/>
+      <w:r>
+        <w:rPr>
+          <w:rFonts w:ascii="Times New Roman" w:eastAsia="Times New Roman" w:hAnsi="Times New Roman" w:cs="Times New Roman"/>
+          <w:sz w:val="24"/>
+          <w:szCs w:val="24"/>
+        </w:rPr>
+        <w:t>góp</w:t>
+      </w:r>
+      <w:proofErr w:type="spellEnd"/>
+      <w:r>
+        <w:rPr>
+          <w:rFonts w:ascii="Times New Roman" w:eastAsia="Times New Roman" w:hAnsi="Times New Roman" w:cs="Times New Roman"/>
+          <w:sz w:val="24"/>
+          <w:szCs w:val="24"/>
+        </w:rPr>
+        <w:t xml:space="preserve"> </w:t>
+      </w:r>
+      <w:proofErr w:type="spellStart"/>
+      <w:r>
+        <w:rPr>
+          <w:rFonts w:ascii="Times New Roman" w:eastAsia="Times New Roman" w:hAnsi="Times New Roman" w:cs="Times New Roman"/>
+          <w:sz w:val="24"/>
+          <w:szCs w:val="24"/>
+        </w:rPr>
+        <w:t>thêm</w:t>
+      </w:r>
+      <w:proofErr w:type="spellEnd"/>
+      <w:r>
+        <w:rPr>
+          <w:rFonts w:ascii="Times New Roman" w:eastAsia="Times New Roman" w:hAnsi="Times New Roman" w:cs="Times New Roman"/>
+          <w:sz w:val="24"/>
+          <w:szCs w:val="24"/>
+        </w:rPr>
+        <w:t xml:space="preserve"> </w:t>
       </w:r>
       <w:r>
         <w:rPr>
@@ -835,16 +2502,9 @@
           <w:sz w:val="24"/>
           <w:szCs w:val="24"/>
         </w:rPr>
-        <w:t>40.000.000 đồng</w:t>
-      </w:r>
-      <w:r>
-        <w:rPr>
-          <w:rFonts w:ascii="Times New Roman" w:eastAsia="Times New Roman" w:hAnsi="Times New Roman" w:cs="Times New Roman"/>
-          <w:sz w:val="24"/>
-          <w:szCs w:val="24"/>
-        </w:rPr>
-        <w:t xml:space="preserve">, nâng phần vốn góp từ </w:t>
-      </w:r>
+        <w:t xml:space="preserve">40.000.000 </w:t>
+      </w:r>
+      <w:proofErr w:type="spellStart"/>
       <w:r>
         <w:rPr>
           <w:rFonts w:ascii="Times New Roman" w:eastAsia="Times New Roman" w:hAnsi="Times New Roman" w:cs="Times New Roman"/>
@@ -853,15 +2513,106 @@
           <w:sz w:val="24"/>
           <w:szCs w:val="24"/>
         </w:rPr>
-        <w:t>40.000.000 đồng</w:t>
-      </w:r>
-      <w:r>
-        <w:rPr>
-          <w:rFonts w:ascii="Times New Roman" w:eastAsia="Times New Roman" w:hAnsi="Times New Roman" w:cs="Times New Roman"/>
-          <w:sz w:val="24"/>
-          <w:szCs w:val="24"/>
-        </w:rPr>
-        <w:t xml:space="preserve"> lên </w:t>
+        <w:t>đồng</w:t>
+      </w:r>
+      <w:proofErr w:type="spellEnd"/>
+      <w:r>
+        <w:rPr>
+          <w:rFonts w:ascii="Times New Roman" w:eastAsia="Times New Roman" w:hAnsi="Times New Roman" w:cs="Times New Roman"/>
+          <w:sz w:val="24"/>
+          <w:szCs w:val="24"/>
+        </w:rPr>
+        <w:t xml:space="preserve">, </w:t>
+      </w:r>
+      <w:proofErr w:type="spellStart"/>
+      <w:r>
+        <w:rPr>
+          <w:rFonts w:ascii="Times New Roman" w:eastAsia="Times New Roman" w:hAnsi="Times New Roman" w:cs="Times New Roman"/>
+          <w:sz w:val="24"/>
+          <w:szCs w:val="24"/>
+        </w:rPr>
+        <w:t>nâng</w:t>
+      </w:r>
+      <w:proofErr w:type="spellEnd"/>
+      <w:r>
+        <w:rPr>
+          <w:rFonts w:ascii="Times New Roman" w:eastAsia="Times New Roman" w:hAnsi="Times New Roman" w:cs="Times New Roman"/>
+          <w:sz w:val="24"/>
+          <w:szCs w:val="24"/>
+        </w:rPr>
+        <w:t xml:space="preserve"> </w:t>
+      </w:r>
+      <w:proofErr w:type="spellStart"/>
+      <w:r>
+        <w:rPr>
+          <w:rFonts w:ascii="Times New Roman" w:eastAsia="Times New Roman" w:hAnsi="Times New Roman" w:cs="Times New Roman"/>
+          <w:sz w:val="24"/>
+          <w:szCs w:val="24"/>
+        </w:rPr>
+        <w:t>phần</w:t>
+      </w:r>
+      <w:proofErr w:type="spellEnd"/>
+      <w:r>
+        <w:rPr>
+          <w:rFonts w:ascii="Times New Roman" w:eastAsia="Times New Roman" w:hAnsi="Times New Roman" w:cs="Times New Roman"/>
+          <w:sz w:val="24"/>
+          <w:szCs w:val="24"/>
+        </w:rPr>
+        <w:t xml:space="preserve"> </w:t>
+      </w:r>
+      <w:proofErr w:type="spellStart"/>
+      <w:r>
+        <w:rPr>
+          <w:rFonts w:ascii="Times New Roman" w:eastAsia="Times New Roman" w:hAnsi="Times New Roman" w:cs="Times New Roman"/>
+          <w:sz w:val="24"/>
+          <w:szCs w:val="24"/>
+        </w:rPr>
+        <w:t>vốn</w:t>
+      </w:r>
+      <w:proofErr w:type="spellEnd"/>
+      <w:r>
+        <w:rPr>
+          <w:rFonts w:ascii="Times New Roman" w:eastAsia="Times New Roman" w:hAnsi="Times New Roman" w:cs="Times New Roman"/>
+          <w:sz w:val="24"/>
+          <w:szCs w:val="24"/>
+        </w:rPr>
+        <w:t xml:space="preserve"> </w:t>
+      </w:r>
+      <w:proofErr w:type="spellStart"/>
+      <w:r>
+        <w:rPr>
+          <w:rFonts w:ascii="Times New Roman" w:eastAsia="Times New Roman" w:hAnsi="Times New Roman" w:cs="Times New Roman"/>
+          <w:sz w:val="24"/>
+          <w:szCs w:val="24"/>
+        </w:rPr>
+        <w:t>góp</w:t>
+      </w:r>
+      <w:proofErr w:type="spellEnd"/>
+      <w:r>
+        <w:rPr>
+          <w:rFonts w:ascii="Times New Roman" w:eastAsia="Times New Roman" w:hAnsi="Times New Roman" w:cs="Times New Roman"/>
+          <w:sz w:val="24"/>
+          <w:szCs w:val="24"/>
+        </w:rPr>
+        <w:t xml:space="preserve"> </w:t>
+      </w:r>
+      <w:proofErr w:type="spellStart"/>
+      <w:r>
+        <w:rPr>
+          <w:rFonts w:ascii="Times New Roman" w:eastAsia="Times New Roman" w:hAnsi="Times New Roman" w:cs="Times New Roman"/>
+          <w:sz w:val="24"/>
+          <w:szCs w:val="24"/>
+        </w:rPr>
+        <w:t>từ</w:t>
+      </w:r>
+      <w:proofErr w:type="spellEnd"/>
+      <w:r>
+        <w:rPr>
+          <w:rFonts w:ascii="Times New Roman" w:eastAsia="Times New Roman" w:hAnsi="Times New Roman" w:cs="Times New Roman"/>
+          <w:sz w:val="24"/>
+          <w:szCs w:val="24"/>
+        </w:rPr>
+        <w:t xml:space="preserve"> </w:t>
       </w:r>
       <w:r>
         <w:rPr>
@@ -871,16 +2622,9 @@
           <w:sz w:val="24"/>
           <w:szCs w:val="24"/>
         </w:rPr>
-        <w:t>80.000.000 đồng</w:t>
-      </w:r>
-      <w:r>
-        <w:rPr>
-          <w:rFonts w:ascii="Times New Roman" w:eastAsia="Times New Roman" w:hAnsi="Times New Roman" w:cs="Times New Roman"/>
-          <w:sz w:val="24"/>
-          <w:szCs w:val="24"/>
-        </w:rPr>
-        <w:t xml:space="preserve">, chiếm </w:t>
-      </w:r>
+        <w:t xml:space="preserve">40.000.000 </w:t>
+      </w:r>
+      <w:proofErr w:type="spellStart"/>
       <w:r>
         <w:rPr>
           <w:rFonts w:ascii="Times New Roman" w:eastAsia="Times New Roman" w:hAnsi="Times New Roman" w:cs="Times New Roman"/>
@@ -889,8 +2633,149 @@
           <w:sz w:val="24"/>
           <w:szCs w:val="24"/>
         </w:rPr>
-        <w:t>32% vốn điều lệ</w:t>
-      </w:r>
+        <w:t>đồng</w:t>
+      </w:r>
+      <w:proofErr w:type="spellEnd"/>
+      <w:r>
+        <w:rPr>
+          <w:rFonts w:ascii="Times New Roman" w:eastAsia="Times New Roman" w:hAnsi="Times New Roman" w:cs="Times New Roman"/>
+          <w:sz w:val="24"/>
+          <w:szCs w:val="24"/>
+        </w:rPr>
+        <w:t xml:space="preserve"> </w:t>
+      </w:r>
+      <w:proofErr w:type="spellStart"/>
+      <w:r>
+        <w:rPr>
+          <w:rFonts w:ascii="Times New Roman" w:eastAsia="Times New Roman" w:hAnsi="Times New Roman" w:cs="Times New Roman"/>
+          <w:sz w:val="24"/>
+          <w:szCs w:val="24"/>
+        </w:rPr>
+        <w:t>lên</w:t>
+      </w:r>
+      <w:proofErr w:type="spellEnd"/>
+      <w:r>
+        <w:rPr>
+          <w:rFonts w:ascii="Times New Roman" w:eastAsia="Times New Roman" w:hAnsi="Times New Roman" w:cs="Times New Roman"/>
+          <w:sz w:val="24"/>
+          <w:szCs w:val="24"/>
+        </w:rPr>
+        <w:t xml:space="preserve"> </w:t>
+      </w:r>
+      <w:r>
+        <w:rPr>
+          <w:rFonts w:ascii="Times New Roman" w:eastAsia="Times New Roman" w:hAnsi="Times New Roman" w:cs="Times New Roman"/>
+          <w:b/>
+          <w:bCs/>
+          <w:sz w:val="24"/>
+          <w:szCs w:val="24"/>
+        </w:rPr>
+        <w:t xml:space="preserve">80.000.000 </w:t>
+      </w:r>
+      <w:proofErr w:type="spellStart"/>
+      <w:r>
+        <w:rPr>
+          <w:rFonts w:ascii="Times New Roman" w:eastAsia="Times New Roman" w:hAnsi="Times New Roman" w:cs="Times New Roman"/>
+          <w:b/>
+          <w:bCs/>
+          <w:sz w:val="24"/>
+          <w:szCs w:val="24"/>
+        </w:rPr>
+        <w:t>đồng</w:t>
+      </w:r>
+      <w:proofErr w:type="spellEnd"/>
+      <w:r>
+        <w:rPr>
+          <w:rFonts w:ascii="Times New Roman" w:eastAsia="Times New Roman" w:hAnsi="Times New Roman" w:cs="Times New Roman"/>
+          <w:sz w:val="24"/>
+          <w:szCs w:val="24"/>
+        </w:rPr>
+        <w:t xml:space="preserve">, </w:t>
+      </w:r>
+      <w:proofErr w:type="spellStart"/>
+      <w:r>
+        <w:rPr>
+          <w:rFonts w:ascii="Times New Roman" w:eastAsia="Times New Roman" w:hAnsi="Times New Roman" w:cs="Times New Roman"/>
+          <w:sz w:val="24"/>
+          <w:szCs w:val="24"/>
+        </w:rPr>
+        <w:t>chiếm</w:t>
+      </w:r>
+      <w:proofErr w:type="spellEnd"/>
+      <w:r>
+        <w:rPr>
+          <w:rFonts w:ascii="Times New Roman" w:eastAsia="Times New Roman" w:hAnsi="Times New Roman" w:cs="Times New Roman"/>
+          <w:sz w:val="24"/>
+          <w:szCs w:val="24"/>
+        </w:rPr>
+        <w:t xml:space="preserve"> </w:t>
+      </w:r>
+      <w:r>
+        <w:rPr>
+          <w:rFonts w:ascii="Times New Roman" w:eastAsia="Times New Roman" w:hAnsi="Times New Roman" w:cs="Times New Roman"/>
+          <w:b/>
+          <w:bCs/>
+          <w:sz w:val="24"/>
+          <w:szCs w:val="24"/>
+        </w:rPr>
+        <w:t xml:space="preserve">32% </w:t>
+      </w:r>
+      <w:proofErr w:type="spellStart"/>
+      <w:r>
+        <w:rPr>
+          <w:rFonts w:ascii="Times New Roman" w:eastAsia="Times New Roman" w:hAnsi="Times New Roman" w:cs="Times New Roman"/>
+          <w:b/>
+          <w:bCs/>
+          <w:sz w:val="24"/>
+          <w:szCs w:val="24"/>
+        </w:rPr>
+        <w:t>vốn</w:t>
+      </w:r>
+      <w:proofErr w:type="spellEnd"/>
+      <w:r>
+        <w:rPr>
+          <w:rFonts w:ascii="Times New Roman" w:eastAsia="Times New Roman" w:hAnsi="Times New Roman" w:cs="Times New Roman"/>
+          <w:b/>
+          <w:bCs/>
+          <w:sz w:val="24"/>
+          <w:szCs w:val="24"/>
+        </w:rPr>
+        <w:t xml:space="preserve"> </w:t>
+      </w:r>
+      <w:proofErr w:type="spellStart"/>
+      <w:r>
+        <w:rPr>
+          <w:rFonts w:ascii="Times New Roman" w:eastAsia="Times New Roman" w:hAnsi="Times New Roman" w:cs="Times New Roman"/>
+          <w:b/>
+          <w:bCs/>
+          <w:sz w:val="24"/>
+          <w:szCs w:val="24"/>
+        </w:rPr>
+        <w:t>điều</w:t>
+      </w:r>
+      <w:proofErr w:type="spellEnd"/>
+      <w:r>
+        <w:rPr>
+          <w:rFonts w:ascii="Times New Roman" w:eastAsia="Times New Roman" w:hAnsi="Times New Roman" w:cs="Times New Roman"/>
+          <w:b/>
+          <w:bCs/>
+          <w:sz w:val="24"/>
+          <w:szCs w:val="24"/>
+        </w:rPr>
+        <w:t xml:space="preserve"> </w:t>
+      </w:r>
+      <w:proofErr w:type="spellStart"/>
+      <w:r>
+        <w:rPr>
+          <w:rFonts w:ascii="Times New Roman" w:eastAsia="Times New Roman" w:hAnsi="Times New Roman" w:cs="Times New Roman"/>
+          <w:b/>
+          <w:bCs/>
+          <w:sz w:val="24"/>
+          <w:szCs w:val="24"/>
+        </w:rPr>
+        <w:t>lệ</w:t>
+      </w:r>
+      <w:proofErr w:type="spellEnd"/>
       <w:r>
         <w:rPr>
           <w:rFonts w:ascii="Times New Roman" w:eastAsia="Times New Roman" w:hAnsi="Times New Roman" w:cs="Times New Roman"/>
@@ -916,7 +2801,277 @@
           <w:sz w:val="24"/>
           <w:szCs w:val="24"/>
         </w:rPr>
-        <w:t xml:space="preserve">Sau khi hoàn tất việc góp vốn tăng thêm, tổng vốn điều lệ của công ty là </w:t>
+        <w:t xml:space="preserve">Sau </w:t>
+      </w:r>
+      <w:proofErr w:type="spellStart"/>
+      <w:r>
+        <w:rPr>
+          <w:rFonts w:ascii="Times New Roman" w:eastAsia="Times New Roman" w:hAnsi="Times New Roman" w:cs="Times New Roman"/>
+          <w:sz w:val="24"/>
+          <w:szCs w:val="24"/>
+        </w:rPr>
+        <w:t>khi</w:t>
+      </w:r>
+      <w:proofErr w:type="spellEnd"/>
+      <w:r>
+        <w:rPr>
+          <w:rFonts w:ascii="Times New Roman" w:eastAsia="Times New Roman" w:hAnsi="Times New Roman" w:cs="Times New Roman"/>
+          <w:sz w:val="24"/>
+          <w:szCs w:val="24"/>
+        </w:rPr>
+        <w:t xml:space="preserve"> </w:t>
+      </w:r>
+      <w:proofErr w:type="spellStart"/>
+      <w:r>
+        <w:rPr>
+          <w:rFonts w:ascii="Times New Roman" w:eastAsia="Times New Roman" w:hAnsi="Times New Roman" w:cs="Times New Roman"/>
+          <w:sz w:val="24"/>
+          <w:szCs w:val="24"/>
+        </w:rPr>
+        <w:t>hoàn</w:t>
+      </w:r>
+      <w:proofErr w:type="spellEnd"/>
+      <w:r>
+        <w:rPr>
+          <w:rFonts w:ascii="Times New Roman" w:eastAsia="Times New Roman" w:hAnsi="Times New Roman" w:cs="Times New Roman"/>
+          <w:sz w:val="24"/>
+          <w:szCs w:val="24"/>
+        </w:rPr>
+        <w:t xml:space="preserve"> </w:t>
+      </w:r>
+      <w:proofErr w:type="spellStart"/>
+      <w:r>
+        <w:rPr>
+          <w:rFonts w:ascii="Times New Roman" w:eastAsia="Times New Roman" w:hAnsi="Times New Roman" w:cs="Times New Roman"/>
+          <w:sz w:val="24"/>
+          <w:szCs w:val="24"/>
+        </w:rPr>
+        <w:t>tất</w:t>
+      </w:r>
+      <w:proofErr w:type="spellEnd"/>
+      <w:r>
+        <w:rPr>
+          <w:rFonts w:ascii="Times New Roman" w:eastAsia="Times New Roman" w:hAnsi="Times New Roman" w:cs="Times New Roman"/>
+          <w:sz w:val="24"/>
+          <w:szCs w:val="24"/>
+        </w:rPr>
+        <w:t xml:space="preserve"> </w:t>
+      </w:r>
+      <w:proofErr w:type="spellStart"/>
+      <w:r>
+        <w:rPr>
+          <w:rFonts w:ascii="Times New Roman" w:eastAsia="Times New Roman" w:hAnsi="Times New Roman" w:cs="Times New Roman"/>
+          <w:sz w:val="24"/>
+          <w:szCs w:val="24"/>
+        </w:rPr>
+        <w:t>việc</w:t>
+      </w:r>
+      <w:proofErr w:type="spellEnd"/>
+      <w:r>
+        <w:rPr>
+          <w:rFonts w:ascii="Times New Roman" w:eastAsia="Times New Roman" w:hAnsi="Times New Roman" w:cs="Times New Roman"/>
+          <w:sz w:val="24"/>
+          <w:szCs w:val="24"/>
+        </w:rPr>
+        <w:t xml:space="preserve"> </w:t>
+      </w:r>
+      <w:proofErr w:type="spellStart"/>
+      <w:r>
+        <w:rPr>
+          <w:rFonts w:ascii="Times New Roman" w:eastAsia="Times New Roman" w:hAnsi="Times New Roman" w:cs="Times New Roman"/>
+          <w:sz w:val="24"/>
+          <w:szCs w:val="24"/>
+        </w:rPr>
+        <w:t>góp</w:t>
+      </w:r>
+      <w:proofErr w:type="spellEnd"/>
+      <w:r>
+        <w:rPr>
+          <w:rFonts w:ascii="Times New Roman" w:eastAsia="Times New Roman" w:hAnsi="Times New Roman" w:cs="Times New Roman"/>
+          <w:sz w:val="24"/>
+          <w:szCs w:val="24"/>
+        </w:rPr>
+        <w:t xml:space="preserve"> </w:t>
+      </w:r>
+      <w:proofErr w:type="spellStart"/>
+      <w:r>
+        <w:rPr>
+          <w:rFonts w:ascii="Times New Roman" w:eastAsia="Times New Roman" w:hAnsi="Times New Roman" w:cs="Times New Roman"/>
+          <w:sz w:val="24"/>
+          <w:szCs w:val="24"/>
+        </w:rPr>
+        <w:t>vốn</w:t>
+      </w:r>
+      <w:proofErr w:type="spellEnd"/>
+      <w:r>
+        <w:rPr>
+          <w:rFonts w:ascii="Times New Roman" w:eastAsia="Times New Roman" w:hAnsi="Times New Roman" w:cs="Times New Roman"/>
+          <w:sz w:val="24"/>
+          <w:szCs w:val="24"/>
+        </w:rPr>
+        <w:t xml:space="preserve"> </w:t>
+      </w:r>
+      <w:proofErr w:type="spellStart"/>
+      <w:r>
+        <w:rPr>
+          <w:rFonts w:ascii="Times New Roman" w:eastAsia="Times New Roman" w:hAnsi="Times New Roman" w:cs="Times New Roman"/>
+          <w:sz w:val="24"/>
+          <w:szCs w:val="24"/>
+        </w:rPr>
+        <w:t>tăng</w:t>
+      </w:r>
+      <w:proofErr w:type="spellEnd"/>
+      <w:r>
+        <w:rPr>
+          <w:rFonts w:ascii="Times New Roman" w:eastAsia="Times New Roman" w:hAnsi="Times New Roman" w:cs="Times New Roman"/>
+          <w:sz w:val="24"/>
+          <w:szCs w:val="24"/>
+        </w:rPr>
+        <w:t xml:space="preserve"> </w:t>
+      </w:r>
+      <w:proofErr w:type="spellStart"/>
+      <w:r>
+        <w:rPr>
+          <w:rFonts w:ascii="Times New Roman" w:eastAsia="Times New Roman" w:hAnsi="Times New Roman" w:cs="Times New Roman"/>
+          <w:sz w:val="24"/>
+          <w:szCs w:val="24"/>
+        </w:rPr>
+        <w:t>thêm</w:t>
+      </w:r>
+      <w:proofErr w:type="spellEnd"/>
+      <w:r>
+        <w:rPr>
+          <w:rFonts w:ascii="Times New Roman" w:eastAsia="Times New Roman" w:hAnsi="Times New Roman" w:cs="Times New Roman"/>
+          <w:sz w:val="24"/>
+          <w:szCs w:val="24"/>
+        </w:rPr>
+        <w:t xml:space="preserve">, </w:t>
+      </w:r>
+      <w:proofErr w:type="spellStart"/>
+      <w:r>
+        <w:rPr>
+          <w:rFonts w:ascii="Times New Roman" w:eastAsia="Times New Roman" w:hAnsi="Times New Roman" w:cs="Times New Roman"/>
+          <w:sz w:val="24"/>
+          <w:szCs w:val="24"/>
+        </w:rPr>
+        <w:t>tổng</w:t>
+      </w:r>
+      <w:proofErr w:type="spellEnd"/>
+      <w:r>
+        <w:rPr>
+          <w:rFonts w:ascii="Times New Roman" w:eastAsia="Times New Roman" w:hAnsi="Times New Roman" w:cs="Times New Roman"/>
+          <w:sz w:val="24"/>
+          <w:szCs w:val="24"/>
+        </w:rPr>
+        <w:t xml:space="preserve"> </w:t>
+      </w:r>
+      <w:proofErr w:type="spellStart"/>
+      <w:r>
+        <w:rPr>
+          <w:rFonts w:ascii="Times New Roman" w:eastAsia="Times New Roman" w:hAnsi="Times New Roman" w:cs="Times New Roman"/>
+          <w:sz w:val="24"/>
+          <w:szCs w:val="24"/>
+        </w:rPr>
+        <w:t>vốn</w:t>
+      </w:r>
+      <w:proofErr w:type="spellEnd"/>
+      <w:r>
+        <w:rPr>
+          <w:rFonts w:ascii="Times New Roman" w:eastAsia="Times New Roman" w:hAnsi="Times New Roman" w:cs="Times New Roman"/>
+          <w:sz w:val="24"/>
+          <w:szCs w:val="24"/>
+        </w:rPr>
+        <w:t xml:space="preserve"> </w:t>
+      </w:r>
+      <w:proofErr w:type="spellStart"/>
+      <w:r>
+        <w:rPr>
+          <w:rFonts w:ascii="Times New Roman" w:eastAsia="Times New Roman" w:hAnsi="Times New Roman" w:cs="Times New Roman"/>
+          <w:sz w:val="24"/>
+          <w:szCs w:val="24"/>
+        </w:rPr>
+        <w:t>điều</w:t>
+      </w:r>
+      <w:proofErr w:type="spellEnd"/>
+      <w:r>
+        <w:rPr>
+          <w:rFonts w:ascii="Times New Roman" w:eastAsia="Times New Roman" w:hAnsi="Times New Roman" w:cs="Times New Roman"/>
+          <w:sz w:val="24"/>
+          <w:szCs w:val="24"/>
+        </w:rPr>
+        <w:t xml:space="preserve"> </w:t>
+      </w:r>
+      <w:proofErr w:type="spellStart"/>
+      <w:r>
+        <w:rPr>
+          <w:rFonts w:ascii="Times New Roman" w:eastAsia="Times New Roman" w:hAnsi="Times New Roman" w:cs="Times New Roman"/>
+          <w:sz w:val="24"/>
+          <w:szCs w:val="24"/>
+        </w:rPr>
+        <w:t>lệ</w:t>
+      </w:r>
+      <w:proofErr w:type="spellEnd"/>
+      <w:r>
+        <w:rPr>
+          <w:rFonts w:ascii="Times New Roman" w:eastAsia="Times New Roman" w:hAnsi="Times New Roman" w:cs="Times New Roman"/>
+          <w:sz w:val="24"/>
+          <w:szCs w:val="24"/>
+        </w:rPr>
+        <w:t xml:space="preserve"> </w:t>
+      </w:r>
+      <w:proofErr w:type="spellStart"/>
+      <w:r>
+        <w:rPr>
+          <w:rFonts w:ascii="Times New Roman" w:eastAsia="Times New Roman" w:hAnsi="Times New Roman" w:cs="Times New Roman"/>
+          <w:sz w:val="24"/>
+          <w:szCs w:val="24"/>
+        </w:rPr>
+        <w:t>của</w:t>
+      </w:r>
+      <w:proofErr w:type="spellEnd"/>
+      <w:r>
+        <w:rPr>
+          <w:rFonts w:ascii="Times New Roman" w:eastAsia="Times New Roman" w:hAnsi="Times New Roman" w:cs="Times New Roman"/>
+          <w:sz w:val="24"/>
+          <w:szCs w:val="24"/>
+        </w:rPr>
+        <w:t xml:space="preserve"> </w:t>
+      </w:r>
+      <w:proofErr w:type="spellStart"/>
+      <w:r>
+        <w:rPr>
+          <w:rFonts w:ascii="Times New Roman" w:eastAsia="Times New Roman" w:hAnsi="Times New Roman" w:cs="Times New Roman"/>
+          <w:sz w:val="24"/>
+          <w:szCs w:val="24"/>
+        </w:rPr>
+        <w:t>công</w:t>
+      </w:r>
+      <w:proofErr w:type="spellEnd"/>
+      <w:r>
+        <w:rPr>
+          <w:rFonts w:ascii="Times New Roman" w:eastAsia="Times New Roman" w:hAnsi="Times New Roman" w:cs="Times New Roman"/>
+          <w:sz w:val="24"/>
+          <w:szCs w:val="24"/>
+        </w:rPr>
+        <w:t xml:space="preserve"> ty </w:t>
+      </w:r>
+      <w:proofErr w:type="spellStart"/>
+      <w:r>
+        <w:rPr>
+          <w:rFonts w:ascii="Times New Roman" w:eastAsia="Times New Roman" w:hAnsi="Times New Roman" w:cs="Times New Roman"/>
+          <w:sz w:val="24"/>
+          <w:szCs w:val="24"/>
+        </w:rPr>
+        <w:t>là</w:t>
+      </w:r>
+      <w:proofErr w:type="spellEnd"/>
+      <w:r>
+        <w:rPr>
+          <w:rFonts w:ascii="Times New Roman" w:eastAsia="Times New Roman" w:hAnsi="Times New Roman" w:cs="Times New Roman"/>
+          <w:sz w:val="24"/>
+          <w:szCs w:val="24"/>
+        </w:rPr>
+        <w:t xml:space="preserve"> </w:t>
       </w:r>
       <w:r>
         <w:rPr>
@@ -926,8 +3081,20 @@
           <w:sz w:val="24"/>
           <w:szCs w:val="24"/>
         </w:rPr>
-        <w:t>250.000.000 đồng</w:t>
-      </w:r>
+        <w:t xml:space="preserve">250.000.000 </w:t>
+      </w:r>
+      <w:proofErr w:type="spellStart"/>
+      <w:r>
+        <w:rPr>
+          <w:rFonts w:ascii="Times New Roman" w:eastAsia="Times New Roman" w:hAnsi="Times New Roman" w:cs="Times New Roman"/>
+          <w:b/>
+          <w:bCs/>
+          <w:sz w:val="24"/>
+          <w:szCs w:val="24"/>
+        </w:rPr>
+        <w:t>đồng</w:t>
+      </w:r>
+      <w:proofErr w:type="spellEnd"/>
       <w:r>
         <w:rPr>
           <w:rFonts w:ascii="Times New Roman" w:eastAsia="Times New Roman" w:hAnsi="Times New Roman" w:cs="Times New Roman"/>
@@ -982,20 +3149,31 @@
           <w:szCs w:val="28"/>
         </w:rPr>
       </w:pPr>
+      <w:bookmarkStart w:id="0" w:name="_Hlk239089642"/>
+      <w:proofErr w:type="spellStart"/>
       <w:r>
         <w:rPr>
           <w:rFonts w:ascii="Times New Roman" w:hAnsi="Times New Roman"/>
           <w:b/>
           <w:sz w:val="28"/>
         </w:rPr>
-        <w:t xml:space="preserve">Điều </w:t>
-      </w:r>
+        <w:t>Điều</w:t>
+      </w:r>
+      <w:proofErr w:type="spellEnd"/>
       <w:r>
         <w:rPr>
           <w:rFonts w:ascii="Times New Roman" w:hAnsi="Times New Roman"/>
           <w:b/>
           <w:sz w:val="28"/>
         </w:rPr>
+        <w:t xml:space="preserve"> </w:t>
+      </w:r>
+      <w:r>
+        <w:rPr>
+          <w:rFonts w:ascii="Times New Roman" w:hAnsi="Times New Roman"/>
+          <w:b/>
+          <w:sz w:val="28"/>
+        </w:rPr>
         <w:t>2</w:t>
       </w:r>
       <w:r>
@@ -1010,8 +3188,105 @@
           <w:rFonts w:ascii="Times New Roman" w:eastAsia="Times New Roman" w:hAnsi="Times New Roman" w:cs="Times New Roman"/>
           <w:sz w:val="26"/>
         </w:rPr>
-        <w:t xml:space="preserve">Thông qua việc thay đổi ngành nghề kinh </w:t>
-      </w:r>
+        <w:t xml:space="preserve">Thông qua </w:t>
+      </w:r>
+      <w:proofErr w:type="spellStart"/>
+      <w:r>
+        <w:rPr>
+          <w:rFonts w:ascii="Times New Roman" w:eastAsia="Times New Roman" w:hAnsi="Times New Roman" w:cs="Times New Roman"/>
+          <w:sz w:val="26"/>
+        </w:rPr>
+        <w:t>việc</w:t>
+      </w:r>
+      <w:proofErr w:type="spellEnd"/>
+      <w:r>
+        <w:rPr>
+          <w:rFonts w:ascii="Times New Roman" w:eastAsia="Times New Roman" w:hAnsi="Times New Roman" w:cs="Times New Roman"/>
+          <w:sz w:val="26"/>
+        </w:rPr>
+        <w:t xml:space="preserve"> </w:t>
+      </w:r>
+      <w:proofErr w:type="spellStart"/>
+      <w:r>
+        <w:rPr>
+          <w:rFonts w:ascii="Times New Roman" w:eastAsia="Times New Roman" w:hAnsi="Times New Roman" w:cs="Times New Roman"/>
+          <w:sz w:val="26"/>
+        </w:rPr>
+        <w:t>thay</w:t>
+      </w:r>
+      <w:proofErr w:type="spellEnd"/>
+      <w:r>
+        <w:rPr>
+          <w:rFonts w:ascii="Times New Roman" w:eastAsia="Times New Roman" w:hAnsi="Times New Roman" w:cs="Times New Roman"/>
+          <w:sz w:val="26"/>
+        </w:rPr>
+        <w:t xml:space="preserve"> </w:t>
+      </w:r>
+      <w:proofErr w:type="spellStart"/>
+      <w:r>
+        <w:rPr>
+          <w:rFonts w:ascii="Times New Roman" w:eastAsia="Times New Roman" w:hAnsi="Times New Roman" w:cs="Times New Roman"/>
+          <w:sz w:val="26"/>
+        </w:rPr>
+        <w:t>đổi</w:t>
+      </w:r>
+      <w:proofErr w:type="spellEnd"/>
+      <w:r>
+        <w:rPr>
+          <w:rFonts w:ascii="Times New Roman" w:eastAsia="Times New Roman" w:hAnsi="Times New Roman" w:cs="Times New Roman"/>
+          <w:sz w:val="26"/>
+        </w:rPr>
+        <w:t xml:space="preserve"> </w:t>
+      </w:r>
+      <w:proofErr w:type="spellStart"/>
+      <w:r>
+        <w:rPr>
+          <w:rFonts w:ascii="Times New Roman" w:eastAsia="Times New Roman" w:hAnsi="Times New Roman" w:cs="Times New Roman"/>
+          <w:sz w:val="26"/>
+        </w:rPr>
+        <w:t>ngành</w:t>
+      </w:r>
+      <w:proofErr w:type="spellEnd"/>
+      <w:r>
+        <w:rPr>
+          <w:rFonts w:ascii="Times New Roman" w:eastAsia="Times New Roman" w:hAnsi="Times New Roman" w:cs="Times New Roman"/>
+          <w:sz w:val="26"/>
+        </w:rPr>
+        <w:t xml:space="preserve"> </w:t>
+      </w:r>
+      <w:proofErr w:type="spellStart"/>
+      <w:r>
+        <w:rPr>
+          <w:rFonts w:ascii="Times New Roman" w:eastAsia="Times New Roman" w:hAnsi="Times New Roman" w:cs="Times New Roman"/>
+          <w:sz w:val="26"/>
+        </w:rPr>
+        <w:t>nghề</w:t>
+      </w:r>
+      <w:proofErr w:type="spellEnd"/>
+      <w:r>
+        <w:rPr>
+          <w:rFonts w:ascii="Times New Roman" w:eastAsia="Times New Roman" w:hAnsi="Times New Roman" w:cs="Times New Roman"/>
+          <w:sz w:val="26"/>
+        </w:rPr>
+        <w:t xml:space="preserve"> </w:t>
+      </w:r>
+      <w:proofErr w:type="spellStart"/>
+      <w:r>
+        <w:rPr>
+          <w:rFonts w:ascii="Times New Roman" w:eastAsia="Times New Roman" w:hAnsi="Times New Roman" w:cs="Times New Roman"/>
+          <w:sz w:val="26"/>
+        </w:rPr>
+        <w:t>kinh</w:t>
+      </w:r>
+      <w:proofErr w:type="spellEnd"/>
+      <w:r>
+        <w:rPr>
+          <w:rFonts w:ascii="Times New Roman" w:eastAsia="Times New Roman" w:hAnsi="Times New Roman" w:cs="Times New Roman"/>
+          <w:sz w:val="26"/>
+        </w:rPr>
+        <w:t xml:space="preserve"> </w:t>
+      </w:r>
+      <w:proofErr w:type="spellStart"/>
       <w:r>
         <w:rPr>
           <w:rFonts w:ascii="Times New Roman" w:eastAsia="Times New Roman" w:hAnsi="Times New Roman" w:cs="Times New Roman"/>
@@ -1019,20 +3294,135 @@
         </w:rPr>
         <w:t>doanh</w:t>
       </w:r>
-      <w:r>
-        <w:rPr>
-          <w:rFonts w:ascii="Times New Roman" w:eastAsia="Times New Roman" w:hAnsi="Times New Roman" w:cs="Times New Roman"/>
-          <w:sz w:val="26"/>
-        </w:rPr>
-        <w:t xml:space="preserve"> </w:t>
-      </w:r>
-      <w:r>
-        <w:rPr>
-          <w:rFonts w:ascii="Times New Roman" w:eastAsia="Times New Roman" w:hAnsi="Times New Roman" w:cs="Times New Roman"/>
-          <w:sz w:val="26"/>
-        </w:rPr>
-        <w:t>bị thay đổi theo Quyết định số 36/2025/QĐ-TTg</w:t>
-      </w:r>
+      <w:proofErr w:type="spellEnd"/>
+      <w:r>
+        <w:rPr>
+          <w:rFonts w:ascii="Times New Roman" w:eastAsia="Times New Roman" w:hAnsi="Times New Roman" w:cs="Times New Roman"/>
+          <w:sz w:val="26"/>
+        </w:rPr>
+        <w:t xml:space="preserve"> </w:t>
+      </w:r>
+      <w:proofErr w:type="spellStart"/>
+      <w:r>
+        <w:rPr>
+          <w:rFonts w:ascii="Times New Roman" w:eastAsia="Times New Roman" w:hAnsi="Times New Roman" w:cs="Times New Roman"/>
+          <w:sz w:val="26"/>
+        </w:rPr>
+        <w:t>bị</w:t>
+      </w:r>
+      <w:proofErr w:type="spellEnd"/>
+      <w:r>
+        <w:rPr>
+          <w:rFonts w:ascii="Times New Roman" w:eastAsia="Times New Roman" w:hAnsi="Times New Roman" w:cs="Times New Roman"/>
+          <w:sz w:val="26"/>
+        </w:rPr>
+        <w:t xml:space="preserve"> </w:t>
+      </w:r>
+      <w:proofErr w:type="spellStart"/>
+      <w:r>
+        <w:rPr>
+          <w:rFonts w:ascii="Times New Roman" w:eastAsia="Times New Roman" w:hAnsi="Times New Roman" w:cs="Times New Roman"/>
+          <w:sz w:val="26"/>
+        </w:rPr>
+        <w:t>thay</w:t>
+      </w:r>
+      <w:proofErr w:type="spellEnd"/>
+      <w:r>
+        <w:rPr>
+          <w:rFonts w:ascii="Times New Roman" w:eastAsia="Times New Roman" w:hAnsi="Times New Roman" w:cs="Times New Roman"/>
+          <w:sz w:val="26"/>
+        </w:rPr>
+        <w:t xml:space="preserve"> </w:t>
+      </w:r>
+      <w:proofErr w:type="spellStart"/>
+      <w:r>
+        <w:rPr>
+          <w:rFonts w:ascii="Times New Roman" w:eastAsia="Times New Roman" w:hAnsi="Times New Roman" w:cs="Times New Roman"/>
+          <w:sz w:val="26"/>
+        </w:rPr>
+        <w:t>đổi</w:t>
+      </w:r>
+      <w:proofErr w:type="spellEnd"/>
+      <w:r>
+        <w:rPr>
+          <w:rFonts w:ascii="Times New Roman" w:eastAsia="Times New Roman" w:hAnsi="Times New Roman" w:cs="Times New Roman"/>
+          <w:sz w:val="26"/>
+        </w:rPr>
+        <w:t xml:space="preserve"> </w:t>
+      </w:r>
+      <w:proofErr w:type="spellStart"/>
+      <w:r>
+        <w:rPr>
+          <w:rFonts w:ascii="Times New Roman" w:eastAsia="Times New Roman" w:hAnsi="Times New Roman" w:cs="Times New Roman"/>
+          <w:sz w:val="26"/>
+        </w:rPr>
+        <w:t>theo</w:t>
+      </w:r>
+      <w:proofErr w:type="spellEnd"/>
+      <w:r>
+        <w:rPr>
+          <w:rFonts w:ascii="Times New Roman" w:eastAsia="Times New Roman" w:hAnsi="Times New Roman" w:cs="Times New Roman"/>
+          <w:sz w:val="26"/>
+        </w:rPr>
+        <w:t xml:space="preserve"> </w:t>
+      </w:r>
+      <w:proofErr w:type="spellStart"/>
+      <w:r>
+        <w:rPr>
+          <w:rFonts w:ascii="Times New Roman" w:eastAsia="Times New Roman" w:hAnsi="Times New Roman" w:cs="Times New Roman"/>
+          <w:sz w:val="26"/>
+        </w:rPr>
+        <w:t>Quyết</w:t>
+      </w:r>
+      <w:proofErr w:type="spellEnd"/>
+      <w:r>
+        <w:rPr>
+          <w:rFonts w:ascii="Times New Roman" w:eastAsia="Times New Roman" w:hAnsi="Times New Roman" w:cs="Times New Roman"/>
+          <w:sz w:val="26"/>
+        </w:rPr>
+        <w:t xml:space="preserve"> </w:t>
+      </w:r>
+      <w:proofErr w:type="spellStart"/>
+      <w:r>
+        <w:rPr>
+          <w:rFonts w:ascii="Times New Roman" w:eastAsia="Times New Roman" w:hAnsi="Times New Roman" w:cs="Times New Roman"/>
+          <w:sz w:val="26"/>
+        </w:rPr>
+        <w:t>định</w:t>
+      </w:r>
+      <w:proofErr w:type="spellEnd"/>
+      <w:r>
+        <w:rPr>
+          <w:rFonts w:ascii="Times New Roman" w:eastAsia="Times New Roman" w:hAnsi="Times New Roman" w:cs="Times New Roman"/>
+          <w:sz w:val="26"/>
+        </w:rPr>
+        <w:t xml:space="preserve"> </w:t>
+      </w:r>
+      <w:proofErr w:type="spellStart"/>
+      <w:r>
+        <w:rPr>
+          <w:rFonts w:ascii="Times New Roman" w:eastAsia="Times New Roman" w:hAnsi="Times New Roman" w:cs="Times New Roman"/>
+          <w:sz w:val="26"/>
+        </w:rPr>
+        <w:t>số</w:t>
+      </w:r>
+      <w:proofErr w:type="spellEnd"/>
+      <w:r>
+        <w:rPr>
+          <w:rFonts w:ascii="Times New Roman" w:eastAsia="Times New Roman" w:hAnsi="Times New Roman" w:cs="Times New Roman"/>
+          <w:sz w:val="26"/>
+        </w:rPr>
+        <w:t xml:space="preserve"> 36/2025/QĐ-</w:t>
+      </w:r>
+      <w:proofErr w:type="spellStart"/>
+      <w:r>
+        <w:rPr>
+          <w:rFonts w:ascii="Times New Roman" w:eastAsia="Times New Roman" w:hAnsi="Times New Roman" w:cs="Times New Roman"/>
+          <w:sz w:val="26"/>
+        </w:rPr>
+        <w:t>TTg</w:t>
+      </w:r>
+      <w:proofErr w:type="spellEnd"/>
       <w:r>
         <w:rPr>
           <w:rFonts w:ascii="Times New Roman" w:hAnsi="Times New Roman"/>
@@ -1066,12 +3456,101 @@
         </w:rPr>
         <w:t> </w:t>
       </w:r>
-      <w:r>
-        <w:rPr>
-          <w:rFonts w:ascii="Times New Roman" w:eastAsia="Times New Roman" w:hAnsi="Times New Roman" w:cs="Times New Roman"/>
-          <w:sz w:val="26"/>
-        </w:rPr>
-        <w:t>Bổ sung ngành, nghề kinh doanh sau:</w:t>
+      <w:proofErr w:type="spellStart"/>
+      <w:r>
+        <w:rPr>
+          <w:rFonts w:ascii="Times New Roman" w:eastAsia="Times New Roman" w:hAnsi="Times New Roman" w:cs="Times New Roman"/>
+          <w:sz w:val="26"/>
+        </w:rPr>
+        <w:t>Bổ</w:t>
+      </w:r>
+      <w:proofErr w:type="spellEnd"/>
+      <w:r>
+        <w:rPr>
+          <w:rFonts w:ascii="Times New Roman" w:eastAsia="Times New Roman" w:hAnsi="Times New Roman" w:cs="Times New Roman"/>
+          <w:sz w:val="26"/>
+        </w:rPr>
+        <w:t xml:space="preserve"> sung </w:t>
+      </w:r>
+      <w:proofErr w:type="spellStart"/>
+      <w:r>
+        <w:rPr>
+          <w:rFonts w:ascii="Times New Roman" w:eastAsia="Times New Roman" w:hAnsi="Times New Roman" w:cs="Times New Roman"/>
+          <w:sz w:val="26"/>
+        </w:rPr>
+        <w:t>ngành</w:t>
+      </w:r>
+      <w:proofErr w:type="spellEnd"/>
+      <w:r>
+        <w:rPr>
+          <w:rFonts w:ascii="Times New Roman" w:eastAsia="Times New Roman" w:hAnsi="Times New Roman" w:cs="Times New Roman"/>
+          <w:sz w:val="26"/>
+        </w:rPr>
+        <w:t xml:space="preserve">, </w:t>
+      </w:r>
+      <w:proofErr w:type="spellStart"/>
+      <w:r>
+        <w:rPr>
+          <w:rFonts w:ascii="Times New Roman" w:eastAsia="Times New Roman" w:hAnsi="Times New Roman" w:cs="Times New Roman"/>
+          <w:sz w:val="26"/>
+        </w:rPr>
+        <w:t>nghề</w:t>
+      </w:r>
+      <w:proofErr w:type="spellEnd"/>
+      <w:r>
+        <w:rPr>
+          <w:rFonts w:ascii="Times New Roman" w:eastAsia="Times New Roman" w:hAnsi="Times New Roman" w:cs="Times New Roman"/>
+          <w:sz w:val="26"/>
+        </w:rPr>
+        <w:t xml:space="preserve"> </w:t>
+      </w:r>
+      <w:proofErr w:type="spellStart"/>
+      <w:r>
+        <w:rPr>
+          <w:rFonts w:ascii="Times New Roman" w:eastAsia="Times New Roman" w:hAnsi="Times New Roman" w:cs="Times New Roman"/>
+          <w:sz w:val="26"/>
+        </w:rPr>
+        <w:t>kinh</w:t>
+      </w:r>
+      <w:proofErr w:type="spellEnd"/>
+      <w:r>
+        <w:rPr>
+          <w:rFonts w:ascii="Times New Roman" w:eastAsia="Times New Roman" w:hAnsi="Times New Roman" w:cs="Times New Roman"/>
+          <w:sz w:val="26"/>
+        </w:rPr>
+        <w:t xml:space="preserve"> </w:t>
+      </w:r>
+      <w:proofErr w:type="spellStart"/>
+      <w:r>
+        <w:rPr>
+          <w:rFonts w:ascii="Times New Roman" w:eastAsia="Times New Roman" w:hAnsi="Times New Roman" w:cs="Times New Roman"/>
+          <w:sz w:val="26"/>
+        </w:rPr>
+        <w:t>doanh</w:t>
+      </w:r>
+      <w:proofErr w:type="spellEnd"/>
+      <w:r>
+        <w:rPr>
+          <w:rFonts w:ascii="Times New Roman" w:eastAsia="Times New Roman" w:hAnsi="Times New Roman" w:cs="Times New Roman"/>
+          <w:sz w:val="26"/>
+        </w:rPr>
+        <w:t xml:space="preserve"> </w:t>
+      </w:r>
+      <w:proofErr w:type="spellStart"/>
+      <w:r>
+        <w:rPr>
+          <w:rFonts w:ascii="Times New Roman" w:eastAsia="Times New Roman" w:hAnsi="Times New Roman" w:cs="Times New Roman"/>
+          <w:sz w:val="26"/>
+        </w:rPr>
+        <w:t>sau</w:t>
+      </w:r>
+      <w:proofErr w:type="spellEnd"/>
+      <w:r>
+        <w:rPr>
+          <w:rFonts w:ascii="Times New Roman" w:eastAsia="Times New Roman" w:hAnsi="Times New Roman" w:cs="Times New Roman"/>
+          <w:sz w:val="26"/>
+        </w:rPr>
+        <w:t>:</w:t>
       </w:r>
     </w:p>
     <w:tbl>
@@ -1130,13 +3609,31 @@
                 <w:rFonts w:ascii="Times New Roman" w:eastAsia="Times New Roman" w:hAnsi="Times New Roman" w:cs="Times New Roman"/>
               </w:rPr>
             </w:pPr>
+            <w:proofErr w:type="spellStart"/>
             <w:r>
               <w:rPr>
                 <w:rFonts w:ascii="Times New Roman" w:eastAsia="Times New Roman" w:hAnsi="Times New Roman" w:cs="Times New Roman"/>
                 <w:b/>
               </w:rPr>
-              <w:t>Tên ngành</w:t>
-            </w:r>
+              <w:t>Tên</w:t>
+            </w:r>
+            <w:proofErr w:type="spellEnd"/>
+            <w:r>
+              <w:rPr>
+                <w:rFonts w:ascii="Times New Roman" w:eastAsia="Times New Roman" w:hAnsi="Times New Roman" w:cs="Times New Roman"/>
+                <w:b/>
+              </w:rPr>
+              <w:t xml:space="preserve"> </w:t>
+            </w:r>
+            <w:proofErr w:type="spellStart"/>
+            <w:r>
+              <w:rPr>
+                <w:rFonts w:ascii="Times New Roman" w:eastAsia="Times New Roman" w:hAnsi="Times New Roman" w:cs="Times New Roman"/>
+                <w:b/>
+              </w:rPr>
+              <w:t>ngành</w:t>
+            </w:r>
+            <w:proofErr w:type="spellEnd"/>
           </w:p>
         </w:tc>
         <w:tc>
@@ -1154,13 +3651,31 @@
                 <w:rFonts w:ascii="Times New Roman" w:eastAsia="Times New Roman" w:hAnsi="Times New Roman" w:cs="Times New Roman"/>
               </w:rPr>
             </w:pPr>
+            <w:proofErr w:type="spellStart"/>
             <w:r>
               <w:rPr>
                 <w:rFonts w:ascii="Times New Roman" w:eastAsia="Times New Roman" w:hAnsi="Times New Roman" w:cs="Times New Roman"/>
                 <w:b/>
               </w:rPr>
-              <w:t>Mã ngành</w:t>
-            </w:r>
+              <w:t>Mã</w:t>
+            </w:r>
+            <w:proofErr w:type="spellEnd"/>
+            <w:r>
+              <w:rPr>
+                <w:rFonts w:ascii="Times New Roman" w:eastAsia="Times New Roman" w:hAnsi="Times New Roman" w:cs="Times New Roman"/>
+                <w:b/>
+              </w:rPr>
+              <w:t xml:space="preserve"> </w:t>
+            </w:r>
+            <w:proofErr w:type="spellStart"/>
+            <w:r>
+              <w:rPr>
+                <w:rFonts w:ascii="Times New Roman" w:eastAsia="Times New Roman" w:hAnsi="Times New Roman" w:cs="Times New Roman"/>
+                <w:b/>
+              </w:rPr>
+              <w:t>ngành</w:t>
+            </w:r>
+            <w:proofErr w:type="spellEnd"/>
           </w:p>
         </w:tc>
         <w:tc>
@@ -1178,13 +3693,31 @@
                 <w:rFonts w:ascii="Times New Roman" w:eastAsia="Times New Roman" w:hAnsi="Times New Roman" w:cs="Times New Roman"/>
               </w:rPr>
             </w:pPr>
+            <w:proofErr w:type="spellStart"/>
             <w:r>
               <w:rPr>
                 <w:rFonts w:ascii="Times New Roman" w:eastAsia="Times New Roman" w:hAnsi="Times New Roman" w:cs="Times New Roman"/>
                 <w:b/>
               </w:rPr>
-              <w:t>Ngành chính</w:t>
-            </w:r>
+              <w:t>Ngành</w:t>
+            </w:r>
+            <w:proofErr w:type="spellEnd"/>
+            <w:r>
+              <w:rPr>
+                <w:rFonts w:ascii="Times New Roman" w:eastAsia="Times New Roman" w:hAnsi="Times New Roman" w:cs="Times New Roman"/>
+                <w:b/>
+              </w:rPr>
+              <w:t xml:space="preserve"> </w:t>
+            </w:r>
+            <w:proofErr w:type="spellStart"/>
+            <w:r>
+              <w:rPr>
+                <w:rFonts w:ascii="Times New Roman" w:eastAsia="Times New Roman" w:hAnsi="Times New Roman" w:cs="Times New Roman"/>
+                <w:b/>
+              </w:rPr>
+              <w:t>chính</w:t>
+            </w:r>
+            <w:proofErr w:type="spellEnd"/>
           </w:p>
         </w:tc>
       </w:tr>
@@ -1228,12 +3761,112 @@
                 <w:rFonts w:ascii="Times New Roman" w:eastAsia="Times New Roman" w:hAnsi="Times New Roman" w:cs="Times New Roman"/>
               </w:rPr>
             </w:pPr>
-            <w:r>
-              <w:rPr>
-                <w:rFonts w:ascii="Times New Roman" w:eastAsia="Times New Roman" w:hAnsi="Times New Roman" w:cs="Times New Roman"/>
-              </w:rPr>
-              <w:t>Sản xuất giường, tủ, bàn, ghế bằng gỗ</w:t>
-            </w:r>
+            <w:proofErr w:type="spellStart"/>
+            <w:r>
+              <w:rPr>
+                <w:rFonts w:ascii="Times New Roman" w:eastAsia="Times New Roman" w:hAnsi="Times New Roman" w:cs="Times New Roman"/>
+              </w:rPr>
+              <w:t>Sản</w:t>
+            </w:r>
+            <w:proofErr w:type="spellEnd"/>
+            <w:r>
+              <w:rPr>
+                <w:rFonts w:ascii="Times New Roman" w:eastAsia="Times New Roman" w:hAnsi="Times New Roman" w:cs="Times New Roman"/>
+              </w:rPr>
+              <w:t xml:space="preserve"> </w:t>
+            </w:r>
+            <w:proofErr w:type="spellStart"/>
+            <w:r>
+              <w:rPr>
+                <w:rFonts w:ascii="Times New Roman" w:eastAsia="Times New Roman" w:hAnsi="Times New Roman" w:cs="Times New Roman"/>
+              </w:rPr>
+              <w:t>xuất</w:t>
+            </w:r>
+            <w:proofErr w:type="spellEnd"/>
+            <w:r>
+              <w:rPr>
+                <w:rFonts w:ascii="Times New Roman" w:eastAsia="Times New Roman" w:hAnsi="Times New Roman" w:cs="Times New Roman"/>
+              </w:rPr>
+              <w:t xml:space="preserve"> </w:t>
+            </w:r>
+            <w:proofErr w:type="spellStart"/>
+            <w:r>
+              <w:rPr>
+                <w:rFonts w:ascii="Times New Roman" w:eastAsia="Times New Roman" w:hAnsi="Times New Roman" w:cs="Times New Roman"/>
+              </w:rPr>
+              <w:t>giường</w:t>
+            </w:r>
+            <w:proofErr w:type="spellEnd"/>
+            <w:r>
+              <w:rPr>
+                <w:rFonts w:ascii="Times New Roman" w:eastAsia="Times New Roman" w:hAnsi="Times New Roman" w:cs="Times New Roman"/>
+              </w:rPr>
+              <w:t xml:space="preserve">, </w:t>
+            </w:r>
+            <w:proofErr w:type="spellStart"/>
+            <w:r>
+              <w:rPr>
+                <w:rFonts w:ascii="Times New Roman" w:eastAsia="Times New Roman" w:hAnsi="Times New Roman" w:cs="Times New Roman"/>
+              </w:rPr>
+              <w:t>tủ</w:t>
+            </w:r>
+            <w:proofErr w:type="spellEnd"/>
+            <w:r>
+              <w:rPr>
+                <w:rFonts w:ascii="Times New Roman" w:eastAsia="Times New Roman" w:hAnsi="Times New Roman" w:cs="Times New Roman"/>
+              </w:rPr>
+              <w:t xml:space="preserve">, </w:t>
+            </w:r>
+            <w:proofErr w:type="spellStart"/>
+            <w:r>
+              <w:rPr>
+                <w:rFonts w:ascii="Times New Roman" w:eastAsia="Times New Roman" w:hAnsi="Times New Roman" w:cs="Times New Roman"/>
+              </w:rPr>
+              <w:t>bàn</w:t>
+            </w:r>
+            <w:proofErr w:type="spellEnd"/>
+            <w:r>
+              <w:rPr>
+                <w:rFonts w:ascii="Times New Roman" w:eastAsia="Times New Roman" w:hAnsi="Times New Roman" w:cs="Times New Roman"/>
+              </w:rPr>
+              <w:t xml:space="preserve">, </w:t>
+            </w:r>
+            <w:proofErr w:type="spellStart"/>
+            <w:r>
+              <w:rPr>
+                <w:rFonts w:ascii="Times New Roman" w:eastAsia="Times New Roman" w:hAnsi="Times New Roman" w:cs="Times New Roman"/>
+              </w:rPr>
+              <w:t>ghế</w:t>
+            </w:r>
+            <w:proofErr w:type="spellEnd"/>
+            <w:r>
+              <w:rPr>
+                <w:rFonts w:ascii="Times New Roman" w:eastAsia="Times New Roman" w:hAnsi="Times New Roman" w:cs="Times New Roman"/>
+              </w:rPr>
+              <w:t xml:space="preserve"> </w:t>
+            </w:r>
+            <w:proofErr w:type="spellStart"/>
+            <w:r>
+              <w:rPr>
+                <w:rFonts w:ascii="Times New Roman" w:eastAsia="Times New Roman" w:hAnsi="Times New Roman" w:cs="Times New Roman"/>
+              </w:rPr>
+              <w:t>bằng</w:t>
+            </w:r>
+            <w:proofErr w:type="spellEnd"/>
+            <w:r>
+              <w:rPr>
+                <w:rFonts w:ascii="Times New Roman" w:eastAsia="Times New Roman" w:hAnsi="Times New Roman" w:cs="Times New Roman"/>
+              </w:rPr>
+              <w:t xml:space="preserve"> </w:t>
+            </w:r>
+            <w:proofErr w:type="spellStart"/>
+            <w:r>
+              <w:rPr>
+                <w:rFonts w:ascii="Times New Roman" w:eastAsia="Times New Roman" w:hAnsi="Times New Roman" w:cs="Times New Roman"/>
+              </w:rPr>
+              <w:t>gỗ</w:t>
+            </w:r>
+            <w:proofErr w:type="spellEnd"/>
           </w:p>
         </w:tc>
         <w:tc>
@@ -1320,8 +3953,156 @@
               <w:rPr>
                 <w:rFonts w:ascii="Times New Roman" w:eastAsia="Times New Roman" w:hAnsi="Times New Roman" w:cs="Times New Roman"/>
               </w:rPr>
-              <w:t>Bán buôn vật liệu, thiết bị lắp đặt khác trong xây dựng</w:t>
-            </w:r>
+              <w:t xml:space="preserve">Bán </w:t>
+            </w:r>
+            <w:proofErr w:type="spellStart"/>
+            <w:r>
+              <w:rPr>
+                <w:rFonts w:ascii="Times New Roman" w:eastAsia="Times New Roman" w:hAnsi="Times New Roman" w:cs="Times New Roman"/>
+              </w:rPr>
+              <w:t>buôn</w:t>
+            </w:r>
+            <w:proofErr w:type="spellEnd"/>
+            <w:r>
+              <w:rPr>
+                <w:rFonts w:ascii="Times New Roman" w:eastAsia="Times New Roman" w:hAnsi="Times New Roman" w:cs="Times New Roman"/>
+              </w:rPr>
+              <w:t xml:space="preserve"> </w:t>
+            </w:r>
+            <w:proofErr w:type="spellStart"/>
+            <w:r>
+              <w:rPr>
+                <w:rFonts w:ascii="Times New Roman" w:eastAsia="Times New Roman" w:hAnsi="Times New Roman" w:cs="Times New Roman"/>
+              </w:rPr>
+              <w:t>vật</w:t>
+            </w:r>
+            <w:proofErr w:type="spellEnd"/>
+            <w:r>
+              <w:rPr>
+                <w:rFonts w:ascii="Times New Roman" w:eastAsia="Times New Roman" w:hAnsi="Times New Roman" w:cs="Times New Roman"/>
+              </w:rPr>
+              <w:t xml:space="preserve"> </w:t>
+            </w:r>
+            <w:proofErr w:type="spellStart"/>
+            <w:r>
+              <w:rPr>
+                <w:rFonts w:ascii="Times New Roman" w:eastAsia="Times New Roman" w:hAnsi="Times New Roman" w:cs="Times New Roman"/>
+              </w:rPr>
+              <w:t>liệu</w:t>
+            </w:r>
+            <w:proofErr w:type="spellEnd"/>
+            <w:r>
+              <w:rPr>
+                <w:rFonts w:ascii="Times New Roman" w:eastAsia="Times New Roman" w:hAnsi="Times New Roman" w:cs="Times New Roman"/>
+              </w:rPr>
+              <w:t xml:space="preserve">, </w:t>
+            </w:r>
+            <w:proofErr w:type="spellStart"/>
+            <w:r>
+              <w:rPr>
+                <w:rFonts w:ascii="Times New Roman" w:eastAsia="Times New Roman" w:hAnsi="Times New Roman" w:cs="Times New Roman"/>
+              </w:rPr>
+              <w:t>thiết</w:t>
+            </w:r>
+            <w:proofErr w:type="spellEnd"/>
+            <w:r>
+              <w:rPr>
+                <w:rFonts w:ascii="Times New Roman" w:eastAsia="Times New Roman" w:hAnsi="Times New Roman" w:cs="Times New Roman"/>
+              </w:rPr>
+              <w:t xml:space="preserve"> </w:t>
+            </w:r>
+            <w:proofErr w:type="spellStart"/>
+            <w:r>
+              <w:rPr>
+                <w:rFonts w:ascii="Times New Roman" w:eastAsia="Times New Roman" w:hAnsi="Times New Roman" w:cs="Times New Roman"/>
+              </w:rPr>
+              <w:t>bị</w:t>
+            </w:r>
+            <w:proofErr w:type="spellEnd"/>
+            <w:r>
+              <w:rPr>
+                <w:rFonts w:ascii="Times New Roman" w:eastAsia="Times New Roman" w:hAnsi="Times New Roman" w:cs="Times New Roman"/>
+              </w:rPr>
+              <w:t xml:space="preserve"> </w:t>
+            </w:r>
+            <w:proofErr w:type="spellStart"/>
+            <w:r>
+              <w:rPr>
+                <w:rFonts w:ascii="Times New Roman" w:eastAsia="Times New Roman" w:hAnsi="Times New Roman" w:cs="Times New Roman"/>
+              </w:rPr>
+              <w:t>lắp</w:t>
+            </w:r>
+            <w:proofErr w:type="spellEnd"/>
+            <w:r>
+              <w:rPr>
+                <w:rFonts w:ascii="Times New Roman" w:eastAsia="Times New Roman" w:hAnsi="Times New Roman" w:cs="Times New Roman"/>
+              </w:rPr>
+              <w:t xml:space="preserve"> </w:t>
+            </w:r>
+            <w:proofErr w:type="spellStart"/>
+            <w:r>
+              <w:rPr>
+                <w:rFonts w:ascii="Times New Roman" w:eastAsia="Times New Roman" w:hAnsi="Times New Roman" w:cs="Times New Roman"/>
+              </w:rPr>
+              <w:t>đặt</w:t>
+            </w:r>
+            <w:proofErr w:type="spellEnd"/>
+            <w:r>
+              <w:rPr>
+                <w:rFonts w:ascii="Times New Roman" w:eastAsia="Times New Roman" w:hAnsi="Times New Roman" w:cs="Times New Roman"/>
+              </w:rPr>
+              <w:t xml:space="preserve"> </w:t>
+            </w:r>
+            <w:proofErr w:type="spellStart"/>
+            <w:r>
+              <w:rPr>
+                <w:rFonts w:ascii="Times New Roman" w:eastAsia="Times New Roman" w:hAnsi="Times New Roman" w:cs="Times New Roman"/>
+              </w:rPr>
+              <w:t>khác</w:t>
+            </w:r>
+            <w:proofErr w:type="spellEnd"/>
+            <w:r>
+              <w:rPr>
+                <w:rFonts w:ascii="Times New Roman" w:eastAsia="Times New Roman" w:hAnsi="Times New Roman" w:cs="Times New Roman"/>
+              </w:rPr>
+              <w:t xml:space="preserve"> </w:t>
+            </w:r>
+            <w:proofErr w:type="spellStart"/>
+            <w:r>
+              <w:rPr>
+                <w:rFonts w:ascii="Times New Roman" w:eastAsia="Times New Roman" w:hAnsi="Times New Roman" w:cs="Times New Roman"/>
+              </w:rPr>
+              <w:t>trong</w:t>
+            </w:r>
+            <w:proofErr w:type="spellEnd"/>
+            <w:r>
+              <w:rPr>
+                <w:rFonts w:ascii="Times New Roman" w:eastAsia="Times New Roman" w:hAnsi="Times New Roman" w:cs="Times New Roman"/>
+              </w:rPr>
+              <w:t xml:space="preserve"> </w:t>
+            </w:r>
+            <w:proofErr w:type="spellStart"/>
+            <w:r>
+              <w:rPr>
+                <w:rFonts w:ascii="Times New Roman" w:eastAsia="Times New Roman" w:hAnsi="Times New Roman" w:cs="Times New Roman"/>
+              </w:rPr>
+              <w:t>xây</w:t>
+            </w:r>
+            <w:proofErr w:type="spellEnd"/>
+            <w:r>
+              <w:rPr>
+                <w:rFonts w:ascii="Times New Roman" w:eastAsia="Times New Roman" w:hAnsi="Times New Roman" w:cs="Times New Roman"/>
+              </w:rPr>
+              <w:t xml:space="preserve"> </w:t>
+            </w:r>
+            <w:proofErr w:type="spellStart"/>
+            <w:r>
+              <w:rPr>
+                <w:rFonts w:ascii="Times New Roman" w:eastAsia="Times New Roman" w:hAnsi="Times New Roman" w:cs="Times New Roman"/>
+              </w:rPr>
+              <w:t>dựng</w:t>
+            </w:r>
+            <w:proofErr w:type="spellEnd"/>
           </w:p>
         </w:tc>
         <w:tc>
@@ -1389,12 +4170,117 @@
           <w:sz w:val="26"/>
         </w:rPr>
       </w:pPr>
-      <w:r>
-        <w:rPr>
-          <w:rFonts w:ascii="Times New Roman" w:eastAsia="Times New Roman" w:hAnsi="Times New Roman" w:cs="Times New Roman"/>
-          <w:sz w:val="26"/>
-        </w:rPr>
-        <w:t>Bỏ các ngành nghề kinh doanh sau:</w:t>
+      <w:proofErr w:type="spellStart"/>
+      <w:r>
+        <w:rPr>
+          <w:rFonts w:ascii="Times New Roman" w:eastAsia="Times New Roman" w:hAnsi="Times New Roman" w:cs="Times New Roman"/>
+          <w:sz w:val="26"/>
+        </w:rPr>
+        <w:t>Bỏ</w:t>
+      </w:r>
+      <w:proofErr w:type="spellEnd"/>
+      <w:r>
+        <w:rPr>
+          <w:rFonts w:ascii="Times New Roman" w:eastAsia="Times New Roman" w:hAnsi="Times New Roman" w:cs="Times New Roman"/>
+          <w:sz w:val="26"/>
+        </w:rPr>
+        <w:t xml:space="preserve"> </w:t>
+      </w:r>
+      <w:proofErr w:type="spellStart"/>
+      <w:r>
+        <w:rPr>
+          <w:rFonts w:ascii="Times New Roman" w:eastAsia="Times New Roman" w:hAnsi="Times New Roman" w:cs="Times New Roman"/>
+          <w:sz w:val="26"/>
+        </w:rPr>
+        <w:t>các</w:t>
+      </w:r>
+      <w:proofErr w:type="spellEnd"/>
+      <w:r>
+        <w:rPr>
+          <w:rFonts w:ascii="Times New Roman" w:eastAsia="Times New Roman" w:hAnsi="Times New Roman" w:cs="Times New Roman"/>
+          <w:sz w:val="26"/>
+        </w:rPr>
+        <w:t xml:space="preserve"> </w:t>
+      </w:r>
+      <w:proofErr w:type="spellStart"/>
+      <w:r>
+        <w:rPr>
+          <w:rFonts w:ascii="Times New Roman" w:eastAsia="Times New Roman" w:hAnsi="Times New Roman" w:cs="Times New Roman"/>
+          <w:sz w:val="26"/>
+        </w:rPr>
+        <w:t>ngành</w:t>
+      </w:r>
+      <w:proofErr w:type="spellEnd"/>
+      <w:r>
+        <w:rPr>
+          <w:rFonts w:ascii="Times New Roman" w:eastAsia="Times New Roman" w:hAnsi="Times New Roman" w:cs="Times New Roman"/>
+          <w:sz w:val="26"/>
+        </w:rPr>
+        <w:t xml:space="preserve"> </w:t>
+      </w:r>
+      <w:proofErr w:type="spellStart"/>
+      <w:r>
+        <w:rPr>
+          <w:rFonts w:ascii="Times New Roman" w:eastAsia="Times New Roman" w:hAnsi="Times New Roman" w:cs="Times New Roman"/>
+          <w:sz w:val="26"/>
+        </w:rPr>
+        <w:t>nghề</w:t>
+      </w:r>
+      <w:proofErr w:type="spellEnd"/>
+      <w:r>
+        <w:rPr>
+          <w:rFonts w:ascii="Times New Roman" w:eastAsia="Times New Roman" w:hAnsi="Times New Roman" w:cs="Times New Roman"/>
+          <w:sz w:val="26"/>
+        </w:rPr>
+        <w:t xml:space="preserve"> </w:t>
+      </w:r>
+      <w:proofErr w:type="spellStart"/>
+      <w:r>
+        <w:rPr>
+          <w:rFonts w:ascii="Times New Roman" w:eastAsia="Times New Roman" w:hAnsi="Times New Roman" w:cs="Times New Roman"/>
+          <w:sz w:val="26"/>
+        </w:rPr>
+        <w:t>kinh</w:t>
+      </w:r>
+      <w:proofErr w:type="spellEnd"/>
+      <w:r>
+        <w:rPr>
+          <w:rFonts w:ascii="Times New Roman" w:eastAsia="Times New Roman" w:hAnsi="Times New Roman" w:cs="Times New Roman"/>
+          <w:sz w:val="26"/>
+        </w:rPr>
+        <w:t xml:space="preserve"> </w:t>
+      </w:r>
+      <w:proofErr w:type="spellStart"/>
+      <w:r>
+        <w:rPr>
+          <w:rFonts w:ascii="Times New Roman" w:eastAsia="Times New Roman" w:hAnsi="Times New Roman" w:cs="Times New Roman"/>
+          <w:sz w:val="26"/>
+        </w:rPr>
+        <w:t>doanh</w:t>
+      </w:r>
+      <w:proofErr w:type="spellEnd"/>
+      <w:r>
+        <w:rPr>
+          <w:rFonts w:ascii="Times New Roman" w:eastAsia="Times New Roman" w:hAnsi="Times New Roman" w:cs="Times New Roman"/>
+          <w:sz w:val="26"/>
+        </w:rPr>
+        <w:t xml:space="preserve"> </w:t>
+      </w:r>
+      <w:proofErr w:type="spellStart"/>
+      <w:r>
+        <w:rPr>
+          <w:rFonts w:ascii="Times New Roman" w:eastAsia="Times New Roman" w:hAnsi="Times New Roman" w:cs="Times New Roman"/>
+          <w:sz w:val="26"/>
+        </w:rPr>
+        <w:t>sau</w:t>
+      </w:r>
+      <w:proofErr w:type="spellEnd"/>
+      <w:r>
+        <w:rPr>
+          <w:rFonts w:ascii="Times New Roman" w:eastAsia="Times New Roman" w:hAnsi="Times New Roman" w:cs="Times New Roman"/>
+          <w:sz w:val="26"/>
+        </w:rPr>
+        <w:t>:</w:t>
       </w:r>
     </w:p>
     <w:tbl>
@@ -1453,13 +4339,31 @@
                 <w:rFonts w:ascii="Times New Roman" w:eastAsia="Times New Roman" w:hAnsi="Times New Roman" w:cs="Times New Roman"/>
               </w:rPr>
             </w:pPr>
+            <w:proofErr w:type="spellStart"/>
             <w:r>
               <w:rPr>
                 <w:rFonts w:ascii="Times New Roman" w:eastAsia="Times New Roman" w:hAnsi="Times New Roman" w:cs="Times New Roman"/>
                 <w:b/>
               </w:rPr>
-              <w:t>Tên ngành</w:t>
-            </w:r>
+              <w:t>Tên</w:t>
+            </w:r>
+            <w:proofErr w:type="spellEnd"/>
+            <w:r>
+              <w:rPr>
+                <w:rFonts w:ascii="Times New Roman" w:eastAsia="Times New Roman" w:hAnsi="Times New Roman" w:cs="Times New Roman"/>
+                <w:b/>
+              </w:rPr>
+              <w:t xml:space="preserve"> </w:t>
+            </w:r>
+            <w:proofErr w:type="spellStart"/>
+            <w:r>
+              <w:rPr>
+                <w:rFonts w:ascii="Times New Roman" w:eastAsia="Times New Roman" w:hAnsi="Times New Roman" w:cs="Times New Roman"/>
+                <w:b/>
+              </w:rPr>
+              <w:t>ngành</w:t>
+            </w:r>
+            <w:proofErr w:type="spellEnd"/>
           </w:p>
         </w:tc>
         <w:tc>
@@ -1477,13 +4381,31 @@
                 <w:rFonts w:ascii="Times New Roman" w:eastAsia="Times New Roman" w:hAnsi="Times New Roman" w:cs="Times New Roman"/>
               </w:rPr>
             </w:pPr>
+            <w:proofErr w:type="spellStart"/>
             <w:r>
               <w:rPr>
                 <w:rFonts w:ascii="Times New Roman" w:eastAsia="Times New Roman" w:hAnsi="Times New Roman" w:cs="Times New Roman"/>
                 <w:b/>
               </w:rPr>
-              <w:t>Mã ngành</w:t>
-            </w:r>
+              <w:t>Mã</w:t>
+            </w:r>
+            <w:proofErr w:type="spellEnd"/>
+            <w:r>
+              <w:rPr>
+                <w:rFonts w:ascii="Times New Roman" w:eastAsia="Times New Roman" w:hAnsi="Times New Roman" w:cs="Times New Roman"/>
+                <w:b/>
+              </w:rPr>
+              <w:t xml:space="preserve"> </w:t>
+            </w:r>
+            <w:proofErr w:type="spellStart"/>
+            <w:r>
+              <w:rPr>
+                <w:rFonts w:ascii="Times New Roman" w:eastAsia="Times New Roman" w:hAnsi="Times New Roman" w:cs="Times New Roman"/>
+                <w:b/>
+              </w:rPr>
+              <w:t>ngành</w:t>
+            </w:r>
+            <w:proofErr w:type="spellEnd"/>
           </w:p>
         </w:tc>
         <w:tc>
@@ -1501,13 +4423,31 @@
                 <w:rFonts w:ascii="Times New Roman" w:eastAsia="Times New Roman" w:hAnsi="Times New Roman" w:cs="Times New Roman"/>
               </w:rPr>
             </w:pPr>
+            <w:proofErr w:type="spellStart"/>
             <w:r>
               <w:rPr>
                 <w:rFonts w:ascii="Times New Roman" w:eastAsia="Times New Roman" w:hAnsi="Times New Roman" w:cs="Times New Roman"/>
                 <w:b/>
               </w:rPr>
-              <w:t>Ngành chính</w:t>
-            </w:r>
+              <w:t>Ngành</w:t>
+            </w:r>
+            <w:proofErr w:type="spellEnd"/>
+            <w:r>
+              <w:rPr>
+                <w:rFonts w:ascii="Times New Roman" w:eastAsia="Times New Roman" w:hAnsi="Times New Roman" w:cs="Times New Roman"/>
+                <w:b/>
+              </w:rPr>
+              <w:t xml:space="preserve"> </w:t>
+            </w:r>
+            <w:proofErr w:type="spellStart"/>
+            <w:r>
+              <w:rPr>
+                <w:rFonts w:ascii="Times New Roman" w:eastAsia="Times New Roman" w:hAnsi="Times New Roman" w:cs="Times New Roman"/>
+                <w:b/>
+              </w:rPr>
+              <w:t>chính</w:t>
+            </w:r>
+            <w:proofErr w:type="spellEnd"/>
           </w:p>
         </w:tc>
       </w:tr>
@@ -1552,13 +4492,95 @@
                 <w:sz w:val="21"/>
               </w:rPr>
             </w:pPr>
-            <w:r>
-              <w:rPr>
-                <w:rFonts w:ascii="Times New Roman" w:eastAsia="Times New Roman" w:hAnsi="Times New Roman" w:cs="Times New Roman"/>
-                <w:sz w:val="21"/>
-              </w:rPr>
-              <w:t>Sản xuất giường, tủ, bàn, ghế</w:t>
-            </w:r>
+            <w:proofErr w:type="spellStart"/>
+            <w:r>
+              <w:rPr>
+                <w:rFonts w:ascii="Times New Roman" w:eastAsia="Times New Roman" w:hAnsi="Times New Roman" w:cs="Times New Roman"/>
+                <w:sz w:val="21"/>
+              </w:rPr>
+              <w:t>Sản</w:t>
+            </w:r>
+            <w:proofErr w:type="spellEnd"/>
+            <w:r>
+              <w:rPr>
+                <w:rFonts w:ascii="Times New Roman" w:eastAsia="Times New Roman" w:hAnsi="Times New Roman" w:cs="Times New Roman"/>
+                <w:sz w:val="21"/>
+              </w:rPr>
+              <w:t xml:space="preserve"> </w:t>
+            </w:r>
+            <w:proofErr w:type="spellStart"/>
+            <w:r>
+              <w:rPr>
+                <w:rFonts w:ascii="Times New Roman" w:eastAsia="Times New Roman" w:hAnsi="Times New Roman" w:cs="Times New Roman"/>
+                <w:sz w:val="21"/>
+              </w:rPr>
+              <w:t>xuất</w:t>
+            </w:r>
+            <w:proofErr w:type="spellEnd"/>
+            <w:r>
+              <w:rPr>
+                <w:rFonts w:ascii="Times New Roman" w:eastAsia="Times New Roman" w:hAnsi="Times New Roman" w:cs="Times New Roman"/>
+                <w:sz w:val="21"/>
+              </w:rPr>
+              <w:t xml:space="preserve"> </w:t>
+            </w:r>
+            <w:proofErr w:type="spellStart"/>
+            <w:r>
+              <w:rPr>
+                <w:rFonts w:ascii="Times New Roman" w:eastAsia="Times New Roman" w:hAnsi="Times New Roman" w:cs="Times New Roman"/>
+                <w:sz w:val="21"/>
+              </w:rPr>
+              <w:t>giường</w:t>
+            </w:r>
+            <w:proofErr w:type="spellEnd"/>
+            <w:r>
+              <w:rPr>
+                <w:rFonts w:ascii="Times New Roman" w:eastAsia="Times New Roman" w:hAnsi="Times New Roman" w:cs="Times New Roman"/>
+                <w:sz w:val="21"/>
+              </w:rPr>
+              <w:t xml:space="preserve">, </w:t>
+            </w:r>
+            <w:proofErr w:type="spellStart"/>
+            <w:r>
+              <w:rPr>
+                <w:rFonts w:ascii="Times New Roman" w:eastAsia="Times New Roman" w:hAnsi="Times New Roman" w:cs="Times New Roman"/>
+                <w:sz w:val="21"/>
+              </w:rPr>
+              <w:t>tủ</w:t>
+            </w:r>
+            <w:proofErr w:type="spellEnd"/>
+            <w:r>
+              <w:rPr>
+                <w:rFonts w:ascii="Times New Roman" w:eastAsia="Times New Roman" w:hAnsi="Times New Roman" w:cs="Times New Roman"/>
+                <w:sz w:val="21"/>
+              </w:rPr>
+              <w:t xml:space="preserve">, </w:t>
+            </w:r>
+            <w:proofErr w:type="spellStart"/>
+            <w:r>
+              <w:rPr>
+                <w:rFonts w:ascii="Times New Roman" w:eastAsia="Times New Roman" w:hAnsi="Times New Roman" w:cs="Times New Roman"/>
+                <w:sz w:val="21"/>
+              </w:rPr>
+              <w:t>bàn</w:t>
+            </w:r>
+            <w:proofErr w:type="spellEnd"/>
+            <w:r>
+              <w:rPr>
+                <w:rFonts w:ascii="Times New Roman" w:eastAsia="Times New Roman" w:hAnsi="Times New Roman" w:cs="Times New Roman"/>
+                <w:sz w:val="21"/>
+              </w:rPr>
+              <w:t xml:space="preserve">, </w:t>
+            </w:r>
+            <w:proofErr w:type="spellStart"/>
+            <w:r>
+              <w:rPr>
+                <w:rFonts w:ascii="Times New Roman" w:eastAsia="Times New Roman" w:hAnsi="Times New Roman" w:cs="Times New Roman"/>
+                <w:sz w:val="21"/>
+              </w:rPr>
+              <w:t>ghế</w:t>
+            </w:r>
+            <w:proofErr w:type="spellEnd"/>
           </w:p>
           <w:p>
             <w:pPr>
@@ -1572,7 +4594,91 @@
               <w:rPr>
                 <w:rFonts w:ascii="Times New Roman" w:eastAsia="Times New Roman" w:hAnsi="Times New Roman" w:cs="Times New Roman"/>
               </w:rPr>
-              <w:t>(không hoạt động tại trụ sở)</w:t>
+              <w:t>(</w:t>
+            </w:r>
+            <w:proofErr w:type="spellStart"/>
+            <w:r>
+              <w:rPr>
+                <w:rFonts w:ascii="Times New Roman" w:eastAsia="Times New Roman" w:hAnsi="Times New Roman" w:cs="Times New Roman"/>
+              </w:rPr>
+              <w:t>không</w:t>
+            </w:r>
+            <w:proofErr w:type="spellEnd"/>
+            <w:r>
+              <w:rPr>
+                <w:rFonts w:ascii="Times New Roman" w:eastAsia="Times New Roman" w:hAnsi="Times New Roman" w:cs="Times New Roman"/>
+              </w:rPr>
+              <w:t xml:space="preserve"> </w:t>
+            </w:r>
+            <w:proofErr w:type="spellStart"/>
+            <w:r>
+              <w:rPr>
+                <w:rFonts w:ascii="Times New Roman" w:eastAsia="Times New Roman" w:hAnsi="Times New Roman" w:cs="Times New Roman"/>
+              </w:rPr>
+              <w:t>hoạt</w:t>
+            </w:r>
+            <w:proofErr w:type="spellEnd"/>
+            <w:r>
+              <w:rPr>
+                <w:rFonts w:ascii="Times New Roman" w:eastAsia="Times New Roman" w:hAnsi="Times New Roman" w:cs="Times New Roman"/>
+              </w:rPr>
+              <w:t xml:space="preserve"> </w:t>
+            </w:r>
+            <w:proofErr w:type="spellStart"/>
+            <w:r>
+              <w:rPr>
+                <w:rFonts w:ascii="Times New Roman" w:eastAsia="Times New Roman" w:hAnsi="Times New Roman" w:cs="Times New Roman"/>
+              </w:rPr>
+              <w:t>động</w:t>
+            </w:r>
+            <w:proofErr w:type="spellEnd"/>
+            <w:r>
+              <w:rPr>
+                <w:rFonts w:ascii="Times New Roman" w:eastAsia="Times New Roman" w:hAnsi="Times New Roman" w:cs="Times New Roman"/>
+              </w:rPr>
+              <w:t xml:space="preserve"> </w:t>
+            </w:r>
+            <w:proofErr w:type="spellStart"/>
+            <w:r>
+              <w:rPr>
+                <w:rFonts w:ascii="Times New Roman" w:eastAsia="Times New Roman" w:hAnsi="Times New Roman" w:cs="Times New Roman"/>
+              </w:rPr>
+              <w:t>tại</w:t>
+            </w:r>
+            <w:proofErr w:type="spellEnd"/>
+            <w:r>
+              <w:rPr>
+                <w:rFonts w:ascii="Times New Roman" w:eastAsia="Times New Roman" w:hAnsi="Times New Roman" w:cs="Times New Roman"/>
+              </w:rPr>
+              <w:t xml:space="preserve"> </w:t>
+            </w:r>
+            <w:proofErr w:type="spellStart"/>
+            <w:r>
+              <w:rPr>
+                <w:rFonts w:ascii="Times New Roman" w:eastAsia="Times New Roman" w:hAnsi="Times New Roman" w:cs="Times New Roman"/>
+              </w:rPr>
+              <w:t>trụ</w:t>
+            </w:r>
+            <w:proofErr w:type="spellEnd"/>
+            <w:r>
+              <w:rPr>
+                <w:rFonts w:ascii="Times New Roman" w:eastAsia="Times New Roman" w:hAnsi="Times New Roman" w:cs="Times New Roman"/>
+              </w:rPr>
+              <w:t xml:space="preserve"> </w:t>
+            </w:r>
+            <w:proofErr w:type="spellStart"/>
+            <w:r>
+              <w:rPr>
+                <w:rFonts w:ascii="Times New Roman" w:eastAsia="Times New Roman" w:hAnsi="Times New Roman" w:cs="Times New Roman"/>
+              </w:rPr>
+              <w:t>sở</w:t>
+            </w:r>
+            <w:proofErr w:type="spellEnd"/>
+            <w:r>
+              <w:rPr>
+                <w:rFonts w:ascii="Times New Roman" w:eastAsia="Times New Roman" w:hAnsi="Times New Roman" w:cs="Times New Roman"/>
+              </w:rPr>
+              <w:t>)</w:t>
             </w:r>
           </w:p>
         </w:tc>
@@ -1663,8 +4769,177 @@
                 <w:rFonts w:ascii="Times New Roman" w:eastAsia="Times New Roman" w:hAnsi="Times New Roman" w:cs="Times New Roman"/>
                 <w:sz w:val="21"/>
               </w:rPr>
-              <w:t>Bán buôn vật liệu, thiết bị lắp đặt khác trong xây dựng</w:t>
-            </w:r>
+              <w:t xml:space="preserve">Bán </w:t>
+            </w:r>
+            <w:proofErr w:type="spellStart"/>
+            <w:r>
+              <w:rPr>
+                <w:rFonts w:ascii="Times New Roman" w:eastAsia="Times New Roman" w:hAnsi="Times New Roman" w:cs="Times New Roman"/>
+                <w:sz w:val="21"/>
+              </w:rPr>
+              <w:t>buôn</w:t>
+            </w:r>
+            <w:proofErr w:type="spellEnd"/>
+            <w:r>
+              <w:rPr>
+                <w:rFonts w:ascii="Times New Roman" w:eastAsia="Times New Roman" w:hAnsi="Times New Roman" w:cs="Times New Roman"/>
+                <w:sz w:val="21"/>
+              </w:rPr>
+              <w:t xml:space="preserve"> </w:t>
+            </w:r>
+            <w:proofErr w:type="spellStart"/>
+            <w:r>
+              <w:rPr>
+                <w:rFonts w:ascii="Times New Roman" w:eastAsia="Times New Roman" w:hAnsi="Times New Roman" w:cs="Times New Roman"/>
+                <w:sz w:val="21"/>
+              </w:rPr>
+              <w:t>vật</w:t>
+            </w:r>
+            <w:proofErr w:type="spellEnd"/>
+            <w:r>
+              <w:rPr>
+                <w:rFonts w:ascii="Times New Roman" w:eastAsia="Times New Roman" w:hAnsi="Times New Roman" w:cs="Times New Roman"/>
+                <w:sz w:val="21"/>
+              </w:rPr>
+              <w:t xml:space="preserve"> </w:t>
+            </w:r>
+            <w:proofErr w:type="spellStart"/>
+            <w:r>
+              <w:rPr>
+                <w:rFonts w:ascii="Times New Roman" w:eastAsia="Times New Roman" w:hAnsi="Times New Roman" w:cs="Times New Roman"/>
+                <w:sz w:val="21"/>
+              </w:rPr>
+              <w:t>liệu</w:t>
+            </w:r>
+            <w:proofErr w:type="spellEnd"/>
+            <w:r>
+              <w:rPr>
+                <w:rFonts w:ascii="Times New Roman" w:eastAsia="Times New Roman" w:hAnsi="Times New Roman" w:cs="Times New Roman"/>
+                <w:sz w:val="21"/>
+              </w:rPr>
+              <w:t xml:space="preserve">, </w:t>
+            </w:r>
+            <w:proofErr w:type="spellStart"/>
+            <w:r>
+              <w:rPr>
+                <w:rFonts w:ascii="Times New Roman" w:eastAsia="Times New Roman" w:hAnsi="Times New Roman" w:cs="Times New Roman"/>
+                <w:sz w:val="21"/>
+              </w:rPr>
+              <w:t>thiết</w:t>
+            </w:r>
+            <w:proofErr w:type="spellEnd"/>
+            <w:r>
+              <w:rPr>
+                <w:rFonts w:ascii="Times New Roman" w:eastAsia="Times New Roman" w:hAnsi="Times New Roman" w:cs="Times New Roman"/>
+                <w:sz w:val="21"/>
+              </w:rPr>
+              <w:t xml:space="preserve"> </w:t>
+            </w:r>
+            <w:proofErr w:type="spellStart"/>
+            <w:r>
+              <w:rPr>
+                <w:rFonts w:ascii="Times New Roman" w:eastAsia="Times New Roman" w:hAnsi="Times New Roman" w:cs="Times New Roman"/>
+                <w:sz w:val="21"/>
+              </w:rPr>
+              <w:t>bị</w:t>
+            </w:r>
+            <w:proofErr w:type="spellEnd"/>
+            <w:r>
+              <w:rPr>
+                <w:rFonts w:ascii="Times New Roman" w:eastAsia="Times New Roman" w:hAnsi="Times New Roman" w:cs="Times New Roman"/>
+                <w:sz w:val="21"/>
+              </w:rPr>
+              <w:t xml:space="preserve"> </w:t>
+            </w:r>
+            <w:proofErr w:type="spellStart"/>
+            <w:r>
+              <w:rPr>
+                <w:rFonts w:ascii="Times New Roman" w:eastAsia="Times New Roman" w:hAnsi="Times New Roman" w:cs="Times New Roman"/>
+                <w:sz w:val="21"/>
+              </w:rPr>
+              <w:t>lắp</w:t>
+            </w:r>
+            <w:proofErr w:type="spellEnd"/>
+            <w:r>
+              <w:rPr>
+                <w:rFonts w:ascii="Times New Roman" w:eastAsia="Times New Roman" w:hAnsi="Times New Roman" w:cs="Times New Roman"/>
+                <w:sz w:val="21"/>
+              </w:rPr>
+              <w:t xml:space="preserve"> </w:t>
+            </w:r>
+            <w:proofErr w:type="spellStart"/>
+            <w:r>
+              <w:rPr>
+                <w:rFonts w:ascii="Times New Roman" w:eastAsia="Times New Roman" w:hAnsi="Times New Roman" w:cs="Times New Roman"/>
+                <w:sz w:val="21"/>
+              </w:rPr>
+              <w:t>đặt</w:t>
+            </w:r>
+            <w:proofErr w:type="spellEnd"/>
+            <w:r>
+              <w:rPr>
+                <w:rFonts w:ascii="Times New Roman" w:eastAsia="Times New Roman" w:hAnsi="Times New Roman" w:cs="Times New Roman"/>
+                <w:sz w:val="21"/>
+              </w:rPr>
+              <w:t xml:space="preserve"> </w:t>
+            </w:r>
+            <w:proofErr w:type="spellStart"/>
+            <w:r>
+              <w:rPr>
+                <w:rFonts w:ascii="Times New Roman" w:eastAsia="Times New Roman" w:hAnsi="Times New Roman" w:cs="Times New Roman"/>
+                <w:sz w:val="21"/>
+              </w:rPr>
+              <w:t>khác</w:t>
+            </w:r>
+            <w:proofErr w:type="spellEnd"/>
+            <w:r>
+              <w:rPr>
+                <w:rFonts w:ascii="Times New Roman" w:eastAsia="Times New Roman" w:hAnsi="Times New Roman" w:cs="Times New Roman"/>
+                <w:sz w:val="21"/>
+              </w:rPr>
+              <w:t xml:space="preserve"> </w:t>
+            </w:r>
+            <w:proofErr w:type="spellStart"/>
+            <w:r>
+              <w:rPr>
+                <w:rFonts w:ascii="Times New Roman" w:eastAsia="Times New Roman" w:hAnsi="Times New Roman" w:cs="Times New Roman"/>
+                <w:sz w:val="21"/>
+              </w:rPr>
+              <w:t>trong</w:t>
+            </w:r>
+            <w:proofErr w:type="spellEnd"/>
+            <w:r>
+              <w:rPr>
+                <w:rFonts w:ascii="Times New Roman" w:eastAsia="Times New Roman" w:hAnsi="Times New Roman" w:cs="Times New Roman"/>
+                <w:sz w:val="21"/>
+              </w:rPr>
+              <w:t xml:space="preserve"> </w:t>
+            </w:r>
+            <w:proofErr w:type="spellStart"/>
+            <w:r>
+              <w:rPr>
+                <w:rFonts w:ascii="Times New Roman" w:eastAsia="Times New Roman" w:hAnsi="Times New Roman" w:cs="Times New Roman"/>
+                <w:sz w:val="21"/>
+              </w:rPr>
+              <w:t>xây</w:t>
+            </w:r>
+            <w:proofErr w:type="spellEnd"/>
+            <w:r>
+              <w:rPr>
+                <w:rFonts w:ascii="Times New Roman" w:eastAsia="Times New Roman" w:hAnsi="Times New Roman" w:cs="Times New Roman"/>
+                <w:sz w:val="21"/>
+              </w:rPr>
+              <w:t xml:space="preserve"> </w:t>
+            </w:r>
+            <w:proofErr w:type="spellStart"/>
+            <w:r>
+              <w:rPr>
+                <w:rFonts w:ascii="Times New Roman" w:eastAsia="Times New Roman" w:hAnsi="Times New Roman" w:cs="Times New Roman"/>
+                <w:sz w:val="21"/>
+              </w:rPr>
+              <w:t>dựng</w:t>
+            </w:r>
+            <w:proofErr w:type="spellEnd"/>
           </w:p>
           <w:p>
             <w:pPr>
@@ -1680,7 +4955,103 @@
                 <w:rFonts w:ascii="Times New Roman" w:eastAsia="Times New Roman" w:hAnsi="Times New Roman" w:cs="Times New Roman"/>
                 <w:sz w:val="21"/>
               </w:rPr>
-              <w:t>(không hoạt động tại trụ sở)</w:t>
+              <w:t>(</w:t>
+            </w:r>
+            <w:proofErr w:type="spellStart"/>
+            <w:r>
+              <w:rPr>
+                <w:rFonts w:ascii="Times New Roman" w:eastAsia="Times New Roman" w:hAnsi="Times New Roman" w:cs="Times New Roman"/>
+                <w:sz w:val="21"/>
+              </w:rPr>
+              <w:t>không</w:t>
+            </w:r>
+            <w:proofErr w:type="spellEnd"/>
+            <w:r>
+              <w:rPr>
+                <w:rFonts w:ascii="Times New Roman" w:eastAsia="Times New Roman" w:hAnsi="Times New Roman" w:cs="Times New Roman"/>
+                <w:sz w:val="21"/>
+              </w:rPr>
+              <w:t xml:space="preserve"> </w:t>
+            </w:r>
+            <w:proofErr w:type="spellStart"/>
+            <w:r>
+              <w:rPr>
+                <w:rFonts w:ascii="Times New Roman" w:eastAsia="Times New Roman" w:hAnsi="Times New Roman" w:cs="Times New Roman"/>
+                <w:sz w:val="21"/>
+              </w:rPr>
+              <w:t>hoạt</w:t>
+            </w:r>
+            <w:proofErr w:type="spellEnd"/>
+            <w:r>
+              <w:rPr>
+                <w:rFonts w:ascii="Times New Roman" w:eastAsia="Times New Roman" w:hAnsi="Times New Roman" w:cs="Times New Roman"/>
+                <w:sz w:val="21"/>
+              </w:rPr>
+              <w:t xml:space="preserve"> </w:t>
+            </w:r>
+            <w:proofErr w:type="spellStart"/>
+            <w:r>
+              <w:rPr>
+                <w:rFonts w:ascii="Times New Roman" w:eastAsia="Times New Roman" w:hAnsi="Times New Roman" w:cs="Times New Roman"/>
+                <w:sz w:val="21"/>
+              </w:rPr>
+              <w:t>động</w:t>
+            </w:r>
+            <w:proofErr w:type="spellEnd"/>
+            <w:r>
+              <w:rPr>
+                <w:rFonts w:ascii="Times New Roman" w:eastAsia="Times New Roman" w:hAnsi="Times New Roman" w:cs="Times New Roman"/>
+                <w:sz w:val="21"/>
+              </w:rPr>
+              <w:t xml:space="preserve"> </w:t>
+            </w:r>
+            <w:proofErr w:type="spellStart"/>
+            <w:r>
+              <w:rPr>
+                <w:rFonts w:ascii="Times New Roman" w:eastAsia="Times New Roman" w:hAnsi="Times New Roman" w:cs="Times New Roman"/>
+                <w:sz w:val="21"/>
+              </w:rPr>
+              <w:t>tại</w:t>
+            </w:r>
+            <w:proofErr w:type="spellEnd"/>
+            <w:r>
+              <w:rPr>
+                <w:rFonts w:ascii="Times New Roman" w:eastAsia="Times New Roman" w:hAnsi="Times New Roman" w:cs="Times New Roman"/>
+                <w:sz w:val="21"/>
+              </w:rPr>
+              <w:t xml:space="preserve"> </w:t>
+            </w:r>
+            <w:proofErr w:type="spellStart"/>
+            <w:r>
+              <w:rPr>
+                <w:rFonts w:ascii="Times New Roman" w:eastAsia="Times New Roman" w:hAnsi="Times New Roman" w:cs="Times New Roman"/>
+                <w:sz w:val="21"/>
+              </w:rPr>
+              <w:t>trụ</w:t>
+            </w:r>
+            <w:proofErr w:type="spellEnd"/>
+            <w:r>
+              <w:rPr>
+                <w:rFonts w:ascii="Times New Roman" w:eastAsia="Times New Roman" w:hAnsi="Times New Roman" w:cs="Times New Roman"/>
+                <w:sz w:val="21"/>
+              </w:rPr>
+              <w:t xml:space="preserve"> </w:t>
+            </w:r>
+            <w:proofErr w:type="spellStart"/>
+            <w:r>
+              <w:rPr>
+                <w:rFonts w:ascii="Times New Roman" w:eastAsia="Times New Roman" w:hAnsi="Times New Roman" w:cs="Times New Roman"/>
+                <w:sz w:val="21"/>
+              </w:rPr>
+              <w:t>sở</w:t>
+            </w:r>
+            <w:proofErr w:type="spellEnd"/>
+            <w:r>
+              <w:rPr>
+                <w:rFonts w:ascii="Times New Roman" w:eastAsia="Times New Roman" w:hAnsi="Times New Roman" w:cs="Times New Roman"/>
+                <w:sz w:val="21"/>
+              </w:rPr>
+              <w:t>)</w:t>
             </w:r>
           </w:p>
         </w:tc>
@@ -1749,13 +5120,134 @@
           <w:sz w:val="26"/>
         </w:rPr>
       </w:pPr>
+      <w:proofErr w:type="spellStart"/>
       <w:r>
         <w:rPr>
           <w:rFonts w:ascii="Times New Roman" w:eastAsia="Times New Roman" w:hAnsi="Times New Roman" w:cs="Times New Roman"/>
           <w:sz w:val="26"/>
         </w:rPr>
         <w:lastRenderedPageBreak/>
-        <w:t>Cập nhật các ngành nghề kinh doanh sau:</w:t>
+        <w:t>Cập</w:t>
+      </w:r>
+      <w:proofErr w:type="spellEnd"/>
+      <w:r>
+        <w:rPr>
+          <w:rFonts w:ascii="Times New Roman" w:eastAsia="Times New Roman" w:hAnsi="Times New Roman" w:cs="Times New Roman"/>
+          <w:sz w:val="26"/>
+        </w:rPr>
+        <w:t xml:space="preserve"> </w:t>
+      </w:r>
+      <w:proofErr w:type="spellStart"/>
+      <w:r>
+        <w:rPr>
+          <w:rFonts w:ascii="Times New Roman" w:eastAsia="Times New Roman" w:hAnsi="Times New Roman" w:cs="Times New Roman"/>
+          <w:sz w:val="26"/>
+        </w:rPr>
+        <w:t>nhật</w:t>
+      </w:r>
+      <w:proofErr w:type="spellEnd"/>
+      <w:r>
+        <w:rPr>
+          <w:rFonts w:ascii="Times New Roman" w:eastAsia="Times New Roman" w:hAnsi="Times New Roman" w:cs="Times New Roman"/>
+          <w:sz w:val="26"/>
+        </w:rPr>
+        <w:t xml:space="preserve"> </w:t>
+      </w:r>
+      <w:proofErr w:type="spellStart"/>
+      <w:r>
+        <w:rPr>
+          <w:rFonts w:ascii="Times New Roman" w:eastAsia="Times New Roman" w:hAnsi="Times New Roman" w:cs="Times New Roman"/>
+          <w:sz w:val="26"/>
+        </w:rPr>
+        <w:t>các</w:t>
+      </w:r>
+      <w:proofErr w:type="spellEnd"/>
+      <w:r>
+        <w:rPr>
+          <w:rFonts w:ascii="Times New Roman" w:eastAsia="Times New Roman" w:hAnsi="Times New Roman" w:cs="Times New Roman"/>
+          <w:sz w:val="26"/>
+        </w:rPr>
+        <w:t xml:space="preserve"> </w:t>
+      </w:r>
+      <w:proofErr w:type="spellStart"/>
+      <w:r>
+        <w:rPr>
+          <w:rFonts w:ascii="Times New Roman" w:eastAsia="Times New Roman" w:hAnsi="Times New Roman" w:cs="Times New Roman"/>
+          <w:sz w:val="26"/>
+        </w:rPr>
+        <w:t>ngành</w:t>
+      </w:r>
+      <w:proofErr w:type="spellEnd"/>
+      <w:r>
+        <w:rPr>
+          <w:rFonts w:ascii="Times New Roman" w:eastAsia="Times New Roman" w:hAnsi="Times New Roman" w:cs="Times New Roman"/>
+          <w:sz w:val="26"/>
+        </w:rPr>
+        <w:t xml:space="preserve"> </w:t>
+      </w:r>
+      <w:proofErr w:type="spellStart"/>
+      <w:r>
+        <w:rPr>
+          <w:rFonts w:ascii="Times New Roman" w:eastAsia="Times New Roman" w:hAnsi="Times New Roman" w:cs="Times New Roman"/>
+          <w:sz w:val="26"/>
+        </w:rPr>
+        <w:t>nghề</w:t>
+      </w:r>
+      <w:proofErr w:type="spellEnd"/>
+      <w:r>
+        <w:rPr>
+          <w:rFonts w:ascii="Times New Roman" w:eastAsia="Times New Roman" w:hAnsi="Times New Roman" w:cs="Times New Roman"/>
+          <w:sz w:val="26"/>
+        </w:rPr>
+        <w:t xml:space="preserve"> </w:t>
+      </w:r>
+      <w:proofErr w:type="spellStart"/>
+      <w:r>
+        <w:rPr>
+          <w:rFonts w:ascii="Times New Roman" w:eastAsia="Times New Roman" w:hAnsi="Times New Roman" w:cs="Times New Roman"/>
+          <w:sz w:val="26"/>
+        </w:rPr>
+        <w:t>kinh</w:t>
+      </w:r>
+      <w:proofErr w:type="spellEnd"/>
+      <w:r>
+        <w:rPr>
+          <w:rFonts w:ascii="Times New Roman" w:eastAsia="Times New Roman" w:hAnsi="Times New Roman" w:cs="Times New Roman"/>
+          <w:sz w:val="26"/>
+        </w:rPr>
+        <w:t xml:space="preserve"> </w:t>
+      </w:r>
+      <w:proofErr w:type="spellStart"/>
+      <w:r>
+        <w:rPr>
+          <w:rFonts w:ascii="Times New Roman" w:eastAsia="Times New Roman" w:hAnsi="Times New Roman" w:cs="Times New Roman"/>
+          <w:sz w:val="26"/>
+        </w:rPr>
+        <w:t>doanh</w:t>
+      </w:r>
+      <w:proofErr w:type="spellEnd"/>
+      <w:r>
+        <w:rPr>
+          <w:rFonts w:ascii="Times New Roman" w:eastAsia="Times New Roman" w:hAnsi="Times New Roman" w:cs="Times New Roman"/>
+          <w:sz w:val="26"/>
+        </w:rPr>
+        <w:t xml:space="preserve"> </w:t>
+      </w:r>
+      <w:proofErr w:type="spellStart"/>
+      <w:r>
+        <w:rPr>
+          <w:rFonts w:ascii="Times New Roman" w:eastAsia="Times New Roman" w:hAnsi="Times New Roman" w:cs="Times New Roman"/>
+          <w:sz w:val="26"/>
+        </w:rPr>
+        <w:t>sau</w:t>
+      </w:r>
+      <w:proofErr w:type="spellEnd"/>
+      <w:r>
+        <w:rPr>
+          <w:rFonts w:ascii="Times New Roman" w:eastAsia="Times New Roman" w:hAnsi="Times New Roman" w:cs="Times New Roman"/>
+          <w:sz w:val="26"/>
+        </w:rPr>
+        <w:t>:</w:t>
       </w:r>
     </w:p>
     <w:tbl>
@@ -1814,13 +5306,31 @@
                 <w:rFonts w:ascii="Times New Roman" w:eastAsia="Times New Roman" w:hAnsi="Times New Roman" w:cs="Times New Roman"/>
               </w:rPr>
             </w:pPr>
+            <w:proofErr w:type="spellStart"/>
             <w:r>
               <w:rPr>
                 <w:rFonts w:ascii="Times New Roman" w:eastAsia="Times New Roman" w:hAnsi="Times New Roman" w:cs="Times New Roman"/>
                 <w:b/>
               </w:rPr>
-              <w:t>Tên ngành</w:t>
-            </w:r>
+              <w:t>Tên</w:t>
+            </w:r>
+            <w:proofErr w:type="spellEnd"/>
+            <w:r>
+              <w:rPr>
+                <w:rFonts w:ascii="Times New Roman" w:eastAsia="Times New Roman" w:hAnsi="Times New Roman" w:cs="Times New Roman"/>
+                <w:b/>
+              </w:rPr>
+              <w:t xml:space="preserve"> </w:t>
+            </w:r>
+            <w:proofErr w:type="spellStart"/>
+            <w:r>
+              <w:rPr>
+                <w:rFonts w:ascii="Times New Roman" w:eastAsia="Times New Roman" w:hAnsi="Times New Roman" w:cs="Times New Roman"/>
+                <w:b/>
+              </w:rPr>
+              <w:t>ngành</w:t>
+            </w:r>
+            <w:proofErr w:type="spellEnd"/>
           </w:p>
         </w:tc>
         <w:tc>
@@ -1838,13 +5348,31 @@
                 <w:rFonts w:ascii="Times New Roman" w:eastAsia="Times New Roman" w:hAnsi="Times New Roman" w:cs="Times New Roman"/>
               </w:rPr>
             </w:pPr>
+            <w:proofErr w:type="spellStart"/>
             <w:r>
               <w:rPr>
                 <w:rFonts w:ascii="Times New Roman" w:eastAsia="Times New Roman" w:hAnsi="Times New Roman" w:cs="Times New Roman"/>
                 <w:b/>
               </w:rPr>
-              <w:t>Mã ngành</w:t>
-            </w:r>
+              <w:t>Mã</w:t>
+            </w:r>
+            <w:proofErr w:type="spellEnd"/>
+            <w:r>
+              <w:rPr>
+                <w:rFonts w:ascii="Times New Roman" w:eastAsia="Times New Roman" w:hAnsi="Times New Roman" w:cs="Times New Roman"/>
+                <w:b/>
+              </w:rPr>
+              <w:t xml:space="preserve"> </w:t>
+            </w:r>
+            <w:proofErr w:type="spellStart"/>
+            <w:r>
+              <w:rPr>
+                <w:rFonts w:ascii="Times New Roman" w:eastAsia="Times New Roman" w:hAnsi="Times New Roman" w:cs="Times New Roman"/>
+                <w:b/>
+              </w:rPr>
+              <w:t>ngành</w:t>
+            </w:r>
+            <w:proofErr w:type="spellEnd"/>
           </w:p>
         </w:tc>
         <w:tc>
@@ -1862,13 +5390,31 @@
                 <w:rFonts w:ascii="Times New Roman" w:eastAsia="Times New Roman" w:hAnsi="Times New Roman" w:cs="Times New Roman"/>
               </w:rPr>
             </w:pPr>
+            <w:proofErr w:type="spellStart"/>
             <w:r>
               <w:rPr>
                 <w:rFonts w:ascii="Times New Roman" w:eastAsia="Times New Roman" w:hAnsi="Times New Roman" w:cs="Times New Roman"/>
                 <w:b/>
               </w:rPr>
-              <w:t>Ngành chính</w:t>
-            </w:r>
+              <w:t>Ngành</w:t>
+            </w:r>
+            <w:proofErr w:type="spellEnd"/>
+            <w:r>
+              <w:rPr>
+                <w:rFonts w:ascii="Times New Roman" w:eastAsia="Times New Roman" w:hAnsi="Times New Roman" w:cs="Times New Roman"/>
+                <w:b/>
+              </w:rPr>
+              <w:t xml:space="preserve"> </w:t>
+            </w:r>
+            <w:proofErr w:type="spellStart"/>
+            <w:r>
+              <w:rPr>
+                <w:rFonts w:ascii="Times New Roman" w:eastAsia="Times New Roman" w:hAnsi="Times New Roman" w:cs="Times New Roman"/>
+                <w:b/>
+              </w:rPr>
+              <w:t>chính</w:t>
+            </w:r>
+            <w:proofErr w:type="spellEnd"/>
           </w:p>
         </w:tc>
       </w:tr>
@@ -1917,8 +5463,113 @@
                 <w:rFonts w:ascii="Times New Roman" w:eastAsia="Times New Roman" w:hAnsi="Times New Roman" w:cs="Times New Roman"/>
                 <w:sz w:val="21"/>
               </w:rPr>
-              <w:t>Sửa chữa, bảo dưỡng máy móc, thiết bị</w:t>
-            </w:r>
+              <w:t xml:space="preserve">Sửa </w:t>
+            </w:r>
+            <w:proofErr w:type="spellStart"/>
+            <w:r>
+              <w:rPr>
+                <w:rFonts w:ascii="Times New Roman" w:eastAsia="Times New Roman" w:hAnsi="Times New Roman" w:cs="Times New Roman"/>
+                <w:sz w:val="21"/>
+              </w:rPr>
+              <w:t>chữa</w:t>
+            </w:r>
+            <w:proofErr w:type="spellEnd"/>
+            <w:r>
+              <w:rPr>
+                <w:rFonts w:ascii="Times New Roman" w:eastAsia="Times New Roman" w:hAnsi="Times New Roman" w:cs="Times New Roman"/>
+                <w:sz w:val="21"/>
+              </w:rPr>
+              <w:t xml:space="preserve">, </w:t>
+            </w:r>
+            <w:proofErr w:type="spellStart"/>
+            <w:r>
+              <w:rPr>
+                <w:rFonts w:ascii="Times New Roman" w:eastAsia="Times New Roman" w:hAnsi="Times New Roman" w:cs="Times New Roman"/>
+                <w:sz w:val="21"/>
+              </w:rPr>
+              <w:t>bảo</w:t>
+            </w:r>
+            <w:proofErr w:type="spellEnd"/>
+            <w:r>
+              <w:rPr>
+                <w:rFonts w:ascii="Times New Roman" w:eastAsia="Times New Roman" w:hAnsi="Times New Roman" w:cs="Times New Roman"/>
+                <w:sz w:val="21"/>
+              </w:rPr>
+              <w:t xml:space="preserve"> </w:t>
+            </w:r>
+            <w:proofErr w:type="spellStart"/>
+            <w:r>
+              <w:rPr>
+                <w:rFonts w:ascii="Times New Roman" w:eastAsia="Times New Roman" w:hAnsi="Times New Roman" w:cs="Times New Roman"/>
+                <w:sz w:val="21"/>
+              </w:rPr>
+              <w:t>dưỡng</w:t>
+            </w:r>
+            <w:proofErr w:type="spellEnd"/>
+            <w:r>
+              <w:rPr>
+                <w:rFonts w:ascii="Times New Roman" w:eastAsia="Times New Roman" w:hAnsi="Times New Roman" w:cs="Times New Roman"/>
+                <w:sz w:val="21"/>
+              </w:rPr>
+              <w:t xml:space="preserve"> </w:t>
+            </w:r>
+            <w:proofErr w:type="spellStart"/>
+            <w:r>
+              <w:rPr>
+                <w:rFonts w:ascii="Times New Roman" w:eastAsia="Times New Roman" w:hAnsi="Times New Roman" w:cs="Times New Roman"/>
+                <w:sz w:val="21"/>
+              </w:rPr>
+              <w:t>máy</w:t>
+            </w:r>
+            <w:proofErr w:type="spellEnd"/>
+            <w:r>
+              <w:rPr>
+                <w:rFonts w:ascii="Times New Roman" w:eastAsia="Times New Roman" w:hAnsi="Times New Roman" w:cs="Times New Roman"/>
+                <w:sz w:val="21"/>
+              </w:rPr>
+              <w:t xml:space="preserve"> </w:t>
+            </w:r>
+            <w:proofErr w:type="spellStart"/>
+            <w:r>
+              <w:rPr>
+                <w:rFonts w:ascii="Times New Roman" w:eastAsia="Times New Roman" w:hAnsi="Times New Roman" w:cs="Times New Roman"/>
+                <w:sz w:val="21"/>
+              </w:rPr>
+              <w:t>móc</w:t>
+            </w:r>
+            <w:proofErr w:type="spellEnd"/>
+            <w:r>
+              <w:rPr>
+                <w:rFonts w:ascii="Times New Roman" w:eastAsia="Times New Roman" w:hAnsi="Times New Roman" w:cs="Times New Roman"/>
+                <w:sz w:val="21"/>
+              </w:rPr>
+              <w:t xml:space="preserve">, </w:t>
+            </w:r>
+            <w:proofErr w:type="spellStart"/>
+            <w:r>
+              <w:rPr>
+                <w:rFonts w:ascii="Times New Roman" w:eastAsia="Times New Roman" w:hAnsi="Times New Roman" w:cs="Times New Roman"/>
+                <w:sz w:val="21"/>
+              </w:rPr>
+              <w:t>thiết</w:t>
+            </w:r>
+            <w:proofErr w:type="spellEnd"/>
+            <w:r>
+              <w:rPr>
+                <w:rFonts w:ascii="Times New Roman" w:eastAsia="Times New Roman" w:hAnsi="Times New Roman" w:cs="Times New Roman"/>
+                <w:sz w:val="21"/>
+              </w:rPr>
+              <w:t xml:space="preserve"> </w:t>
+            </w:r>
+            <w:proofErr w:type="spellStart"/>
+            <w:r>
+              <w:rPr>
+                <w:rFonts w:ascii="Times New Roman" w:eastAsia="Times New Roman" w:hAnsi="Times New Roman" w:cs="Times New Roman"/>
+                <w:sz w:val="21"/>
+              </w:rPr>
+              <w:t>bị</w:t>
+            </w:r>
+            <w:proofErr w:type="spellEnd"/>
           </w:p>
         </w:tc>
         <w:tc>
@@ -2008,8 +5659,273 @@
                 <w:rFonts w:ascii="Times New Roman" w:eastAsia="Times New Roman" w:hAnsi="Times New Roman" w:cs="Times New Roman"/>
                 <w:sz w:val="21"/>
               </w:rPr>
-              <w:t>Bán lẻ đồ ngũ kim, sơn, kính, vật liệu và thiết bị lắp đặt khác trong xây dựng</w:t>
-            </w:r>
+              <w:t xml:space="preserve">Bán </w:t>
+            </w:r>
+            <w:proofErr w:type="spellStart"/>
+            <w:r>
+              <w:rPr>
+                <w:rFonts w:ascii="Times New Roman" w:eastAsia="Times New Roman" w:hAnsi="Times New Roman" w:cs="Times New Roman"/>
+                <w:sz w:val="21"/>
+              </w:rPr>
+              <w:t>lẻ</w:t>
+            </w:r>
+            <w:proofErr w:type="spellEnd"/>
+            <w:r>
+              <w:rPr>
+                <w:rFonts w:ascii="Times New Roman" w:eastAsia="Times New Roman" w:hAnsi="Times New Roman" w:cs="Times New Roman"/>
+                <w:sz w:val="21"/>
+              </w:rPr>
+              <w:t xml:space="preserve"> </w:t>
+            </w:r>
+            <w:proofErr w:type="spellStart"/>
+            <w:r>
+              <w:rPr>
+                <w:rFonts w:ascii="Times New Roman" w:eastAsia="Times New Roman" w:hAnsi="Times New Roman" w:cs="Times New Roman"/>
+                <w:sz w:val="21"/>
+              </w:rPr>
+              <w:t>đồ</w:t>
+            </w:r>
+            <w:proofErr w:type="spellEnd"/>
+            <w:r>
+              <w:rPr>
+                <w:rFonts w:ascii="Times New Roman" w:eastAsia="Times New Roman" w:hAnsi="Times New Roman" w:cs="Times New Roman"/>
+                <w:sz w:val="21"/>
+              </w:rPr>
+              <w:t xml:space="preserve"> </w:t>
+            </w:r>
+            <w:proofErr w:type="spellStart"/>
+            <w:r>
+              <w:rPr>
+                <w:rFonts w:ascii="Times New Roman" w:eastAsia="Times New Roman" w:hAnsi="Times New Roman" w:cs="Times New Roman"/>
+                <w:sz w:val="21"/>
+              </w:rPr>
+              <w:t>ngũ</w:t>
+            </w:r>
+            <w:proofErr w:type="spellEnd"/>
+            <w:r>
+              <w:rPr>
+                <w:rFonts w:ascii="Times New Roman" w:eastAsia="Times New Roman" w:hAnsi="Times New Roman" w:cs="Times New Roman"/>
+                <w:sz w:val="21"/>
+              </w:rPr>
+              <w:t xml:space="preserve"> </w:t>
+            </w:r>
+            <w:proofErr w:type="spellStart"/>
+            <w:r>
+              <w:rPr>
+                <w:rFonts w:ascii="Times New Roman" w:eastAsia="Times New Roman" w:hAnsi="Times New Roman" w:cs="Times New Roman"/>
+                <w:sz w:val="21"/>
+              </w:rPr>
+              <w:t>kim</w:t>
+            </w:r>
+            <w:proofErr w:type="spellEnd"/>
+            <w:r>
+              <w:rPr>
+                <w:rFonts w:ascii="Times New Roman" w:eastAsia="Times New Roman" w:hAnsi="Times New Roman" w:cs="Times New Roman"/>
+                <w:sz w:val="21"/>
+              </w:rPr>
+              <w:t xml:space="preserve">, </w:t>
+            </w:r>
+            <w:proofErr w:type="spellStart"/>
+            <w:r>
+              <w:rPr>
+                <w:rFonts w:ascii="Times New Roman" w:eastAsia="Times New Roman" w:hAnsi="Times New Roman" w:cs="Times New Roman"/>
+                <w:sz w:val="21"/>
+              </w:rPr>
+              <w:t>sơn</w:t>
+            </w:r>
+            <w:proofErr w:type="spellEnd"/>
+            <w:r>
+              <w:rPr>
+                <w:rFonts w:ascii="Times New Roman" w:eastAsia="Times New Roman" w:hAnsi="Times New Roman" w:cs="Times New Roman"/>
+                <w:sz w:val="21"/>
+              </w:rPr>
+              <w:t xml:space="preserve">, </w:t>
+            </w:r>
+            <w:proofErr w:type="spellStart"/>
+            <w:r>
+              <w:rPr>
+                <w:rFonts w:ascii="Times New Roman" w:eastAsia="Times New Roman" w:hAnsi="Times New Roman" w:cs="Times New Roman"/>
+                <w:sz w:val="21"/>
+              </w:rPr>
+              <w:t>kính</w:t>
+            </w:r>
+            <w:proofErr w:type="spellEnd"/>
+            <w:r>
+              <w:rPr>
+                <w:rFonts w:ascii="Times New Roman" w:eastAsia="Times New Roman" w:hAnsi="Times New Roman" w:cs="Times New Roman"/>
+                <w:sz w:val="21"/>
+              </w:rPr>
+              <w:t xml:space="preserve">, </w:t>
+            </w:r>
+            <w:proofErr w:type="spellStart"/>
+            <w:r>
+              <w:rPr>
+                <w:rFonts w:ascii="Times New Roman" w:eastAsia="Times New Roman" w:hAnsi="Times New Roman" w:cs="Times New Roman"/>
+                <w:sz w:val="21"/>
+              </w:rPr>
+              <w:t>vật</w:t>
+            </w:r>
+            <w:proofErr w:type="spellEnd"/>
+            <w:r>
+              <w:rPr>
+                <w:rFonts w:ascii="Times New Roman" w:eastAsia="Times New Roman" w:hAnsi="Times New Roman" w:cs="Times New Roman"/>
+                <w:sz w:val="21"/>
+              </w:rPr>
+              <w:t xml:space="preserve"> </w:t>
+            </w:r>
+            <w:proofErr w:type="spellStart"/>
+            <w:r>
+              <w:rPr>
+                <w:rFonts w:ascii="Times New Roman" w:eastAsia="Times New Roman" w:hAnsi="Times New Roman" w:cs="Times New Roman"/>
+                <w:sz w:val="21"/>
+              </w:rPr>
+              <w:t>liệu</w:t>
+            </w:r>
+            <w:proofErr w:type="spellEnd"/>
+            <w:r>
+              <w:rPr>
+                <w:rFonts w:ascii="Times New Roman" w:eastAsia="Times New Roman" w:hAnsi="Times New Roman" w:cs="Times New Roman"/>
+                <w:sz w:val="21"/>
+              </w:rPr>
+              <w:t xml:space="preserve"> </w:t>
+            </w:r>
+            <w:proofErr w:type="spellStart"/>
+            <w:r>
+              <w:rPr>
+                <w:rFonts w:ascii="Times New Roman" w:eastAsia="Times New Roman" w:hAnsi="Times New Roman" w:cs="Times New Roman"/>
+                <w:sz w:val="21"/>
+              </w:rPr>
+              <w:t>và</w:t>
+            </w:r>
+            <w:proofErr w:type="spellEnd"/>
+            <w:r>
+              <w:rPr>
+                <w:rFonts w:ascii="Times New Roman" w:eastAsia="Times New Roman" w:hAnsi="Times New Roman" w:cs="Times New Roman"/>
+                <w:sz w:val="21"/>
+              </w:rPr>
+              <w:t xml:space="preserve"> </w:t>
+            </w:r>
+            <w:proofErr w:type="spellStart"/>
+            <w:r>
+              <w:rPr>
+                <w:rFonts w:ascii="Times New Roman" w:eastAsia="Times New Roman" w:hAnsi="Times New Roman" w:cs="Times New Roman"/>
+                <w:sz w:val="21"/>
+              </w:rPr>
+              <w:t>thiết</w:t>
+            </w:r>
+            <w:proofErr w:type="spellEnd"/>
+            <w:r>
+              <w:rPr>
+                <w:rFonts w:ascii="Times New Roman" w:eastAsia="Times New Roman" w:hAnsi="Times New Roman" w:cs="Times New Roman"/>
+                <w:sz w:val="21"/>
+              </w:rPr>
+              <w:t xml:space="preserve"> </w:t>
+            </w:r>
+            <w:proofErr w:type="spellStart"/>
+            <w:r>
+              <w:rPr>
+                <w:rFonts w:ascii="Times New Roman" w:eastAsia="Times New Roman" w:hAnsi="Times New Roman" w:cs="Times New Roman"/>
+                <w:sz w:val="21"/>
+              </w:rPr>
+              <w:t>bị</w:t>
+            </w:r>
+            <w:proofErr w:type="spellEnd"/>
+            <w:r>
+              <w:rPr>
+                <w:rFonts w:ascii="Times New Roman" w:eastAsia="Times New Roman" w:hAnsi="Times New Roman" w:cs="Times New Roman"/>
+                <w:sz w:val="21"/>
+              </w:rPr>
+              <w:t xml:space="preserve"> </w:t>
+            </w:r>
+            <w:proofErr w:type="spellStart"/>
+            <w:r>
+              <w:rPr>
+                <w:rFonts w:ascii="Times New Roman" w:eastAsia="Times New Roman" w:hAnsi="Times New Roman" w:cs="Times New Roman"/>
+                <w:sz w:val="21"/>
+              </w:rPr>
+              <w:t>lắp</w:t>
+            </w:r>
+            <w:proofErr w:type="spellEnd"/>
+            <w:r>
+              <w:rPr>
+                <w:rFonts w:ascii="Times New Roman" w:eastAsia="Times New Roman" w:hAnsi="Times New Roman" w:cs="Times New Roman"/>
+                <w:sz w:val="21"/>
+              </w:rPr>
+              <w:t xml:space="preserve"> </w:t>
+            </w:r>
+            <w:proofErr w:type="spellStart"/>
+            <w:r>
+              <w:rPr>
+                <w:rFonts w:ascii="Times New Roman" w:eastAsia="Times New Roman" w:hAnsi="Times New Roman" w:cs="Times New Roman"/>
+                <w:sz w:val="21"/>
+              </w:rPr>
+              <w:t>đặt</w:t>
+            </w:r>
+            <w:proofErr w:type="spellEnd"/>
+            <w:r>
+              <w:rPr>
+                <w:rFonts w:ascii="Times New Roman" w:eastAsia="Times New Roman" w:hAnsi="Times New Roman" w:cs="Times New Roman"/>
+                <w:sz w:val="21"/>
+              </w:rPr>
+              <w:t xml:space="preserve"> </w:t>
+            </w:r>
+            <w:proofErr w:type="spellStart"/>
+            <w:r>
+              <w:rPr>
+                <w:rFonts w:ascii="Times New Roman" w:eastAsia="Times New Roman" w:hAnsi="Times New Roman" w:cs="Times New Roman"/>
+                <w:sz w:val="21"/>
+              </w:rPr>
+              <w:t>khác</w:t>
+            </w:r>
+            <w:proofErr w:type="spellEnd"/>
+            <w:r>
+              <w:rPr>
+                <w:rFonts w:ascii="Times New Roman" w:eastAsia="Times New Roman" w:hAnsi="Times New Roman" w:cs="Times New Roman"/>
+                <w:sz w:val="21"/>
+              </w:rPr>
+              <w:t xml:space="preserve"> </w:t>
+            </w:r>
+            <w:proofErr w:type="spellStart"/>
+            <w:r>
+              <w:rPr>
+                <w:rFonts w:ascii="Times New Roman" w:eastAsia="Times New Roman" w:hAnsi="Times New Roman" w:cs="Times New Roman"/>
+                <w:sz w:val="21"/>
+              </w:rPr>
+              <w:t>trong</w:t>
+            </w:r>
+            <w:proofErr w:type="spellEnd"/>
+            <w:r>
+              <w:rPr>
+                <w:rFonts w:ascii="Times New Roman" w:eastAsia="Times New Roman" w:hAnsi="Times New Roman" w:cs="Times New Roman"/>
+                <w:sz w:val="21"/>
+              </w:rPr>
+              <w:t xml:space="preserve"> </w:t>
+            </w:r>
+            <w:proofErr w:type="spellStart"/>
+            <w:r>
+              <w:rPr>
+                <w:rFonts w:ascii="Times New Roman" w:eastAsia="Times New Roman" w:hAnsi="Times New Roman" w:cs="Times New Roman"/>
+                <w:sz w:val="21"/>
+              </w:rPr>
+              <w:t>xây</w:t>
+            </w:r>
+            <w:proofErr w:type="spellEnd"/>
+            <w:r>
+              <w:rPr>
+                <w:rFonts w:ascii="Times New Roman" w:eastAsia="Times New Roman" w:hAnsi="Times New Roman" w:cs="Times New Roman"/>
+                <w:sz w:val="21"/>
+              </w:rPr>
+              <w:t xml:space="preserve"> </w:t>
+            </w:r>
+            <w:proofErr w:type="spellStart"/>
+            <w:r>
+              <w:rPr>
+                <w:rFonts w:ascii="Times New Roman" w:eastAsia="Times New Roman" w:hAnsi="Times New Roman" w:cs="Times New Roman"/>
+                <w:sz w:val="21"/>
+              </w:rPr>
+              <w:t>dựng</w:t>
+            </w:r>
+            <w:proofErr w:type="spellEnd"/>
           </w:p>
         </w:tc>
         <w:tc>
@@ -2106,8 +6022,481 @@
                 <w:rFonts w:ascii="Times New Roman" w:eastAsia="Times New Roman" w:hAnsi="Times New Roman" w:cs="Times New Roman"/>
                 <w:sz w:val="21"/>
               </w:rPr>
-              <w:t>Bán lẻ đồ điện gia dụng, giường, tủ, bàn, ghế và đồ nội thất tương tự, đèn và bộ đèn điện, đồ dùng gia đình khác chưa được phân vào đâu</w:t>
-            </w:r>
+              <w:t xml:space="preserve">Bán </w:t>
+            </w:r>
+            <w:proofErr w:type="spellStart"/>
+            <w:r>
+              <w:rPr>
+                <w:rFonts w:ascii="Times New Roman" w:eastAsia="Times New Roman" w:hAnsi="Times New Roman" w:cs="Times New Roman"/>
+                <w:sz w:val="21"/>
+              </w:rPr>
+              <w:t>lẻ</w:t>
+            </w:r>
+            <w:proofErr w:type="spellEnd"/>
+            <w:r>
+              <w:rPr>
+                <w:rFonts w:ascii="Times New Roman" w:eastAsia="Times New Roman" w:hAnsi="Times New Roman" w:cs="Times New Roman"/>
+                <w:sz w:val="21"/>
+              </w:rPr>
+              <w:t xml:space="preserve"> </w:t>
+            </w:r>
+            <w:proofErr w:type="spellStart"/>
+            <w:r>
+              <w:rPr>
+                <w:rFonts w:ascii="Times New Roman" w:eastAsia="Times New Roman" w:hAnsi="Times New Roman" w:cs="Times New Roman"/>
+                <w:sz w:val="21"/>
+              </w:rPr>
+              <w:t>đồ</w:t>
+            </w:r>
+            <w:proofErr w:type="spellEnd"/>
+            <w:r>
+              <w:rPr>
+                <w:rFonts w:ascii="Times New Roman" w:eastAsia="Times New Roman" w:hAnsi="Times New Roman" w:cs="Times New Roman"/>
+                <w:sz w:val="21"/>
+              </w:rPr>
+              <w:t xml:space="preserve"> </w:t>
+            </w:r>
+            <w:proofErr w:type="spellStart"/>
+            <w:r>
+              <w:rPr>
+                <w:rFonts w:ascii="Times New Roman" w:eastAsia="Times New Roman" w:hAnsi="Times New Roman" w:cs="Times New Roman"/>
+                <w:sz w:val="21"/>
+              </w:rPr>
+              <w:t>điện</w:t>
+            </w:r>
+            <w:proofErr w:type="spellEnd"/>
+            <w:r>
+              <w:rPr>
+                <w:rFonts w:ascii="Times New Roman" w:eastAsia="Times New Roman" w:hAnsi="Times New Roman" w:cs="Times New Roman"/>
+                <w:sz w:val="21"/>
+              </w:rPr>
+              <w:t xml:space="preserve"> </w:t>
+            </w:r>
+            <w:proofErr w:type="spellStart"/>
+            <w:r>
+              <w:rPr>
+                <w:rFonts w:ascii="Times New Roman" w:eastAsia="Times New Roman" w:hAnsi="Times New Roman" w:cs="Times New Roman"/>
+                <w:sz w:val="21"/>
+              </w:rPr>
+              <w:t>gia</w:t>
+            </w:r>
+            <w:proofErr w:type="spellEnd"/>
+            <w:r>
+              <w:rPr>
+                <w:rFonts w:ascii="Times New Roman" w:eastAsia="Times New Roman" w:hAnsi="Times New Roman" w:cs="Times New Roman"/>
+                <w:sz w:val="21"/>
+              </w:rPr>
+              <w:t xml:space="preserve"> </w:t>
+            </w:r>
+            <w:proofErr w:type="spellStart"/>
+            <w:r>
+              <w:rPr>
+                <w:rFonts w:ascii="Times New Roman" w:eastAsia="Times New Roman" w:hAnsi="Times New Roman" w:cs="Times New Roman"/>
+                <w:sz w:val="21"/>
+              </w:rPr>
+              <w:t>dụng</w:t>
+            </w:r>
+            <w:proofErr w:type="spellEnd"/>
+            <w:r>
+              <w:rPr>
+                <w:rFonts w:ascii="Times New Roman" w:eastAsia="Times New Roman" w:hAnsi="Times New Roman" w:cs="Times New Roman"/>
+                <w:sz w:val="21"/>
+              </w:rPr>
+              <w:t xml:space="preserve">, </w:t>
+            </w:r>
+            <w:proofErr w:type="spellStart"/>
+            <w:r>
+              <w:rPr>
+                <w:rFonts w:ascii="Times New Roman" w:eastAsia="Times New Roman" w:hAnsi="Times New Roman" w:cs="Times New Roman"/>
+                <w:sz w:val="21"/>
+              </w:rPr>
+              <w:t>giường</w:t>
+            </w:r>
+            <w:proofErr w:type="spellEnd"/>
+            <w:r>
+              <w:rPr>
+                <w:rFonts w:ascii="Times New Roman" w:eastAsia="Times New Roman" w:hAnsi="Times New Roman" w:cs="Times New Roman"/>
+                <w:sz w:val="21"/>
+              </w:rPr>
+              <w:t xml:space="preserve">, </w:t>
+            </w:r>
+            <w:proofErr w:type="spellStart"/>
+            <w:r>
+              <w:rPr>
+                <w:rFonts w:ascii="Times New Roman" w:eastAsia="Times New Roman" w:hAnsi="Times New Roman" w:cs="Times New Roman"/>
+                <w:sz w:val="21"/>
+              </w:rPr>
+              <w:t>tủ</w:t>
+            </w:r>
+            <w:proofErr w:type="spellEnd"/>
+            <w:r>
+              <w:rPr>
+                <w:rFonts w:ascii="Times New Roman" w:eastAsia="Times New Roman" w:hAnsi="Times New Roman" w:cs="Times New Roman"/>
+                <w:sz w:val="21"/>
+              </w:rPr>
+              <w:t xml:space="preserve">, </w:t>
+            </w:r>
+            <w:proofErr w:type="spellStart"/>
+            <w:r>
+              <w:rPr>
+                <w:rFonts w:ascii="Times New Roman" w:eastAsia="Times New Roman" w:hAnsi="Times New Roman" w:cs="Times New Roman"/>
+                <w:sz w:val="21"/>
+              </w:rPr>
+              <w:t>bàn</w:t>
+            </w:r>
+            <w:proofErr w:type="spellEnd"/>
+            <w:r>
+              <w:rPr>
+                <w:rFonts w:ascii="Times New Roman" w:eastAsia="Times New Roman" w:hAnsi="Times New Roman" w:cs="Times New Roman"/>
+                <w:sz w:val="21"/>
+              </w:rPr>
+              <w:t xml:space="preserve">, </w:t>
+            </w:r>
+            <w:proofErr w:type="spellStart"/>
+            <w:r>
+              <w:rPr>
+                <w:rFonts w:ascii="Times New Roman" w:eastAsia="Times New Roman" w:hAnsi="Times New Roman" w:cs="Times New Roman"/>
+                <w:sz w:val="21"/>
+              </w:rPr>
+              <w:t>ghế</w:t>
+            </w:r>
+            <w:proofErr w:type="spellEnd"/>
+            <w:r>
+              <w:rPr>
+                <w:rFonts w:ascii="Times New Roman" w:eastAsia="Times New Roman" w:hAnsi="Times New Roman" w:cs="Times New Roman"/>
+                <w:sz w:val="21"/>
+              </w:rPr>
+              <w:t xml:space="preserve"> </w:t>
+            </w:r>
+            <w:proofErr w:type="spellStart"/>
+            <w:r>
+              <w:rPr>
+                <w:rFonts w:ascii="Times New Roman" w:eastAsia="Times New Roman" w:hAnsi="Times New Roman" w:cs="Times New Roman"/>
+                <w:sz w:val="21"/>
+              </w:rPr>
+              <w:t>và</w:t>
+            </w:r>
+            <w:proofErr w:type="spellEnd"/>
+            <w:r>
+              <w:rPr>
+                <w:rFonts w:ascii="Times New Roman" w:eastAsia="Times New Roman" w:hAnsi="Times New Roman" w:cs="Times New Roman"/>
+                <w:sz w:val="21"/>
+              </w:rPr>
+              <w:t xml:space="preserve"> </w:t>
+            </w:r>
+            <w:proofErr w:type="spellStart"/>
+            <w:r>
+              <w:rPr>
+                <w:rFonts w:ascii="Times New Roman" w:eastAsia="Times New Roman" w:hAnsi="Times New Roman" w:cs="Times New Roman"/>
+                <w:sz w:val="21"/>
+              </w:rPr>
+              <w:t>đồ</w:t>
+            </w:r>
+            <w:proofErr w:type="spellEnd"/>
+            <w:r>
+              <w:rPr>
+                <w:rFonts w:ascii="Times New Roman" w:eastAsia="Times New Roman" w:hAnsi="Times New Roman" w:cs="Times New Roman"/>
+                <w:sz w:val="21"/>
+              </w:rPr>
+              <w:t xml:space="preserve"> </w:t>
+            </w:r>
+            <w:proofErr w:type="spellStart"/>
+            <w:r>
+              <w:rPr>
+                <w:rFonts w:ascii="Times New Roman" w:eastAsia="Times New Roman" w:hAnsi="Times New Roman" w:cs="Times New Roman"/>
+                <w:sz w:val="21"/>
+              </w:rPr>
+              <w:t>nội</w:t>
+            </w:r>
+            <w:proofErr w:type="spellEnd"/>
+            <w:r>
+              <w:rPr>
+                <w:rFonts w:ascii="Times New Roman" w:eastAsia="Times New Roman" w:hAnsi="Times New Roman" w:cs="Times New Roman"/>
+                <w:sz w:val="21"/>
+              </w:rPr>
+              <w:t xml:space="preserve"> </w:t>
+            </w:r>
+            <w:proofErr w:type="spellStart"/>
+            <w:r>
+              <w:rPr>
+                <w:rFonts w:ascii="Times New Roman" w:eastAsia="Times New Roman" w:hAnsi="Times New Roman" w:cs="Times New Roman"/>
+                <w:sz w:val="21"/>
+              </w:rPr>
+              <w:t>thất</w:t>
+            </w:r>
+            <w:proofErr w:type="spellEnd"/>
+            <w:r>
+              <w:rPr>
+                <w:rFonts w:ascii="Times New Roman" w:eastAsia="Times New Roman" w:hAnsi="Times New Roman" w:cs="Times New Roman"/>
+                <w:sz w:val="21"/>
+              </w:rPr>
+              <w:t xml:space="preserve"> </w:t>
+            </w:r>
+            <w:proofErr w:type="spellStart"/>
+            <w:r>
+              <w:rPr>
+                <w:rFonts w:ascii="Times New Roman" w:eastAsia="Times New Roman" w:hAnsi="Times New Roman" w:cs="Times New Roman"/>
+                <w:sz w:val="21"/>
+              </w:rPr>
+              <w:t>tương</w:t>
+            </w:r>
+            <w:proofErr w:type="spellEnd"/>
+            <w:r>
+              <w:rPr>
+                <w:rFonts w:ascii="Times New Roman" w:eastAsia="Times New Roman" w:hAnsi="Times New Roman" w:cs="Times New Roman"/>
+                <w:sz w:val="21"/>
+              </w:rPr>
+              <w:t xml:space="preserve"> </w:t>
+            </w:r>
+            <w:proofErr w:type="spellStart"/>
+            <w:r>
+              <w:rPr>
+                <w:rFonts w:ascii="Times New Roman" w:eastAsia="Times New Roman" w:hAnsi="Times New Roman" w:cs="Times New Roman"/>
+                <w:sz w:val="21"/>
+              </w:rPr>
+              <w:t>tự</w:t>
+            </w:r>
+            <w:proofErr w:type="spellEnd"/>
+            <w:r>
+              <w:rPr>
+                <w:rFonts w:ascii="Times New Roman" w:eastAsia="Times New Roman" w:hAnsi="Times New Roman" w:cs="Times New Roman"/>
+                <w:sz w:val="21"/>
+              </w:rPr>
+              <w:t xml:space="preserve">, </w:t>
+            </w:r>
+            <w:proofErr w:type="spellStart"/>
+            <w:r>
+              <w:rPr>
+                <w:rFonts w:ascii="Times New Roman" w:eastAsia="Times New Roman" w:hAnsi="Times New Roman" w:cs="Times New Roman"/>
+                <w:sz w:val="21"/>
+              </w:rPr>
+              <w:t>đèn</w:t>
+            </w:r>
+            <w:proofErr w:type="spellEnd"/>
+            <w:r>
+              <w:rPr>
+                <w:rFonts w:ascii="Times New Roman" w:eastAsia="Times New Roman" w:hAnsi="Times New Roman" w:cs="Times New Roman"/>
+                <w:sz w:val="21"/>
+              </w:rPr>
+              <w:t xml:space="preserve"> </w:t>
+            </w:r>
+            <w:proofErr w:type="spellStart"/>
+            <w:r>
+              <w:rPr>
+                <w:rFonts w:ascii="Times New Roman" w:eastAsia="Times New Roman" w:hAnsi="Times New Roman" w:cs="Times New Roman"/>
+                <w:sz w:val="21"/>
+              </w:rPr>
+              <w:t>và</w:t>
+            </w:r>
+            <w:proofErr w:type="spellEnd"/>
+            <w:r>
+              <w:rPr>
+                <w:rFonts w:ascii="Times New Roman" w:eastAsia="Times New Roman" w:hAnsi="Times New Roman" w:cs="Times New Roman"/>
+                <w:sz w:val="21"/>
+              </w:rPr>
+              <w:t xml:space="preserve"> </w:t>
+            </w:r>
+            <w:proofErr w:type="spellStart"/>
+            <w:r>
+              <w:rPr>
+                <w:rFonts w:ascii="Times New Roman" w:eastAsia="Times New Roman" w:hAnsi="Times New Roman" w:cs="Times New Roman"/>
+                <w:sz w:val="21"/>
+              </w:rPr>
+              <w:t>bộ</w:t>
+            </w:r>
+            <w:proofErr w:type="spellEnd"/>
+            <w:r>
+              <w:rPr>
+                <w:rFonts w:ascii="Times New Roman" w:eastAsia="Times New Roman" w:hAnsi="Times New Roman" w:cs="Times New Roman"/>
+                <w:sz w:val="21"/>
+              </w:rPr>
+              <w:t xml:space="preserve"> </w:t>
+            </w:r>
+            <w:proofErr w:type="spellStart"/>
+            <w:r>
+              <w:rPr>
+                <w:rFonts w:ascii="Times New Roman" w:eastAsia="Times New Roman" w:hAnsi="Times New Roman" w:cs="Times New Roman"/>
+                <w:sz w:val="21"/>
+              </w:rPr>
+              <w:t>đèn</w:t>
+            </w:r>
+            <w:proofErr w:type="spellEnd"/>
+            <w:r>
+              <w:rPr>
+                <w:rFonts w:ascii="Times New Roman" w:eastAsia="Times New Roman" w:hAnsi="Times New Roman" w:cs="Times New Roman"/>
+                <w:sz w:val="21"/>
+              </w:rPr>
+              <w:t xml:space="preserve"> </w:t>
+            </w:r>
+            <w:proofErr w:type="spellStart"/>
+            <w:r>
+              <w:rPr>
+                <w:rFonts w:ascii="Times New Roman" w:eastAsia="Times New Roman" w:hAnsi="Times New Roman" w:cs="Times New Roman"/>
+                <w:sz w:val="21"/>
+              </w:rPr>
+              <w:t>điện</w:t>
+            </w:r>
+            <w:proofErr w:type="spellEnd"/>
+            <w:r>
+              <w:rPr>
+                <w:rFonts w:ascii="Times New Roman" w:eastAsia="Times New Roman" w:hAnsi="Times New Roman" w:cs="Times New Roman"/>
+                <w:sz w:val="21"/>
+              </w:rPr>
+              <w:t xml:space="preserve">, </w:t>
+            </w:r>
+            <w:proofErr w:type="spellStart"/>
+            <w:r>
+              <w:rPr>
+                <w:rFonts w:ascii="Times New Roman" w:eastAsia="Times New Roman" w:hAnsi="Times New Roman" w:cs="Times New Roman"/>
+                <w:sz w:val="21"/>
+              </w:rPr>
+              <w:t>đồ</w:t>
+            </w:r>
+            <w:proofErr w:type="spellEnd"/>
+            <w:r>
+              <w:rPr>
+                <w:rFonts w:ascii="Times New Roman" w:eastAsia="Times New Roman" w:hAnsi="Times New Roman" w:cs="Times New Roman"/>
+                <w:sz w:val="21"/>
+              </w:rPr>
+              <w:t xml:space="preserve"> </w:t>
+            </w:r>
+            <w:proofErr w:type="spellStart"/>
+            <w:r>
+              <w:rPr>
+                <w:rFonts w:ascii="Times New Roman" w:eastAsia="Times New Roman" w:hAnsi="Times New Roman" w:cs="Times New Roman"/>
+                <w:sz w:val="21"/>
+              </w:rPr>
+              <w:t>dùng</w:t>
+            </w:r>
+            <w:proofErr w:type="spellEnd"/>
+            <w:r>
+              <w:rPr>
+                <w:rFonts w:ascii="Times New Roman" w:eastAsia="Times New Roman" w:hAnsi="Times New Roman" w:cs="Times New Roman"/>
+                <w:sz w:val="21"/>
+              </w:rPr>
+              <w:t xml:space="preserve"> </w:t>
+            </w:r>
+            <w:proofErr w:type="spellStart"/>
+            <w:r>
+              <w:rPr>
+                <w:rFonts w:ascii="Times New Roman" w:eastAsia="Times New Roman" w:hAnsi="Times New Roman" w:cs="Times New Roman"/>
+                <w:sz w:val="21"/>
+              </w:rPr>
+              <w:t>gia</w:t>
+            </w:r>
+            <w:proofErr w:type="spellEnd"/>
+            <w:r>
+              <w:rPr>
+                <w:rFonts w:ascii="Times New Roman" w:eastAsia="Times New Roman" w:hAnsi="Times New Roman" w:cs="Times New Roman"/>
+                <w:sz w:val="21"/>
+              </w:rPr>
+              <w:t xml:space="preserve"> </w:t>
+            </w:r>
+            <w:proofErr w:type="spellStart"/>
+            <w:r>
+              <w:rPr>
+                <w:rFonts w:ascii="Times New Roman" w:eastAsia="Times New Roman" w:hAnsi="Times New Roman" w:cs="Times New Roman"/>
+                <w:sz w:val="21"/>
+              </w:rPr>
+              <w:t>đình</w:t>
+            </w:r>
+            <w:proofErr w:type="spellEnd"/>
+            <w:r>
+              <w:rPr>
+                <w:rFonts w:ascii="Times New Roman" w:eastAsia="Times New Roman" w:hAnsi="Times New Roman" w:cs="Times New Roman"/>
+                <w:sz w:val="21"/>
+              </w:rPr>
+              <w:t xml:space="preserve"> </w:t>
+            </w:r>
+            <w:proofErr w:type="spellStart"/>
+            <w:r>
+              <w:rPr>
+                <w:rFonts w:ascii="Times New Roman" w:eastAsia="Times New Roman" w:hAnsi="Times New Roman" w:cs="Times New Roman"/>
+                <w:sz w:val="21"/>
+              </w:rPr>
+              <w:t>khác</w:t>
+            </w:r>
+            <w:proofErr w:type="spellEnd"/>
+            <w:r>
+              <w:rPr>
+                <w:rFonts w:ascii="Times New Roman" w:eastAsia="Times New Roman" w:hAnsi="Times New Roman" w:cs="Times New Roman"/>
+                <w:sz w:val="21"/>
+              </w:rPr>
+              <w:t xml:space="preserve"> </w:t>
+            </w:r>
+            <w:proofErr w:type="spellStart"/>
+            <w:r>
+              <w:rPr>
+                <w:rFonts w:ascii="Times New Roman" w:eastAsia="Times New Roman" w:hAnsi="Times New Roman" w:cs="Times New Roman"/>
+                <w:sz w:val="21"/>
+              </w:rPr>
+              <w:t>chưa</w:t>
+            </w:r>
+            <w:proofErr w:type="spellEnd"/>
+            <w:r>
+              <w:rPr>
+                <w:rFonts w:ascii="Times New Roman" w:eastAsia="Times New Roman" w:hAnsi="Times New Roman" w:cs="Times New Roman"/>
+                <w:sz w:val="21"/>
+              </w:rPr>
+              <w:t xml:space="preserve"> </w:t>
+            </w:r>
+            <w:proofErr w:type="spellStart"/>
+            <w:r>
+              <w:rPr>
+                <w:rFonts w:ascii="Times New Roman" w:eastAsia="Times New Roman" w:hAnsi="Times New Roman" w:cs="Times New Roman"/>
+                <w:sz w:val="21"/>
+              </w:rPr>
+              <w:t>được</w:t>
+            </w:r>
+            <w:proofErr w:type="spellEnd"/>
+            <w:r>
+              <w:rPr>
+                <w:rFonts w:ascii="Times New Roman" w:eastAsia="Times New Roman" w:hAnsi="Times New Roman" w:cs="Times New Roman"/>
+                <w:sz w:val="21"/>
+              </w:rPr>
+              <w:t xml:space="preserve"> </w:t>
+            </w:r>
+            <w:proofErr w:type="spellStart"/>
+            <w:r>
+              <w:rPr>
+                <w:rFonts w:ascii="Times New Roman" w:eastAsia="Times New Roman" w:hAnsi="Times New Roman" w:cs="Times New Roman"/>
+                <w:sz w:val="21"/>
+              </w:rPr>
+              <w:t>phân</w:t>
+            </w:r>
+            <w:proofErr w:type="spellEnd"/>
+            <w:r>
+              <w:rPr>
+                <w:rFonts w:ascii="Times New Roman" w:eastAsia="Times New Roman" w:hAnsi="Times New Roman" w:cs="Times New Roman"/>
+                <w:sz w:val="21"/>
+              </w:rPr>
+              <w:t xml:space="preserve"> </w:t>
+            </w:r>
+            <w:proofErr w:type="spellStart"/>
+            <w:r>
+              <w:rPr>
+                <w:rFonts w:ascii="Times New Roman" w:eastAsia="Times New Roman" w:hAnsi="Times New Roman" w:cs="Times New Roman"/>
+                <w:sz w:val="21"/>
+              </w:rPr>
+              <w:t>vào</w:t>
+            </w:r>
+            <w:proofErr w:type="spellEnd"/>
+            <w:r>
+              <w:rPr>
+                <w:rFonts w:ascii="Times New Roman" w:eastAsia="Times New Roman" w:hAnsi="Times New Roman" w:cs="Times New Roman"/>
+                <w:sz w:val="21"/>
+              </w:rPr>
+              <w:t xml:space="preserve"> </w:t>
+            </w:r>
+            <w:proofErr w:type="spellStart"/>
+            <w:r>
+              <w:rPr>
+                <w:rFonts w:ascii="Times New Roman" w:eastAsia="Times New Roman" w:hAnsi="Times New Roman" w:cs="Times New Roman"/>
+                <w:sz w:val="21"/>
+              </w:rPr>
+              <w:t>đâu</w:t>
+            </w:r>
+            <w:proofErr w:type="spellEnd"/>
           </w:p>
         </w:tc>
         <w:tc>
@@ -2198,8 +6587,209 @@
                 <w:rFonts w:ascii="Times New Roman" w:eastAsia="Times New Roman" w:hAnsi="Times New Roman" w:cs="Times New Roman"/>
                 <w:sz w:val="21"/>
               </w:rPr>
-              <w:t>Sửa chữa, bảo dưỡng giường, tủ, bàn, ghế và đồ nội thất tương tự</w:t>
-            </w:r>
+              <w:t xml:space="preserve">Sửa </w:t>
+            </w:r>
+            <w:proofErr w:type="spellStart"/>
+            <w:r>
+              <w:rPr>
+                <w:rFonts w:ascii="Times New Roman" w:eastAsia="Times New Roman" w:hAnsi="Times New Roman" w:cs="Times New Roman"/>
+                <w:sz w:val="21"/>
+              </w:rPr>
+              <w:t>chữa</w:t>
+            </w:r>
+            <w:proofErr w:type="spellEnd"/>
+            <w:r>
+              <w:rPr>
+                <w:rFonts w:ascii="Times New Roman" w:eastAsia="Times New Roman" w:hAnsi="Times New Roman" w:cs="Times New Roman"/>
+                <w:sz w:val="21"/>
+              </w:rPr>
+              <w:t xml:space="preserve">, </w:t>
+            </w:r>
+            <w:proofErr w:type="spellStart"/>
+            <w:r>
+              <w:rPr>
+                <w:rFonts w:ascii="Times New Roman" w:eastAsia="Times New Roman" w:hAnsi="Times New Roman" w:cs="Times New Roman"/>
+                <w:sz w:val="21"/>
+              </w:rPr>
+              <w:t>bảo</w:t>
+            </w:r>
+            <w:proofErr w:type="spellEnd"/>
+            <w:r>
+              <w:rPr>
+                <w:rFonts w:ascii="Times New Roman" w:eastAsia="Times New Roman" w:hAnsi="Times New Roman" w:cs="Times New Roman"/>
+                <w:sz w:val="21"/>
+              </w:rPr>
+              <w:t xml:space="preserve"> </w:t>
+            </w:r>
+            <w:proofErr w:type="spellStart"/>
+            <w:r>
+              <w:rPr>
+                <w:rFonts w:ascii="Times New Roman" w:eastAsia="Times New Roman" w:hAnsi="Times New Roman" w:cs="Times New Roman"/>
+                <w:sz w:val="21"/>
+              </w:rPr>
+              <w:t>dưỡng</w:t>
+            </w:r>
+            <w:proofErr w:type="spellEnd"/>
+            <w:r>
+              <w:rPr>
+                <w:rFonts w:ascii="Times New Roman" w:eastAsia="Times New Roman" w:hAnsi="Times New Roman" w:cs="Times New Roman"/>
+                <w:sz w:val="21"/>
+              </w:rPr>
+              <w:t xml:space="preserve"> </w:t>
+            </w:r>
+            <w:proofErr w:type="spellStart"/>
+            <w:r>
+              <w:rPr>
+                <w:rFonts w:ascii="Times New Roman" w:eastAsia="Times New Roman" w:hAnsi="Times New Roman" w:cs="Times New Roman"/>
+                <w:sz w:val="21"/>
+              </w:rPr>
+              <w:t>giường</w:t>
+            </w:r>
+            <w:proofErr w:type="spellEnd"/>
+            <w:r>
+              <w:rPr>
+                <w:rFonts w:ascii="Times New Roman" w:eastAsia="Times New Roman" w:hAnsi="Times New Roman" w:cs="Times New Roman"/>
+                <w:sz w:val="21"/>
+              </w:rPr>
+              <w:t xml:space="preserve">, </w:t>
+            </w:r>
+            <w:proofErr w:type="spellStart"/>
+            <w:r>
+              <w:rPr>
+                <w:rFonts w:ascii="Times New Roman" w:eastAsia="Times New Roman" w:hAnsi="Times New Roman" w:cs="Times New Roman"/>
+                <w:sz w:val="21"/>
+              </w:rPr>
+              <w:t>tủ</w:t>
+            </w:r>
+            <w:proofErr w:type="spellEnd"/>
+            <w:r>
+              <w:rPr>
+                <w:rFonts w:ascii="Times New Roman" w:eastAsia="Times New Roman" w:hAnsi="Times New Roman" w:cs="Times New Roman"/>
+                <w:sz w:val="21"/>
+              </w:rPr>
+              <w:t xml:space="preserve">, </w:t>
+            </w:r>
+            <w:proofErr w:type="spellStart"/>
+            <w:r>
+              <w:rPr>
+                <w:rFonts w:ascii="Times New Roman" w:eastAsia="Times New Roman" w:hAnsi="Times New Roman" w:cs="Times New Roman"/>
+                <w:sz w:val="21"/>
+              </w:rPr>
+              <w:t>bàn</w:t>
+            </w:r>
+            <w:proofErr w:type="spellEnd"/>
+            <w:r>
+              <w:rPr>
+                <w:rFonts w:ascii="Times New Roman" w:eastAsia="Times New Roman" w:hAnsi="Times New Roman" w:cs="Times New Roman"/>
+                <w:sz w:val="21"/>
+              </w:rPr>
+              <w:t xml:space="preserve">, </w:t>
+            </w:r>
+            <w:proofErr w:type="spellStart"/>
+            <w:r>
+              <w:rPr>
+                <w:rFonts w:ascii="Times New Roman" w:eastAsia="Times New Roman" w:hAnsi="Times New Roman" w:cs="Times New Roman"/>
+                <w:sz w:val="21"/>
+              </w:rPr>
+              <w:t>ghế</w:t>
+            </w:r>
+            <w:proofErr w:type="spellEnd"/>
+            <w:r>
+              <w:rPr>
+                <w:rFonts w:ascii="Times New Roman" w:eastAsia="Times New Roman" w:hAnsi="Times New Roman" w:cs="Times New Roman"/>
+                <w:sz w:val="21"/>
+              </w:rPr>
+              <w:t xml:space="preserve"> </w:t>
+            </w:r>
+            <w:proofErr w:type="spellStart"/>
+            <w:r>
+              <w:rPr>
+                <w:rFonts w:ascii="Times New Roman" w:eastAsia="Times New Roman" w:hAnsi="Times New Roman" w:cs="Times New Roman"/>
+                <w:sz w:val="21"/>
+              </w:rPr>
+              <w:t>và</w:t>
+            </w:r>
+            <w:proofErr w:type="spellEnd"/>
+            <w:r>
+              <w:rPr>
+                <w:rFonts w:ascii="Times New Roman" w:eastAsia="Times New Roman" w:hAnsi="Times New Roman" w:cs="Times New Roman"/>
+                <w:sz w:val="21"/>
+              </w:rPr>
+              <w:t xml:space="preserve"> </w:t>
+            </w:r>
+            <w:proofErr w:type="spellStart"/>
+            <w:r>
+              <w:rPr>
+                <w:rFonts w:ascii="Times New Roman" w:eastAsia="Times New Roman" w:hAnsi="Times New Roman" w:cs="Times New Roman"/>
+                <w:sz w:val="21"/>
+              </w:rPr>
+              <w:t>đồ</w:t>
+            </w:r>
+            <w:proofErr w:type="spellEnd"/>
+            <w:r>
+              <w:rPr>
+                <w:rFonts w:ascii="Times New Roman" w:eastAsia="Times New Roman" w:hAnsi="Times New Roman" w:cs="Times New Roman"/>
+                <w:sz w:val="21"/>
+              </w:rPr>
+              <w:t xml:space="preserve"> </w:t>
+            </w:r>
+            <w:proofErr w:type="spellStart"/>
+            <w:r>
+              <w:rPr>
+                <w:rFonts w:ascii="Times New Roman" w:eastAsia="Times New Roman" w:hAnsi="Times New Roman" w:cs="Times New Roman"/>
+                <w:sz w:val="21"/>
+              </w:rPr>
+              <w:t>nội</w:t>
+            </w:r>
+            <w:proofErr w:type="spellEnd"/>
+            <w:r>
+              <w:rPr>
+                <w:rFonts w:ascii="Times New Roman" w:eastAsia="Times New Roman" w:hAnsi="Times New Roman" w:cs="Times New Roman"/>
+                <w:sz w:val="21"/>
+              </w:rPr>
+              <w:t xml:space="preserve"> </w:t>
+            </w:r>
+            <w:proofErr w:type="spellStart"/>
+            <w:r>
+              <w:rPr>
+                <w:rFonts w:ascii="Times New Roman" w:eastAsia="Times New Roman" w:hAnsi="Times New Roman" w:cs="Times New Roman"/>
+                <w:sz w:val="21"/>
+              </w:rPr>
+              <w:t>thất</w:t>
+            </w:r>
+            <w:proofErr w:type="spellEnd"/>
+            <w:r>
+              <w:rPr>
+                <w:rFonts w:ascii="Times New Roman" w:eastAsia="Times New Roman" w:hAnsi="Times New Roman" w:cs="Times New Roman"/>
+                <w:sz w:val="21"/>
+              </w:rPr>
+              <w:t xml:space="preserve"> </w:t>
+            </w:r>
+            <w:proofErr w:type="spellStart"/>
+            <w:r>
+              <w:rPr>
+                <w:rFonts w:ascii="Times New Roman" w:eastAsia="Times New Roman" w:hAnsi="Times New Roman" w:cs="Times New Roman"/>
+                <w:sz w:val="21"/>
+              </w:rPr>
+              <w:t>tương</w:t>
+            </w:r>
+            <w:proofErr w:type="spellEnd"/>
+            <w:r>
+              <w:rPr>
+                <w:rFonts w:ascii="Times New Roman" w:eastAsia="Times New Roman" w:hAnsi="Times New Roman" w:cs="Times New Roman"/>
+                <w:sz w:val="21"/>
+              </w:rPr>
+              <w:t xml:space="preserve"> </w:t>
+            </w:r>
+            <w:proofErr w:type="spellStart"/>
+            <w:r>
+              <w:rPr>
+                <w:rFonts w:ascii="Times New Roman" w:eastAsia="Times New Roman" w:hAnsi="Times New Roman" w:cs="Times New Roman"/>
+                <w:sz w:val="21"/>
+              </w:rPr>
+              <w:t>tự</w:t>
+            </w:r>
+            <w:proofErr w:type="spellEnd"/>
           </w:p>
         </w:tc>
         <w:tc>
@@ -2246,6 +6836,9 @@
     </w:tbl>
     <w:p>
       <w:pPr>
+        <w:tabs>
+          <w:tab w:val="left" w:pos="2112"/>
+        </w:tabs>
         <w:spacing w:after="120" w:line="240" w:lineRule="auto"/>
         <w:ind w:left="0" w:right="0" w:firstLine="360"/>
         <w:jc w:val="both"/>
@@ -2255,6 +6848,15 @@
           <w:szCs w:val="28"/>
         </w:rPr>
       </w:pPr>
+      <w:r>
+        <w:rPr>
+          <w:rFonts w:ascii="Times New Roman" w:hAnsi="Times New Roman" w:cs="Times New Roman"/>
+          <w:sz w:val="28"/>
+          <w:szCs w:val="28"/>
+        </w:rPr>
+        <w:tab/>
+      </w:r>
+      <w:bookmarkEnd w:id="0"/>
     </w:p>
     <w:p>
       <w:pPr>
@@ -2278,20 +6880,30 @@
           <w:sz w:val="28"/>
         </w:rPr>
       </w:pPr>
+      <w:proofErr w:type="spellStart"/>
       <w:r>
         <w:rPr>
           <w:rFonts w:ascii="Times New Roman" w:hAnsi="Times New Roman"/>
           <w:b/>
           <w:sz w:val="28"/>
         </w:rPr>
-        <w:t xml:space="preserve">Điều </w:t>
-      </w:r>
+        <w:t>Điều</w:t>
+      </w:r>
+      <w:proofErr w:type="spellEnd"/>
       <w:r>
         <w:rPr>
           <w:rFonts w:ascii="Times New Roman" w:hAnsi="Times New Roman"/>
           <w:b/>
           <w:sz w:val="28"/>
         </w:rPr>
+        <w:t xml:space="preserve"> </w:t>
+      </w:r>
+      <w:r>
+        <w:rPr>
+          <w:rFonts w:ascii="Times New Roman" w:hAnsi="Times New Roman"/>
+          <w:b/>
+          <w:sz w:val="28"/>
+        </w:rPr>
         <w:t>3</w:t>
       </w:r>
       <w:r>
@@ -2299,7 +6911,359 @@
           <w:rFonts w:ascii="Times New Roman" w:hAnsi="Times New Roman"/>
           <w:sz w:val="28"/>
         </w:rPr>
-        <w:t>: Giao cho Người đại diện theo pháp luật của công ty tiến hành các thủ tục cần thiết theo quy định của pháp luật.</w:t>
+        <w:t xml:space="preserve">: Giao </w:t>
+      </w:r>
+      <w:proofErr w:type="spellStart"/>
+      <w:r>
+        <w:rPr>
+          <w:rFonts w:ascii="Times New Roman" w:hAnsi="Times New Roman"/>
+          <w:sz w:val="28"/>
+        </w:rPr>
+        <w:t>cho</w:t>
+      </w:r>
+      <w:proofErr w:type="spellEnd"/>
+      <w:r>
+        <w:rPr>
+          <w:rFonts w:ascii="Times New Roman" w:hAnsi="Times New Roman"/>
+          <w:sz w:val="28"/>
+        </w:rPr>
+        <w:t xml:space="preserve"> </w:t>
+      </w:r>
+      <w:proofErr w:type="spellStart"/>
+      <w:r>
+        <w:rPr>
+          <w:rFonts w:ascii="Times New Roman" w:hAnsi="Times New Roman"/>
+          <w:sz w:val="28"/>
+        </w:rPr>
+        <w:t>Người</w:t>
+      </w:r>
+      <w:proofErr w:type="spellEnd"/>
+      <w:r>
+        <w:rPr>
+          <w:rFonts w:ascii="Times New Roman" w:hAnsi="Times New Roman"/>
+          <w:sz w:val="28"/>
+        </w:rPr>
+        <w:t xml:space="preserve"> </w:t>
+      </w:r>
+      <w:proofErr w:type="spellStart"/>
+      <w:r>
+        <w:rPr>
+          <w:rFonts w:ascii="Times New Roman" w:hAnsi="Times New Roman"/>
+          <w:sz w:val="28"/>
+        </w:rPr>
+        <w:t>đại</w:t>
+      </w:r>
+      <w:proofErr w:type="spellEnd"/>
+      <w:r>
+        <w:rPr>
+          <w:rFonts w:ascii="Times New Roman" w:hAnsi="Times New Roman"/>
+          <w:sz w:val="28"/>
+        </w:rPr>
+        <w:t xml:space="preserve"> </w:t>
+      </w:r>
+      <w:proofErr w:type="spellStart"/>
+      <w:r>
+        <w:rPr>
+          <w:rFonts w:ascii="Times New Roman" w:hAnsi="Times New Roman"/>
+          <w:sz w:val="28"/>
+        </w:rPr>
+        <w:t>diện</w:t>
+      </w:r>
+      <w:proofErr w:type="spellEnd"/>
+      <w:r>
+        <w:rPr>
+          <w:rFonts w:ascii="Times New Roman" w:hAnsi="Times New Roman"/>
+          <w:sz w:val="28"/>
+        </w:rPr>
+        <w:t xml:space="preserve"> </w:t>
+      </w:r>
+      <w:proofErr w:type="spellStart"/>
+      <w:r>
+        <w:rPr>
+          <w:rFonts w:ascii="Times New Roman" w:hAnsi="Times New Roman"/>
+          <w:sz w:val="28"/>
+        </w:rPr>
+        <w:t>theo</w:t>
+      </w:r>
+      <w:proofErr w:type="spellEnd"/>
+      <w:r>
+        <w:rPr>
+          <w:rFonts w:ascii="Times New Roman" w:hAnsi="Times New Roman"/>
+          <w:sz w:val="28"/>
+        </w:rPr>
+        <w:t xml:space="preserve"> </w:t>
+      </w:r>
+      <w:proofErr w:type="spellStart"/>
+      <w:r>
+        <w:rPr>
+          <w:rFonts w:ascii="Times New Roman" w:hAnsi="Times New Roman"/>
+          <w:sz w:val="28"/>
+        </w:rPr>
+        <w:t>pháp</w:t>
+      </w:r>
+      <w:proofErr w:type="spellEnd"/>
+      <w:r>
+        <w:rPr>
+          <w:rFonts w:ascii="Times New Roman" w:hAnsi="Times New Roman"/>
+          <w:sz w:val="28"/>
+        </w:rPr>
+        <w:t xml:space="preserve"> </w:t>
+      </w:r>
+      <w:proofErr w:type="spellStart"/>
+      <w:r>
+        <w:rPr>
+          <w:rFonts w:ascii="Times New Roman" w:hAnsi="Times New Roman"/>
+          <w:sz w:val="28"/>
+        </w:rPr>
+        <w:t>luật</w:t>
+      </w:r>
+      <w:proofErr w:type="spellEnd"/>
+      <w:r>
+        <w:rPr>
+          <w:rFonts w:ascii="Times New Roman" w:hAnsi="Times New Roman"/>
+          <w:sz w:val="28"/>
+        </w:rPr>
+        <w:t xml:space="preserve"> </w:t>
+      </w:r>
+      <w:proofErr w:type="spellStart"/>
+      <w:r>
+        <w:rPr>
+          <w:rFonts w:ascii="Times New Roman" w:hAnsi="Times New Roman"/>
+          <w:sz w:val="28"/>
+        </w:rPr>
+        <w:t>của</w:t>
+      </w:r>
+      <w:proofErr w:type="spellEnd"/>
+      <w:r>
+        <w:rPr>
+          <w:rFonts w:ascii="Times New Roman" w:hAnsi="Times New Roman"/>
+          <w:sz w:val="28"/>
+        </w:rPr>
+        <w:t xml:space="preserve"> </w:t>
+      </w:r>
+      <w:proofErr w:type="spellStart"/>
+      <w:r>
+        <w:rPr>
+          <w:rFonts w:ascii="Times New Roman" w:hAnsi="Times New Roman"/>
+          <w:sz w:val="28"/>
+        </w:rPr>
+        <w:t>công</w:t>
+      </w:r>
+      <w:proofErr w:type="spellEnd"/>
+      <w:r>
+        <w:rPr>
+          <w:rFonts w:ascii="Times New Roman" w:hAnsi="Times New Roman"/>
+          <w:sz w:val="28"/>
+        </w:rPr>
+        <w:t xml:space="preserve"> ty </w:t>
+      </w:r>
+      <w:proofErr w:type="spellStart"/>
+      <w:r>
+        <w:rPr>
+          <w:rFonts w:ascii="Times New Roman" w:hAnsi="Times New Roman"/>
+          <w:sz w:val="28"/>
+        </w:rPr>
+        <w:t>tiến</w:t>
+      </w:r>
+      <w:proofErr w:type="spellEnd"/>
+      <w:r>
+        <w:rPr>
+          <w:rFonts w:ascii="Times New Roman" w:hAnsi="Times New Roman"/>
+          <w:sz w:val="28"/>
+        </w:rPr>
+        <w:t xml:space="preserve"> </w:t>
+      </w:r>
+      <w:proofErr w:type="spellStart"/>
+      <w:r>
+        <w:rPr>
+          <w:rFonts w:ascii="Times New Roman" w:hAnsi="Times New Roman"/>
+          <w:sz w:val="28"/>
+        </w:rPr>
+        <w:t>hành</w:t>
+      </w:r>
+      <w:proofErr w:type="spellEnd"/>
+      <w:r>
+        <w:rPr>
+          <w:rFonts w:ascii="Times New Roman" w:hAnsi="Times New Roman"/>
+          <w:sz w:val="28"/>
+        </w:rPr>
+        <w:t xml:space="preserve"> </w:t>
+      </w:r>
+      <w:proofErr w:type="spellStart"/>
+      <w:r>
+        <w:rPr>
+          <w:rFonts w:ascii="Times New Roman" w:hAnsi="Times New Roman"/>
+          <w:sz w:val="28"/>
+        </w:rPr>
+        <w:t>các</w:t>
+      </w:r>
+      <w:proofErr w:type="spellEnd"/>
+      <w:r>
+        <w:rPr>
+          <w:rFonts w:ascii="Times New Roman" w:hAnsi="Times New Roman"/>
+          <w:sz w:val="28"/>
+        </w:rPr>
+        <w:t xml:space="preserve"> </w:t>
+      </w:r>
+      <w:proofErr w:type="spellStart"/>
+      <w:r>
+        <w:rPr>
+          <w:rFonts w:ascii="Times New Roman" w:hAnsi="Times New Roman"/>
+          <w:sz w:val="28"/>
+        </w:rPr>
+        <w:t>thủ</w:t>
+      </w:r>
+      <w:proofErr w:type="spellEnd"/>
+      <w:r>
+        <w:rPr>
+          <w:rFonts w:ascii="Times New Roman" w:hAnsi="Times New Roman"/>
+          <w:sz w:val="28"/>
+        </w:rPr>
+        <w:t xml:space="preserve"> </w:t>
+      </w:r>
+      <w:proofErr w:type="spellStart"/>
+      <w:r>
+        <w:rPr>
+          <w:rFonts w:ascii="Times New Roman" w:hAnsi="Times New Roman"/>
+          <w:sz w:val="28"/>
+        </w:rPr>
+        <w:t>tục</w:t>
+      </w:r>
+      <w:proofErr w:type="spellEnd"/>
+      <w:r>
+        <w:rPr>
+          <w:rFonts w:ascii="Times New Roman" w:hAnsi="Times New Roman"/>
+          <w:sz w:val="28"/>
+        </w:rPr>
+        <w:t xml:space="preserve"> </w:t>
+      </w:r>
+      <w:proofErr w:type="spellStart"/>
+      <w:r>
+        <w:rPr>
+          <w:rFonts w:ascii="Times New Roman" w:hAnsi="Times New Roman"/>
+          <w:sz w:val="28"/>
+        </w:rPr>
+        <w:t>cần</w:t>
+      </w:r>
+      <w:proofErr w:type="spellEnd"/>
+      <w:r>
+        <w:rPr>
+          <w:rFonts w:ascii="Times New Roman" w:hAnsi="Times New Roman"/>
+          <w:sz w:val="28"/>
+        </w:rPr>
+        <w:t xml:space="preserve"> </w:t>
+      </w:r>
+      <w:proofErr w:type="spellStart"/>
+      <w:r>
+        <w:rPr>
+          <w:rFonts w:ascii="Times New Roman" w:hAnsi="Times New Roman"/>
+          <w:sz w:val="28"/>
+        </w:rPr>
+        <w:t>thiết</w:t>
+      </w:r>
+      <w:proofErr w:type="spellEnd"/>
+      <w:r>
+        <w:rPr>
+          <w:rFonts w:ascii="Times New Roman" w:hAnsi="Times New Roman"/>
+          <w:sz w:val="28"/>
+        </w:rPr>
+        <w:t xml:space="preserve"> </w:t>
+      </w:r>
+      <w:proofErr w:type="spellStart"/>
+      <w:r>
+        <w:rPr>
+          <w:rFonts w:ascii="Times New Roman" w:hAnsi="Times New Roman"/>
+          <w:sz w:val="28"/>
+        </w:rPr>
+        <w:t>theo</w:t>
+      </w:r>
+      <w:proofErr w:type="spellEnd"/>
+      <w:r>
+        <w:rPr>
+          <w:rFonts w:ascii="Times New Roman" w:hAnsi="Times New Roman"/>
+          <w:sz w:val="28"/>
+        </w:rPr>
+        <w:t xml:space="preserve"> </w:t>
+      </w:r>
+      <w:proofErr w:type="spellStart"/>
+      <w:r>
+        <w:rPr>
+          <w:rFonts w:ascii="Times New Roman" w:hAnsi="Times New Roman"/>
+          <w:sz w:val="28"/>
+        </w:rPr>
+        <w:t>quy</w:t>
+      </w:r>
+      <w:proofErr w:type="spellEnd"/>
+      <w:r>
+        <w:rPr>
+          <w:rFonts w:ascii="Times New Roman" w:hAnsi="Times New Roman"/>
+          <w:sz w:val="28"/>
+        </w:rPr>
+        <w:t xml:space="preserve"> </w:t>
+      </w:r>
+      <w:proofErr w:type="spellStart"/>
+      <w:r>
+        <w:rPr>
+          <w:rFonts w:ascii="Times New Roman" w:hAnsi="Times New Roman"/>
+          <w:sz w:val="28"/>
+        </w:rPr>
+        <w:t>định</w:t>
+      </w:r>
+      <w:proofErr w:type="spellEnd"/>
+      <w:r>
+        <w:rPr>
+          <w:rFonts w:ascii="Times New Roman" w:hAnsi="Times New Roman"/>
+          <w:sz w:val="28"/>
+        </w:rPr>
+        <w:t xml:space="preserve"> </w:t>
+      </w:r>
+      <w:proofErr w:type="spellStart"/>
+      <w:r>
+        <w:rPr>
+          <w:rFonts w:ascii="Times New Roman" w:hAnsi="Times New Roman"/>
+          <w:sz w:val="28"/>
+        </w:rPr>
+        <w:t>của</w:t>
+      </w:r>
+      <w:proofErr w:type="spellEnd"/>
+      <w:r>
+        <w:rPr>
+          <w:rFonts w:ascii="Times New Roman" w:hAnsi="Times New Roman"/>
+          <w:sz w:val="28"/>
+        </w:rPr>
+        <w:t xml:space="preserve"> </w:t>
+      </w:r>
+      <w:proofErr w:type="spellStart"/>
+      <w:r>
+        <w:rPr>
+          <w:rFonts w:ascii="Times New Roman" w:hAnsi="Times New Roman"/>
+          <w:sz w:val="28"/>
+        </w:rPr>
+        <w:t>pháp</w:t>
+      </w:r>
+      <w:proofErr w:type="spellEnd"/>
+      <w:r>
+        <w:rPr>
+          <w:rFonts w:ascii="Times New Roman" w:hAnsi="Times New Roman"/>
+          <w:sz w:val="28"/>
+        </w:rPr>
+        <w:t xml:space="preserve"> </w:t>
+      </w:r>
+      <w:proofErr w:type="spellStart"/>
+      <w:r>
+        <w:rPr>
+          <w:rFonts w:ascii="Times New Roman" w:hAnsi="Times New Roman"/>
+          <w:sz w:val="28"/>
+        </w:rPr>
+        <w:t>luật</w:t>
+      </w:r>
+      <w:proofErr w:type="spellEnd"/>
+      <w:r>
+        <w:rPr>
+          <w:rFonts w:ascii="Times New Roman" w:hAnsi="Times New Roman"/>
+          <w:sz w:val="28"/>
+        </w:rPr>
+        <w:t>.</w:t>
       </w:r>
     </w:p>
     <w:p>
@@ -2326,20 +7290,30 @@
           <w:lang w:eastAsia="zh-CN"/>
         </w:rPr>
       </w:pPr>
+      <w:proofErr w:type="spellStart"/>
       <w:r>
         <w:rPr>
           <w:rFonts w:ascii="Times New Roman" w:hAnsi="Times New Roman"/>
           <w:b/>
           <w:sz w:val="28"/>
         </w:rPr>
-        <w:t xml:space="preserve">Điều </w:t>
-      </w:r>
+        <w:t>Điều</w:t>
+      </w:r>
+      <w:proofErr w:type="spellEnd"/>
       <w:r>
         <w:rPr>
           <w:rFonts w:ascii="Times New Roman" w:hAnsi="Times New Roman"/>
           <w:b/>
           <w:sz w:val="28"/>
         </w:rPr>
+        <w:t xml:space="preserve"> </w:t>
+      </w:r>
+      <w:r>
+        <w:rPr>
+          <w:rFonts w:ascii="Times New Roman" w:hAnsi="Times New Roman"/>
+          <w:b/>
+          <w:sz w:val="28"/>
+        </w:rPr>
         <w:t>4</w:t>
       </w:r>
       <w:r>
@@ -2349,13 +7323,185 @@
         </w:rPr>
         <w:t xml:space="preserve">: </w:t>
       </w:r>
+      <w:proofErr w:type="spellStart"/>
       <w:r>
         <w:rPr>
           <w:rFonts w:ascii="Times New Roman" w:hAnsi="Times New Roman" w:cs="Times New Roman"/>
           <w:sz w:val="28"/>
           <w:szCs w:val="28"/>
         </w:rPr>
-        <w:t>Quyết định này có hiệu lực kể từ ngày ký.</w:t>
+        <w:t>Quyết</w:t>
+      </w:r>
+      <w:proofErr w:type="spellEnd"/>
+      <w:r>
+        <w:rPr>
+          <w:rFonts w:ascii="Times New Roman" w:hAnsi="Times New Roman" w:cs="Times New Roman"/>
+          <w:sz w:val="28"/>
+          <w:szCs w:val="28"/>
+        </w:rPr>
+        <w:t xml:space="preserve"> </w:t>
+      </w:r>
+      <w:proofErr w:type="spellStart"/>
+      <w:r>
+        <w:rPr>
+          <w:rFonts w:ascii="Times New Roman" w:hAnsi="Times New Roman" w:cs="Times New Roman"/>
+          <w:sz w:val="28"/>
+          <w:szCs w:val="28"/>
+        </w:rPr>
+        <w:t>định</w:t>
+      </w:r>
+      <w:proofErr w:type="spellEnd"/>
+      <w:r>
+        <w:rPr>
+          <w:rFonts w:ascii="Times New Roman" w:hAnsi="Times New Roman" w:cs="Times New Roman"/>
+          <w:sz w:val="28"/>
+          <w:szCs w:val="28"/>
+        </w:rPr>
+        <w:t xml:space="preserve"> </w:t>
+      </w:r>
+      <w:proofErr w:type="spellStart"/>
+      <w:r>
+        <w:rPr>
+          <w:rFonts w:ascii="Times New Roman" w:hAnsi="Times New Roman" w:cs="Times New Roman"/>
+          <w:sz w:val="28"/>
+          <w:szCs w:val="28"/>
+        </w:rPr>
+        <w:t>này</w:t>
+      </w:r>
+      <w:proofErr w:type="spellEnd"/>
+      <w:r>
+        <w:rPr>
+          <w:rFonts w:ascii="Times New Roman" w:hAnsi="Times New Roman" w:cs="Times New Roman"/>
+          <w:sz w:val="28"/>
+          <w:szCs w:val="28"/>
+        </w:rPr>
+        <w:t xml:space="preserve"> </w:t>
+      </w:r>
+      <w:proofErr w:type="spellStart"/>
+      <w:r>
+        <w:rPr>
+          <w:rFonts w:ascii="Times New Roman" w:hAnsi="Times New Roman" w:cs="Times New Roman"/>
+          <w:sz w:val="28"/>
+          <w:szCs w:val="28"/>
+        </w:rPr>
+        <w:t>có</w:t>
+      </w:r>
+      <w:proofErr w:type="spellEnd"/>
+      <w:r>
+        <w:rPr>
+          <w:rFonts w:ascii="Times New Roman" w:hAnsi="Times New Roman" w:cs="Times New Roman"/>
+          <w:sz w:val="28"/>
+          <w:szCs w:val="28"/>
+        </w:rPr>
+        <w:t xml:space="preserve"> </w:t>
+      </w:r>
+      <w:proofErr w:type="spellStart"/>
+      <w:r>
+        <w:rPr>
+          <w:rFonts w:ascii="Times New Roman" w:hAnsi="Times New Roman" w:cs="Times New Roman"/>
+          <w:sz w:val="28"/>
+          <w:szCs w:val="28"/>
+        </w:rPr>
+        <w:t>hiệu</w:t>
+      </w:r>
+      <w:proofErr w:type="spellEnd"/>
+      <w:r>
+        <w:rPr>
+          <w:rFonts w:ascii="Times New Roman" w:hAnsi="Times New Roman" w:cs="Times New Roman"/>
+          <w:sz w:val="28"/>
+          <w:szCs w:val="28"/>
+        </w:rPr>
+        <w:t xml:space="preserve"> </w:t>
+      </w:r>
+      <w:proofErr w:type="spellStart"/>
+      <w:r>
+        <w:rPr>
+          <w:rFonts w:ascii="Times New Roman" w:hAnsi="Times New Roman" w:cs="Times New Roman"/>
+          <w:sz w:val="28"/>
+          <w:szCs w:val="28"/>
+        </w:rPr>
+        <w:t>lực</w:t>
+      </w:r>
+      <w:proofErr w:type="spellEnd"/>
+      <w:r>
+        <w:rPr>
+          <w:rFonts w:ascii="Times New Roman" w:hAnsi="Times New Roman" w:cs="Times New Roman"/>
+          <w:sz w:val="28"/>
+          <w:szCs w:val="28"/>
+        </w:rPr>
+        <w:t xml:space="preserve"> </w:t>
+      </w:r>
+      <w:proofErr w:type="spellStart"/>
+      <w:r>
+        <w:rPr>
+          <w:rFonts w:ascii="Times New Roman" w:hAnsi="Times New Roman" w:cs="Times New Roman"/>
+          <w:sz w:val="28"/>
+          <w:szCs w:val="28"/>
+        </w:rPr>
+        <w:t>kể</w:t>
+      </w:r>
+      <w:proofErr w:type="spellEnd"/>
+      <w:r>
+        <w:rPr>
+          <w:rFonts w:ascii="Times New Roman" w:hAnsi="Times New Roman" w:cs="Times New Roman"/>
+          <w:sz w:val="28"/>
+          <w:szCs w:val="28"/>
+        </w:rPr>
+        <w:t xml:space="preserve"> </w:t>
+      </w:r>
+      <w:proofErr w:type="spellStart"/>
+      <w:r>
+        <w:rPr>
+          <w:rFonts w:ascii="Times New Roman" w:hAnsi="Times New Roman" w:cs="Times New Roman"/>
+          <w:sz w:val="28"/>
+          <w:szCs w:val="28"/>
+        </w:rPr>
+        <w:t>từ</w:t>
+      </w:r>
+      <w:proofErr w:type="spellEnd"/>
+      <w:r>
+        <w:rPr>
+          <w:rFonts w:ascii="Times New Roman" w:hAnsi="Times New Roman" w:cs="Times New Roman"/>
+          <w:sz w:val="28"/>
+          <w:szCs w:val="28"/>
+        </w:rPr>
+        <w:t xml:space="preserve"> </w:t>
+      </w:r>
+      <w:proofErr w:type="spellStart"/>
+      <w:r>
+        <w:rPr>
+          <w:rFonts w:ascii="Times New Roman" w:hAnsi="Times New Roman" w:cs="Times New Roman"/>
+          <w:sz w:val="28"/>
+          <w:szCs w:val="28"/>
+        </w:rPr>
+        <w:t>ngày</w:t>
+      </w:r>
+      <w:proofErr w:type="spellEnd"/>
+      <w:r>
+        <w:rPr>
+          <w:rFonts w:ascii="Times New Roman" w:hAnsi="Times New Roman" w:cs="Times New Roman"/>
+          <w:sz w:val="28"/>
+          <w:szCs w:val="28"/>
+        </w:rPr>
+        <w:t xml:space="preserve"> </w:t>
+      </w:r>
+      <w:proofErr w:type="spellStart"/>
+      <w:r>
+        <w:rPr>
+          <w:rFonts w:ascii="Times New Roman" w:hAnsi="Times New Roman" w:cs="Times New Roman"/>
+          <w:sz w:val="28"/>
+          <w:szCs w:val="28"/>
+        </w:rPr>
+        <w:t>ký</w:t>
+      </w:r>
+      <w:proofErr w:type="spellEnd"/>
+      <w:r>
+        <w:rPr>
+          <w:rFonts w:ascii="Times New Roman" w:hAnsi="Times New Roman" w:cs="Times New Roman"/>
+          <w:sz w:val="28"/>
+          <w:szCs w:val="28"/>
+        </w:rPr>
+        <w:t>.</w:t>
       </w:r>
     </w:p>
     <w:p>
@@ -2434,6 +7580,7 @@
                 <w:lang w:eastAsia="zh-CN"/>
               </w:rPr>
             </w:pPr>
+            <w:proofErr w:type="spellStart"/>
             <w:r>
               <w:rPr>
                 <w:rFonts w:ascii="Times New Roman" w:eastAsia="DengXian" w:hAnsi="Times New Roman" w:cs="Times New Roman"/>
@@ -2443,7 +7590,43 @@
                 <w:szCs w:val="24"/>
                 <w:lang w:eastAsia="zh-CN"/>
               </w:rPr>
-              <w:t>Nơi nhận:</w:t>
+              <w:t>Nơi</w:t>
+            </w:r>
+            <w:proofErr w:type="spellEnd"/>
+            <w:r>
+              <w:rPr>
+                <w:rFonts w:ascii="Times New Roman" w:eastAsia="DengXian" w:hAnsi="Times New Roman" w:cs="Times New Roman"/>
+                <w:b/>
+                <w:bCs/>
+                <w:sz w:val="24"/>
+                <w:szCs w:val="24"/>
+                <w:lang w:eastAsia="zh-CN"/>
+              </w:rPr>
+              <w:t xml:space="preserve"> </w:t>
+            </w:r>
+            <w:proofErr w:type="spellStart"/>
+            <w:r>
+              <w:rPr>
+                <w:rFonts w:ascii="Times New Roman" w:eastAsia="DengXian" w:hAnsi="Times New Roman" w:cs="Times New Roman"/>
+                <w:b/>
+                <w:bCs/>
+                <w:sz w:val="24"/>
+                <w:szCs w:val="24"/>
+                <w:lang w:eastAsia="zh-CN"/>
+              </w:rPr>
+              <w:t>nhận</w:t>
+            </w:r>
+            <w:proofErr w:type="spellEnd"/>
+            <w:r>
+              <w:rPr>
+                <w:rFonts w:ascii="Times New Roman" w:eastAsia="DengXian" w:hAnsi="Times New Roman" w:cs="Times New Roman"/>
+                <w:b/>
+                <w:bCs/>
+                <w:sz w:val="24"/>
+                <w:szCs w:val="24"/>
+                <w:lang w:eastAsia="zh-CN"/>
+              </w:rPr>
+              <w:t>:</w:t>
             </w:r>
           </w:p>
           <w:p>
@@ -2461,7 +7644,23 @@
                 <w:rFonts w:ascii="Times New Roman" w:hAnsi="Times New Roman"/>
                 <w:sz w:val="28"/>
               </w:rPr>
-              <w:t xml:space="preserve">- Như Điều </w:t>
+              <w:t xml:space="preserve">- Như </w:t>
+            </w:r>
+            <w:proofErr w:type="spellStart"/>
+            <w:r>
+              <w:rPr>
+                <w:rFonts w:ascii="Times New Roman" w:hAnsi="Times New Roman"/>
+                <w:sz w:val="28"/>
+              </w:rPr>
+              <w:t>Điều</w:t>
+            </w:r>
+            <w:proofErr w:type="spellEnd"/>
+            <w:r>
+              <w:rPr>
+                <w:rFonts w:ascii="Times New Roman" w:hAnsi="Times New Roman"/>
+                <w:sz w:val="28"/>
+              </w:rPr>
+              <w:t xml:space="preserve"> </w:t>
             </w:r>
             <w:r>
               <w:rPr>
@@ -2494,23 +7693,105 @@
                 <w:sz w:val="28"/>
                 <w:szCs w:val="28"/>
               </w:rPr>
-              <w:t>- Phòng ĐKKD TP Hồ Chí Minh (đ</w:t>
-            </w:r>
+              <w:t xml:space="preserve">- </w:t>
+            </w:r>
+            <w:proofErr w:type="spellStart"/>
             <w:r>
               <w:rPr>
                 <w:rFonts w:ascii="Times New Roman" w:hAnsi="Times New Roman" w:cs="Times New Roman"/>
                 <w:sz w:val="28"/>
                 <w:szCs w:val="28"/>
               </w:rPr>
-              <w:t>ể</w:t>
-            </w:r>
+              <w:t>Phòng</w:t>
+            </w:r>
+            <w:proofErr w:type="spellEnd"/>
             <w:r>
               <w:rPr>
                 <w:rFonts w:ascii="Times New Roman" w:hAnsi="Times New Roman" w:cs="Times New Roman"/>
                 <w:sz w:val="28"/>
                 <w:szCs w:val="28"/>
               </w:rPr>
-              <w:t xml:space="preserve"> đăng ký);</w:t>
+              <w:t xml:space="preserve"> ĐKKD TP </w:t>
+            </w:r>
+            <w:proofErr w:type="spellStart"/>
+            <w:r>
+              <w:rPr>
+                <w:rFonts w:ascii="Times New Roman" w:hAnsi="Times New Roman" w:cs="Times New Roman"/>
+                <w:sz w:val="28"/>
+                <w:szCs w:val="28"/>
+              </w:rPr>
+              <w:t>Hồ</w:t>
+            </w:r>
+            <w:proofErr w:type="spellEnd"/>
+            <w:r>
+              <w:rPr>
+                <w:rFonts w:ascii="Times New Roman" w:hAnsi="Times New Roman" w:cs="Times New Roman"/>
+                <w:sz w:val="28"/>
+                <w:szCs w:val="28"/>
+              </w:rPr>
+              <w:t xml:space="preserve"> Chí Minh (</w:t>
+            </w:r>
+            <w:proofErr w:type="spellStart"/>
+            <w:r>
+              <w:rPr>
+                <w:rFonts w:ascii="Times New Roman" w:hAnsi="Times New Roman" w:cs="Times New Roman"/>
+                <w:sz w:val="28"/>
+                <w:szCs w:val="28"/>
+              </w:rPr>
+              <w:t>đ</w:t>
+            </w:r>
+            <w:r>
+              <w:rPr>
+                <w:rFonts w:ascii="Times New Roman" w:hAnsi="Times New Roman" w:cs="Times New Roman"/>
+                <w:sz w:val="28"/>
+                <w:szCs w:val="28"/>
+              </w:rPr>
+              <w:t>ể</w:t>
+            </w:r>
+            <w:proofErr w:type="spellEnd"/>
+            <w:r>
+              <w:rPr>
+                <w:rFonts w:ascii="Times New Roman" w:hAnsi="Times New Roman" w:cs="Times New Roman"/>
+                <w:sz w:val="28"/>
+                <w:szCs w:val="28"/>
+              </w:rPr>
+              <w:t xml:space="preserve"> </w:t>
+            </w:r>
+            <w:proofErr w:type="spellStart"/>
+            <w:r>
+              <w:rPr>
+                <w:rFonts w:ascii="Times New Roman" w:hAnsi="Times New Roman" w:cs="Times New Roman"/>
+                <w:sz w:val="28"/>
+                <w:szCs w:val="28"/>
+              </w:rPr>
+              <w:t>đăng</w:t>
+            </w:r>
+            <w:proofErr w:type="spellEnd"/>
+            <w:r>
+              <w:rPr>
+                <w:rFonts w:ascii="Times New Roman" w:hAnsi="Times New Roman" w:cs="Times New Roman"/>
+                <w:sz w:val="28"/>
+                <w:szCs w:val="28"/>
+              </w:rPr>
+              <w:t xml:space="preserve"> </w:t>
+            </w:r>
+            <w:proofErr w:type="spellStart"/>
+            <w:r>
+              <w:rPr>
+                <w:rFonts w:ascii="Times New Roman" w:hAnsi="Times New Roman" w:cs="Times New Roman"/>
+                <w:sz w:val="28"/>
+                <w:szCs w:val="28"/>
+              </w:rPr>
+              <w:t>ký</w:t>
+            </w:r>
+            <w:proofErr w:type="spellEnd"/>
+            <w:r>
+              <w:rPr>
+                <w:rFonts w:ascii="Times New Roman" w:hAnsi="Times New Roman" w:cs="Times New Roman"/>
+                <w:sz w:val="28"/>
+                <w:szCs w:val="28"/>
+              </w:rPr>
+              <w:t>);</w:t>
             </w:r>
           </w:p>
           <w:p>
@@ -2665,7 +7946,151 @@
                 <w:szCs w:val="24"/>
                 <w:lang w:eastAsia="zh-CN"/>
               </w:rPr>
-              <w:t>(Ký và ghi rõ họ tên)</w:t>
+              <w:t>(</w:t>
+            </w:r>
+            <w:proofErr w:type="spellStart"/>
+            <w:r>
+              <w:rPr>
+                <w:rFonts w:ascii="Times New Roman" w:eastAsia="DengXian" w:hAnsi="Times New Roman" w:cs="Times New Roman"/>
+                <w:i/>
+                <w:iCs/>
+                <w:sz w:val="24"/>
+                <w:szCs w:val="24"/>
+                <w:lang w:eastAsia="zh-CN"/>
+              </w:rPr>
+              <w:t>Ký</w:t>
+            </w:r>
+            <w:proofErr w:type="spellEnd"/>
+            <w:r>
+              <w:rPr>
+                <w:rFonts w:ascii="Times New Roman" w:eastAsia="DengXian" w:hAnsi="Times New Roman" w:cs="Times New Roman"/>
+                <w:i/>
+                <w:iCs/>
+                <w:sz w:val="24"/>
+                <w:szCs w:val="24"/>
+                <w:lang w:eastAsia="zh-CN"/>
+              </w:rPr>
+              <w:t xml:space="preserve"> </w:t>
+            </w:r>
+            <w:proofErr w:type="spellStart"/>
+            <w:r>
+              <w:rPr>
+                <w:rFonts w:ascii="Times New Roman" w:eastAsia="DengXian" w:hAnsi="Times New Roman" w:cs="Times New Roman"/>
+                <w:i/>
+                <w:iCs/>
+                <w:sz w:val="24"/>
+                <w:szCs w:val="24"/>
+                <w:lang w:eastAsia="zh-CN"/>
+              </w:rPr>
+              <w:t>và</w:t>
+            </w:r>
+            <w:proofErr w:type="spellEnd"/>
+            <w:r>
+              <w:rPr>
+                <w:rFonts w:ascii="Times New Roman" w:eastAsia="DengXian" w:hAnsi="Times New Roman" w:cs="Times New Roman"/>
+                <w:i/>
+                <w:iCs/>
+                <w:sz w:val="24"/>
+                <w:szCs w:val="24"/>
+                <w:lang w:eastAsia="zh-CN"/>
+              </w:rPr>
+              <w:t xml:space="preserve"> </w:t>
+            </w:r>
+            <w:proofErr w:type="spellStart"/>
+            <w:r>
+              <w:rPr>
+                <w:rFonts w:ascii="Times New Roman" w:eastAsia="DengXian" w:hAnsi="Times New Roman" w:cs="Times New Roman"/>
+                <w:i/>
+                <w:iCs/>
+                <w:sz w:val="24"/>
+                <w:szCs w:val="24"/>
+                <w:lang w:eastAsia="zh-CN"/>
+              </w:rPr>
+              <w:t>ghi</w:t>
+            </w:r>
+            <w:proofErr w:type="spellEnd"/>
+            <w:r>
+              <w:rPr>
+                <w:rFonts w:ascii="Times New Roman" w:eastAsia="DengXian" w:hAnsi="Times New Roman" w:cs="Times New Roman"/>
+                <w:i/>
+                <w:iCs/>
+                <w:sz w:val="24"/>
+                <w:szCs w:val="24"/>
+                <w:lang w:eastAsia="zh-CN"/>
+              </w:rPr>
+              <w:t xml:space="preserve"> </w:t>
+            </w:r>
+            <w:proofErr w:type="spellStart"/>
+            <w:r>
+              <w:rPr>
+                <w:rFonts w:ascii="Times New Roman" w:eastAsia="DengXian" w:hAnsi="Times New Roman" w:cs="Times New Roman"/>
+                <w:i/>
+                <w:iCs/>
+                <w:sz w:val="24"/>
+                <w:szCs w:val="24"/>
+                <w:lang w:eastAsia="zh-CN"/>
+              </w:rPr>
+              <w:t>rõ</w:t>
+            </w:r>
+            <w:proofErr w:type="spellEnd"/>
+            <w:r>
+              <w:rPr>
+                <w:rFonts w:ascii="Times New Roman" w:eastAsia="DengXian" w:hAnsi="Times New Roman" w:cs="Times New Roman"/>
+                <w:i/>
+                <w:iCs/>
+                <w:sz w:val="24"/>
+                <w:szCs w:val="24"/>
+                <w:lang w:eastAsia="zh-CN"/>
+              </w:rPr>
+              <w:t xml:space="preserve"> </w:t>
+            </w:r>
+            <w:proofErr w:type="spellStart"/>
+            <w:r>
+              <w:rPr>
+                <w:rFonts w:ascii="Times New Roman" w:eastAsia="DengXian" w:hAnsi="Times New Roman" w:cs="Times New Roman"/>
+                <w:i/>
+                <w:iCs/>
+                <w:sz w:val="24"/>
+                <w:szCs w:val="24"/>
+                <w:lang w:eastAsia="zh-CN"/>
+              </w:rPr>
+              <w:t>họ</w:t>
+            </w:r>
+            <w:proofErr w:type="spellEnd"/>
+            <w:r>
+              <w:rPr>
+                <w:rFonts w:ascii="Times New Roman" w:eastAsia="DengXian" w:hAnsi="Times New Roman" w:cs="Times New Roman"/>
+                <w:i/>
+                <w:iCs/>
+                <w:sz w:val="24"/>
+                <w:szCs w:val="24"/>
+                <w:lang w:eastAsia="zh-CN"/>
+              </w:rPr>
+              <w:t xml:space="preserve"> </w:t>
+            </w:r>
+            <w:proofErr w:type="spellStart"/>
+            <w:r>
+              <w:rPr>
+                <w:rFonts w:ascii="Times New Roman" w:eastAsia="DengXian" w:hAnsi="Times New Roman" w:cs="Times New Roman"/>
+                <w:i/>
+                <w:iCs/>
+                <w:sz w:val="24"/>
+                <w:szCs w:val="24"/>
+                <w:lang w:eastAsia="zh-CN"/>
+              </w:rPr>
+              <w:t>tên</w:t>
+            </w:r>
+            <w:proofErr w:type="spellEnd"/>
+            <w:r>
+              <w:rPr>
+                <w:rFonts w:ascii="Times New Roman" w:eastAsia="DengXian" w:hAnsi="Times New Roman" w:cs="Times New Roman"/>
+                <w:i/>
+                <w:iCs/>
+                <w:sz w:val="24"/>
+                <w:szCs w:val="24"/>
+                <w:lang w:eastAsia="zh-CN"/>
+              </w:rPr>
+              <w:t>)</w:t>
             </w:r>
           </w:p>
           <w:p>
@@ -3026,7 +8451,7 @@
 </file>
 
 <file path=word/numbering.xml><?xml version="1.0" encoding="utf-8"?>
-<w:numbering xmlns:wpc="http://schemas.microsoft.com/office/word/2010/wordprocessingCanvas" xmlns:cx="http://schemas.microsoft.com/office/drawing/2014/chartex" xmlns:cx1="http://schemas.microsoft.com/office/drawing/2015/9/8/chartex" xmlns:mc="http://schemas.openxmlformats.org/markup-compatibility/2006" xmlns:o="urn:schemas-microsoft-com:office:office" xmlns:r="http://schemas.openxmlformats.org/officeDocument/2006/relationships" xmlns:m="http://schemas.openxmlformats.org/officeDocument/2006/math" xmlns:v="urn:schemas-microsoft-com:vml" xmlns:wp14="http://schemas.microsoft.com/office/word/2010/wordprocessingDrawing" xmlns:wp="http://schemas.openxmlformats.org/drawingml/2006/wordprocessingDrawing" xmlns:w10="urn:schemas-microsoft-com:office:word" xmlns:w="http://schemas.openxmlformats.org/wordprocessingml/2006/main" xmlns:w14="http://schemas.microsoft.com/office/word/2010/wordml" xmlns:w15="http://schemas.microsoft.com/office/word/2012/wordml" xmlns:w16se="http://schemas.microsoft.com/office/word/2015/wordml/symex" xmlns:wpg="http://schemas.microsoft.com/office/word/2010/wordprocessingGroup" xmlns:wpi="http://schemas.microsoft.com/office/word/2010/wordprocessingInk" xmlns:wne="http://schemas.microsoft.com/office/word/2006/wordml" xmlns:wps="http://schemas.microsoft.com/office/word/2010/wordprocessingShape" mc:Ignorable="w14 w15 w16se wp14">
+<w:numbering xmlns:wpc="http://schemas.microsoft.com/office/word/2010/wordprocessingCanvas" xmlns:cx="http://schemas.microsoft.com/office/drawing/2014/chartex" xmlns:cx1="http://schemas.microsoft.com/office/drawing/2015/9/8/chartex" xmlns:cx2="http://schemas.microsoft.com/office/drawing/2015/10/21/chartex" xmlns:cx3="http://schemas.microsoft.com/office/drawing/2016/5/9/chartex" xmlns:cx4="http://schemas.microsoft.com/office/drawing/2016/5/10/chartex" xmlns:cx5="http://schemas.microsoft.com/office/drawing/2016/5/11/chartex" xmlns:cx6="http://schemas.microsoft.com/office/drawing/2016/5/12/chartex" xmlns:cx7="http://schemas.microsoft.com/office/drawing/2016/5/13/chartex" xmlns:cx8="http://schemas.microsoft.com/office/drawing/2016/5/14/chartex" xmlns:mc="http://schemas.openxmlformats.org/markup-compatibility/2006" xmlns:aink="http://schemas.microsoft.com/office/drawing/2016/ink" xmlns:am3d="http://schemas.microsoft.com/office/drawing/2017/model3d" xmlns:o="urn:schemas-microsoft-com:office:office" xmlns:oel="http://schemas.microsoft.com/office/2019/extlst" xmlns:r="http://schemas.openxmlformats.org/officeDocument/2006/relationships" xmlns:m="http://schemas.openxmlformats.org/officeDocument/2006/math" xmlns:v="urn:schemas-microsoft-com:vml" xmlns:wp14="http://schemas.microsoft.com/office/word/2010/wordprocessingDrawing" xmlns:wp="http://schemas.openxmlformats.org/drawingml/2006/wordprocessingDrawing" xmlns:w10="urn:schemas-microsoft-com:office:word" xmlns:w="http://schemas.openxmlformats.org/wordprocessingml/2006/main" xmlns:w14="http://schemas.microsoft.com/office/word/2010/wordml" xmlns:w15="http://schemas.microsoft.com/office/word/2012/wordml" xmlns:w16cex="http://schemas.microsoft.com/office/word/2018/wordml/cex" xmlns:w16cid="http://schemas.microsoft.com/office/word/2016/wordml/cid" xmlns:w16="http://schemas.microsoft.com/office/word/2018/wordml" xmlns:w16du="http://schemas.microsoft.com/office/word/2023/wordml/word16du" xmlns:w16sdtdh="http://schemas.microsoft.com/office/word/2020/wordml/sdtdatahash" xmlns:w16sdtfl="http://schemas.microsoft.com/office/word/2024/wordml/sdtformatlock" xmlns:w16se="http://schemas.microsoft.com/office/word/2015/wordml/symex" xmlns:wpg="http://schemas.microsoft.com/office/word/2010/wordprocessingGroup" xmlns:wpi="http://schemas.microsoft.com/office/word/2010/wordprocessingInk" xmlns:wne="http://schemas.microsoft.com/office/word/2006/wordml" xmlns:wps="http://schemas.microsoft.com/office/word/2010/wordprocessingShape" mc:Ignorable="w14 w15 w16se w16cid w16 w16cex w16sdtdh w16sdtfl w16du wp14">
   <w:abstractNum w:abstractNumId="0" w15:restartNumberingAfterBreak="0">
     <w:nsid w:val="2DD33241"/>
     <w:multiLevelType w:val="hybridMultilevel"/>
@@ -4022,38 +9447,38 @@
       </w:rPr>
     </w:lvl>
   </w:abstractNum>
-  <w:num w:numId="1">
+  <w:num w:numId="1" w16cid:durableId="864487505">
     <w:abstractNumId w:val="1"/>
   </w:num>
-  <w:num w:numId="2">
+  <w:num w:numId="2" w16cid:durableId="784349914">
     <w:abstractNumId w:val="6"/>
   </w:num>
-  <w:num w:numId="3">
+  <w:num w:numId="3" w16cid:durableId="1149709195">
     <w:abstractNumId w:val="7"/>
   </w:num>
-  <w:num w:numId="4">
+  <w:num w:numId="4" w16cid:durableId="966543482">
     <w:abstractNumId w:val="2"/>
   </w:num>
-  <w:num w:numId="5">
+  <w:num w:numId="5" w16cid:durableId="1584483831">
     <w:abstractNumId w:val="0"/>
   </w:num>
-  <w:num w:numId="6">
+  <w:num w:numId="6" w16cid:durableId="793906962">
     <w:abstractNumId w:val="3"/>
   </w:num>
-  <w:num w:numId="7">
+  <w:num w:numId="7" w16cid:durableId="71585536">
     <w:abstractNumId w:val="4"/>
   </w:num>
-  <w:num w:numId="8">
+  <w:num w:numId="8" w16cid:durableId="376779972">
     <w:abstractNumId w:val="5"/>
   </w:num>
-  <w:num w:numId="9">
+  <w:num w:numId="9" w16cid:durableId="1504392293">
     <w:abstractNumId w:val="8"/>
   </w:num>
 </w:numbering>
 </file>
 
 <file path=word/styles.xml><?xml version="1.0" encoding="utf-8"?>
-<w:styles xmlns:mc="http://schemas.openxmlformats.org/markup-compatibility/2006" xmlns:r="http://schemas.openxmlformats.org/officeDocument/2006/relationships" xmlns:w="http://schemas.openxmlformats.org/wordprocessingml/2006/main" xmlns:w14="http://schemas.microsoft.com/office/word/2010/wordml" xmlns:w15="http://schemas.microsoft.com/office/word/2012/wordml" xmlns:w16se="http://schemas.microsoft.com/office/word/2015/wordml/symex" mc:Ignorable="w14 w15 w16se">
+<w:styles xmlns:mc="http://schemas.openxmlformats.org/markup-compatibility/2006" xmlns:r="http://schemas.openxmlformats.org/officeDocument/2006/relationships" xmlns:w="http://schemas.openxmlformats.org/wordprocessingml/2006/main" xmlns:w14="http://schemas.microsoft.com/office/word/2010/wordml" xmlns:w15="http://schemas.microsoft.com/office/word/2012/wordml" xmlns:w16cex="http://schemas.microsoft.com/office/word/2018/wordml/cex" xmlns:w16cid="http://schemas.microsoft.com/office/word/2016/wordml/cid" xmlns:w16="http://schemas.microsoft.com/office/word/2018/wordml" xmlns:w16du="http://schemas.microsoft.com/office/word/2023/wordml/word16du" xmlns:w16sdtdh="http://schemas.microsoft.com/office/word/2020/wordml/sdtdatahash" xmlns:w16sdtfl="http://schemas.microsoft.com/office/word/2024/wordml/sdtformatlock" xmlns:w16se="http://schemas.microsoft.com/office/word/2015/wordml/symex" mc:Ignorable="w14 w15 w16se w16cid w16 w16cex w16sdtdh w16sdtfl w16du">
   <w:docDefaults>
     <w:rPrDefault>
       <w:rPr>
@@ -4063,7 +9488,7 @@
     </w:rPrDefault>
     <w:pPrDefault/>
   </w:docDefaults>
-  <w:latentStyles w:defLockedState="0" w:defUIPriority="99" w:defSemiHidden="0" w:defUnhideWhenUsed="0" w:defQFormat="0" w:count="371">
+  <w:latentStyles w:defLockedState="0" w:defUIPriority="99" w:defSemiHidden="0" w:defUnhideWhenUsed="0" w:defQFormat="0" w:count="376">
     <w:lsdException w:name="Normal" w:locked="1" w:uiPriority="0" w:qFormat="1"/>
     <w:lsdException w:name="heading 1" w:locked="1" w:uiPriority="0" w:qFormat="1"/>
     <w:lsdException w:name="heading 2" w:locked="1" w:uiPriority="0" w:qFormat="1"/>
@@ -4435,6 +9860,11 @@
     <w:lsdException w:name="List Table 5 Dark Accent 6" w:uiPriority="50"/>
     <w:lsdException w:name="List Table 6 Colorful Accent 6" w:uiPriority="51"/>
     <w:lsdException w:name="List Table 7 Colorful Accent 6" w:uiPriority="52"/>
+    <w:lsdException w:name="Mention" w:semiHidden="1" w:unhideWhenUsed="1"/>
+    <w:lsdException w:name="Smart Hyperlink" w:semiHidden="1" w:unhideWhenUsed="1"/>
+    <w:lsdException w:name="Hashtag" w:semiHidden="1" w:unhideWhenUsed="1"/>
+    <w:lsdException w:name="Unresolved Mention" w:semiHidden="1" w:unhideWhenUsed="1"/>
+    <w:lsdException w:name="Smart Link" w:semiHidden="1" w:unhideWhenUsed="1"/>
   </w:latentStyles>
   <w:style w:type="paragraph" w:default="1" w:styleId="Normal">
     <w:name w:val="Normal"/>
@@ -4984,6 +10414,30 @@
 </file>
 
 <file path=customXml/item1.xml><?xml version="1.0" encoding="utf-8"?>
+<?mso-contentType ?>
+<FormTemplates xmlns="http://schemas.microsoft.com/sharepoint/v3/contenttype/forms">
+  <Display>DocumentLibraryForm</Display>
+  <Edit>DocumentLibraryForm</Edit>
+  <New>DocumentLibraryForm</New>
+</FormTemplates>
+</file>
+
+<file path=customXml/item2.xml><?xml version="1.0" encoding="utf-8"?>
+<p:properties xmlns:p="http://schemas.microsoft.com/office/2006/metadata/properties" xmlns:xsi="http://www.w3.org/2001/XMLSchema-instance" xmlns:pc="http://schemas.microsoft.com/office/infopath/2007/PartnerControls">
+  <documentManagement>
+    <AlternateThumbnailUrl xmlns="http://schemas.microsoft.com/sharepoint/v3">
+      <Url xsi:nil="true"/>
+      <Description xsi:nil="true"/>
+    </AlternateThumbnailUrl>
+    <VideoThumbnail xmlns="4ae7861e-4bff-47fb-9754-a3da037d4eb5" xsi:nil="true"/>
+    <ImageCreateDate xmlns="http://schemas.microsoft.com/sharepoint/v3" xsi:nil="true"/>
+    <GetImgForVideo xmlns="4ae7861e-4bff-47fb-9754-a3da037d4eb5" xsi:nil="true"/>
+    <Description xmlns="http://schemas.microsoft.com/sharepoint/v3" xsi:nil="true"/>
+  </documentManagement>
+</p:properties>
+</file>
+
+<file path=customXml/item3.xml><?xml version="1.0" encoding="utf-8"?>
 <ct:contentTypeSchema xmlns:ct="http://schemas.microsoft.com/office/2006/metadata/contentType" xmlns:ma="http://schemas.microsoft.com/office/2006/metadata/properties/metaAttributes" ct:_="" ma:_="" ma:contentTypeName="Picture" ma:contentTypeID="0x0101020088C615AFA6081A4EAC6D0C7B5DE5004C" ma:contentTypeVersion="3" ma:contentTypeDescription="Upload an image or a photograph." ma:contentTypeScope="" ma:versionID="8a358c36b680c6236bc77b7a1286c80c">
   <xsd:schema xmlns:xsd="http://www.w3.org/2001/XMLSchema" xmlns:xs="http://www.w3.org/2001/XMLSchema" xmlns:p="http://schemas.microsoft.com/office/2006/metadata/properties" xmlns:ns1="http://schemas.microsoft.com/sharepoint/v3" xmlns:ns2="4ae7861e-4bff-47fb-9754-a3da037d4eb5" targetNamespace="http://schemas.microsoft.com/office/2006/metadata/properties" ma:root="true" ma:fieldsID="1315e3235dfc98430f19347398624d38" ns1:_="" ns2:_="">
     <xsd:import namespace="http://schemas.microsoft.com/sharepoint/v3"/>
@@ -5171,31 +10625,26 @@
 </ct:contentTypeSchema>
 </file>
 
-<file path=customXml/item2.xml><?xml version="1.0" encoding="utf-8"?>
-<p:properties xmlns:p="http://schemas.microsoft.com/office/2006/metadata/properties" xmlns:xsi="http://www.w3.org/2001/XMLSchema-instance" xmlns:pc="http://schemas.microsoft.com/office/infopath/2007/PartnerControls">
-  <documentManagement>
-    <AlternateThumbnailUrl xmlns="http://schemas.microsoft.com/sharepoint/v3">
-      <Url xsi:nil="true"/>
-      <Description xsi:nil="true"/>
-    </AlternateThumbnailUrl>
-    <VideoThumbnail xmlns="4ae7861e-4bff-47fb-9754-a3da037d4eb5" xsi:nil="true"/>
-    <ImageCreateDate xmlns="http://schemas.microsoft.com/sharepoint/v3" xsi:nil="true"/>
-    <GetImgForVideo xmlns="4ae7861e-4bff-47fb-9754-a3da037d4eb5" xsi:nil="true"/>
-    <Description xmlns="http://schemas.microsoft.com/sharepoint/v3" xsi:nil="true"/>
-  </documentManagement>
-</p:properties>
+<file path=customXml/itemProps1.xml><?xml version="1.0" encoding="utf-8"?>
+<ds:datastoreItem xmlns:ds="http://schemas.openxmlformats.org/officeDocument/2006/customXml" ds:itemID="{AFD07A8A-035B-44B3-8740-60045F8E4C9F}">
+  <ds:schemaRefs>
+    <ds:schemaRef ds:uri="http://schemas.microsoft.com/sharepoint/v3/contenttype/forms"/>
+  </ds:schemaRefs>
+</ds:datastoreItem>
 </file>
 
-<file path=customXml/item3.xml><?xml version="1.0" encoding="utf-8"?>
-<?mso-contentType ?>
-<FormTemplates xmlns="http://schemas.microsoft.com/sharepoint/v3/contenttype/forms">
-  <Display>DocumentLibraryForm</Display>
-  <Edit>DocumentLibraryForm</Edit>
-  <New>DocumentLibraryForm</New>
-</FormTemplates>
+<file path=customXml/itemProps2.xml><?xml version="1.0" encoding="utf-8"?>
+<ds:datastoreItem xmlns:ds="http://schemas.openxmlformats.org/officeDocument/2006/customXml" ds:itemID="{DFBF5159-804B-4563-9B15-6A0468B25410}">
+  <ds:schemaRefs>
+    <ds:schemaRef ds:uri="http://schemas.microsoft.com/office/2006/metadata/properties"/>
+    <ds:schemaRef ds:uri="http://schemas.microsoft.com/office/infopath/2007/PartnerControls"/>
+    <ds:schemaRef ds:uri="http://schemas.microsoft.com/sharepoint/v3"/>
+    <ds:schemaRef ds:uri="4ae7861e-4bff-47fb-9754-a3da037d4eb5"/>
+  </ds:schemaRefs>
+</ds:datastoreItem>
 </file>
 
-<file path=customXml/itemProps1.xml><?xml version="1.0" encoding="utf-8"?>
+<file path=customXml/itemProps3.xml><?xml version="1.0" encoding="utf-8"?>
 <ds:datastoreItem xmlns:ds="http://schemas.openxmlformats.org/officeDocument/2006/customXml" ds:itemID="{8032CC91-C47F-435F-963C-35AB8945FB24}">
   <ds:schemaRefs>
     <ds:schemaRef ds:uri="http://schemas.microsoft.com/office/2006/metadata/contentType"/>
@@ -5212,23 +10661,4 @@
     <ds:schemaRef ds:uri="http://schemas.microsoft.com/internal/obd"/>
   </ds:schemaRefs>
 </ds:datastoreItem>
-</file>
-
-<file path=customXml/itemProps2.xml><?xml version="1.0" encoding="utf-8"?>
-<ds:datastoreItem xmlns:ds="http://schemas.openxmlformats.org/officeDocument/2006/customXml" ds:itemID="{DFBF5159-804B-4563-9B15-6A0468B25410}">
-  <ds:schemaRefs>
-    <ds:schemaRef ds:uri="http://schemas.microsoft.com/office/2006/metadata/properties"/>
-    <ds:schemaRef ds:uri="http://schemas.microsoft.com/office/infopath/2007/PartnerControls"/>
-    <ds:schemaRef ds:uri="http://schemas.microsoft.com/sharepoint/v3"/>
-    <ds:schemaRef ds:uri="4ae7861e-4bff-47fb-9754-a3da037d4eb5"/>
-  </ds:schemaRefs>
-</ds:datastoreItem>
-</file>
-
-<file path=customXml/itemProps3.xml><?xml version="1.0" encoding="utf-8"?>
-<ds:datastoreItem xmlns:ds="http://schemas.openxmlformats.org/officeDocument/2006/customXml" ds:itemID="{AFD07A8A-035B-44B3-8740-60045F8E4C9F}">
-  <ds:schemaRefs>
-    <ds:schemaRef ds:uri="http://schemas.microsoft.com/sharepoint/v3/contenttype/forms"/>
-  </ds:schemaRefs>
-</ds:datastoreItem>
 </file>